--- a/COMPARISONS.docx
+++ b/COMPARISONS.docx
@@ -39,7 +39,7 @@
         <w:spacing w:after="140"/>
       </w:pPr>
       <w:r>
-        <w:t xml:space="preserve">Three sets of comparisons:</w:t>
+        <w:t xml:space="preserve">Two sets of comparisons:</w:t>
       </w:r>
     </w:p>
     <w:p>
@@ -66,19 +66,6 @@
       </w:pPr>
       <w:r>
         <w:t xml:space="preserve">Claude models — Opus vs Sonnet vs Haiku</w:t>
-      </w:r>
-    </w:p>
-    <w:p>
-      <w:pPr>
-        <w:pStyle w:val="ListParagraph"/>
-        <w:numPr>
-          <w:ilvl w:val="0"/>
-          <w:numId w:val="2"/>
-        </w:numPr>
-        <w:spacing w:after="80"/>
-      </w:pPr>
-      <w:r>
-        <w:t xml:space="preserve">Stack tools — n8n vs alternatives, Firebase vs alternatives, Lovable vs alternatives</w:t>
       </w:r>
     </w:p>
     <w:p>
@@ -4355,12 +4342,17 @@
       </w:r>
     </w:p>
     <w:p>
+      <w:r>
+        <w:br w:type="page"/>
+      </w:r>
+    </w:p>
+    <w:p>
       <w:pPr>
         <w:pStyle w:val="Heading1"/>
         <w:spacing w:after="200" w:before="320"/>
       </w:pPr>
       <w:r>
-        <w:t xml:space="preserve">3. Tool Comparisons</w:t>
+        <w:t xml:space="preserve">3. Why We Picked the Code-First Approach for This POC</w:t>
       </w:r>
     </w:p>
     <w:p>
@@ -4368,67 +4360,7 @@
         <w:spacing w:after="140"/>
       </w:pPr>
       <w:r>
-        <w:t xml:space="preserve">Three separate tool decisions in the low-code stack:</w:t>
-      </w:r>
-    </w:p>
-    <w:p>
-      <w:pPr>
-        <w:pStyle w:val="ListParagraph"/>
-        <w:numPr>
-          <w:ilvl w:val="0"/>
-          <w:numId w:val="3"/>
-        </w:numPr>
-        <w:spacing w:after="80"/>
-      </w:pPr>
-      <w:r>
-        <w:rPr>
-          <w:b/>
-          <w:bCs/>
-        </w:rPr>
-        <w:t xml:space="preserve">Orchestration</w:t>
-      </w:r>
-      <w:r>
-        <w:t xml:space="preserve"> (which step happens when): n8n vs alternatives</w:t>
-      </w:r>
-    </w:p>
-    <w:p>
-      <w:pPr>
-        <w:pStyle w:val="ListParagraph"/>
-        <w:numPr>
-          <w:ilvl w:val="0"/>
-          <w:numId w:val="3"/>
-        </w:numPr>
-        <w:spacing w:after="80"/>
-      </w:pPr>
-      <w:r>
-        <w:rPr>
-          <w:b/>
-          <w:bCs/>
-        </w:rPr>
-        <w:t xml:space="preserve">Storage &amp; database</w:t>
-      </w:r>
-      <w:r>
-        <w:t xml:space="preserve"> (where PDFs and results live): Firebase vs alternatives</w:t>
-      </w:r>
-    </w:p>
-    <w:p>
-      <w:pPr>
-        <w:pStyle w:val="ListParagraph"/>
-        <w:numPr>
-          <w:ilvl w:val="0"/>
-          <w:numId w:val="3"/>
-        </w:numPr>
-        <w:spacing w:after="80"/>
-      </w:pPr>
-      <w:r>
-        <w:rPr>
-          <w:b/>
-          <w:bCs/>
-        </w:rPr>
-        <w:t xml:space="preserve">Frontend</w:t>
-      </w:r>
-      <w:r>
-        <w:t xml:space="preserve"> (what the user sees): Lovable vs alternatives</w:t>
+        <w:t xml:space="preserve">We seriously considered building both paths in parallel — Python + Streamlit AND n8n + Firebase + Lovable — and ended up shipping only the code-first version. Same AI model, same schema, same guardrail. Different tooling. Here is the honest reasoning.</w:t>
       </w:r>
     </w:p>
     <w:p>
@@ -4437,22 +4369,7 @@
         <w:spacing w:after="160" w:before="260"/>
       </w:pPr>
       <w:r>
-        <w:t xml:space="preserve">3.1 Orchestration — n8n vs alternatives</w:t>
-      </w:r>
-    </w:p>
-    <w:p>
-      <w:pPr>
-        <w:spacing w:after="140"/>
-      </w:pPr>
-      <w:r>
-        <w:rPr>
-          <w:b/>
-          <w:bCs/>
-        </w:rPr>
-        <w:t xml:space="preserve">What orchestration means in plain English:</w:t>
-      </w:r>
-      <w:r>
-        <w:t xml:space="preserve"> the tool that says "when a user uploads a PDF, first save it, then call the AI, then check the result, then save the answer." It’s the recipe-runner.</w:t>
+        <w:t xml:space="preserve">3.1 The two candidates, side by side</w:t>
       </w:r>
     </w:p>
     <w:tbl>
@@ -4468,12 +4385,9 @@
         </w:tblBorders>
       </w:tblPr>
       <w:tblGrid>
-        <w:gridCol w:w="1500"/>
-        <w:gridCol w:w="2200"/>
-        <w:gridCol w:w="1595"/>
-        <w:gridCol w:w="1595"/>
-        <w:gridCol w:w="1595"/>
-        <w:gridCol w:w="1595"/>
+        <w:gridCol w:w="3000"/>
+        <w:gridCol w:w="3540"/>
+        <w:gridCol w:w="3540"/>
       </w:tblGrid>
       <w:tr>
         <w:trPr>
@@ -4481,7 +4395,7 @@
         </w:trPr>
         <w:tc>
           <w:tcPr>
-            <w:tcW w:type="dxa" w:w="1500"/>
+            <w:tcW w:type="dxa" w:w="3000"/>
             <w:tcBorders>
               <w:top w:val="single" w:color="BFBFBF" w:sz="4"/>
               <w:left w:val="single" w:color="BFBFBF" w:sz="4"/>
@@ -4507,13 +4421,13 @@
                 <w:sz w:val="20"/>
                 <w:szCs w:val="20"/>
               </w:rPr>
-              <w:t xml:space="preserve">Tool</w:t>
-            </w:r>
-          </w:p>
-        </w:tc>
-        <w:tc>
-          <w:tcPr>
-            <w:tcW w:type="dxa" w:w="2200"/>
+              <w:t xml:space="preserve">Dimension</w:t>
+            </w:r>
+          </w:p>
+        </w:tc>
+        <w:tc>
+          <w:tcPr>
+            <w:tcW w:type="dxa" w:w="3540"/>
             <w:tcBorders>
               <w:top w:val="single" w:color="BFBFBF" w:sz="4"/>
               <w:left w:val="single" w:color="BFBFBF" w:sz="4"/>
@@ -4539,13 +4453,13 @@
                 <w:sz w:val="20"/>
                 <w:szCs w:val="20"/>
               </w:rPr>
-              <w:t xml:space="preserve">What it is</w:t>
-            </w:r>
-          </w:p>
-        </w:tc>
-        <w:tc>
-          <w:tcPr>
-            <w:tcW w:type="dxa" w:w="1595"/>
+              <w:t xml:space="preserve">Code-first (chosen)</w:t>
+            </w:r>
+          </w:p>
+        </w:tc>
+        <w:tc>
+          <w:tcPr>
+            <w:tcW w:type="dxa" w:w="3540"/>
             <w:tcBorders>
               <w:top w:val="single" w:color="BFBFBF" w:sz="4"/>
               <w:left w:val="single" w:color="BFBFBF" w:sz="4"/>
@@ -4571,103 +4485,7 @@
                 <w:sz w:val="20"/>
                 <w:szCs w:val="20"/>
               </w:rPr>
-              <w:t xml:space="preserve">POC strengths</w:t>
-            </w:r>
-          </w:p>
-        </w:tc>
-        <w:tc>
-          <w:tcPr>
-            <w:tcW w:type="dxa" w:w="1595"/>
-            <w:tcBorders>
-              <w:top w:val="single" w:color="BFBFBF" w:sz="4"/>
-              <w:left w:val="single" w:color="BFBFBF" w:sz="4"/>
-              <w:bottom w:val="single" w:color="BFBFBF" w:sz="4"/>
-              <w:right w:val="single" w:color="BFBFBF" w:sz="4"/>
-            </w:tcBorders>
-            <w:shd w:fill="E7EEF5" w:val="clear"/>
-            <w:tcMar>
-              <w:top w:type="dxa" w:w="100"/>
-              <w:left w:type="dxa" w:w="140"/>
-              <w:bottom w:type="dxa" w:w="100"/>
-              <w:right w:type="dxa" w:w="140"/>
-            </w:tcMar>
-          </w:tcPr>
-          <w:p>
-            <w:pPr>
-              <w:spacing w:after="40"/>
-            </w:pPr>
-            <w:r>
-              <w:rPr>
-                <w:b/>
-                <w:bCs/>
-                <w:sz w:val="20"/>
-                <w:szCs w:val="20"/>
-              </w:rPr>
-              <w:t xml:space="preserve">POC weaknesses</w:t>
-            </w:r>
-          </w:p>
-        </w:tc>
-        <w:tc>
-          <w:tcPr>
-            <w:tcW w:type="dxa" w:w="1595"/>
-            <w:tcBorders>
-              <w:top w:val="single" w:color="BFBFBF" w:sz="4"/>
-              <w:left w:val="single" w:color="BFBFBF" w:sz="4"/>
-              <w:bottom w:val="single" w:color="BFBFBF" w:sz="4"/>
-              <w:right w:val="single" w:color="BFBFBF" w:sz="4"/>
-            </w:tcBorders>
-            <w:shd w:fill="E7EEF5" w:val="clear"/>
-            <w:tcMar>
-              <w:top w:type="dxa" w:w="100"/>
-              <w:left w:type="dxa" w:w="140"/>
-              <w:bottom w:type="dxa" w:w="100"/>
-              <w:right w:type="dxa" w:w="140"/>
-            </w:tcMar>
-          </w:tcPr>
-          <w:p>
-            <w:pPr>
-              <w:spacing w:after="40"/>
-            </w:pPr>
-            <w:r>
-              <w:rPr>
-                <w:b/>
-                <w:bCs/>
-                <w:sz w:val="20"/>
-                <w:szCs w:val="20"/>
-              </w:rPr>
-              <w:t xml:space="preserve">Scale strengths</w:t>
-            </w:r>
-          </w:p>
-        </w:tc>
-        <w:tc>
-          <w:tcPr>
-            <w:tcW w:type="dxa" w:w="1595"/>
-            <w:tcBorders>
-              <w:top w:val="single" w:color="BFBFBF" w:sz="4"/>
-              <w:left w:val="single" w:color="BFBFBF" w:sz="4"/>
-              <w:bottom w:val="single" w:color="BFBFBF" w:sz="4"/>
-              <w:right w:val="single" w:color="BFBFBF" w:sz="4"/>
-            </w:tcBorders>
-            <w:shd w:fill="E7EEF5" w:val="clear"/>
-            <w:tcMar>
-              <w:top w:type="dxa" w:w="100"/>
-              <w:left w:type="dxa" w:w="140"/>
-              <w:bottom w:type="dxa" w:w="100"/>
-              <w:right w:type="dxa" w:w="140"/>
-            </w:tcMar>
-          </w:tcPr>
-          <w:p>
-            <w:pPr>
-              <w:spacing w:after="40"/>
-            </w:pPr>
-            <w:r>
-              <w:rPr>
-                <w:b/>
-                <w:bCs/>
-                <w:sz w:val="20"/>
-                <w:szCs w:val="20"/>
-              </w:rPr>
-              <w:t xml:space="preserve">Scale weaknesses</w:t>
+              <w:t xml:space="preserve">Low-code alternative</w:t>
             </w:r>
           </w:p>
         </w:tc>
@@ -4678,151 +4496,76 @@
         </w:trPr>
         <w:tc>
           <w:tcPr>
-            <w:tcW w:type="dxa" w:w="1500"/>
-            <w:tcBorders>
-              <w:top w:val="single" w:color="BFBFBF" w:sz="4"/>
-              <w:left w:val="single" w:color="BFBFBF" w:sz="4"/>
-              <w:bottom w:val="single" w:color="BFBFBF" w:sz="4"/>
-              <w:right w:val="single" w:color="BFBFBF" w:sz="4"/>
-            </w:tcBorders>
-            <w:tcMar>
-              <w:top w:type="dxa" w:w="100"/>
-              <w:left w:type="dxa" w:w="140"/>
-              <w:bottom w:type="dxa" w:w="100"/>
-              <w:right w:type="dxa" w:w="140"/>
-            </w:tcMar>
-          </w:tcPr>
-          <w:p>
-            <w:pPr>
-              <w:spacing w:after="40"/>
-            </w:pPr>
-            <w:r>
-              <w:t xml:space="preserve">n8n (chosen)</w:t>
-            </w:r>
-          </w:p>
-        </w:tc>
-        <w:tc>
-          <w:tcPr>
-            <w:tcW w:type="dxa" w:w="2200"/>
-            <w:tcBorders>
-              <w:top w:val="single" w:color="BFBFBF" w:sz="4"/>
-              <w:left w:val="single" w:color="BFBFBF" w:sz="4"/>
-              <w:bottom w:val="single" w:color="BFBFBF" w:sz="4"/>
-              <w:right w:val="single" w:color="BFBFBF" w:sz="4"/>
-            </w:tcBorders>
-            <w:tcMar>
-              <w:top w:type="dxa" w:w="100"/>
-              <w:left w:type="dxa" w:w="140"/>
-              <w:bottom w:type="dxa" w:w="100"/>
-              <w:right w:type="dxa" w:w="140"/>
-            </w:tcMar>
-          </w:tcPr>
-          <w:p>
-            <w:pPr>
-              <w:spacing w:after="40"/>
-            </w:pPr>
-            <w:r>
-              <w:t xml:space="preserve">Open-source visual workflow builder.</w:t>
-            </w:r>
-          </w:p>
-        </w:tc>
-        <w:tc>
-          <w:tcPr>
-            <w:tcW w:type="dxa" w:w="1595"/>
-            <w:tcBorders>
-              <w:top w:val="single" w:color="BFBFBF" w:sz="4"/>
-              <w:left w:val="single" w:color="BFBFBF" w:sz="4"/>
-              <w:bottom w:val="single" w:color="BFBFBF" w:sz="4"/>
-              <w:right w:val="single" w:color="BFBFBF" w:sz="4"/>
-            </w:tcBorders>
-            <w:tcMar>
-              <w:top w:type="dxa" w:w="100"/>
-              <w:left w:type="dxa" w:w="140"/>
-              <w:bottom w:type="dxa" w:w="100"/>
-              <w:right w:type="dxa" w:w="140"/>
-            </w:tcMar>
-          </w:tcPr>
-          <w:p>
-            <w:pPr>
-              <w:spacing w:after="40"/>
-            </w:pPr>
-            <w:r>
-              <w:t xml:space="preserve">Visual — non-engineers can follow. "Code" node for the hard bits. Self-hostable. Workflows are git-able.</w:t>
-            </w:r>
-          </w:p>
-        </w:tc>
-        <w:tc>
-          <w:tcPr>
-            <w:tcW w:type="dxa" w:w="1595"/>
-            <w:tcBorders>
-              <w:top w:val="single" w:color="BFBFBF" w:sz="4"/>
-              <w:left w:val="single" w:color="BFBFBF" w:sz="4"/>
-              <w:bottom w:val="single" w:color="BFBFBF" w:sz="4"/>
-              <w:right w:val="single" w:color="BFBFBF" w:sz="4"/>
-            </w:tcBorders>
-            <w:tcMar>
-              <w:top w:type="dxa" w:w="100"/>
-              <w:left w:type="dxa" w:w="140"/>
-              <w:bottom w:type="dxa" w:w="100"/>
-              <w:right w:type="dxa" w:w="140"/>
-            </w:tcMar>
-          </w:tcPr>
-          <w:p>
-            <w:pPr>
-              <w:spacing w:after="40"/>
-            </w:pPr>
-            <w:r>
-              <w:t xml:space="preserve">Adds vendor accounts to set up. Debugging is per-node, not line-by-line.</w:t>
-            </w:r>
-          </w:p>
-        </w:tc>
-        <w:tc>
-          <w:tcPr>
-            <w:tcW w:type="dxa" w:w="1595"/>
-            <w:tcBorders>
-              <w:top w:val="single" w:color="BFBFBF" w:sz="4"/>
-              <w:left w:val="single" w:color="BFBFBF" w:sz="4"/>
-              <w:bottom w:val="single" w:color="BFBFBF" w:sz="4"/>
-              <w:right w:val="single" w:color="BFBFBF" w:sz="4"/>
-            </w:tcBorders>
-            <w:tcMar>
-              <w:top w:type="dxa" w:w="100"/>
-              <w:left w:type="dxa" w:w="140"/>
-              <w:bottom w:type="dxa" w:w="100"/>
-              <w:right w:type="dxa" w:w="140"/>
-            </w:tcMar>
-          </w:tcPr>
-          <w:p>
-            <w:pPr>
-              <w:spacing w:after="40"/>
-            </w:pPr>
-            <w:r>
-              <w:t xml:space="preserve">Handles retries, scheduling, error handling out of the box. Self-host = no per-run pricing. Ops can maintain.</w:t>
-            </w:r>
-          </w:p>
-        </w:tc>
-        <w:tc>
-          <w:tcPr>
-            <w:tcW w:type="dxa" w:w="1595"/>
-            <w:tcBorders>
-              <w:top w:val="single" w:color="BFBFBF" w:sz="4"/>
-              <w:left w:val="single" w:color="BFBFBF" w:sz="4"/>
-              <w:bottom w:val="single" w:color="BFBFBF" w:sz="4"/>
-              <w:right w:val="single" w:color="BFBFBF" w:sz="4"/>
-            </w:tcBorders>
-            <w:tcMar>
-              <w:top w:type="dxa" w:w="100"/>
-              <w:left w:type="dxa" w:w="140"/>
-              <w:bottom w:type="dxa" w:w="100"/>
-              <w:right w:type="dxa" w:w="140"/>
-            </w:tcMar>
-          </w:tcPr>
-          <w:p>
-            <w:pPr>
-              <w:spacing w:after="40"/>
-            </w:pPr>
-            <w:r>
-              <w:t xml:space="preserve">Version control awkward (JSON blobs). Debugging complex flows slower than code.</w:t>
+            <w:tcW w:type="dxa" w:w="3000"/>
+            <w:tcBorders>
+              <w:top w:val="single" w:color="BFBFBF" w:sz="4"/>
+              <w:left w:val="single" w:color="BFBFBF" w:sz="4"/>
+              <w:bottom w:val="single" w:color="BFBFBF" w:sz="4"/>
+              <w:right w:val="single" w:color="BFBFBF" w:sz="4"/>
+            </w:tcBorders>
+            <w:tcMar>
+              <w:top w:type="dxa" w:w="100"/>
+              <w:left w:type="dxa" w:w="140"/>
+              <w:bottom w:type="dxa" w:w="100"/>
+              <w:right w:type="dxa" w:w="140"/>
+            </w:tcMar>
+          </w:tcPr>
+          <w:p>
+            <w:pPr>
+              <w:spacing w:after="40"/>
+            </w:pPr>
+            <w:r>
+              <w:t xml:space="preserve">Stack</w:t>
+            </w:r>
+          </w:p>
+        </w:tc>
+        <w:tc>
+          <w:tcPr>
+            <w:tcW w:type="dxa" w:w="3540"/>
+            <w:tcBorders>
+              <w:top w:val="single" w:color="BFBFBF" w:sz="4"/>
+              <w:left w:val="single" w:color="BFBFBF" w:sz="4"/>
+              <w:bottom w:val="single" w:color="BFBFBF" w:sz="4"/>
+              <w:right w:val="single" w:color="BFBFBF" w:sz="4"/>
+            </w:tcBorders>
+            <w:tcMar>
+              <w:top w:type="dxa" w:w="100"/>
+              <w:left w:type="dxa" w:w="140"/>
+              <w:bottom w:type="dxa" w:w="100"/>
+              <w:right w:type="dxa" w:w="140"/>
+            </w:tcMar>
+          </w:tcPr>
+          <w:p>
+            <w:pPr>
+              <w:spacing w:after="40"/>
+            </w:pPr>
+            <w:r>
+              <w:t xml:space="preserve">Python + Anthropic SDK + Streamlit</w:t>
+            </w:r>
+          </w:p>
+        </w:tc>
+        <w:tc>
+          <w:tcPr>
+            <w:tcW w:type="dxa" w:w="3540"/>
+            <w:tcBorders>
+              <w:top w:val="single" w:color="BFBFBF" w:sz="4"/>
+              <w:left w:val="single" w:color="BFBFBF" w:sz="4"/>
+              <w:bottom w:val="single" w:color="BFBFBF" w:sz="4"/>
+              <w:right w:val="single" w:color="BFBFBF" w:sz="4"/>
+            </w:tcBorders>
+            <w:tcMar>
+              <w:top w:type="dxa" w:w="100"/>
+              <w:left w:type="dxa" w:w="140"/>
+              <w:bottom w:type="dxa" w:w="100"/>
+              <w:right w:type="dxa" w:w="140"/>
+            </w:tcMar>
+          </w:tcPr>
+          <w:p>
+            <w:pPr>
+              <w:spacing w:after="40"/>
+            </w:pPr>
+            <w:r>
+              <w:t xml:space="preserve">n8n + Firebase + Lovable + Anthropic REST</w:t>
             </w:r>
           </w:p>
         </w:tc>
@@ -4833,157 +4576,79 @@
         </w:trPr>
         <w:tc>
           <w:tcPr>
-            <w:tcW w:type="dxa" w:w="1500"/>
-            <w:tcBorders>
-              <w:top w:val="single" w:color="BFBFBF" w:sz="4"/>
-              <w:left w:val="single" w:color="BFBFBF" w:sz="4"/>
-              <w:bottom w:val="single" w:color="BFBFBF" w:sz="4"/>
-              <w:right w:val="single" w:color="BFBFBF" w:sz="4"/>
-            </w:tcBorders>
-            <w:shd w:fill="F7F9FC" w:val="clear"/>
-            <w:tcMar>
-              <w:top w:type="dxa" w:w="100"/>
-              <w:left w:type="dxa" w:w="140"/>
-              <w:bottom w:type="dxa" w:w="100"/>
-              <w:right w:type="dxa" w:w="140"/>
-            </w:tcMar>
-          </w:tcPr>
-          <w:p>
-            <w:pPr>
-              <w:spacing w:after="40"/>
-            </w:pPr>
-            <w:r>
-              <w:t xml:space="preserve">Zapier</w:t>
-            </w:r>
-          </w:p>
-        </w:tc>
-        <w:tc>
-          <w:tcPr>
-            <w:tcW w:type="dxa" w:w="2200"/>
-            <w:tcBorders>
-              <w:top w:val="single" w:color="BFBFBF" w:sz="4"/>
-              <w:left w:val="single" w:color="BFBFBF" w:sz="4"/>
-              <w:bottom w:val="single" w:color="BFBFBF" w:sz="4"/>
-              <w:right w:val="single" w:color="BFBFBF" w:sz="4"/>
-            </w:tcBorders>
-            <w:shd w:fill="F7F9FC" w:val="clear"/>
-            <w:tcMar>
-              <w:top w:type="dxa" w:w="100"/>
-              <w:left w:type="dxa" w:w="140"/>
-              <w:bottom w:type="dxa" w:w="100"/>
-              <w:right w:type="dxa" w:w="140"/>
-            </w:tcMar>
-          </w:tcPr>
-          <w:p>
-            <w:pPr>
-              <w:spacing w:after="40"/>
-            </w:pPr>
-            <w:r>
-              <w:t xml:space="preserve">The most popular no-code automation tool.</w:t>
-            </w:r>
-          </w:p>
-        </w:tc>
-        <w:tc>
-          <w:tcPr>
-            <w:tcW w:type="dxa" w:w="1595"/>
-            <w:tcBorders>
-              <w:top w:val="single" w:color="BFBFBF" w:sz="4"/>
-              <w:left w:val="single" w:color="BFBFBF" w:sz="4"/>
-              <w:bottom w:val="single" w:color="BFBFBF" w:sz="4"/>
-              <w:right w:val="single" w:color="BFBFBF" w:sz="4"/>
-            </w:tcBorders>
-            <w:shd w:fill="F7F9FC" w:val="clear"/>
-            <w:tcMar>
-              <w:top w:type="dxa" w:w="100"/>
-              <w:left w:type="dxa" w:w="140"/>
-              <w:bottom w:type="dxa" w:w="100"/>
-              <w:right w:type="dxa" w:w="140"/>
-            </w:tcMar>
-          </w:tcPr>
-          <w:p>
-            <w:pPr>
-              <w:spacing w:after="40"/>
-            </w:pPr>
-            <w:r>
-              <w:t xml:space="preserve">Fastest setup if pre-built connectors cover you. Biggest integration library.</w:t>
-            </w:r>
-          </w:p>
-        </w:tc>
-        <w:tc>
-          <w:tcPr>
-            <w:tcW w:type="dxa" w:w="1595"/>
-            <w:tcBorders>
-              <w:top w:val="single" w:color="BFBFBF" w:sz="4"/>
-              <w:left w:val="single" w:color="BFBFBF" w:sz="4"/>
-              <w:bottom w:val="single" w:color="BFBFBF" w:sz="4"/>
-              <w:right w:val="single" w:color="BFBFBF" w:sz="4"/>
-            </w:tcBorders>
-            <w:shd w:fill="F7F9FC" w:val="clear"/>
-            <w:tcMar>
-              <w:top w:type="dxa" w:w="100"/>
-              <w:left w:type="dxa" w:w="140"/>
-              <w:bottom w:type="dxa" w:w="100"/>
-              <w:right w:type="dxa" w:w="140"/>
-            </w:tcMar>
-          </w:tcPr>
-          <w:p>
-            <w:pPr>
-              <w:spacing w:after="40"/>
-            </w:pPr>
-            <w:r>
-              <w:t xml:space="preserve">Per-run pricing gets expensive. Custom logic requires fighting the tool.</w:t>
-            </w:r>
-          </w:p>
-        </w:tc>
-        <w:tc>
-          <w:tcPr>
-            <w:tcW w:type="dxa" w:w="1595"/>
-            <w:tcBorders>
-              <w:top w:val="single" w:color="BFBFBF" w:sz="4"/>
-              <w:left w:val="single" w:color="BFBFBF" w:sz="4"/>
-              <w:bottom w:val="single" w:color="BFBFBF" w:sz="4"/>
-              <w:right w:val="single" w:color="BFBFBF" w:sz="4"/>
-            </w:tcBorders>
-            <w:shd w:fill="F7F9FC" w:val="clear"/>
-            <w:tcMar>
-              <w:top w:type="dxa" w:w="100"/>
-              <w:left w:type="dxa" w:w="140"/>
-              <w:bottom w:type="dxa" w:w="100"/>
-              <w:right w:type="dxa" w:w="140"/>
-            </w:tcMar>
-          </w:tcPr>
-          <w:p>
-            <w:pPr>
-              <w:spacing w:after="40"/>
-            </w:pPr>
-            <w:r>
-              <w:t xml:space="preserve">Great for small business, light volume.</w:t>
-            </w:r>
-          </w:p>
-        </w:tc>
-        <w:tc>
-          <w:tcPr>
-            <w:tcW w:type="dxa" w:w="1595"/>
-            <w:tcBorders>
-              <w:top w:val="single" w:color="BFBFBF" w:sz="4"/>
-              <w:left w:val="single" w:color="BFBFBF" w:sz="4"/>
-              <w:bottom w:val="single" w:color="BFBFBF" w:sz="4"/>
-              <w:right w:val="single" w:color="BFBFBF" w:sz="4"/>
-            </w:tcBorders>
-            <w:shd w:fill="F7F9FC" w:val="clear"/>
-            <w:tcMar>
-              <w:top w:type="dxa" w:w="100"/>
-              <w:left w:type="dxa" w:w="140"/>
-              <w:bottom w:type="dxa" w:w="100"/>
-              <w:right w:type="dxa" w:w="140"/>
-            </w:tcMar>
-          </w:tcPr>
-          <w:p>
-            <w:pPr>
-              <w:spacing w:after="40"/>
-            </w:pPr>
-            <w:r>
-              <w:t xml:space="preserve">Cost balloons at scale. Weak custom-code story. Not self-hostable.</w:t>
+            <w:tcW w:type="dxa" w:w="3000"/>
+            <w:tcBorders>
+              <w:top w:val="single" w:color="BFBFBF" w:sz="4"/>
+              <w:left w:val="single" w:color="BFBFBF" w:sz="4"/>
+              <w:bottom w:val="single" w:color="BFBFBF" w:sz="4"/>
+              <w:right w:val="single" w:color="BFBFBF" w:sz="4"/>
+            </w:tcBorders>
+            <w:shd w:fill="F7F9FC" w:val="clear"/>
+            <w:tcMar>
+              <w:top w:type="dxa" w:w="100"/>
+              <w:left w:type="dxa" w:w="140"/>
+              <w:bottom w:type="dxa" w:w="100"/>
+              <w:right w:type="dxa" w:w="140"/>
+            </w:tcMar>
+          </w:tcPr>
+          <w:p>
+            <w:pPr>
+              <w:spacing w:after="40"/>
+            </w:pPr>
+            <w:r>
+              <w:t xml:space="preserve">Where the pipeline runs</w:t>
+            </w:r>
+          </w:p>
+        </w:tc>
+        <w:tc>
+          <w:tcPr>
+            <w:tcW w:type="dxa" w:w="3540"/>
+            <w:tcBorders>
+              <w:top w:val="single" w:color="BFBFBF" w:sz="4"/>
+              <w:left w:val="single" w:color="BFBFBF" w:sz="4"/>
+              <w:bottom w:val="single" w:color="BFBFBF" w:sz="4"/>
+              <w:right w:val="single" w:color="BFBFBF" w:sz="4"/>
+            </w:tcBorders>
+            <w:shd w:fill="F7F9FC" w:val="clear"/>
+            <w:tcMar>
+              <w:top w:type="dxa" w:w="100"/>
+              <w:left w:type="dxa" w:w="140"/>
+              <w:bottom w:type="dxa" w:w="100"/>
+              <w:right w:type="dxa" w:w="140"/>
+            </w:tcMar>
+          </w:tcPr>
+          <w:p>
+            <w:pPr>
+              <w:spacing w:after="40"/>
+            </w:pPr>
+            <w:r>
+              <w:t xml:space="preserve">Single Python process on Streamlit Cloud</w:t>
+            </w:r>
+          </w:p>
+        </w:tc>
+        <w:tc>
+          <w:tcPr>
+            <w:tcW w:type="dxa" w:w="3540"/>
+            <w:tcBorders>
+              <w:top w:val="single" w:color="BFBFBF" w:sz="4"/>
+              <w:left w:val="single" w:color="BFBFBF" w:sz="4"/>
+              <w:bottom w:val="single" w:color="BFBFBF" w:sz="4"/>
+              <w:right w:val="single" w:color="BFBFBF" w:sz="4"/>
+            </w:tcBorders>
+            <w:shd w:fill="F7F9FC" w:val="clear"/>
+            <w:tcMar>
+              <w:top w:type="dxa" w:w="100"/>
+              <w:left w:type="dxa" w:w="140"/>
+              <w:bottom w:type="dxa" w:w="100"/>
+              <w:right w:type="dxa" w:w="140"/>
+            </w:tcMar>
+          </w:tcPr>
+          <w:p>
+            <w:pPr>
+              <w:spacing w:after="40"/>
+            </w:pPr>
+            <w:r>
+              <w:t xml:space="preserve">9-node visual workflow on n8n Cloud</w:t>
             </w:r>
           </w:p>
         </w:tc>
@@ -4994,151 +4659,76 @@
         </w:trPr>
         <w:tc>
           <w:tcPr>
-            <w:tcW w:type="dxa" w:w="1500"/>
-            <w:tcBorders>
-              <w:top w:val="single" w:color="BFBFBF" w:sz="4"/>
-              <w:left w:val="single" w:color="BFBFBF" w:sz="4"/>
-              <w:bottom w:val="single" w:color="BFBFBF" w:sz="4"/>
-              <w:right w:val="single" w:color="BFBFBF" w:sz="4"/>
-            </w:tcBorders>
-            <w:tcMar>
-              <w:top w:type="dxa" w:w="100"/>
-              <w:left w:type="dxa" w:w="140"/>
-              <w:bottom w:type="dxa" w:w="100"/>
-              <w:right w:type="dxa" w:w="140"/>
-            </w:tcMar>
-          </w:tcPr>
-          <w:p>
-            <w:pPr>
-              <w:spacing w:after="40"/>
-            </w:pPr>
-            <w:r>
-              <w:t xml:space="preserve">Make (Integromat)</w:t>
-            </w:r>
-          </w:p>
-        </w:tc>
-        <w:tc>
-          <w:tcPr>
-            <w:tcW w:type="dxa" w:w="2200"/>
-            <w:tcBorders>
-              <w:top w:val="single" w:color="BFBFBF" w:sz="4"/>
-              <w:left w:val="single" w:color="BFBFBF" w:sz="4"/>
-              <w:bottom w:val="single" w:color="BFBFBF" w:sz="4"/>
-              <w:right w:val="single" w:color="BFBFBF" w:sz="4"/>
-            </w:tcBorders>
-            <w:tcMar>
-              <w:top w:type="dxa" w:w="100"/>
-              <w:left w:type="dxa" w:w="140"/>
-              <w:bottom w:type="dxa" w:w="100"/>
-              <w:right w:type="dxa" w:w="140"/>
-            </w:tcMar>
-          </w:tcPr>
-          <w:p>
-            <w:pPr>
-              <w:spacing w:after="40"/>
-            </w:pPr>
-            <w:r>
-              <w:t xml:space="preserve">Hosted service similar to n8n.</w:t>
-            </w:r>
-          </w:p>
-        </w:tc>
-        <w:tc>
-          <w:tcPr>
-            <w:tcW w:type="dxa" w:w="1595"/>
-            <w:tcBorders>
-              <w:top w:val="single" w:color="BFBFBF" w:sz="4"/>
-              <w:left w:val="single" w:color="BFBFBF" w:sz="4"/>
-              <w:bottom w:val="single" w:color="BFBFBF" w:sz="4"/>
-              <w:right w:val="single" w:color="BFBFBF" w:sz="4"/>
-            </w:tcBorders>
-            <w:tcMar>
-              <w:top w:type="dxa" w:w="100"/>
-              <w:left w:type="dxa" w:w="140"/>
-              <w:bottom w:type="dxa" w:w="100"/>
-              <w:right w:type="dxa" w:w="140"/>
-            </w:tcMar>
-          </w:tcPr>
-          <w:p>
-            <w:pPr>
-              <w:spacing w:after="40"/>
-            </w:pPr>
-            <w:r>
-              <w:t xml:space="preserve">More powerful than Zapier for the same workflows.</w:t>
-            </w:r>
-          </w:p>
-        </w:tc>
-        <w:tc>
-          <w:tcPr>
-            <w:tcW w:type="dxa" w:w="1595"/>
-            <w:tcBorders>
-              <w:top w:val="single" w:color="BFBFBF" w:sz="4"/>
-              <w:left w:val="single" w:color="BFBFBF" w:sz="4"/>
-              <w:bottom w:val="single" w:color="BFBFBF" w:sz="4"/>
-              <w:right w:val="single" w:color="BFBFBF" w:sz="4"/>
-            </w:tcBorders>
-            <w:tcMar>
-              <w:top w:type="dxa" w:w="100"/>
-              <w:left w:type="dxa" w:w="140"/>
-              <w:bottom w:type="dxa" w:w="100"/>
-              <w:right w:type="dxa" w:w="140"/>
-            </w:tcMar>
-          </w:tcPr>
-          <w:p>
-            <w:pPr>
-              <w:spacing w:after="40"/>
-            </w:pPr>
-            <w:r>
-              <w:t xml:space="preserve">Less transparent about what runs where; not self-hostable.</w:t>
-            </w:r>
-          </w:p>
-        </w:tc>
-        <w:tc>
-          <w:tcPr>
-            <w:tcW w:type="dxa" w:w="1595"/>
-            <w:tcBorders>
-              <w:top w:val="single" w:color="BFBFBF" w:sz="4"/>
-              <w:left w:val="single" w:color="BFBFBF" w:sz="4"/>
-              <w:bottom w:val="single" w:color="BFBFBF" w:sz="4"/>
-              <w:right w:val="single" w:color="BFBFBF" w:sz="4"/>
-            </w:tcBorders>
-            <w:tcMar>
-              <w:top w:type="dxa" w:w="100"/>
-              <w:left w:type="dxa" w:w="140"/>
-              <w:bottom w:type="dxa" w:w="100"/>
-              <w:right w:type="dxa" w:w="140"/>
-            </w:tcMar>
-          </w:tcPr>
-          <w:p>
-            <w:pPr>
-              <w:spacing w:after="40"/>
-            </w:pPr>
-            <w:r>
-              <w:t xml:space="preserve">Reasonable at scale.</w:t>
-            </w:r>
-          </w:p>
-        </w:tc>
-        <w:tc>
-          <w:tcPr>
-            <w:tcW w:type="dxa" w:w="1595"/>
-            <w:tcBorders>
-              <w:top w:val="single" w:color="BFBFBF" w:sz="4"/>
-              <w:left w:val="single" w:color="BFBFBF" w:sz="4"/>
-              <w:bottom w:val="single" w:color="BFBFBF" w:sz="4"/>
-              <w:right w:val="single" w:color="BFBFBF" w:sz="4"/>
-            </w:tcBorders>
-            <w:tcMar>
-              <w:top w:type="dxa" w:w="100"/>
-              <w:left w:type="dxa" w:w="140"/>
-              <w:bottom w:type="dxa" w:w="100"/>
-              <w:right w:type="dxa" w:w="140"/>
-            </w:tcMar>
-          </w:tcPr>
-          <w:p>
-            <w:pPr>
-              <w:spacing w:after="40"/>
-            </w:pPr>
-            <w:r>
-              <w:t xml:space="preserve">Vendor lock-in. Pricing concerns similar to Zapier.</w:t>
+            <w:tcW w:type="dxa" w:w="3000"/>
+            <w:tcBorders>
+              <w:top w:val="single" w:color="BFBFBF" w:sz="4"/>
+              <w:left w:val="single" w:color="BFBFBF" w:sz="4"/>
+              <w:bottom w:val="single" w:color="BFBFBF" w:sz="4"/>
+              <w:right w:val="single" w:color="BFBFBF" w:sz="4"/>
+            </w:tcBorders>
+            <w:tcMar>
+              <w:top w:type="dxa" w:w="100"/>
+              <w:left w:type="dxa" w:w="140"/>
+              <w:bottom w:type="dxa" w:w="100"/>
+              <w:right w:type="dxa" w:w="140"/>
+            </w:tcMar>
+          </w:tcPr>
+          <w:p>
+            <w:pPr>
+              <w:spacing w:after="40"/>
+            </w:pPr>
+            <w:r>
+              <w:t xml:space="preserve">Where the UI lives</w:t>
+            </w:r>
+          </w:p>
+        </w:tc>
+        <w:tc>
+          <w:tcPr>
+            <w:tcW w:type="dxa" w:w="3540"/>
+            <w:tcBorders>
+              <w:top w:val="single" w:color="BFBFBF" w:sz="4"/>
+              <w:left w:val="single" w:color="BFBFBF" w:sz="4"/>
+              <w:bottom w:val="single" w:color="BFBFBF" w:sz="4"/>
+              <w:right w:val="single" w:color="BFBFBF" w:sz="4"/>
+            </w:tcBorders>
+            <w:tcMar>
+              <w:top w:type="dxa" w:w="100"/>
+              <w:left w:type="dxa" w:w="140"/>
+              <w:bottom w:type="dxa" w:w="100"/>
+              <w:right w:type="dxa" w:w="140"/>
+            </w:tcMar>
+          </w:tcPr>
+          <w:p>
+            <w:pPr>
+              <w:spacing w:after="40"/>
+            </w:pPr>
+            <w:r>
+              <w:t xml:space="preserve">Streamlit Community Cloud (free tier)</w:t>
+            </w:r>
+          </w:p>
+        </w:tc>
+        <w:tc>
+          <w:tcPr>
+            <w:tcW w:type="dxa" w:w="3540"/>
+            <w:tcBorders>
+              <w:top w:val="single" w:color="BFBFBF" w:sz="4"/>
+              <w:left w:val="single" w:color="BFBFBF" w:sz="4"/>
+              <w:bottom w:val="single" w:color="BFBFBF" w:sz="4"/>
+              <w:right w:val="single" w:color="BFBFBF" w:sz="4"/>
+            </w:tcBorders>
+            <w:tcMar>
+              <w:top w:type="dxa" w:w="100"/>
+              <w:left w:type="dxa" w:w="140"/>
+              <w:bottom w:type="dxa" w:w="100"/>
+              <w:right w:type="dxa" w:w="140"/>
+            </w:tcMar>
+          </w:tcPr>
+          <w:p>
+            <w:pPr>
+              <w:spacing w:after="40"/>
+            </w:pPr>
+            <w:r>
+              <w:t xml:space="preserve">GitHub Pages + n8n Cloud webhook</w:t>
             </w:r>
           </w:p>
         </w:tc>
@@ -5149,157 +4739,79 @@
         </w:trPr>
         <w:tc>
           <w:tcPr>
-            <w:tcW w:type="dxa" w:w="1500"/>
-            <w:tcBorders>
-              <w:top w:val="single" w:color="BFBFBF" w:sz="4"/>
-              <w:left w:val="single" w:color="BFBFBF" w:sz="4"/>
-              <w:bottom w:val="single" w:color="BFBFBF" w:sz="4"/>
-              <w:right w:val="single" w:color="BFBFBF" w:sz="4"/>
-            </w:tcBorders>
-            <w:shd w:fill="F7F9FC" w:val="clear"/>
-            <w:tcMar>
-              <w:top w:type="dxa" w:w="100"/>
-              <w:left w:type="dxa" w:w="140"/>
-              <w:bottom w:type="dxa" w:w="100"/>
-              <w:right w:type="dxa" w:w="140"/>
-            </w:tcMar>
-          </w:tcPr>
-          <w:p>
-            <w:pPr>
-              <w:spacing w:after="40"/>
-            </w:pPr>
-            <w:r>
-              <w:t xml:space="preserve">Airflow / Prefect / Dagster</w:t>
-            </w:r>
-          </w:p>
-        </w:tc>
-        <w:tc>
-          <w:tcPr>
-            <w:tcW w:type="dxa" w:w="2200"/>
-            <w:tcBorders>
-              <w:top w:val="single" w:color="BFBFBF" w:sz="4"/>
-              <w:left w:val="single" w:color="BFBFBF" w:sz="4"/>
-              <w:bottom w:val="single" w:color="BFBFBF" w:sz="4"/>
-              <w:right w:val="single" w:color="BFBFBF" w:sz="4"/>
-            </w:tcBorders>
-            <w:shd w:fill="F7F9FC" w:val="clear"/>
-            <w:tcMar>
-              <w:top w:type="dxa" w:w="100"/>
-              <w:left w:type="dxa" w:w="140"/>
-              <w:bottom w:type="dxa" w:w="100"/>
-              <w:right w:type="dxa" w:w="140"/>
-            </w:tcMar>
-          </w:tcPr>
-          <w:p>
-            <w:pPr>
-              <w:spacing w:after="40"/>
-            </w:pPr>
-            <w:r>
-              <w:t xml:space="preserve">Engineer-owned orchestration frameworks.</w:t>
-            </w:r>
-          </w:p>
-        </w:tc>
-        <w:tc>
-          <w:tcPr>
-            <w:tcW w:type="dxa" w:w="1595"/>
-            <w:tcBorders>
-              <w:top w:val="single" w:color="BFBFBF" w:sz="4"/>
-              <w:left w:val="single" w:color="BFBFBF" w:sz="4"/>
-              <w:bottom w:val="single" w:color="BFBFBF" w:sz="4"/>
-              <w:right w:val="single" w:color="BFBFBF" w:sz="4"/>
-            </w:tcBorders>
-            <w:shd w:fill="F7F9FC" w:val="clear"/>
-            <w:tcMar>
-              <w:top w:type="dxa" w:w="100"/>
-              <w:left w:type="dxa" w:w="140"/>
-              <w:bottom w:type="dxa" w:w="100"/>
-              <w:right w:type="dxa" w:w="140"/>
-            </w:tcMar>
-          </w:tcPr>
-          <w:p>
-            <w:pPr>
-              <w:spacing w:after="40"/>
-            </w:pPr>
-            <w:r>
-              <w:t xml:space="preserve">None — overkill for a 48-hour POC.</w:t>
-            </w:r>
-          </w:p>
-        </w:tc>
-        <w:tc>
-          <w:tcPr>
-            <w:tcW w:type="dxa" w:w="1595"/>
-            <w:tcBorders>
-              <w:top w:val="single" w:color="BFBFBF" w:sz="4"/>
-              <w:left w:val="single" w:color="BFBFBF" w:sz="4"/>
-              <w:bottom w:val="single" w:color="BFBFBF" w:sz="4"/>
-              <w:right w:val="single" w:color="BFBFBF" w:sz="4"/>
-            </w:tcBorders>
-            <w:shd w:fill="F7F9FC" w:val="clear"/>
-            <w:tcMar>
-              <w:top w:type="dxa" w:w="100"/>
-              <w:left w:type="dxa" w:w="140"/>
-              <w:bottom w:type="dxa" w:w="100"/>
-              <w:right w:type="dxa" w:w="140"/>
-            </w:tcMar>
-          </w:tcPr>
-          <w:p>
-            <w:pPr>
-              <w:spacing w:after="40"/>
-            </w:pPr>
-            <w:r>
-              <w:t xml:space="preserve">Weeks of setup before anything runs.</w:t>
-            </w:r>
-          </w:p>
-        </w:tc>
-        <w:tc>
-          <w:tcPr>
-            <w:tcW w:type="dxa" w:w="1595"/>
-            <w:tcBorders>
-              <w:top w:val="single" w:color="BFBFBF" w:sz="4"/>
-              <w:left w:val="single" w:color="BFBFBF" w:sz="4"/>
-              <w:bottom w:val="single" w:color="BFBFBF" w:sz="4"/>
-              <w:right w:val="single" w:color="BFBFBF" w:sz="4"/>
-            </w:tcBorders>
-            <w:shd w:fill="F7F9FC" w:val="clear"/>
-            <w:tcMar>
-              <w:top w:type="dxa" w:w="100"/>
-              <w:left w:type="dxa" w:w="140"/>
-              <w:bottom w:type="dxa" w:w="100"/>
-              <w:right w:type="dxa" w:w="140"/>
-            </w:tcMar>
-          </w:tcPr>
-          <w:p>
-            <w:pPr>
-              <w:spacing w:after="40"/>
-            </w:pPr>
-            <w:r>
-              <w:t xml:space="preserve">The right answer for serious data pipelines with lots of retries and backfills.</w:t>
-            </w:r>
-          </w:p>
-        </w:tc>
-        <w:tc>
-          <w:tcPr>
-            <w:tcW w:type="dxa" w:w="1595"/>
-            <w:tcBorders>
-              <w:top w:val="single" w:color="BFBFBF" w:sz="4"/>
-              <w:left w:val="single" w:color="BFBFBF" w:sz="4"/>
-              <w:bottom w:val="single" w:color="BFBFBF" w:sz="4"/>
-              <w:right w:val="single" w:color="BFBFBF" w:sz="4"/>
-            </w:tcBorders>
-            <w:shd w:fill="F7F9FC" w:val="clear"/>
-            <w:tcMar>
-              <w:top w:type="dxa" w:w="100"/>
-              <w:left w:type="dxa" w:w="140"/>
-              <w:bottom w:type="dxa" w:w="100"/>
-              <w:right w:type="dxa" w:w="140"/>
-            </w:tcMar>
-          </w:tcPr>
-          <w:p>
-            <w:pPr>
-              <w:spacing w:after="40"/>
-            </w:pPr>
-            <w:r>
-              <w:t xml:space="preserve">Requires engineering ownership; not touchable by ops.</w:t>
+            <w:tcW w:type="dxa" w:w="3000"/>
+            <w:tcBorders>
+              <w:top w:val="single" w:color="BFBFBF" w:sz="4"/>
+              <w:left w:val="single" w:color="BFBFBF" w:sz="4"/>
+              <w:bottom w:val="single" w:color="BFBFBF" w:sz="4"/>
+              <w:right w:val="single" w:color="BFBFBF" w:sz="4"/>
+            </w:tcBorders>
+            <w:shd w:fill="F7F9FC" w:val="clear"/>
+            <w:tcMar>
+              <w:top w:type="dxa" w:w="100"/>
+              <w:left w:type="dxa" w:w="140"/>
+              <w:bottom w:type="dxa" w:w="100"/>
+              <w:right w:type="dxa" w:w="140"/>
+            </w:tcMar>
+          </w:tcPr>
+          <w:p>
+            <w:pPr>
+              <w:spacing w:after="40"/>
+            </w:pPr>
+            <w:r>
+              <w:t xml:space="preserve">Where results live</w:t>
+            </w:r>
+          </w:p>
+        </w:tc>
+        <w:tc>
+          <w:tcPr>
+            <w:tcW w:type="dxa" w:w="3540"/>
+            <w:tcBorders>
+              <w:top w:val="single" w:color="BFBFBF" w:sz="4"/>
+              <w:left w:val="single" w:color="BFBFBF" w:sz="4"/>
+              <w:bottom w:val="single" w:color="BFBFBF" w:sz="4"/>
+              <w:right w:val="single" w:color="BFBFBF" w:sz="4"/>
+            </w:tcBorders>
+            <w:shd w:fill="F7F9FC" w:val="clear"/>
+            <w:tcMar>
+              <w:top w:type="dxa" w:w="100"/>
+              <w:left w:type="dxa" w:w="140"/>
+              <w:bottom w:type="dxa" w:w="100"/>
+              <w:right w:type="dxa" w:w="140"/>
+            </w:tcMar>
+          </w:tcPr>
+          <w:p>
+            <w:pPr>
+              <w:spacing w:after="40"/>
+            </w:pPr>
+            <w:r>
+              <w:t xml:space="preserve">Downloadable JSON</w:t>
+            </w:r>
+          </w:p>
+        </w:tc>
+        <w:tc>
+          <w:tcPr>
+            <w:tcW w:type="dxa" w:w="3540"/>
+            <w:tcBorders>
+              <w:top w:val="single" w:color="BFBFBF" w:sz="4"/>
+              <w:left w:val="single" w:color="BFBFBF" w:sz="4"/>
+              <w:bottom w:val="single" w:color="BFBFBF" w:sz="4"/>
+              <w:right w:val="single" w:color="BFBFBF" w:sz="4"/>
+            </w:tcBorders>
+            <w:shd w:fill="F7F9FC" w:val="clear"/>
+            <w:tcMar>
+              <w:top w:type="dxa" w:w="100"/>
+              <w:left w:type="dxa" w:w="140"/>
+              <w:bottom w:type="dxa" w:w="100"/>
+              <w:right w:type="dxa" w:w="140"/>
+            </w:tcMar>
+          </w:tcPr>
+          <w:p>
+            <w:pPr>
+              <w:spacing w:after="40"/>
+            </w:pPr>
+            <w:r>
+              <w:t xml:space="preserve">Firestore documents (persistent history)</w:t>
             </w:r>
           </w:p>
         </w:tc>
@@ -5310,151 +4822,76 @@
         </w:trPr>
         <w:tc>
           <w:tcPr>
-            <w:tcW w:type="dxa" w:w="1500"/>
-            <w:tcBorders>
-              <w:top w:val="single" w:color="BFBFBF" w:sz="4"/>
-              <w:left w:val="single" w:color="BFBFBF" w:sz="4"/>
-              <w:bottom w:val="single" w:color="BFBFBF" w:sz="4"/>
-              <w:right w:val="single" w:color="BFBFBF" w:sz="4"/>
-            </w:tcBorders>
-            <w:tcMar>
-              <w:top w:type="dxa" w:w="100"/>
-              <w:left w:type="dxa" w:w="140"/>
-              <w:bottom w:type="dxa" w:w="100"/>
-              <w:right w:type="dxa" w:w="140"/>
-            </w:tcMar>
-          </w:tcPr>
-          <w:p>
-            <w:pPr>
-              <w:spacing w:after="40"/>
-            </w:pPr>
-            <w:r>
-              <w:t xml:space="preserve">AWS Step Functions / Cloud Workflows</w:t>
-            </w:r>
-          </w:p>
-        </w:tc>
-        <w:tc>
-          <w:tcPr>
-            <w:tcW w:type="dxa" w:w="2200"/>
-            <w:tcBorders>
-              <w:top w:val="single" w:color="BFBFBF" w:sz="4"/>
-              <w:left w:val="single" w:color="BFBFBF" w:sz="4"/>
-              <w:bottom w:val="single" w:color="BFBFBF" w:sz="4"/>
-              <w:right w:val="single" w:color="BFBFBF" w:sz="4"/>
-            </w:tcBorders>
-            <w:tcMar>
-              <w:top w:type="dxa" w:w="100"/>
-              <w:left w:type="dxa" w:w="140"/>
-              <w:bottom w:type="dxa" w:w="100"/>
-              <w:right w:type="dxa" w:w="140"/>
-            </w:tcMar>
-          </w:tcPr>
-          <w:p>
-            <w:pPr>
-              <w:spacing w:after="40"/>
-            </w:pPr>
-            <w:r>
-              <w:t xml:space="preserve">Cloud-vendor orchestration services.</w:t>
-            </w:r>
-          </w:p>
-        </w:tc>
-        <w:tc>
-          <w:tcPr>
-            <w:tcW w:type="dxa" w:w="1595"/>
-            <w:tcBorders>
-              <w:top w:val="single" w:color="BFBFBF" w:sz="4"/>
-              <w:left w:val="single" w:color="BFBFBF" w:sz="4"/>
-              <w:bottom w:val="single" w:color="BFBFBF" w:sz="4"/>
-              <w:right w:val="single" w:color="BFBFBF" w:sz="4"/>
-            </w:tcBorders>
-            <w:tcMar>
-              <w:top w:type="dxa" w:w="100"/>
-              <w:left w:type="dxa" w:w="140"/>
-              <w:bottom w:type="dxa" w:w="100"/>
-              <w:right w:type="dxa" w:w="140"/>
-            </w:tcMar>
-          </w:tcPr>
-          <w:p>
-            <w:pPr>
-              <w:spacing w:after="40"/>
-            </w:pPr>
-            <w:r>
-              <w:t xml:space="preserve">None — hours inside AWS/GCP consoles before a prompt.</w:t>
-            </w:r>
-          </w:p>
-        </w:tc>
-        <w:tc>
-          <w:tcPr>
-            <w:tcW w:type="dxa" w:w="1595"/>
-            <w:tcBorders>
-              <w:top w:val="single" w:color="BFBFBF" w:sz="4"/>
-              <w:left w:val="single" w:color="BFBFBF" w:sz="4"/>
-              <w:bottom w:val="single" w:color="BFBFBF" w:sz="4"/>
-              <w:right w:val="single" w:color="BFBFBF" w:sz="4"/>
-            </w:tcBorders>
-            <w:tcMar>
-              <w:top w:type="dxa" w:w="100"/>
-              <w:left w:type="dxa" w:w="140"/>
-              <w:bottom w:type="dxa" w:w="100"/>
-              <w:right w:type="dxa" w:w="140"/>
-            </w:tcMar>
-          </w:tcPr>
-          <w:p>
-            <w:pPr>
-              <w:spacing w:after="40"/>
-            </w:pPr>
-            <w:r>
-              <w:t xml:space="preserve">Cloud engineering knowledge required.</w:t>
-            </w:r>
-          </w:p>
-        </w:tc>
-        <w:tc>
-          <w:tcPr>
-            <w:tcW w:type="dxa" w:w="1595"/>
-            <w:tcBorders>
-              <w:top w:val="single" w:color="BFBFBF" w:sz="4"/>
-              <w:left w:val="single" w:color="BFBFBF" w:sz="4"/>
-              <w:bottom w:val="single" w:color="BFBFBF" w:sz="4"/>
-              <w:right w:val="single" w:color="BFBFBF" w:sz="4"/>
-            </w:tcBorders>
-            <w:tcMar>
-              <w:top w:type="dxa" w:w="100"/>
-              <w:left w:type="dxa" w:w="140"/>
-              <w:bottom w:type="dxa" w:w="100"/>
-              <w:right w:type="dxa" w:w="140"/>
-            </w:tcMar>
-          </w:tcPr>
-          <w:p>
-            <w:pPr>
-              <w:spacing w:after="40"/>
-            </w:pPr>
-            <w:r>
-              <w:t xml:space="preserve">Excellent at scale — durable, cheap, integrates with the whole cloud.</w:t>
-            </w:r>
-          </w:p>
-        </w:tc>
-        <w:tc>
-          <w:tcPr>
-            <w:tcW w:type="dxa" w:w="1595"/>
-            <w:tcBorders>
-              <w:top w:val="single" w:color="BFBFBF" w:sz="4"/>
-              <w:left w:val="single" w:color="BFBFBF" w:sz="4"/>
-              <w:bottom w:val="single" w:color="BFBFBF" w:sz="4"/>
-              <w:right w:val="single" w:color="BFBFBF" w:sz="4"/>
-            </w:tcBorders>
-            <w:tcMar>
-              <w:top w:type="dxa" w:w="100"/>
-              <w:left w:type="dxa" w:w="140"/>
-              <w:bottom w:type="dxa" w:w="100"/>
-              <w:right w:type="dxa" w:w="140"/>
-            </w:tcMar>
-          </w:tcPr>
-          <w:p>
-            <w:pPr>
-              <w:spacing w:after="40"/>
-            </w:pPr>
-            <w:r>
-              <w:t xml:space="preserve">Vendor lock-in; harder for non-engineers to touch.</w:t>
+            <w:tcW w:type="dxa" w:w="3000"/>
+            <w:tcBorders>
+              <w:top w:val="single" w:color="BFBFBF" w:sz="4"/>
+              <w:left w:val="single" w:color="BFBFBF" w:sz="4"/>
+              <w:bottom w:val="single" w:color="BFBFBF" w:sz="4"/>
+              <w:right w:val="single" w:color="BFBFBF" w:sz="4"/>
+            </w:tcBorders>
+            <w:tcMar>
+              <w:top w:type="dxa" w:w="100"/>
+              <w:left w:type="dxa" w:w="140"/>
+              <w:bottom w:type="dxa" w:w="100"/>
+              <w:right w:type="dxa" w:w="140"/>
+            </w:tcMar>
+          </w:tcPr>
+          <w:p>
+            <w:pPr>
+              <w:spacing w:after="40"/>
+            </w:pPr>
+            <w:r>
+              <w:t xml:space="preserve">Vendor accounts to set up</w:t>
+            </w:r>
+          </w:p>
+        </w:tc>
+        <w:tc>
+          <w:tcPr>
+            <w:tcW w:type="dxa" w:w="3540"/>
+            <w:tcBorders>
+              <w:top w:val="single" w:color="BFBFBF" w:sz="4"/>
+              <w:left w:val="single" w:color="BFBFBF" w:sz="4"/>
+              <w:bottom w:val="single" w:color="BFBFBF" w:sz="4"/>
+              <w:right w:val="single" w:color="BFBFBF" w:sz="4"/>
+            </w:tcBorders>
+            <w:tcMar>
+              <w:top w:type="dxa" w:w="100"/>
+              <w:left w:type="dxa" w:w="140"/>
+              <w:bottom w:type="dxa" w:w="100"/>
+              <w:right w:type="dxa" w:w="140"/>
+            </w:tcMar>
+          </w:tcPr>
+          <w:p>
+            <w:pPr>
+              <w:spacing w:after="40"/>
+            </w:pPr>
+            <w:r>
+              <w:t xml:space="preserve">2 (Anthropic + Streamlit Cloud)</w:t>
+            </w:r>
+          </w:p>
+        </w:tc>
+        <w:tc>
+          <w:tcPr>
+            <w:tcW w:type="dxa" w:w="3540"/>
+            <w:tcBorders>
+              <w:top w:val="single" w:color="BFBFBF" w:sz="4"/>
+              <w:left w:val="single" w:color="BFBFBF" w:sz="4"/>
+              <w:bottom w:val="single" w:color="BFBFBF" w:sz="4"/>
+              <w:right w:val="single" w:color="BFBFBF" w:sz="4"/>
+            </w:tcBorders>
+            <w:tcMar>
+              <w:top w:type="dxa" w:w="100"/>
+              <w:left w:type="dxa" w:w="140"/>
+              <w:bottom w:type="dxa" w:w="100"/>
+              <w:right w:type="dxa" w:w="140"/>
+            </w:tcMar>
+          </w:tcPr>
+          <w:p>
+            <w:pPr>
+              <w:spacing w:after="40"/>
+            </w:pPr>
+            <w:r>
+              <w:t xml:space="preserve">4 (Anthropic + n8n Cloud + Firebase + GitHub Pages)</w:t>
             </w:r>
           </w:p>
         </w:tc>
@@ -5465,429 +4902,79 @@
         </w:trPr>
         <w:tc>
           <w:tcPr>
-            <w:tcW w:type="dxa" w:w="1500"/>
-            <w:tcBorders>
-              <w:top w:val="single" w:color="BFBFBF" w:sz="4"/>
-              <w:left w:val="single" w:color="BFBFBF" w:sz="4"/>
-              <w:bottom w:val="single" w:color="BFBFBF" w:sz="4"/>
-              <w:right w:val="single" w:color="BFBFBF" w:sz="4"/>
-            </w:tcBorders>
-            <w:shd w:fill="F7F9FC" w:val="clear"/>
-            <w:tcMar>
-              <w:top w:type="dxa" w:w="100"/>
-              <w:left w:type="dxa" w:w="140"/>
-              <w:bottom w:type="dxa" w:w="100"/>
-              <w:right w:type="dxa" w:w="140"/>
-            </w:tcMar>
-          </w:tcPr>
-          <w:p>
-            <w:pPr>
-              <w:spacing w:after="40"/>
-            </w:pPr>
-            <w:r>
-              <w:t xml:space="preserve">Just Python (no orchestrator)</w:t>
-            </w:r>
-          </w:p>
-        </w:tc>
-        <w:tc>
-          <w:tcPr>
-            <w:tcW w:type="dxa" w:w="2200"/>
-            <w:tcBorders>
-              <w:top w:val="single" w:color="BFBFBF" w:sz="4"/>
-              <w:left w:val="single" w:color="BFBFBF" w:sz="4"/>
-              <w:bottom w:val="single" w:color="BFBFBF" w:sz="4"/>
-              <w:right w:val="single" w:color="BFBFBF" w:sz="4"/>
-            </w:tcBorders>
-            <w:shd w:fill="F7F9FC" w:val="clear"/>
-            <w:tcMar>
-              <w:top w:type="dxa" w:w="100"/>
-              <w:left w:type="dxa" w:w="140"/>
-              <w:bottom w:type="dxa" w:w="100"/>
-              <w:right w:type="dxa" w:w="140"/>
-            </w:tcMar>
-          </w:tcPr>
-          <w:p>
-            <w:pPr>
-              <w:spacing w:after="40"/>
-            </w:pPr>
-            <w:r>
-              <w:t xml:space="preserve">Write the workflow directly in code.</w:t>
-            </w:r>
-          </w:p>
-        </w:tc>
-        <w:tc>
-          <w:tcPr>
-            <w:tcW w:type="dxa" w:w="1595"/>
-            <w:tcBorders>
-              <w:top w:val="single" w:color="BFBFBF" w:sz="4"/>
-              <w:left w:val="single" w:color="BFBFBF" w:sz="4"/>
-              <w:bottom w:val="single" w:color="BFBFBF" w:sz="4"/>
-              <w:right w:val="single" w:color="BFBFBF" w:sz="4"/>
-            </w:tcBorders>
-            <w:shd w:fill="F7F9FC" w:val="clear"/>
-            <w:tcMar>
-              <w:top w:type="dxa" w:w="100"/>
-              <w:left w:type="dxa" w:w="140"/>
-              <w:bottom w:type="dxa" w:w="100"/>
-              <w:right w:type="dxa" w:w="140"/>
-            </w:tcMar>
-          </w:tcPr>
-          <w:p>
-            <w:pPr>
-              <w:spacing w:after="40"/>
-            </w:pPr>
-            <w:r>
-              <w:t xml:space="preserve">Fastest path to a running demo. Total control. Zero vendor.</w:t>
-            </w:r>
-          </w:p>
-        </w:tc>
-        <w:tc>
-          <w:tcPr>
-            <w:tcW w:type="dxa" w:w="1595"/>
-            <w:tcBorders>
-              <w:top w:val="single" w:color="BFBFBF" w:sz="4"/>
-              <w:left w:val="single" w:color="BFBFBF" w:sz="4"/>
-              <w:bottom w:val="single" w:color="BFBFBF" w:sz="4"/>
-              <w:right w:val="single" w:color="BFBFBF" w:sz="4"/>
-            </w:tcBorders>
-            <w:shd w:fill="F7F9FC" w:val="clear"/>
-            <w:tcMar>
-              <w:top w:type="dxa" w:w="100"/>
-              <w:left w:type="dxa" w:w="140"/>
-              <w:bottom w:type="dxa" w:w="100"/>
-              <w:right w:type="dxa" w:w="140"/>
-            </w:tcMar>
-          </w:tcPr>
-          <w:p>
-            <w:pPr>
-              <w:spacing w:after="40"/>
-            </w:pPr>
-            <w:r>
-              <w:t xml:space="preserve">You build retries, scheduling and monitoring yourself.</w:t>
-            </w:r>
-          </w:p>
-        </w:tc>
-        <w:tc>
-          <w:tcPr>
-            <w:tcW w:type="dxa" w:w="1595"/>
-            <w:tcBorders>
-              <w:top w:val="single" w:color="BFBFBF" w:sz="4"/>
-              <w:left w:val="single" w:color="BFBFBF" w:sz="4"/>
-              <w:bottom w:val="single" w:color="BFBFBF" w:sz="4"/>
-              <w:right w:val="single" w:color="BFBFBF" w:sz="4"/>
-            </w:tcBorders>
-            <w:shd w:fill="F7F9FC" w:val="clear"/>
-            <w:tcMar>
-              <w:top w:type="dxa" w:w="100"/>
-              <w:left w:type="dxa" w:w="140"/>
-              <w:bottom w:type="dxa" w:w="100"/>
-              <w:right w:type="dxa" w:w="140"/>
-            </w:tcMar>
-          </w:tcPr>
-          <w:p>
-            <w:pPr>
-              <w:spacing w:after="40"/>
-            </w:pPr>
-            <w:r>
-              <w:t xml:space="preserve">Fine at small scale.</w:t>
-            </w:r>
-          </w:p>
-        </w:tc>
-        <w:tc>
-          <w:tcPr>
-            <w:tcW w:type="dxa" w:w="1595"/>
-            <w:tcBorders>
-              <w:top w:val="single" w:color="BFBFBF" w:sz="4"/>
-              <w:left w:val="single" w:color="BFBFBF" w:sz="4"/>
-              <w:bottom w:val="single" w:color="BFBFBF" w:sz="4"/>
-              <w:right w:val="single" w:color="BFBFBF" w:sz="4"/>
-            </w:tcBorders>
-            <w:shd w:fill="F7F9FC" w:val="clear"/>
-            <w:tcMar>
-              <w:top w:type="dxa" w:w="100"/>
-              <w:left w:type="dxa" w:w="140"/>
-              <w:bottom w:type="dxa" w:w="100"/>
-              <w:right w:type="dxa" w:w="140"/>
-            </w:tcMar>
-          </w:tcPr>
-          <w:p>
-            <w:pPr>
-              <w:spacing w:after="40"/>
-            </w:pPr>
-            <w:r>
-              <w:t xml:space="preserve">At real scale you’re reinventing an orchestrator badly. Not touchable by non-engineers.</w:t>
-            </w:r>
-          </w:p>
-        </w:tc>
-      </w:tr>
-    </w:tbl>
-    <w:p>
-      <w:pPr>
-        <w:spacing w:after="140"/>
-      </w:pPr>
-      <w:r>
-        <w:rPr>
-          <w:b/>
-          <w:bCs/>
-        </w:rPr>
-        <w:t xml:space="preserve">POC winner:</w:t>
-      </w:r>
-      <w:r>
-        <w:t xml:space="preserve"> Just Python for Approach A (fastest to demo). n8n for Approach B (visual walkthrough story).</w:t>
-      </w:r>
-    </w:p>
-    <w:p>
-      <w:pPr>
-        <w:spacing w:after="140"/>
-      </w:pPr>
-      <w:r>
-        <w:rPr>
-          <w:b/>
-          <w:bCs/>
-        </w:rPr>
-        <w:t xml:space="preserve">Scale winner:</w:t>
-      </w:r>
-      <w:r>
-        <w:t xml:space="preserve"> n8n if non-engineers maintain it. Airflow/Prefect or AWS Step Functions if engineering owns it at high volume.</w:t>
-      </w:r>
-    </w:p>
-    <w:p>
-      <w:pPr>
-        <w:pStyle w:val="Heading2"/>
-        <w:spacing w:after="160" w:before="260"/>
-      </w:pPr>
-      <w:r>
-        <w:t xml:space="preserve">3.2 Storage &amp; database — Firebase vs alternatives</w:t>
-      </w:r>
-    </w:p>
-    <w:p>
-      <w:pPr>
-        <w:spacing w:after="140"/>
-      </w:pPr>
-      <w:r>
-        <w:rPr>
-          <w:b/>
-          <w:bCs/>
-        </w:rPr>
-        <w:t xml:space="preserve">What we need to store:</w:t>
-      </w:r>
-      <w:r>
-        <w:t xml:space="preserve"> the uploaded PDFs, and the JSON result for each one. Plus a way to look up past reviews.</w:t>
-      </w:r>
-    </w:p>
-    <w:tbl>
-      <w:tblPr>
-        <w:tblW w:type="dxa" w:w="10080"/>
-        <w:tblBorders>
-          <w:top w:val="single" w:color="auto" w:sz="4"/>
-          <w:left w:val="single" w:color="auto" w:sz="4"/>
-          <w:bottom w:val="single" w:color="auto" w:sz="4"/>
-          <w:right w:val="single" w:color="auto" w:sz="4"/>
-          <w:insideH w:val="single" w:color="auto" w:sz="4"/>
-          <w:insideV w:val="single" w:color="auto" w:sz="4"/>
-        </w:tblBorders>
-      </w:tblPr>
-      <w:tblGrid>
-        <w:gridCol w:w="1500"/>
-        <w:gridCol w:w="2200"/>
-        <w:gridCol w:w="1595"/>
-        <w:gridCol w:w="1595"/>
-        <w:gridCol w:w="1595"/>
-        <w:gridCol w:w="1595"/>
-      </w:tblGrid>
-      <w:tr>
-        <w:trPr>
-          <w:tblHeader/>
-        </w:trPr>
-        <w:tc>
-          <w:tcPr>
-            <w:tcW w:type="dxa" w:w="1500"/>
-            <w:tcBorders>
-              <w:top w:val="single" w:color="BFBFBF" w:sz="4"/>
-              <w:left w:val="single" w:color="BFBFBF" w:sz="4"/>
-              <w:bottom w:val="single" w:color="BFBFBF" w:sz="4"/>
-              <w:right w:val="single" w:color="BFBFBF" w:sz="4"/>
-            </w:tcBorders>
-            <w:shd w:fill="E7EEF5" w:val="clear"/>
-            <w:tcMar>
-              <w:top w:type="dxa" w:w="100"/>
-              <w:left w:type="dxa" w:w="140"/>
-              <w:bottom w:type="dxa" w:w="100"/>
-              <w:right w:type="dxa" w:w="140"/>
-            </w:tcMar>
-          </w:tcPr>
-          <w:p>
-            <w:pPr>
-              <w:spacing w:after="40"/>
-            </w:pPr>
-            <w:r>
-              <w:rPr>
-                <w:b/>
-                <w:bCs/>
-                <w:sz w:val="20"/>
-                <w:szCs w:val="20"/>
-              </w:rPr>
-              <w:t xml:space="preserve">Tool</w:t>
-            </w:r>
-          </w:p>
-        </w:tc>
-        <w:tc>
-          <w:tcPr>
-            <w:tcW w:type="dxa" w:w="2200"/>
-            <w:tcBorders>
-              <w:top w:val="single" w:color="BFBFBF" w:sz="4"/>
-              <w:left w:val="single" w:color="BFBFBF" w:sz="4"/>
-              <w:bottom w:val="single" w:color="BFBFBF" w:sz="4"/>
-              <w:right w:val="single" w:color="BFBFBF" w:sz="4"/>
-            </w:tcBorders>
-            <w:shd w:fill="E7EEF5" w:val="clear"/>
-            <w:tcMar>
-              <w:top w:type="dxa" w:w="100"/>
-              <w:left w:type="dxa" w:w="140"/>
-              <w:bottom w:type="dxa" w:w="100"/>
-              <w:right w:type="dxa" w:w="140"/>
-            </w:tcMar>
-          </w:tcPr>
-          <w:p>
-            <w:pPr>
-              <w:spacing w:after="40"/>
-            </w:pPr>
-            <w:r>
-              <w:rPr>
-                <w:b/>
-                <w:bCs/>
-                <w:sz w:val="20"/>
-                <w:szCs w:val="20"/>
-              </w:rPr>
-              <w:t xml:space="preserve">What it is</w:t>
-            </w:r>
-          </w:p>
-        </w:tc>
-        <w:tc>
-          <w:tcPr>
-            <w:tcW w:type="dxa" w:w="1595"/>
-            <w:tcBorders>
-              <w:top w:val="single" w:color="BFBFBF" w:sz="4"/>
-              <w:left w:val="single" w:color="BFBFBF" w:sz="4"/>
-              <w:bottom w:val="single" w:color="BFBFBF" w:sz="4"/>
-              <w:right w:val="single" w:color="BFBFBF" w:sz="4"/>
-            </w:tcBorders>
-            <w:shd w:fill="E7EEF5" w:val="clear"/>
-            <w:tcMar>
-              <w:top w:type="dxa" w:w="100"/>
-              <w:left w:type="dxa" w:w="140"/>
-              <w:bottom w:type="dxa" w:w="100"/>
-              <w:right w:type="dxa" w:w="140"/>
-            </w:tcMar>
-          </w:tcPr>
-          <w:p>
-            <w:pPr>
-              <w:spacing w:after="40"/>
-            </w:pPr>
-            <w:r>
-              <w:rPr>
-                <w:b/>
-                <w:bCs/>
-                <w:sz w:val="20"/>
-                <w:szCs w:val="20"/>
-              </w:rPr>
-              <w:t xml:space="preserve">POC strengths</w:t>
-            </w:r>
-          </w:p>
-        </w:tc>
-        <w:tc>
-          <w:tcPr>
-            <w:tcW w:type="dxa" w:w="1595"/>
-            <w:tcBorders>
-              <w:top w:val="single" w:color="BFBFBF" w:sz="4"/>
-              <w:left w:val="single" w:color="BFBFBF" w:sz="4"/>
-              <w:bottom w:val="single" w:color="BFBFBF" w:sz="4"/>
-              <w:right w:val="single" w:color="BFBFBF" w:sz="4"/>
-            </w:tcBorders>
-            <w:shd w:fill="E7EEF5" w:val="clear"/>
-            <w:tcMar>
-              <w:top w:type="dxa" w:w="100"/>
-              <w:left w:type="dxa" w:w="140"/>
-              <w:bottom w:type="dxa" w:w="100"/>
-              <w:right w:type="dxa" w:w="140"/>
-            </w:tcMar>
-          </w:tcPr>
-          <w:p>
-            <w:pPr>
-              <w:spacing w:after="40"/>
-            </w:pPr>
-            <w:r>
-              <w:rPr>
-                <w:b/>
-                <w:bCs/>
-                <w:sz w:val="20"/>
-                <w:szCs w:val="20"/>
-              </w:rPr>
-              <w:t xml:space="preserve">POC weaknesses</w:t>
-            </w:r>
-          </w:p>
-        </w:tc>
-        <w:tc>
-          <w:tcPr>
-            <w:tcW w:type="dxa" w:w="1595"/>
-            <w:tcBorders>
-              <w:top w:val="single" w:color="BFBFBF" w:sz="4"/>
-              <w:left w:val="single" w:color="BFBFBF" w:sz="4"/>
-              <w:bottom w:val="single" w:color="BFBFBF" w:sz="4"/>
-              <w:right w:val="single" w:color="BFBFBF" w:sz="4"/>
-            </w:tcBorders>
-            <w:shd w:fill="E7EEF5" w:val="clear"/>
-            <w:tcMar>
-              <w:top w:type="dxa" w:w="100"/>
-              <w:left w:type="dxa" w:w="140"/>
-              <w:bottom w:type="dxa" w:w="100"/>
-              <w:right w:type="dxa" w:w="140"/>
-            </w:tcMar>
-          </w:tcPr>
-          <w:p>
-            <w:pPr>
-              <w:spacing w:after="40"/>
-            </w:pPr>
-            <w:r>
-              <w:rPr>
-                <w:b/>
-                <w:bCs/>
-                <w:sz w:val="20"/>
-                <w:szCs w:val="20"/>
-              </w:rPr>
-              <w:t xml:space="preserve">Scale strengths</w:t>
-            </w:r>
-          </w:p>
-        </w:tc>
-        <w:tc>
-          <w:tcPr>
-            <w:tcW w:type="dxa" w:w="1595"/>
-            <w:tcBorders>
-              <w:top w:val="single" w:color="BFBFBF" w:sz="4"/>
-              <w:left w:val="single" w:color="BFBFBF" w:sz="4"/>
-              <w:bottom w:val="single" w:color="BFBFBF" w:sz="4"/>
-              <w:right w:val="single" w:color="BFBFBF" w:sz="4"/>
-            </w:tcBorders>
-            <w:shd w:fill="E7EEF5" w:val="clear"/>
-            <w:tcMar>
-              <w:top w:type="dxa" w:w="100"/>
-              <w:left w:type="dxa" w:w="140"/>
-              <w:bottom w:type="dxa" w:w="100"/>
-              <w:right w:type="dxa" w:w="140"/>
-            </w:tcMar>
-          </w:tcPr>
-          <w:p>
-            <w:pPr>
-              <w:spacing w:after="40"/>
-            </w:pPr>
-            <w:r>
-              <w:rPr>
-                <w:b/>
-                <w:bCs/>
-                <w:sz w:val="20"/>
-                <w:szCs w:val="20"/>
-              </w:rPr>
-              <w:t xml:space="preserve">Scale weaknesses</w:t>
+            <w:tcW w:type="dxa" w:w="3000"/>
+            <w:tcBorders>
+              <w:top w:val="single" w:color="BFBFBF" w:sz="4"/>
+              <w:left w:val="single" w:color="BFBFBF" w:sz="4"/>
+              <w:bottom w:val="single" w:color="BFBFBF" w:sz="4"/>
+              <w:right w:val="single" w:color="BFBFBF" w:sz="4"/>
+            </w:tcBorders>
+            <w:shd w:fill="F7F9FC" w:val="clear"/>
+            <w:tcMar>
+              <w:top w:type="dxa" w:w="100"/>
+              <w:left w:type="dxa" w:w="140"/>
+              <w:bottom w:type="dxa" w:w="100"/>
+              <w:right w:type="dxa" w:w="140"/>
+            </w:tcMar>
+          </w:tcPr>
+          <w:p>
+            <w:pPr>
+              <w:spacing w:after="40"/>
+            </w:pPr>
+            <w:r>
+              <w:t xml:space="preserve">Time to a working demo</w:t>
+            </w:r>
+          </w:p>
+        </w:tc>
+        <w:tc>
+          <w:tcPr>
+            <w:tcW w:type="dxa" w:w="3540"/>
+            <w:tcBorders>
+              <w:top w:val="single" w:color="BFBFBF" w:sz="4"/>
+              <w:left w:val="single" w:color="BFBFBF" w:sz="4"/>
+              <w:bottom w:val="single" w:color="BFBFBF" w:sz="4"/>
+              <w:right w:val="single" w:color="BFBFBF" w:sz="4"/>
+            </w:tcBorders>
+            <w:shd w:fill="F7F9FC" w:val="clear"/>
+            <w:tcMar>
+              <w:top w:type="dxa" w:w="100"/>
+              <w:left w:type="dxa" w:w="140"/>
+              <w:bottom w:type="dxa" w:w="100"/>
+              <w:right w:type="dxa" w:w="140"/>
+            </w:tcMar>
+          </w:tcPr>
+          <w:p>
+            <w:pPr>
+              <w:spacing w:after="40"/>
+            </w:pPr>
+            <w:r>
+              <w:t xml:space="preserve">~2 hours</w:t>
+            </w:r>
+          </w:p>
+        </w:tc>
+        <w:tc>
+          <w:tcPr>
+            <w:tcW w:type="dxa" w:w="3540"/>
+            <w:tcBorders>
+              <w:top w:val="single" w:color="BFBFBF" w:sz="4"/>
+              <w:left w:val="single" w:color="BFBFBF" w:sz="4"/>
+              <w:bottom w:val="single" w:color="BFBFBF" w:sz="4"/>
+              <w:right w:val="single" w:color="BFBFBF" w:sz="4"/>
+            </w:tcBorders>
+            <w:shd w:fill="F7F9FC" w:val="clear"/>
+            <w:tcMar>
+              <w:top w:type="dxa" w:w="100"/>
+              <w:left w:type="dxa" w:w="140"/>
+              <w:bottom w:type="dxa" w:w="100"/>
+              <w:right w:type="dxa" w:w="140"/>
+            </w:tcMar>
+          </w:tcPr>
+          <w:p>
+            <w:pPr>
+              <w:spacing w:after="40"/>
+            </w:pPr>
+            <w:r>
+              <w:t xml:space="preserve">~4-5 hours</w:t>
             </w:r>
           </w:p>
         </w:tc>
@@ -5898,151 +4985,76 @@
         </w:trPr>
         <w:tc>
           <w:tcPr>
-            <w:tcW w:type="dxa" w:w="1500"/>
-            <w:tcBorders>
-              <w:top w:val="single" w:color="BFBFBF" w:sz="4"/>
-              <w:left w:val="single" w:color="BFBFBF" w:sz="4"/>
-              <w:bottom w:val="single" w:color="BFBFBF" w:sz="4"/>
-              <w:right w:val="single" w:color="BFBFBF" w:sz="4"/>
-            </w:tcBorders>
-            <w:tcMar>
-              <w:top w:type="dxa" w:w="100"/>
-              <w:left w:type="dxa" w:w="140"/>
-              <w:bottom w:type="dxa" w:w="100"/>
-              <w:right w:type="dxa" w:w="140"/>
-            </w:tcMar>
-          </w:tcPr>
-          <w:p>
-            <w:pPr>
-              <w:spacing w:after="40"/>
-            </w:pPr>
-            <w:r>
-              <w:t xml:space="preserve">Firebase (chosen)</w:t>
-            </w:r>
-          </w:p>
-        </w:tc>
-        <w:tc>
-          <w:tcPr>
-            <w:tcW w:type="dxa" w:w="2200"/>
-            <w:tcBorders>
-              <w:top w:val="single" w:color="BFBFBF" w:sz="4"/>
-              <w:left w:val="single" w:color="BFBFBF" w:sz="4"/>
-              <w:bottom w:val="single" w:color="BFBFBF" w:sz="4"/>
-              <w:right w:val="single" w:color="BFBFBF" w:sz="4"/>
-            </w:tcBorders>
-            <w:tcMar>
-              <w:top w:type="dxa" w:w="100"/>
-              <w:left w:type="dxa" w:w="140"/>
-              <w:bottom w:type="dxa" w:w="100"/>
-              <w:right w:type="dxa" w:w="140"/>
-            </w:tcMar>
-          </w:tcPr>
-          <w:p>
-            <w:pPr>
-              <w:spacing w:after="40"/>
-            </w:pPr>
-            <w:r>
-              <w:t xml:space="preserve">Google’s all-in-one backend (Storage + Firestore + Auth).</w:t>
-            </w:r>
-          </w:p>
-        </w:tc>
-        <w:tc>
-          <w:tcPr>
-            <w:tcW w:type="dxa" w:w="1595"/>
-            <w:tcBorders>
-              <w:top w:val="single" w:color="BFBFBF" w:sz="4"/>
-              <w:left w:val="single" w:color="BFBFBF" w:sz="4"/>
-              <w:bottom w:val="single" w:color="BFBFBF" w:sz="4"/>
-              <w:right w:val="single" w:color="BFBFBF" w:sz="4"/>
-            </w:tcBorders>
-            <w:tcMar>
-              <w:top w:type="dxa" w:w="100"/>
-              <w:left w:type="dxa" w:w="140"/>
-              <w:bottom w:type="dxa" w:w="100"/>
-              <w:right w:type="dxa" w:w="140"/>
-            </w:tcMar>
-          </w:tcPr>
-          <w:p>
-            <w:pPr>
-              <w:spacing w:after="40"/>
-            </w:pPr>
-            <w:r>
-              <w:t xml:space="preserve">Minutes to set up. Signed URLs out of the box. Firestore schemaless — matches our JSON. Single console.</w:t>
-            </w:r>
-          </w:p>
-        </w:tc>
-        <w:tc>
-          <w:tcPr>
-            <w:tcW w:type="dxa" w:w="1595"/>
-            <w:tcBorders>
-              <w:top w:val="single" w:color="BFBFBF" w:sz="4"/>
-              <w:left w:val="single" w:color="BFBFBF" w:sz="4"/>
-              <w:bottom w:val="single" w:color="BFBFBF" w:sz="4"/>
-              <w:right w:val="single" w:color="BFBFBF" w:sz="4"/>
-            </w:tcBorders>
-            <w:tcMar>
-              <w:top w:type="dxa" w:w="100"/>
-              <w:left w:type="dxa" w:w="140"/>
-              <w:bottom w:type="dxa" w:w="100"/>
-              <w:right w:type="dxa" w:w="140"/>
-            </w:tcMar>
-          </w:tcPr>
-          <w:p>
-            <w:pPr>
-              <w:spacing w:after="40"/>
-            </w:pPr>
-            <w:r>
-              <w:t xml:space="preserve">Firestore isn’t SQL — harder if you later want "all memos where leverage &gt; 4.0".</w:t>
-            </w:r>
-          </w:p>
-        </w:tc>
-        <w:tc>
-          <w:tcPr>
-            <w:tcW w:type="dxa" w:w="1595"/>
-            <w:tcBorders>
-              <w:top w:val="single" w:color="BFBFBF" w:sz="4"/>
-              <w:left w:val="single" w:color="BFBFBF" w:sz="4"/>
-              <w:bottom w:val="single" w:color="BFBFBF" w:sz="4"/>
-              <w:right w:val="single" w:color="BFBFBF" w:sz="4"/>
-            </w:tcBorders>
-            <w:tcMar>
-              <w:top w:type="dxa" w:w="100"/>
-              <w:left w:type="dxa" w:w="140"/>
-              <w:bottom w:type="dxa" w:w="100"/>
-              <w:right w:type="dxa" w:w="140"/>
-            </w:tcMar>
-          </w:tcPr>
-          <w:p>
-            <w:pPr>
-              <w:spacing w:after="40"/>
-            </w:pPr>
-            <w:r>
-              <w:t xml:space="preserve">Fine at moderate scale. Auto-scales.</w:t>
-            </w:r>
-          </w:p>
-        </w:tc>
-        <w:tc>
-          <w:tcPr>
-            <w:tcW w:type="dxa" w:w="1595"/>
-            <w:tcBorders>
-              <w:top w:val="single" w:color="BFBFBF" w:sz="4"/>
-              <w:left w:val="single" w:color="BFBFBF" w:sz="4"/>
-              <w:bottom w:val="single" w:color="BFBFBF" w:sz="4"/>
-              <w:right w:val="single" w:color="BFBFBF" w:sz="4"/>
-            </w:tcBorders>
-            <w:tcMar>
-              <w:top w:type="dxa" w:w="100"/>
-              <w:left w:type="dxa" w:w="140"/>
-              <w:bottom w:type="dxa" w:w="100"/>
-              <w:right w:type="dxa" w:w="140"/>
-            </w:tcMar>
-          </w:tcPr>
-          <w:p>
-            <w:pPr>
-              <w:spacing w:after="40"/>
-            </w:pPr>
-            <w:r>
-              <w:t xml:space="preserve">Costs grow with reads and file storage. Vendor lock-in. Analytics require exporting.</w:t>
+            <w:tcW w:type="dxa" w:w="3000"/>
+            <w:tcBorders>
+              <w:top w:val="single" w:color="BFBFBF" w:sz="4"/>
+              <w:left w:val="single" w:color="BFBFBF" w:sz="4"/>
+              <w:bottom w:val="single" w:color="BFBFBF" w:sz="4"/>
+              <w:right w:val="single" w:color="BFBFBF" w:sz="4"/>
+            </w:tcBorders>
+            <w:tcMar>
+              <w:top w:type="dxa" w:w="100"/>
+              <w:left w:type="dxa" w:w="140"/>
+              <w:bottom w:type="dxa" w:w="100"/>
+              <w:right w:type="dxa" w:w="140"/>
+            </w:tcMar>
+          </w:tcPr>
+          <w:p>
+            <w:pPr>
+              <w:spacing w:after="40"/>
+            </w:pPr>
+            <w:r>
+              <w:t xml:space="preserve">Streaming from Anthropic</w:t>
+            </w:r>
+          </w:p>
+        </w:tc>
+        <w:tc>
+          <w:tcPr>
+            <w:tcW w:type="dxa" w:w="3540"/>
+            <w:tcBorders>
+              <w:top w:val="single" w:color="BFBFBF" w:sz="4"/>
+              <w:left w:val="single" w:color="BFBFBF" w:sz="4"/>
+              <w:bottom w:val="single" w:color="BFBFBF" w:sz="4"/>
+              <w:right w:val="single" w:color="BFBFBF" w:sz="4"/>
+            </w:tcBorders>
+            <w:tcMar>
+              <w:top w:type="dxa" w:w="100"/>
+              <w:left w:type="dxa" w:w="140"/>
+              <w:bottom w:type="dxa" w:w="100"/>
+              <w:right w:type="dxa" w:w="140"/>
+            </w:tcMar>
+          </w:tcPr>
+          <w:p>
+            <w:pPr>
+              <w:spacing w:after="40"/>
+            </w:pPr>
+            <w:r>
+              <w:t xml:space="preserve">Yes (Python SDK)</w:t>
+            </w:r>
+          </w:p>
+        </w:tc>
+        <w:tc>
+          <w:tcPr>
+            <w:tcW w:type="dxa" w:w="3540"/>
+            <w:tcBorders>
+              <w:top w:val="single" w:color="BFBFBF" w:sz="4"/>
+              <w:left w:val="single" w:color="BFBFBF" w:sz="4"/>
+              <w:bottom w:val="single" w:color="BFBFBF" w:sz="4"/>
+              <w:right w:val="single" w:color="BFBFBF" w:sz="4"/>
+            </w:tcBorders>
+            <w:tcMar>
+              <w:top w:type="dxa" w:w="100"/>
+              <w:left w:type="dxa" w:w="140"/>
+              <w:bottom w:type="dxa" w:w="100"/>
+              <w:right w:type="dxa" w:w="140"/>
+            </w:tcMar>
+          </w:tcPr>
+          <w:p>
+            <w:pPr>
+              <w:spacing w:after="40"/>
+            </w:pPr>
+            <w:r>
+              <w:t xml:space="preserve">No (n8n HTTP node waits for full response)</w:t>
             </w:r>
           </w:p>
         </w:tc>
@@ -6053,157 +5065,79 @@
         </w:trPr>
         <w:tc>
           <w:tcPr>
-            <w:tcW w:type="dxa" w:w="1500"/>
-            <w:tcBorders>
-              <w:top w:val="single" w:color="BFBFBF" w:sz="4"/>
-              <w:left w:val="single" w:color="BFBFBF" w:sz="4"/>
-              <w:bottom w:val="single" w:color="BFBFBF" w:sz="4"/>
-              <w:right w:val="single" w:color="BFBFBF" w:sz="4"/>
-            </w:tcBorders>
-            <w:shd w:fill="F7F9FC" w:val="clear"/>
-            <w:tcMar>
-              <w:top w:type="dxa" w:w="100"/>
-              <w:left w:type="dxa" w:w="140"/>
-              <w:bottom w:type="dxa" w:w="100"/>
-              <w:right w:type="dxa" w:w="140"/>
-            </w:tcMar>
-          </w:tcPr>
-          <w:p>
-            <w:pPr>
-              <w:spacing w:after="40"/>
-            </w:pPr>
-            <w:r>
-              <w:t xml:space="preserve">Supabase</w:t>
-            </w:r>
-          </w:p>
-        </w:tc>
-        <w:tc>
-          <w:tcPr>
-            <w:tcW w:type="dxa" w:w="2200"/>
-            <w:tcBorders>
-              <w:top w:val="single" w:color="BFBFBF" w:sz="4"/>
-              <w:left w:val="single" w:color="BFBFBF" w:sz="4"/>
-              <w:bottom w:val="single" w:color="BFBFBF" w:sz="4"/>
-              <w:right w:val="single" w:color="BFBFBF" w:sz="4"/>
-            </w:tcBorders>
-            <w:shd w:fill="F7F9FC" w:val="clear"/>
-            <w:tcMar>
-              <w:top w:type="dxa" w:w="100"/>
-              <w:left w:type="dxa" w:w="140"/>
-              <w:bottom w:type="dxa" w:w="100"/>
-              <w:right w:type="dxa" w:w="140"/>
-            </w:tcMar>
-          </w:tcPr>
-          <w:p>
-            <w:pPr>
-              <w:spacing w:after="40"/>
-            </w:pPr>
-            <w:r>
-              <w:t xml:space="preserve">Open-source Firebase alternative built on Postgres.</w:t>
-            </w:r>
-          </w:p>
-        </w:tc>
-        <w:tc>
-          <w:tcPr>
-            <w:tcW w:type="dxa" w:w="1595"/>
-            <w:tcBorders>
-              <w:top w:val="single" w:color="BFBFBF" w:sz="4"/>
-              <w:left w:val="single" w:color="BFBFBF" w:sz="4"/>
-              <w:bottom w:val="single" w:color="BFBFBF" w:sz="4"/>
-              <w:right w:val="single" w:color="BFBFBF" w:sz="4"/>
-            </w:tcBorders>
-            <w:shd w:fill="F7F9FC" w:val="clear"/>
-            <w:tcMar>
-              <w:top w:type="dxa" w:w="100"/>
-              <w:left w:type="dxa" w:w="140"/>
-              <w:bottom w:type="dxa" w:w="100"/>
-              <w:right w:type="dxa" w:w="140"/>
-            </w:tcMar>
-          </w:tcPr>
-          <w:p>
-            <w:pPr>
-              <w:spacing w:after="40"/>
-            </w:pPr>
-            <w:r>
-              <w:t xml:space="preserve">Fast setup. Real SQL from day one. Row-level security.</w:t>
-            </w:r>
-          </w:p>
-        </w:tc>
-        <w:tc>
-          <w:tcPr>
-            <w:tcW w:type="dxa" w:w="1595"/>
-            <w:tcBorders>
-              <w:top w:val="single" w:color="BFBFBF" w:sz="4"/>
-              <w:left w:val="single" w:color="BFBFBF" w:sz="4"/>
-              <w:bottom w:val="single" w:color="BFBFBF" w:sz="4"/>
-              <w:right w:val="single" w:color="BFBFBF" w:sz="4"/>
-            </w:tcBorders>
-            <w:shd w:fill="F7F9FC" w:val="clear"/>
-            <w:tcMar>
-              <w:top w:type="dxa" w:w="100"/>
-              <w:left w:type="dxa" w:w="140"/>
-              <w:bottom w:type="dxa" w:w="100"/>
-              <w:right w:type="dxa" w:w="140"/>
-            </w:tcMar>
-          </w:tcPr>
-          <w:p>
-            <w:pPr>
-              <w:spacing w:after="40"/>
-            </w:pPr>
-            <w:r>
-              <w:t xml:space="preserve">Slightly more concepts than Firebase for first-time users.</w:t>
-            </w:r>
-          </w:p>
-        </w:tc>
-        <w:tc>
-          <w:tcPr>
-            <w:tcW w:type="dxa" w:w="1595"/>
-            <w:tcBorders>
-              <w:top w:val="single" w:color="BFBFBF" w:sz="4"/>
-              <w:left w:val="single" w:color="BFBFBF" w:sz="4"/>
-              <w:bottom w:val="single" w:color="BFBFBF" w:sz="4"/>
-              <w:right w:val="single" w:color="BFBFBF" w:sz="4"/>
-            </w:tcBorders>
-            <w:shd w:fill="F7F9FC" w:val="clear"/>
-            <w:tcMar>
-              <w:top w:type="dxa" w:w="100"/>
-              <w:left w:type="dxa" w:w="140"/>
-              <w:bottom w:type="dxa" w:w="100"/>
-              <w:right w:type="dxa" w:w="140"/>
-            </w:tcMar>
-          </w:tcPr>
-          <w:p>
-            <w:pPr>
-              <w:spacing w:after="40"/>
-            </w:pPr>
-            <w:r>
-              <w:t xml:space="preserve">Better for SQL analytics. Self-hostable.</w:t>
-            </w:r>
-          </w:p>
-        </w:tc>
-        <w:tc>
-          <w:tcPr>
-            <w:tcW w:type="dxa" w:w="1595"/>
-            <w:tcBorders>
-              <w:top w:val="single" w:color="BFBFBF" w:sz="4"/>
-              <w:left w:val="single" w:color="BFBFBF" w:sz="4"/>
-              <w:bottom w:val="single" w:color="BFBFBF" w:sz="4"/>
-              <w:right w:val="single" w:color="BFBFBF" w:sz="4"/>
-            </w:tcBorders>
-            <w:shd w:fill="F7F9FC" w:val="clear"/>
-            <w:tcMar>
-              <w:top w:type="dxa" w:w="100"/>
-              <w:left w:type="dxa" w:w="140"/>
-              <w:bottom w:type="dxa" w:w="100"/>
-              <w:right w:type="dxa" w:w="140"/>
-            </w:tcMar>
-          </w:tcPr>
-          <w:p>
-            <w:pPr>
-              <w:spacing w:after="40"/>
-            </w:pPr>
-            <w:r>
-              <w:t xml:space="preserve">Smaller company than Google; long-term bet is different.</w:t>
+            <w:tcW w:type="dxa" w:w="3000"/>
+            <w:tcBorders>
+              <w:top w:val="single" w:color="BFBFBF" w:sz="4"/>
+              <w:left w:val="single" w:color="BFBFBF" w:sz="4"/>
+              <w:bottom w:val="single" w:color="BFBFBF" w:sz="4"/>
+              <w:right w:val="single" w:color="BFBFBF" w:sz="4"/>
+            </w:tcBorders>
+            <w:shd w:fill="F7F9FC" w:val="clear"/>
+            <w:tcMar>
+              <w:top w:type="dxa" w:w="100"/>
+              <w:left w:type="dxa" w:w="140"/>
+              <w:bottom w:type="dxa" w:w="100"/>
+              <w:right w:type="dxa" w:w="140"/>
+            </w:tcMar>
+          </w:tcPr>
+          <w:p>
+            <w:pPr>
+              <w:spacing w:after="40"/>
+            </w:pPr>
+            <w:r>
+              <w:t xml:space="preserve">Max token budget</w:t>
+            </w:r>
+          </w:p>
+        </w:tc>
+        <w:tc>
+          <w:tcPr>
+            <w:tcW w:type="dxa" w:w="3540"/>
+            <w:tcBorders>
+              <w:top w:val="single" w:color="BFBFBF" w:sz="4"/>
+              <w:left w:val="single" w:color="BFBFBF" w:sz="4"/>
+              <w:bottom w:val="single" w:color="BFBFBF" w:sz="4"/>
+              <w:right w:val="single" w:color="BFBFBF" w:sz="4"/>
+            </w:tcBorders>
+            <w:shd w:fill="F7F9FC" w:val="clear"/>
+            <w:tcMar>
+              <w:top w:type="dxa" w:w="100"/>
+              <w:left w:type="dxa" w:w="140"/>
+              <w:bottom w:type="dxa" w:w="100"/>
+              <w:right w:type="dxa" w:w="140"/>
+            </w:tcMar>
+          </w:tcPr>
+          <w:p>
+            <w:pPr>
+              <w:spacing w:after="40"/>
+            </w:pPr>
+            <w:r>
+              <w:t xml:space="preserve">32,000 (fits any real memo)</w:t>
+            </w:r>
+          </w:p>
+        </w:tc>
+        <w:tc>
+          <w:tcPr>
+            <w:tcW w:type="dxa" w:w="3540"/>
+            <w:tcBorders>
+              <w:top w:val="single" w:color="BFBFBF" w:sz="4"/>
+              <w:left w:val="single" w:color="BFBFBF" w:sz="4"/>
+              <w:bottom w:val="single" w:color="BFBFBF" w:sz="4"/>
+              <w:right w:val="single" w:color="BFBFBF" w:sz="4"/>
+            </w:tcBorders>
+            <w:shd w:fill="F7F9FC" w:val="clear"/>
+            <w:tcMar>
+              <w:top w:type="dxa" w:w="100"/>
+              <w:left w:type="dxa" w:w="140"/>
+              <w:bottom w:type="dxa" w:w="100"/>
+              <w:right w:type="dxa" w:w="140"/>
+            </w:tcMar>
+          </w:tcPr>
+          <w:p>
+            <w:pPr>
+              <w:spacing w:after="40"/>
+            </w:pPr>
+            <w:r>
+              <w:t xml:space="preserve">16,000 (capped to stay under HTTP timeout)</w:t>
             </w:r>
           </w:p>
         </w:tc>
@@ -6214,151 +5148,76 @@
         </w:trPr>
         <w:tc>
           <w:tcPr>
-            <w:tcW w:type="dxa" w:w="1500"/>
-            <w:tcBorders>
-              <w:top w:val="single" w:color="BFBFBF" w:sz="4"/>
-              <w:left w:val="single" w:color="BFBFBF" w:sz="4"/>
-              <w:bottom w:val="single" w:color="BFBFBF" w:sz="4"/>
-              <w:right w:val="single" w:color="BFBFBF" w:sz="4"/>
-            </w:tcBorders>
-            <w:tcMar>
-              <w:top w:type="dxa" w:w="100"/>
-              <w:left w:type="dxa" w:w="140"/>
-              <w:bottom w:type="dxa" w:w="100"/>
-              <w:right w:type="dxa" w:w="140"/>
-            </w:tcMar>
-          </w:tcPr>
-          <w:p>
-            <w:pPr>
-              <w:spacing w:after="40"/>
-            </w:pPr>
-            <w:r>
-              <w:t xml:space="preserve">AWS S3 + RDS Postgres</w:t>
-            </w:r>
-          </w:p>
-        </w:tc>
-        <w:tc>
-          <w:tcPr>
-            <w:tcW w:type="dxa" w:w="2200"/>
-            <w:tcBorders>
-              <w:top w:val="single" w:color="BFBFBF" w:sz="4"/>
-              <w:left w:val="single" w:color="BFBFBF" w:sz="4"/>
-              <w:bottom w:val="single" w:color="BFBFBF" w:sz="4"/>
-              <w:right w:val="single" w:color="BFBFBF" w:sz="4"/>
-            </w:tcBorders>
-            <w:tcMar>
-              <w:top w:type="dxa" w:w="100"/>
-              <w:left w:type="dxa" w:w="140"/>
-              <w:bottom w:type="dxa" w:w="100"/>
-              <w:right w:type="dxa" w:w="140"/>
-            </w:tcMar>
-          </w:tcPr>
-          <w:p>
-            <w:pPr>
-              <w:spacing w:after="40"/>
-            </w:pPr>
-            <w:r>
-              <w:t xml:space="preserve">Raw cloud storage + managed SQL database.</w:t>
-            </w:r>
-          </w:p>
-        </w:tc>
-        <w:tc>
-          <w:tcPr>
-            <w:tcW w:type="dxa" w:w="1595"/>
-            <w:tcBorders>
-              <w:top w:val="single" w:color="BFBFBF" w:sz="4"/>
-              <w:left w:val="single" w:color="BFBFBF" w:sz="4"/>
-              <w:bottom w:val="single" w:color="BFBFBF" w:sz="4"/>
-              <w:right w:val="single" w:color="BFBFBF" w:sz="4"/>
-            </w:tcBorders>
-            <w:tcMar>
-              <w:top w:type="dxa" w:w="100"/>
-              <w:left w:type="dxa" w:w="140"/>
-              <w:bottom w:type="dxa" w:w="100"/>
-              <w:right w:type="dxa" w:w="140"/>
-            </w:tcMar>
-          </w:tcPr>
-          <w:p>
-            <w:pPr>
-              <w:spacing w:after="40"/>
-            </w:pPr>
-            <w:r>
-              <w:t xml:space="preserve">None — hours of IAM/VPC setup for POC.</w:t>
-            </w:r>
-          </w:p>
-        </w:tc>
-        <w:tc>
-          <w:tcPr>
-            <w:tcW w:type="dxa" w:w="1595"/>
-            <w:tcBorders>
-              <w:top w:val="single" w:color="BFBFBF" w:sz="4"/>
-              <w:left w:val="single" w:color="BFBFBF" w:sz="4"/>
-              <w:bottom w:val="single" w:color="BFBFBF" w:sz="4"/>
-              <w:right w:val="single" w:color="BFBFBF" w:sz="4"/>
-            </w:tcBorders>
-            <w:tcMar>
-              <w:top w:type="dxa" w:w="100"/>
-              <w:left w:type="dxa" w:w="140"/>
-              <w:bottom w:type="dxa" w:w="100"/>
-              <w:right w:type="dxa" w:w="140"/>
-            </w:tcMar>
-          </w:tcPr>
-          <w:p>
-            <w:pPr>
-              <w:spacing w:after="40"/>
-            </w:pPr>
-            <w:r>
-              <w:t xml:space="preserve">Slow to stand up.</w:t>
-            </w:r>
-          </w:p>
-        </w:tc>
-        <w:tc>
-          <w:tcPr>
-            <w:tcW w:type="dxa" w:w="1595"/>
-            <w:tcBorders>
-              <w:top w:val="single" w:color="BFBFBF" w:sz="4"/>
-              <w:left w:val="single" w:color="BFBFBF" w:sz="4"/>
-              <w:bottom w:val="single" w:color="BFBFBF" w:sz="4"/>
-              <w:right w:val="single" w:color="BFBFBF" w:sz="4"/>
-            </w:tcBorders>
-            <w:tcMar>
-              <w:top w:type="dxa" w:w="100"/>
-              <w:left w:type="dxa" w:w="140"/>
-              <w:bottom w:type="dxa" w:w="100"/>
-              <w:right w:type="dxa" w:w="140"/>
-            </w:tcMar>
-          </w:tcPr>
-          <w:p>
-            <w:pPr>
-              <w:spacing w:after="40"/>
-            </w:pPr>
-            <w:r>
-              <w:t xml:space="preserve">The default for enterprise banks. Fits existing AWS infra. Full control.</w:t>
-            </w:r>
-          </w:p>
-        </w:tc>
-        <w:tc>
-          <w:tcPr>
-            <w:tcW w:type="dxa" w:w="1595"/>
-            <w:tcBorders>
-              <w:top w:val="single" w:color="BFBFBF" w:sz="4"/>
-              <w:left w:val="single" w:color="BFBFBF" w:sz="4"/>
-              <w:bottom w:val="single" w:color="BFBFBF" w:sz="4"/>
-              <w:right w:val="single" w:color="BFBFBF" w:sz="4"/>
-            </w:tcBorders>
-            <w:tcMar>
-              <w:top w:type="dxa" w:w="100"/>
-              <w:left w:type="dxa" w:w="140"/>
-              <w:bottom w:type="dxa" w:w="100"/>
-              <w:right w:type="dxa" w:w="140"/>
-            </w:tcMar>
-          </w:tcPr>
-          <w:p>
-            <w:pPr>
-              <w:spacing w:after="40"/>
-            </w:pPr>
-            <w:r>
-              <w:t xml:space="preserve">You build the plumbing (signed URLs, dashboards, auth).</w:t>
+            <w:tcW w:type="dxa" w:w="3000"/>
+            <w:tcBorders>
+              <w:top w:val="single" w:color="BFBFBF" w:sz="4"/>
+              <w:left w:val="single" w:color="BFBFBF" w:sz="4"/>
+              <w:bottom w:val="single" w:color="BFBFBF" w:sz="4"/>
+              <w:right w:val="single" w:color="BFBFBF" w:sz="4"/>
+            </w:tcBorders>
+            <w:tcMar>
+              <w:top w:type="dxa" w:w="100"/>
+              <w:left w:type="dxa" w:w="140"/>
+              <w:bottom w:type="dxa" w:w="100"/>
+              <w:right w:type="dxa" w:w="140"/>
+            </w:tcMar>
+          </w:tcPr>
+          <w:p>
+            <w:pPr>
+              <w:spacing w:after="40"/>
+            </w:pPr>
+            <w:r>
+              <w:t xml:space="preserve">Latency per review</w:t>
+            </w:r>
+          </w:p>
+        </w:tc>
+        <w:tc>
+          <w:tcPr>
+            <w:tcW w:type="dxa" w:w="3540"/>
+            <w:tcBorders>
+              <w:top w:val="single" w:color="BFBFBF" w:sz="4"/>
+              <w:left w:val="single" w:color="BFBFBF" w:sz="4"/>
+              <w:bottom w:val="single" w:color="BFBFBF" w:sz="4"/>
+              <w:right w:val="single" w:color="BFBFBF" w:sz="4"/>
+            </w:tcBorders>
+            <w:tcMar>
+              <w:top w:type="dxa" w:w="100"/>
+              <w:left w:type="dxa" w:w="140"/>
+              <w:bottom w:type="dxa" w:w="100"/>
+              <w:right w:type="dxa" w:w="140"/>
+            </w:tcMar>
+          </w:tcPr>
+          <w:p>
+            <w:pPr>
+              <w:spacing w:after="40"/>
+            </w:pPr>
+            <w:r>
+              <w:t xml:space="preserve">15-45 seconds</w:t>
+            </w:r>
+          </w:p>
+        </w:tc>
+        <w:tc>
+          <w:tcPr>
+            <w:tcW w:type="dxa" w:w="3540"/>
+            <w:tcBorders>
+              <w:top w:val="single" w:color="BFBFBF" w:sz="4"/>
+              <w:left w:val="single" w:color="BFBFBF" w:sz="4"/>
+              <w:bottom w:val="single" w:color="BFBFBF" w:sz="4"/>
+              <w:right w:val="single" w:color="BFBFBF" w:sz="4"/>
+            </w:tcBorders>
+            <w:tcMar>
+              <w:top w:type="dxa" w:w="100"/>
+              <w:left w:type="dxa" w:w="140"/>
+              <w:bottom w:type="dxa" w:w="100"/>
+              <w:right w:type="dxa" w:w="140"/>
+            </w:tcMar>
+          </w:tcPr>
+          <w:p>
+            <w:pPr>
+              <w:spacing w:after="40"/>
+            </w:pPr>
+            <w:r>
+              <w:t xml:space="preserve">25-70 seconds</w:t>
             </w:r>
           </w:p>
         </w:tc>
@@ -6369,157 +5228,79 @@
         </w:trPr>
         <w:tc>
           <w:tcPr>
-            <w:tcW w:type="dxa" w:w="1500"/>
-            <w:tcBorders>
-              <w:top w:val="single" w:color="BFBFBF" w:sz="4"/>
-              <w:left w:val="single" w:color="BFBFBF" w:sz="4"/>
-              <w:bottom w:val="single" w:color="BFBFBF" w:sz="4"/>
-              <w:right w:val="single" w:color="BFBFBF" w:sz="4"/>
-            </w:tcBorders>
-            <w:shd w:fill="F7F9FC" w:val="clear"/>
-            <w:tcMar>
-              <w:top w:type="dxa" w:w="100"/>
-              <w:left w:type="dxa" w:w="140"/>
-              <w:bottom w:type="dxa" w:w="100"/>
-              <w:right w:type="dxa" w:w="140"/>
-            </w:tcMar>
-          </w:tcPr>
-          <w:p>
-            <w:pPr>
-              <w:spacing w:after="40"/>
-            </w:pPr>
-            <w:r>
-              <w:t xml:space="preserve">Local filesystem + SQLite</w:t>
-            </w:r>
-          </w:p>
-        </w:tc>
-        <w:tc>
-          <w:tcPr>
-            <w:tcW w:type="dxa" w:w="2200"/>
-            <w:tcBorders>
-              <w:top w:val="single" w:color="BFBFBF" w:sz="4"/>
-              <w:left w:val="single" w:color="BFBFBF" w:sz="4"/>
-              <w:bottom w:val="single" w:color="BFBFBF" w:sz="4"/>
-              <w:right w:val="single" w:color="BFBFBF" w:sz="4"/>
-            </w:tcBorders>
-            <w:shd w:fill="F7F9FC" w:val="clear"/>
-            <w:tcMar>
-              <w:top w:type="dxa" w:w="100"/>
-              <w:left w:type="dxa" w:w="140"/>
-              <w:bottom w:type="dxa" w:w="100"/>
-              <w:right w:type="dxa" w:w="140"/>
-            </w:tcMar>
-          </w:tcPr>
-          <w:p>
-            <w:pPr>
-              <w:spacing w:after="40"/>
-            </w:pPr>
-            <w:r>
-              <w:t xml:space="preserve">Files in a folder, rows in SQLite.</w:t>
-            </w:r>
-          </w:p>
-        </w:tc>
-        <w:tc>
-          <w:tcPr>
-            <w:tcW w:type="dxa" w:w="1595"/>
-            <w:tcBorders>
-              <w:top w:val="single" w:color="BFBFBF" w:sz="4"/>
-              <w:left w:val="single" w:color="BFBFBF" w:sz="4"/>
-              <w:bottom w:val="single" w:color="BFBFBF" w:sz="4"/>
-              <w:right w:val="single" w:color="BFBFBF" w:sz="4"/>
-            </w:tcBorders>
-            <w:shd w:fill="F7F9FC" w:val="clear"/>
-            <w:tcMar>
-              <w:top w:type="dxa" w:w="100"/>
-              <w:left w:type="dxa" w:w="140"/>
-              <w:bottom w:type="dxa" w:w="100"/>
-              <w:right w:type="dxa" w:w="140"/>
-            </w:tcMar>
-          </w:tcPr>
-          <w:p>
-            <w:pPr>
-              <w:spacing w:after="40"/>
-            </w:pPr>
-            <w:r>
-              <w:t xml:space="preserve">Simplest possible thing. Great for laptop-only demo.</w:t>
-            </w:r>
-          </w:p>
-        </w:tc>
-        <w:tc>
-          <w:tcPr>
-            <w:tcW w:type="dxa" w:w="1595"/>
-            <w:tcBorders>
-              <w:top w:val="single" w:color="BFBFBF" w:sz="4"/>
-              <w:left w:val="single" w:color="BFBFBF" w:sz="4"/>
-              <w:bottom w:val="single" w:color="BFBFBF" w:sz="4"/>
-              <w:right w:val="single" w:color="BFBFBF" w:sz="4"/>
-            </w:tcBorders>
-            <w:shd w:fill="F7F9FC" w:val="clear"/>
-            <w:tcMar>
-              <w:top w:type="dxa" w:w="100"/>
-              <w:left w:type="dxa" w:w="140"/>
-              <w:bottom w:type="dxa" w:w="100"/>
-              <w:right w:type="dxa" w:w="140"/>
-            </w:tcMar>
-          </w:tcPr>
-          <w:p>
-            <w:pPr>
-              <w:spacing w:after="40"/>
-            </w:pPr>
-            <w:r>
-              <w:t xml:space="preserve">Doesn’t work multi-user. Doesn’t work anywhere but your laptop.</w:t>
-            </w:r>
-          </w:p>
-        </w:tc>
-        <w:tc>
-          <w:tcPr>
-            <w:tcW w:type="dxa" w:w="1595"/>
-            <w:tcBorders>
-              <w:top w:val="single" w:color="BFBFBF" w:sz="4"/>
-              <w:left w:val="single" w:color="BFBFBF" w:sz="4"/>
-              <w:bottom w:val="single" w:color="BFBFBF" w:sz="4"/>
-              <w:right w:val="single" w:color="BFBFBF" w:sz="4"/>
-            </w:tcBorders>
-            <w:shd w:fill="F7F9FC" w:val="clear"/>
-            <w:tcMar>
-              <w:top w:type="dxa" w:w="100"/>
-              <w:left w:type="dxa" w:w="140"/>
-              <w:bottom w:type="dxa" w:w="100"/>
-              <w:right w:type="dxa" w:w="140"/>
-            </w:tcMar>
-          </w:tcPr>
-          <w:p>
-            <w:pPr>
-              <w:spacing w:after="40"/>
-            </w:pPr>
-            <w:r>
-              <w:t xml:space="preserve">Not viable.</w:t>
-            </w:r>
-          </w:p>
-        </w:tc>
-        <w:tc>
-          <w:tcPr>
-            <w:tcW w:type="dxa" w:w="1595"/>
-            <w:tcBorders>
-              <w:top w:val="single" w:color="BFBFBF" w:sz="4"/>
-              <w:left w:val="single" w:color="BFBFBF" w:sz="4"/>
-              <w:bottom w:val="single" w:color="BFBFBF" w:sz="4"/>
-              <w:right w:val="single" w:color="BFBFBF" w:sz="4"/>
-            </w:tcBorders>
-            <w:shd w:fill="F7F9FC" w:val="clear"/>
-            <w:tcMar>
-              <w:top w:type="dxa" w:w="100"/>
-              <w:left w:type="dxa" w:w="140"/>
-              <w:bottom w:type="dxa" w:w="100"/>
-              <w:right w:type="dxa" w:w="140"/>
-            </w:tcMar>
-          </w:tcPr>
-          <w:p>
-            <w:pPr>
-              <w:spacing w:after="40"/>
-            </w:pPr>
-            <w:r>
-              <w:t xml:space="preserve">N/A</w:t>
+            <w:tcW w:type="dxa" w:w="3000"/>
+            <w:tcBorders>
+              <w:top w:val="single" w:color="BFBFBF" w:sz="4"/>
+              <w:left w:val="single" w:color="BFBFBF" w:sz="4"/>
+              <w:bottom w:val="single" w:color="BFBFBF" w:sz="4"/>
+              <w:right w:val="single" w:color="BFBFBF" w:sz="4"/>
+            </w:tcBorders>
+            <w:shd w:fill="F7F9FC" w:val="clear"/>
+            <w:tcMar>
+              <w:top w:type="dxa" w:w="100"/>
+              <w:left w:type="dxa" w:w="140"/>
+              <w:bottom w:type="dxa" w:w="100"/>
+              <w:right w:type="dxa" w:w="140"/>
+            </w:tcMar>
+          </w:tcPr>
+          <w:p>
+            <w:pPr>
+              <w:spacing w:after="40"/>
+            </w:pPr>
+            <w:r>
+              <w:t xml:space="preserve">Cost per review</w:t>
+            </w:r>
+          </w:p>
+        </w:tc>
+        <w:tc>
+          <w:tcPr>
+            <w:tcW w:type="dxa" w:w="3540"/>
+            <w:tcBorders>
+              <w:top w:val="single" w:color="BFBFBF" w:sz="4"/>
+              <w:left w:val="single" w:color="BFBFBF" w:sz="4"/>
+              <w:bottom w:val="single" w:color="BFBFBF" w:sz="4"/>
+              <w:right w:val="single" w:color="BFBFBF" w:sz="4"/>
+            </w:tcBorders>
+            <w:shd w:fill="F7F9FC" w:val="clear"/>
+            <w:tcMar>
+              <w:top w:type="dxa" w:w="100"/>
+              <w:left w:type="dxa" w:w="140"/>
+              <w:bottom w:type="dxa" w:w="100"/>
+              <w:right w:type="dxa" w:w="140"/>
+            </w:tcMar>
+          </w:tcPr>
+          <w:p>
+            <w:pPr>
+              <w:spacing w:after="40"/>
+            </w:pPr>
+            <w:r>
+              <w:t xml:space="preserve">~$0.15-0.63 (Anthropic only)</w:t>
+            </w:r>
+          </w:p>
+        </w:tc>
+        <w:tc>
+          <w:tcPr>
+            <w:tcW w:type="dxa" w:w="3540"/>
+            <w:tcBorders>
+              <w:top w:val="single" w:color="BFBFBF" w:sz="4"/>
+              <w:left w:val="single" w:color="BFBFBF" w:sz="4"/>
+              <w:bottom w:val="single" w:color="BFBFBF" w:sz="4"/>
+              <w:right w:val="single" w:color="BFBFBF" w:sz="4"/>
+            </w:tcBorders>
+            <w:shd w:fill="F7F9FC" w:val="clear"/>
+            <w:tcMar>
+              <w:top w:type="dxa" w:w="100"/>
+              <w:left w:type="dxa" w:w="140"/>
+              <w:bottom w:type="dxa" w:w="100"/>
+              <w:right w:type="dxa" w:w="140"/>
+            </w:tcMar>
+          </w:tcPr>
+          <w:p>
+            <w:pPr>
+              <w:spacing w:after="40"/>
+            </w:pPr>
+            <w:r>
+              <w:t xml:space="preserve">Same Anthropic bill + $20/mo n8n Cloud after trial</w:t>
             </w:r>
           </w:p>
         </w:tc>
@@ -6530,423 +5311,76 @@
         </w:trPr>
         <w:tc>
           <w:tcPr>
-            <w:tcW w:type="dxa" w:w="1500"/>
-            <w:tcBorders>
-              <w:top w:val="single" w:color="BFBFBF" w:sz="4"/>
-              <w:left w:val="single" w:color="BFBFBF" w:sz="4"/>
-              <w:bottom w:val="single" w:color="BFBFBF" w:sz="4"/>
-              <w:right w:val="single" w:color="BFBFBF" w:sz="4"/>
-            </w:tcBorders>
-            <w:tcMar>
-              <w:top w:type="dxa" w:w="100"/>
-              <w:left w:type="dxa" w:w="140"/>
-              <w:bottom w:type="dxa" w:w="100"/>
-              <w:right w:type="dxa" w:w="140"/>
-            </w:tcMar>
-          </w:tcPr>
-          <w:p>
-            <w:pPr>
-              <w:spacing w:after="40"/>
-            </w:pPr>
-            <w:r>
-              <w:t xml:space="preserve">MongoDB Atlas</w:t>
-            </w:r>
-          </w:p>
-        </w:tc>
-        <w:tc>
-          <w:tcPr>
-            <w:tcW w:type="dxa" w:w="2200"/>
-            <w:tcBorders>
-              <w:top w:val="single" w:color="BFBFBF" w:sz="4"/>
-              <w:left w:val="single" w:color="BFBFBF" w:sz="4"/>
-              <w:bottom w:val="single" w:color="BFBFBF" w:sz="4"/>
-              <w:right w:val="single" w:color="BFBFBF" w:sz="4"/>
-            </w:tcBorders>
-            <w:tcMar>
-              <w:top w:type="dxa" w:w="100"/>
-              <w:left w:type="dxa" w:w="140"/>
-              <w:bottom w:type="dxa" w:w="100"/>
-              <w:right w:type="dxa" w:w="140"/>
-            </w:tcMar>
-          </w:tcPr>
-          <w:p>
-            <w:pPr>
-              <w:spacing w:after="40"/>
-            </w:pPr>
-            <w:r>
-              <w:t xml:space="preserve">Managed MongoDB — schemaless like Firestore, full database.</w:t>
-            </w:r>
-          </w:p>
-        </w:tc>
-        <w:tc>
-          <w:tcPr>
-            <w:tcW w:type="dxa" w:w="1595"/>
-            <w:tcBorders>
-              <w:top w:val="single" w:color="BFBFBF" w:sz="4"/>
-              <w:left w:val="single" w:color="BFBFBF" w:sz="4"/>
-              <w:bottom w:val="single" w:color="BFBFBF" w:sz="4"/>
-              <w:right w:val="single" w:color="BFBFBF" w:sz="4"/>
-            </w:tcBorders>
-            <w:tcMar>
-              <w:top w:type="dxa" w:w="100"/>
-              <w:left w:type="dxa" w:w="140"/>
-              <w:bottom w:type="dxa" w:w="100"/>
-              <w:right w:type="dxa" w:w="140"/>
-            </w:tcMar>
-          </w:tcPr>
-          <w:p>
-            <w:pPr>
-              <w:spacing w:after="40"/>
-            </w:pPr>
-            <w:r>
-              <w:t xml:space="preserve">Fast setup. Rich query language.</w:t>
-            </w:r>
-          </w:p>
-        </w:tc>
-        <w:tc>
-          <w:tcPr>
-            <w:tcW w:type="dxa" w:w="1595"/>
-            <w:tcBorders>
-              <w:top w:val="single" w:color="BFBFBF" w:sz="4"/>
-              <w:left w:val="single" w:color="BFBFBF" w:sz="4"/>
-              <w:bottom w:val="single" w:color="BFBFBF" w:sz="4"/>
-              <w:right w:val="single" w:color="BFBFBF" w:sz="4"/>
-            </w:tcBorders>
-            <w:tcMar>
-              <w:top w:type="dxa" w:w="100"/>
-              <w:left w:type="dxa" w:w="140"/>
-              <w:bottom w:type="dxa" w:w="100"/>
-              <w:right w:type="dxa" w:w="140"/>
-            </w:tcMar>
-          </w:tcPr>
-          <w:p>
-            <w:pPr>
-              <w:spacing w:after="40"/>
-            </w:pPr>
-            <w:r>
-              <w:t xml:space="preserve">You still need a separate file store (S3 or similar).</w:t>
-            </w:r>
-          </w:p>
-        </w:tc>
-        <w:tc>
-          <w:tcPr>
-            <w:tcW w:type="dxa" w:w="1595"/>
-            <w:tcBorders>
-              <w:top w:val="single" w:color="BFBFBF" w:sz="4"/>
-              <w:left w:val="single" w:color="BFBFBF" w:sz="4"/>
-              <w:bottom w:val="single" w:color="BFBFBF" w:sz="4"/>
-              <w:right w:val="single" w:color="BFBFBF" w:sz="4"/>
-            </w:tcBorders>
-            <w:tcMar>
-              <w:top w:type="dxa" w:w="100"/>
-              <w:left w:type="dxa" w:w="140"/>
-              <w:bottom w:type="dxa" w:w="100"/>
-              <w:right w:type="dxa" w:w="140"/>
-            </w:tcMar>
-          </w:tcPr>
-          <w:p>
-            <w:pPr>
-              <w:spacing w:after="40"/>
-            </w:pPr>
-            <w:r>
-              <w:t xml:space="preserve">Great for document data at scale.</w:t>
-            </w:r>
-          </w:p>
-        </w:tc>
-        <w:tc>
-          <w:tcPr>
-            <w:tcW w:type="dxa" w:w="1595"/>
-            <w:tcBorders>
-              <w:top w:val="single" w:color="BFBFBF" w:sz="4"/>
-              <w:left w:val="single" w:color="BFBFBF" w:sz="4"/>
-              <w:bottom w:val="single" w:color="BFBFBF" w:sz="4"/>
-              <w:right w:val="single" w:color="BFBFBF" w:sz="4"/>
-            </w:tcBorders>
-            <w:tcMar>
-              <w:top w:type="dxa" w:w="100"/>
-              <w:left w:type="dxa" w:w="140"/>
-              <w:bottom w:type="dxa" w:w="100"/>
-              <w:right w:type="dxa" w:w="140"/>
-            </w:tcMar>
-          </w:tcPr>
-          <w:p>
-            <w:pPr>
-              <w:spacing w:after="40"/>
-            </w:pPr>
-            <w:r>
-              <w:t xml:space="preserve">Two tools instead of one.</w:t>
-            </w:r>
-          </w:p>
-        </w:tc>
-      </w:tr>
-    </w:tbl>
-    <w:p>
-      <w:pPr>
-        <w:spacing w:after="140"/>
-      </w:pPr>
-      <w:r>
-        <w:rPr>
-          <w:b/>
-          <w:bCs/>
-        </w:rPr>
-        <w:t xml:space="preserve">POC winner:</w:t>
-      </w:r>
-      <w:r>
-        <w:t xml:space="preserve"> Firebase (least ceremony); local filesystem for the pure Python approach.</w:t>
-      </w:r>
-    </w:p>
-    <w:p>
-      <w:pPr>
-        <w:spacing w:after="140"/>
-      </w:pPr>
-      <w:r>
-        <w:rPr>
-          <w:b/>
-          <w:bCs/>
-        </w:rPr>
-        <w:t xml:space="preserve">Scale winner:</w:t>
-      </w:r>
-      <w:r>
-        <w:t xml:space="preserve"> AWS S3 + Postgres (or Azure/GCP equivalent) in a bank — fits existing infrastructure, compliance, audit. Supabase for a lightweight product line.</w:t>
-      </w:r>
-    </w:p>
-    <w:p>
-      <w:pPr>
-        <w:pStyle w:val="Heading2"/>
-        <w:spacing w:after="160" w:before="260"/>
-      </w:pPr>
-      <w:r>
-        <w:t xml:space="preserve">3.3 Frontend — Lovable vs alternatives</w:t>
-      </w:r>
-    </w:p>
-    <w:p>
-      <w:pPr>
-        <w:spacing w:after="140"/>
-      </w:pPr>
-      <w:r>
-        <w:rPr>
-          <w:b/>
-          <w:bCs/>
-        </w:rPr>
-        <w:t xml:space="preserve">What "frontend" means:</w:t>
-      </w:r>
-      <w:r>
-        <w:t xml:space="preserve"> the web page the user actually sees and clicks. The upload button, the results table, the download button.</w:t>
-      </w:r>
-    </w:p>
-    <w:tbl>
-      <w:tblPr>
-        <w:tblW w:type="dxa" w:w="10080"/>
-        <w:tblBorders>
-          <w:top w:val="single" w:color="auto" w:sz="4"/>
-          <w:left w:val="single" w:color="auto" w:sz="4"/>
-          <w:bottom w:val="single" w:color="auto" w:sz="4"/>
-          <w:right w:val="single" w:color="auto" w:sz="4"/>
-          <w:insideH w:val="single" w:color="auto" w:sz="4"/>
-          <w:insideV w:val="single" w:color="auto" w:sz="4"/>
-        </w:tblBorders>
-      </w:tblPr>
-      <w:tblGrid>
-        <w:gridCol w:w="1500"/>
-        <w:gridCol w:w="2200"/>
-        <w:gridCol w:w="1595"/>
-        <w:gridCol w:w="1595"/>
-        <w:gridCol w:w="1595"/>
-        <w:gridCol w:w="1595"/>
-      </w:tblGrid>
-      <w:tr>
-        <w:trPr>
-          <w:tblHeader/>
-        </w:trPr>
-        <w:tc>
-          <w:tcPr>
-            <w:tcW w:type="dxa" w:w="1500"/>
-            <w:tcBorders>
-              <w:top w:val="single" w:color="BFBFBF" w:sz="4"/>
-              <w:left w:val="single" w:color="BFBFBF" w:sz="4"/>
-              <w:bottom w:val="single" w:color="BFBFBF" w:sz="4"/>
-              <w:right w:val="single" w:color="BFBFBF" w:sz="4"/>
-            </w:tcBorders>
-            <w:shd w:fill="E7EEF5" w:val="clear"/>
-            <w:tcMar>
-              <w:top w:type="dxa" w:w="100"/>
-              <w:left w:type="dxa" w:w="140"/>
-              <w:bottom w:type="dxa" w:w="100"/>
-              <w:right w:type="dxa" w:w="140"/>
-            </w:tcMar>
-          </w:tcPr>
-          <w:p>
-            <w:pPr>
-              <w:spacing w:after="40"/>
-            </w:pPr>
-            <w:r>
-              <w:rPr>
-                <w:b/>
-                <w:bCs/>
-                <w:sz w:val="20"/>
-                <w:szCs w:val="20"/>
-              </w:rPr>
-              <w:t xml:space="preserve">Tool</w:t>
-            </w:r>
-          </w:p>
-        </w:tc>
-        <w:tc>
-          <w:tcPr>
-            <w:tcW w:type="dxa" w:w="2200"/>
-            <w:tcBorders>
-              <w:top w:val="single" w:color="BFBFBF" w:sz="4"/>
-              <w:left w:val="single" w:color="BFBFBF" w:sz="4"/>
-              <w:bottom w:val="single" w:color="BFBFBF" w:sz="4"/>
-              <w:right w:val="single" w:color="BFBFBF" w:sz="4"/>
-            </w:tcBorders>
-            <w:shd w:fill="E7EEF5" w:val="clear"/>
-            <w:tcMar>
-              <w:top w:type="dxa" w:w="100"/>
-              <w:left w:type="dxa" w:w="140"/>
-              <w:bottom w:type="dxa" w:w="100"/>
-              <w:right w:type="dxa" w:w="140"/>
-            </w:tcMar>
-          </w:tcPr>
-          <w:p>
-            <w:pPr>
-              <w:spacing w:after="40"/>
-            </w:pPr>
-            <w:r>
-              <w:rPr>
-                <w:b/>
-                <w:bCs/>
-                <w:sz w:val="20"/>
-                <w:szCs w:val="20"/>
-              </w:rPr>
-              <w:t xml:space="preserve">What it is</w:t>
-            </w:r>
-          </w:p>
-        </w:tc>
-        <w:tc>
-          <w:tcPr>
-            <w:tcW w:type="dxa" w:w="1595"/>
-            <w:tcBorders>
-              <w:top w:val="single" w:color="BFBFBF" w:sz="4"/>
-              <w:left w:val="single" w:color="BFBFBF" w:sz="4"/>
-              <w:bottom w:val="single" w:color="BFBFBF" w:sz="4"/>
-              <w:right w:val="single" w:color="BFBFBF" w:sz="4"/>
-            </w:tcBorders>
-            <w:shd w:fill="E7EEF5" w:val="clear"/>
-            <w:tcMar>
-              <w:top w:type="dxa" w:w="100"/>
-              <w:left w:type="dxa" w:w="140"/>
-              <w:bottom w:type="dxa" w:w="100"/>
-              <w:right w:type="dxa" w:w="140"/>
-            </w:tcMar>
-          </w:tcPr>
-          <w:p>
-            <w:pPr>
-              <w:spacing w:after="40"/>
-            </w:pPr>
-            <w:r>
-              <w:rPr>
-                <w:b/>
-                <w:bCs/>
-                <w:sz w:val="20"/>
-                <w:szCs w:val="20"/>
-              </w:rPr>
-              <w:t xml:space="preserve">POC strengths</w:t>
-            </w:r>
-          </w:p>
-        </w:tc>
-        <w:tc>
-          <w:tcPr>
-            <w:tcW w:type="dxa" w:w="1595"/>
-            <w:tcBorders>
-              <w:top w:val="single" w:color="BFBFBF" w:sz="4"/>
-              <w:left w:val="single" w:color="BFBFBF" w:sz="4"/>
-              <w:bottom w:val="single" w:color="BFBFBF" w:sz="4"/>
-              <w:right w:val="single" w:color="BFBFBF" w:sz="4"/>
-            </w:tcBorders>
-            <w:shd w:fill="E7EEF5" w:val="clear"/>
-            <w:tcMar>
-              <w:top w:type="dxa" w:w="100"/>
-              <w:left w:type="dxa" w:w="140"/>
-              <w:bottom w:type="dxa" w:w="100"/>
-              <w:right w:type="dxa" w:w="140"/>
-            </w:tcMar>
-          </w:tcPr>
-          <w:p>
-            <w:pPr>
-              <w:spacing w:after="40"/>
-            </w:pPr>
-            <w:r>
-              <w:rPr>
-                <w:b/>
-                <w:bCs/>
-                <w:sz w:val="20"/>
-                <w:szCs w:val="20"/>
-              </w:rPr>
-              <w:t xml:space="preserve">POC weaknesses</w:t>
-            </w:r>
-          </w:p>
-        </w:tc>
-        <w:tc>
-          <w:tcPr>
-            <w:tcW w:type="dxa" w:w="1595"/>
-            <w:tcBorders>
-              <w:top w:val="single" w:color="BFBFBF" w:sz="4"/>
-              <w:left w:val="single" w:color="BFBFBF" w:sz="4"/>
-              <w:bottom w:val="single" w:color="BFBFBF" w:sz="4"/>
-              <w:right w:val="single" w:color="BFBFBF" w:sz="4"/>
-            </w:tcBorders>
-            <w:shd w:fill="E7EEF5" w:val="clear"/>
-            <w:tcMar>
-              <w:top w:type="dxa" w:w="100"/>
-              <w:left w:type="dxa" w:w="140"/>
-              <w:bottom w:type="dxa" w:w="100"/>
-              <w:right w:type="dxa" w:w="140"/>
-            </w:tcMar>
-          </w:tcPr>
-          <w:p>
-            <w:pPr>
-              <w:spacing w:after="40"/>
-            </w:pPr>
-            <w:r>
-              <w:rPr>
-                <w:b/>
-                <w:bCs/>
-                <w:sz w:val="20"/>
-                <w:szCs w:val="20"/>
-              </w:rPr>
-              <w:t xml:space="preserve">Scale strengths</w:t>
-            </w:r>
-          </w:p>
-        </w:tc>
-        <w:tc>
-          <w:tcPr>
-            <w:tcW w:type="dxa" w:w="1595"/>
-            <w:tcBorders>
-              <w:top w:val="single" w:color="BFBFBF" w:sz="4"/>
-              <w:left w:val="single" w:color="BFBFBF" w:sz="4"/>
-              <w:bottom w:val="single" w:color="BFBFBF" w:sz="4"/>
-              <w:right w:val="single" w:color="BFBFBF" w:sz="4"/>
-            </w:tcBorders>
-            <w:shd w:fill="E7EEF5" w:val="clear"/>
-            <w:tcMar>
-              <w:top w:type="dxa" w:w="100"/>
-              <w:left w:type="dxa" w:w="140"/>
-              <w:bottom w:type="dxa" w:w="100"/>
-              <w:right w:type="dxa" w:w="140"/>
-            </w:tcMar>
-          </w:tcPr>
-          <w:p>
-            <w:pPr>
-              <w:spacing w:after="40"/>
-            </w:pPr>
-            <w:r>
-              <w:rPr>
-                <w:b/>
-                <w:bCs/>
-                <w:sz w:val="20"/>
-                <w:szCs w:val="20"/>
-              </w:rPr>
-              <w:t xml:space="preserve">Scale weaknesses</w:t>
+            <w:tcW w:type="dxa" w:w="3000"/>
+            <w:tcBorders>
+              <w:top w:val="single" w:color="BFBFBF" w:sz="4"/>
+              <w:left w:val="single" w:color="BFBFBF" w:sz="4"/>
+              <w:bottom w:val="single" w:color="BFBFBF" w:sz="4"/>
+              <w:right w:val="single" w:color="BFBFBF" w:sz="4"/>
+            </w:tcBorders>
+            <w:tcMar>
+              <w:top w:type="dxa" w:w="100"/>
+              <w:left w:type="dxa" w:w="140"/>
+              <w:bottom w:type="dxa" w:w="100"/>
+              <w:right w:type="dxa" w:w="140"/>
+            </w:tcMar>
+          </w:tcPr>
+          <w:p>
+            <w:pPr>
+              <w:spacing w:after="40"/>
+            </w:pPr>
+            <w:r>
+              <w:t xml:space="preserve">Interview defensibility</w:t>
+            </w:r>
+          </w:p>
+        </w:tc>
+        <w:tc>
+          <w:tcPr>
+            <w:tcW w:type="dxa" w:w="3540"/>
+            <w:tcBorders>
+              <w:top w:val="single" w:color="BFBFBF" w:sz="4"/>
+              <w:left w:val="single" w:color="BFBFBF" w:sz="4"/>
+              <w:bottom w:val="single" w:color="BFBFBF" w:sz="4"/>
+              <w:right w:val="single" w:color="BFBFBF" w:sz="4"/>
+            </w:tcBorders>
+            <w:tcMar>
+              <w:top w:type="dxa" w:w="100"/>
+              <w:left w:type="dxa" w:w="140"/>
+              <w:bottom w:type="dxa" w:w="100"/>
+              <w:right w:type="dxa" w:w="140"/>
+            </w:tcMar>
+          </w:tcPr>
+          <w:p>
+            <w:pPr>
+              <w:spacing w:after="40"/>
+            </w:pPr>
+            <w:r>
+              <w:t xml:space="preserve">Line-by-line through ~150 lines of Python</w:t>
+            </w:r>
+          </w:p>
+        </w:tc>
+        <w:tc>
+          <w:tcPr>
+            <w:tcW w:type="dxa" w:w="3540"/>
+            <w:tcBorders>
+              <w:top w:val="single" w:color="BFBFBF" w:sz="4"/>
+              <w:left w:val="single" w:color="BFBFBF" w:sz="4"/>
+              <w:bottom w:val="single" w:color="BFBFBF" w:sz="4"/>
+              <w:right w:val="single" w:color="BFBFBF" w:sz="4"/>
+            </w:tcBorders>
+            <w:tcMar>
+              <w:top w:type="dxa" w:w="100"/>
+              <w:left w:type="dxa" w:w="140"/>
+              <w:bottom w:type="dxa" w:w="100"/>
+              <w:right w:type="dxa" w:w="140"/>
+            </w:tcMar>
+          </w:tcPr>
+          <w:p>
+            <w:pPr>
+              <w:spacing w:after="40"/>
+            </w:pPr>
+            <w:r>
+              <w:t xml:space="preserve">Click through 9 workflow nodes</w:t>
             </w:r>
           </w:p>
         </w:tc>
@@ -6957,151 +5391,79 @@
         </w:trPr>
         <w:tc>
           <w:tcPr>
-            <w:tcW w:type="dxa" w:w="1500"/>
-            <w:tcBorders>
-              <w:top w:val="single" w:color="BFBFBF" w:sz="4"/>
-              <w:left w:val="single" w:color="BFBFBF" w:sz="4"/>
-              <w:bottom w:val="single" w:color="BFBFBF" w:sz="4"/>
-              <w:right w:val="single" w:color="BFBFBF" w:sz="4"/>
-            </w:tcBorders>
-            <w:tcMar>
-              <w:top w:type="dxa" w:w="100"/>
-              <w:left w:type="dxa" w:w="140"/>
-              <w:bottom w:type="dxa" w:w="100"/>
-              <w:right w:type="dxa" w:w="140"/>
-            </w:tcMar>
-          </w:tcPr>
-          <w:p>
-            <w:pPr>
-              <w:spacing w:after="40"/>
-            </w:pPr>
-            <w:r>
-              <w:t xml:space="preserve">Lovable (chosen)</w:t>
-            </w:r>
-          </w:p>
-        </w:tc>
-        <w:tc>
-          <w:tcPr>
-            <w:tcW w:type="dxa" w:w="2200"/>
-            <w:tcBorders>
-              <w:top w:val="single" w:color="BFBFBF" w:sz="4"/>
-              <w:left w:val="single" w:color="BFBFBF" w:sz="4"/>
-              <w:bottom w:val="single" w:color="BFBFBF" w:sz="4"/>
-              <w:right w:val="single" w:color="BFBFBF" w:sz="4"/>
-            </w:tcBorders>
-            <w:tcMar>
-              <w:top w:type="dxa" w:w="100"/>
-              <w:left w:type="dxa" w:w="140"/>
-              <w:bottom w:type="dxa" w:w="100"/>
-              <w:right w:type="dxa" w:w="140"/>
-            </w:tcMar>
-          </w:tcPr>
-          <w:p>
-            <w:pPr>
-              <w:spacing w:after="40"/>
-            </w:pPr>
-            <w:r>
-              <w:t xml:space="preserve">AI-native web app builder. Describe UI in prose, get real React.</w:t>
-            </w:r>
-          </w:p>
-        </w:tc>
-        <w:tc>
-          <w:tcPr>
-            <w:tcW w:type="dxa" w:w="1595"/>
-            <w:tcBorders>
-              <w:top w:val="single" w:color="BFBFBF" w:sz="4"/>
-              <w:left w:val="single" w:color="BFBFBF" w:sz="4"/>
-              <w:bottom w:val="single" w:color="BFBFBF" w:sz="4"/>
-              <w:right w:val="single" w:color="BFBFBF" w:sz="4"/>
-            </w:tcBorders>
-            <w:tcMar>
-              <w:top w:type="dxa" w:w="100"/>
-              <w:left w:type="dxa" w:w="140"/>
-              <w:bottom w:type="dxa" w:w="100"/>
-              <w:right w:type="dxa" w:w="140"/>
-            </w:tcMar>
-          </w:tcPr>
-          <w:p>
-            <w:pPr>
-              <w:spacing w:after="40"/>
-            </w:pPr>
-            <w:r>
-              <w:t xml:space="preserve">Very fast for a first version. Real React source you can inspect. Named in the assignment brief.</w:t>
-            </w:r>
-          </w:p>
-        </w:tc>
-        <w:tc>
-          <w:tcPr>
-            <w:tcW w:type="dxa" w:w="1595"/>
-            <w:tcBorders>
-              <w:top w:val="single" w:color="BFBFBF" w:sz="4"/>
-              <w:left w:val="single" w:color="BFBFBF" w:sz="4"/>
-              <w:bottom w:val="single" w:color="BFBFBF" w:sz="4"/>
-              <w:right w:val="single" w:color="BFBFBF" w:sz="4"/>
-            </w:tcBorders>
-            <w:tcMar>
-              <w:top w:type="dxa" w:w="100"/>
-              <w:left w:type="dxa" w:w="140"/>
-              <w:bottom w:type="dxa" w:w="100"/>
-              <w:right w:type="dxa" w:w="140"/>
-            </w:tcMar>
-          </w:tcPr>
-          <w:p>
-            <w:pPr>
-              <w:spacing w:after="40"/>
-            </w:pPr>
-            <w:r>
-              <w:t xml:space="preserve">At the mercy of the AI for unusual asks. Not free forever.</w:t>
-            </w:r>
-          </w:p>
-        </w:tc>
-        <w:tc>
-          <w:tcPr>
-            <w:tcW w:type="dxa" w:w="1595"/>
-            <w:tcBorders>
-              <w:top w:val="single" w:color="BFBFBF" w:sz="4"/>
-              <w:left w:val="single" w:color="BFBFBF" w:sz="4"/>
-              <w:bottom w:val="single" w:color="BFBFBF" w:sz="4"/>
-              <w:right w:val="single" w:color="BFBFBF" w:sz="4"/>
-            </w:tcBorders>
-            <w:tcMar>
-              <w:top w:type="dxa" w:w="100"/>
-              <w:left w:type="dxa" w:w="140"/>
-              <w:bottom w:type="dxa" w:w="100"/>
-              <w:right w:type="dxa" w:w="140"/>
-            </w:tcMar>
-          </w:tcPr>
-          <w:p>
-            <w:pPr>
-              <w:spacing w:after="40"/>
-            </w:pPr>
-            <w:r>
-              <w:t xml:space="preserve">Exports real code — no lock-in. Can hand off to engineers later.</w:t>
-            </w:r>
-          </w:p>
-        </w:tc>
-        <w:tc>
-          <w:tcPr>
-            <w:tcW w:type="dxa" w:w="1595"/>
-            <w:tcBorders>
-              <w:top w:val="single" w:color="BFBFBF" w:sz="4"/>
-              <w:left w:val="single" w:color="BFBFBF" w:sz="4"/>
-              <w:bottom w:val="single" w:color="BFBFBF" w:sz="4"/>
-              <w:right w:val="single" w:color="BFBFBF" w:sz="4"/>
-            </w:tcBorders>
-            <w:tcMar>
-              <w:top w:type="dxa" w:w="100"/>
-              <w:left w:type="dxa" w:w="140"/>
-              <w:bottom w:type="dxa" w:w="100"/>
-              <w:right w:type="dxa" w:w="140"/>
-            </w:tcMar>
-          </w:tcPr>
-          <w:p>
-            <w:pPr>
-              <w:spacing w:after="40"/>
-            </w:pPr>
-            <w:r>
-              <w:t xml:space="preserve">Not a substitute for real engineering on a large app.</w:t>
+            <w:tcW w:type="dxa" w:w="3000"/>
+            <w:tcBorders>
+              <w:top w:val="single" w:color="BFBFBF" w:sz="4"/>
+              <w:left w:val="single" w:color="BFBFBF" w:sz="4"/>
+              <w:bottom w:val="single" w:color="BFBFBF" w:sz="4"/>
+              <w:right w:val="single" w:color="BFBFBF" w:sz="4"/>
+            </w:tcBorders>
+            <w:shd w:fill="F7F9FC" w:val="clear"/>
+            <w:tcMar>
+              <w:top w:type="dxa" w:w="100"/>
+              <w:left w:type="dxa" w:w="140"/>
+              <w:bottom w:type="dxa" w:w="100"/>
+              <w:right w:type="dxa" w:w="140"/>
+            </w:tcMar>
+          </w:tcPr>
+          <w:p>
+            <w:pPr>
+              <w:spacing w:after="40"/>
+            </w:pPr>
+            <w:r>
+              <w:t xml:space="preserve">Persistence</w:t>
+            </w:r>
+          </w:p>
+        </w:tc>
+        <w:tc>
+          <w:tcPr>
+            <w:tcW w:type="dxa" w:w="3540"/>
+            <w:tcBorders>
+              <w:top w:val="single" w:color="BFBFBF" w:sz="4"/>
+              <w:left w:val="single" w:color="BFBFBF" w:sz="4"/>
+              <w:bottom w:val="single" w:color="BFBFBF" w:sz="4"/>
+              <w:right w:val="single" w:color="BFBFBF" w:sz="4"/>
+            </w:tcBorders>
+            <w:shd w:fill="F7F9FC" w:val="clear"/>
+            <w:tcMar>
+              <w:top w:type="dxa" w:w="100"/>
+              <w:left w:type="dxa" w:w="140"/>
+              <w:bottom w:type="dxa" w:w="100"/>
+              <w:right w:type="dxa" w:w="140"/>
+            </w:tcMar>
+          </w:tcPr>
+          <w:p>
+            <w:pPr>
+              <w:spacing w:after="40"/>
+            </w:pPr>
+            <w:r>
+              <w:t xml:space="preserve">User downloads the JSON</w:t>
+            </w:r>
+          </w:p>
+        </w:tc>
+        <w:tc>
+          <w:tcPr>
+            <w:tcW w:type="dxa" w:w="3540"/>
+            <w:tcBorders>
+              <w:top w:val="single" w:color="BFBFBF" w:sz="4"/>
+              <w:left w:val="single" w:color="BFBFBF" w:sz="4"/>
+              <w:bottom w:val="single" w:color="BFBFBF" w:sz="4"/>
+              <w:right w:val="single" w:color="BFBFBF" w:sz="4"/>
+            </w:tcBorders>
+            <w:shd w:fill="F7F9FC" w:val="clear"/>
+            <w:tcMar>
+              <w:top w:type="dxa" w:w="100"/>
+              <w:left w:type="dxa" w:w="140"/>
+              <w:bottom w:type="dxa" w:w="100"/>
+              <w:right w:type="dxa" w:w="140"/>
+            </w:tcMar>
+          </w:tcPr>
+          <w:p>
+            <w:pPr>
+              <w:spacing w:after="40"/>
+            </w:pPr>
+            <w:r>
+              <w:t xml:space="preserve">Every run auto-saved to Firestore</w:t>
             </w:r>
           </w:p>
         </w:tc>
@@ -7112,157 +5474,76 @@
         </w:trPr>
         <w:tc>
           <w:tcPr>
-            <w:tcW w:type="dxa" w:w="1500"/>
-            <w:tcBorders>
-              <w:top w:val="single" w:color="BFBFBF" w:sz="4"/>
-              <w:left w:val="single" w:color="BFBFBF" w:sz="4"/>
-              <w:bottom w:val="single" w:color="BFBFBF" w:sz="4"/>
-              <w:right w:val="single" w:color="BFBFBF" w:sz="4"/>
-            </w:tcBorders>
-            <w:shd w:fill="F7F9FC" w:val="clear"/>
-            <w:tcMar>
-              <w:top w:type="dxa" w:w="100"/>
-              <w:left w:type="dxa" w:w="140"/>
-              <w:bottom w:type="dxa" w:w="100"/>
-              <w:right w:type="dxa" w:w="140"/>
-            </w:tcMar>
-          </w:tcPr>
-          <w:p>
-            <w:pPr>
-              <w:spacing w:after="40"/>
-            </w:pPr>
-            <w:r>
-              <w:t xml:space="preserve">Bubble</w:t>
-            </w:r>
-          </w:p>
-        </w:tc>
-        <w:tc>
-          <w:tcPr>
-            <w:tcW w:type="dxa" w:w="2200"/>
-            <w:tcBorders>
-              <w:top w:val="single" w:color="BFBFBF" w:sz="4"/>
-              <w:left w:val="single" w:color="BFBFBF" w:sz="4"/>
-              <w:bottom w:val="single" w:color="BFBFBF" w:sz="4"/>
-              <w:right w:val="single" w:color="BFBFBF" w:sz="4"/>
-            </w:tcBorders>
-            <w:shd w:fill="F7F9FC" w:val="clear"/>
-            <w:tcMar>
-              <w:top w:type="dxa" w:w="100"/>
-              <w:left w:type="dxa" w:w="140"/>
-              <w:bottom w:type="dxa" w:w="100"/>
-              <w:right w:type="dxa" w:w="140"/>
-            </w:tcMar>
-          </w:tcPr>
-          <w:p>
-            <w:pPr>
-              <w:spacing w:after="40"/>
-            </w:pPr>
-            <w:r>
-              <w:t xml:space="preserve">Full no-code web app builder. Very powerful.</w:t>
-            </w:r>
-          </w:p>
-        </w:tc>
-        <w:tc>
-          <w:tcPr>
-            <w:tcW w:type="dxa" w:w="1595"/>
-            <w:tcBorders>
-              <w:top w:val="single" w:color="BFBFBF" w:sz="4"/>
-              <w:left w:val="single" w:color="BFBFBF" w:sz="4"/>
-              <w:bottom w:val="single" w:color="BFBFBF" w:sz="4"/>
-              <w:right w:val="single" w:color="BFBFBF" w:sz="4"/>
-            </w:tcBorders>
-            <w:shd w:fill="F7F9FC" w:val="clear"/>
-            <w:tcMar>
-              <w:top w:type="dxa" w:w="100"/>
-              <w:left w:type="dxa" w:w="140"/>
-              <w:bottom w:type="dxa" w:w="100"/>
-              <w:right w:type="dxa" w:w="140"/>
-            </w:tcMar>
-          </w:tcPr>
-          <w:p>
-            <w:pPr>
-              <w:spacing w:after="40"/>
-            </w:pPr>
-            <w:r>
-              <w:t xml:space="preserve">Broadest capabilities of the no-code group.</w:t>
-            </w:r>
-          </w:p>
-        </w:tc>
-        <w:tc>
-          <w:tcPr>
-            <w:tcW w:type="dxa" w:w="1595"/>
-            <w:tcBorders>
-              <w:top w:val="single" w:color="BFBFBF" w:sz="4"/>
-              <w:left w:val="single" w:color="BFBFBF" w:sz="4"/>
-              <w:bottom w:val="single" w:color="BFBFBF" w:sz="4"/>
-              <w:right w:val="single" w:color="BFBFBF" w:sz="4"/>
-            </w:tcBorders>
-            <w:shd w:fill="F7F9FC" w:val="clear"/>
-            <w:tcMar>
-              <w:top w:type="dxa" w:w="100"/>
-              <w:left w:type="dxa" w:w="140"/>
-              <w:bottom w:type="dxa" w:w="100"/>
-              <w:right w:type="dxa" w:w="140"/>
-            </w:tcMar>
-          </w:tcPr>
-          <w:p>
-            <w:pPr>
-              <w:spacing w:after="40"/>
-            </w:pPr>
-            <w:r>
-              <w:t xml:space="preserve">Steeper learning curve. Exported artifact isn’t clean code.</w:t>
-            </w:r>
-          </w:p>
-        </w:tc>
-        <w:tc>
-          <w:tcPr>
-            <w:tcW w:type="dxa" w:w="1595"/>
-            <w:tcBorders>
-              <w:top w:val="single" w:color="BFBFBF" w:sz="4"/>
-              <w:left w:val="single" w:color="BFBFBF" w:sz="4"/>
-              <w:bottom w:val="single" w:color="BFBFBF" w:sz="4"/>
-              <w:right w:val="single" w:color="BFBFBF" w:sz="4"/>
-            </w:tcBorders>
-            <w:shd w:fill="F7F9FC" w:val="clear"/>
-            <w:tcMar>
-              <w:top w:type="dxa" w:w="100"/>
-              <w:left w:type="dxa" w:w="140"/>
-              <w:bottom w:type="dxa" w:w="100"/>
-              <w:right w:type="dxa" w:w="140"/>
-            </w:tcMar>
-          </w:tcPr>
-          <w:p>
-            <w:pPr>
-              <w:spacing w:after="40"/>
-            </w:pPr>
-            <w:r>
-              <w:t xml:space="preserve">Runs at real scale.</w:t>
-            </w:r>
-          </w:p>
-        </w:tc>
-        <w:tc>
-          <w:tcPr>
-            <w:tcW w:type="dxa" w:w="1595"/>
-            <w:tcBorders>
-              <w:top w:val="single" w:color="BFBFBF" w:sz="4"/>
-              <w:left w:val="single" w:color="BFBFBF" w:sz="4"/>
-              <w:bottom w:val="single" w:color="BFBFBF" w:sz="4"/>
-              <w:right w:val="single" w:color="BFBFBF" w:sz="4"/>
-            </w:tcBorders>
-            <w:shd w:fill="F7F9FC" w:val="clear"/>
-            <w:tcMar>
-              <w:top w:type="dxa" w:w="100"/>
-              <w:left w:type="dxa" w:w="140"/>
-              <w:bottom w:type="dxa" w:w="100"/>
-              <w:right w:type="dxa" w:w="140"/>
-            </w:tcMar>
-          </w:tcPr>
-          <w:p>
-            <w:pPr>
-              <w:spacing w:after="40"/>
-            </w:pPr>
-            <w:r>
-              <w:t xml:space="preserve">Locked into Bubble’s runtime — hard to exit.</w:t>
+            <w:tcW w:type="dxa" w:w="3000"/>
+            <w:tcBorders>
+              <w:top w:val="single" w:color="BFBFBF" w:sz="4"/>
+              <w:left w:val="single" w:color="BFBFBF" w:sz="4"/>
+              <w:bottom w:val="single" w:color="BFBFBF" w:sz="4"/>
+              <w:right w:val="single" w:color="BFBFBF" w:sz="4"/>
+            </w:tcBorders>
+            <w:tcMar>
+              <w:top w:type="dxa" w:w="100"/>
+              <w:left w:type="dxa" w:w="140"/>
+              <w:bottom w:type="dxa" w:w="100"/>
+              <w:right w:type="dxa" w:w="140"/>
+            </w:tcMar>
+          </w:tcPr>
+          <w:p>
+            <w:pPr>
+              <w:spacing w:after="40"/>
+            </w:pPr>
+            <w:r>
+              <w:t xml:space="preserve">Retries + observability</w:t>
+            </w:r>
+          </w:p>
+        </w:tc>
+        <w:tc>
+          <w:tcPr>
+            <w:tcW w:type="dxa" w:w="3540"/>
+            <w:tcBorders>
+              <w:top w:val="single" w:color="BFBFBF" w:sz="4"/>
+              <w:left w:val="single" w:color="BFBFBF" w:sz="4"/>
+              <w:bottom w:val="single" w:color="BFBFBF" w:sz="4"/>
+              <w:right w:val="single" w:color="BFBFBF" w:sz="4"/>
+            </w:tcBorders>
+            <w:tcMar>
+              <w:top w:type="dxa" w:w="100"/>
+              <w:left w:type="dxa" w:w="140"/>
+              <w:bottom w:type="dxa" w:w="100"/>
+              <w:right w:type="dxa" w:w="140"/>
+            </w:tcMar>
+          </w:tcPr>
+          <w:p>
+            <w:pPr>
+              <w:spacing w:after="40"/>
+            </w:pPr>
+            <w:r>
+              <w:t xml:space="preserve">You write them</w:t>
+            </w:r>
+          </w:p>
+        </w:tc>
+        <w:tc>
+          <w:tcPr>
+            <w:tcW w:type="dxa" w:w="3540"/>
+            <w:tcBorders>
+              <w:top w:val="single" w:color="BFBFBF" w:sz="4"/>
+              <w:left w:val="single" w:color="BFBFBF" w:sz="4"/>
+              <w:bottom w:val="single" w:color="BFBFBF" w:sz="4"/>
+              <w:right w:val="single" w:color="BFBFBF" w:sz="4"/>
+            </w:tcBorders>
+            <w:tcMar>
+              <w:top w:type="dxa" w:w="100"/>
+              <w:left w:type="dxa" w:w="140"/>
+              <w:bottom w:type="dxa" w:w="100"/>
+              <w:right w:type="dxa" w:w="140"/>
+            </w:tcMar>
+          </w:tcPr>
+          <w:p>
+            <w:pPr>
+              <w:spacing w:after="40"/>
+            </w:pPr>
+            <w:r>
+              <w:t xml:space="preserve">Built-in per node</w:t>
             </w:r>
           </w:p>
         </w:tc>
@@ -7273,1206 +5554,79 @@
         </w:trPr>
         <w:tc>
           <w:tcPr>
-            <w:tcW w:type="dxa" w:w="1500"/>
-            <w:tcBorders>
-              <w:top w:val="single" w:color="BFBFBF" w:sz="4"/>
-              <w:left w:val="single" w:color="BFBFBF" w:sz="4"/>
-              <w:bottom w:val="single" w:color="BFBFBF" w:sz="4"/>
-              <w:right w:val="single" w:color="BFBFBF" w:sz="4"/>
-            </w:tcBorders>
-            <w:tcMar>
-              <w:top w:type="dxa" w:w="100"/>
-              <w:left w:type="dxa" w:w="140"/>
-              <w:bottom w:type="dxa" w:w="100"/>
-              <w:right w:type="dxa" w:w="140"/>
-            </w:tcMar>
-          </w:tcPr>
-          <w:p>
-            <w:pPr>
-              <w:spacing w:after="40"/>
-            </w:pPr>
-            <w:r>
-              <w:t xml:space="preserve">Retool</w:t>
-            </w:r>
-          </w:p>
-        </w:tc>
-        <w:tc>
-          <w:tcPr>
-            <w:tcW w:type="dxa" w:w="2200"/>
-            <w:tcBorders>
-              <w:top w:val="single" w:color="BFBFBF" w:sz="4"/>
-              <w:left w:val="single" w:color="BFBFBF" w:sz="4"/>
-              <w:bottom w:val="single" w:color="BFBFBF" w:sz="4"/>
-              <w:right w:val="single" w:color="BFBFBF" w:sz="4"/>
-            </w:tcBorders>
-            <w:tcMar>
-              <w:top w:type="dxa" w:w="100"/>
-              <w:left w:type="dxa" w:w="140"/>
-              <w:bottom w:type="dxa" w:w="100"/>
-              <w:right w:type="dxa" w:w="140"/>
-            </w:tcMar>
-          </w:tcPr>
-          <w:p>
-            <w:pPr>
-              <w:spacing w:after="40"/>
-            </w:pPr>
-            <w:r>
-              <w:t xml:space="preserve">Internal-tool builder. Perfect for admin dashboards.</w:t>
-            </w:r>
-          </w:p>
-        </w:tc>
-        <w:tc>
-          <w:tcPr>
-            <w:tcW w:type="dxa" w:w="1595"/>
-            <w:tcBorders>
-              <w:top w:val="single" w:color="BFBFBF" w:sz="4"/>
-              <w:left w:val="single" w:color="BFBFBF" w:sz="4"/>
-              <w:bottom w:val="single" w:color="BFBFBF" w:sz="4"/>
-              <w:right w:val="single" w:color="BFBFBF" w:sz="4"/>
-            </w:tcBorders>
-            <w:tcMar>
-              <w:top w:type="dxa" w:w="100"/>
-              <w:left w:type="dxa" w:w="140"/>
-              <w:bottom w:type="dxa" w:w="100"/>
-              <w:right w:type="dxa" w:w="140"/>
-            </w:tcMar>
-          </w:tcPr>
-          <w:p>
-            <w:pPr>
-              <w:spacing w:after="40"/>
-            </w:pPr>
-            <w:r>
-              <w:t xml:space="preserve">Fast for the "read/write records with buttons" pattern.</w:t>
-            </w:r>
-          </w:p>
-        </w:tc>
-        <w:tc>
-          <w:tcPr>
-            <w:tcW w:type="dxa" w:w="1595"/>
-            <w:tcBorders>
-              <w:top w:val="single" w:color="BFBFBF" w:sz="4"/>
-              <w:left w:val="single" w:color="BFBFBF" w:sz="4"/>
-              <w:bottom w:val="single" w:color="BFBFBF" w:sz="4"/>
-              <w:right w:val="single" w:color="BFBFBF" w:sz="4"/>
-            </w:tcBorders>
-            <w:tcMar>
-              <w:top w:type="dxa" w:w="100"/>
-              <w:left w:type="dxa" w:w="140"/>
-              <w:bottom w:type="dxa" w:w="100"/>
-              <w:right w:type="dxa" w:w="140"/>
-            </w:tcMar>
-          </w:tcPr>
-          <w:p>
-            <w:pPr>
-              <w:spacing w:after="40"/>
-            </w:pPr>
-            <w:r>
-              <w:t xml:space="preserve">Aesthetic and UX are admin-flavored — wrong for customer-facing.</w:t>
-            </w:r>
-          </w:p>
-        </w:tc>
-        <w:tc>
-          <w:tcPr>
-            <w:tcW w:type="dxa" w:w="1595"/>
-            <w:tcBorders>
-              <w:top w:val="single" w:color="BFBFBF" w:sz="4"/>
-              <w:left w:val="single" w:color="BFBFBF" w:sz="4"/>
-              <w:bottom w:val="single" w:color="BFBFBF" w:sz="4"/>
-              <w:right w:val="single" w:color="BFBFBF" w:sz="4"/>
-            </w:tcBorders>
-            <w:tcMar>
-              <w:top w:type="dxa" w:w="100"/>
-              <w:left w:type="dxa" w:w="140"/>
-              <w:bottom w:type="dxa" w:w="100"/>
-              <w:right w:type="dxa" w:w="140"/>
-            </w:tcMar>
-          </w:tcPr>
-          <w:p>
-            <w:pPr>
-              <w:spacing w:after="40"/>
-            </w:pPr>
-            <w:r>
-              <w:t xml:space="preserve">Excellent for internal tools ops teams use daily.</w:t>
-            </w:r>
-          </w:p>
-        </w:tc>
-        <w:tc>
-          <w:tcPr>
-            <w:tcW w:type="dxa" w:w="1595"/>
-            <w:tcBorders>
-              <w:top w:val="single" w:color="BFBFBF" w:sz="4"/>
-              <w:left w:val="single" w:color="BFBFBF" w:sz="4"/>
-              <w:bottom w:val="single" w:color="BFBFBF" w:sz="4"/>
-              <w:right w:val="single" w:color="BFBFBF" w:sz="4"/>
-            </w:tcBorders>
-            <w:tcMar>
-              <w:top w:type="dxa" w:w="100"/>
-              <w:left w:type="dxa" w:w="140"/>
-              <w:bottom w:type="dxa" w:w="100"/>
-              <w:right w:type="dxa" w:w="140"/>
-            </w:tcMar>
-          </w:tcPr>
-          <w:p>
-            <w:pPr>
-              <w:spacing w:after="40"/>
-            </w:pPr>
-            <w:r>
-              <w:t xml:space="preserve">Not the right shape for public-facing product.</w:t>
-            </w:r>
-          </w:p>
-        </w:tc>
-      </w:tr>
-      <w:tr>
-        <w:trPr>
-          <w:tblHeader w:val="false"/>
-        </w:trPr>
-        <w:tc>
-          <w:tcPr>
-            <w:tcW w:type="dxa" w:w="1500"/>
-            <w:tcBorders>
-              <w:top w:val="single" w:color="BFBFBF" w:sz="4"/>
-              <w:left w:val="single" w:color="BFBFBF" w:sz="4"/>
-              <w:bottom w:val="single" w:color="BFBFBF" w:sz="4"/>
-              <w:right w:val="single" w:color="BFBFBF" w:sz="4"/>
-            </w:tcBorders>
-            <w:shd w:fill="F7F9FC" w:val="clear"/>
-            <w:tcMar>
-              <w:top w:type="dxa" w:w="100"/>
-              <w:left w:type="dxa" w:w="140"/>
-              <w:bottom w:type="dxa" w:w="100"/>
-              <w:right w:type="dxa" w:w="140"/>
-            </w:tcMar>
-          </w:tcPr>
-          <w:p>
-            <w:pPr>
-              <w:spacing w:after="40"/>
-            </w:pPr>
-            <w:r>
-              <w:t xml:space="preserve">Softr</w:t>
-            </w:r>
-          </w:p>
-        </w:tc>
-        <w:tc>
-          <w:tcPr>
-            <w:tcW w:type="dxa" w:w="2200"/>
-            <w:tcBorders>
-              <w:top w:val="single" w:color="BFBFBF" w:sz="4"/>
-              <w:left w:val="single" w:color="BFBFBF" w:sz="4"/>
-              <w:bottom w:val="single" w:color="BFBFBF" w:sz="4"/>
-              <w:right w:val="single" w:color="BFBFBF" w:sz="4"/>
-            </w:tcBorders>
-            <w:shd w:fill="F7F9FC" w:val="clear"/>
-            <w:tcMar>
-              <w:top w:type="dxa" w:w="100"/>
-              <w:left w:type="dxa" w:w="140"/>
-              <w:bottom w:type="dxa" w:w="100"/>
-              <w:right w:type="dxa" w:w="140"/>
-            </w:tcMar>
-          </w:tcPr>
-          <w:p>
-            <w:pPr>
-              <w:spacing w:after="40"/>
-            </w:pPr>
-            <w:r>
-              <w:t xml:space="preserve">Frontend generator on top of Airtable.</w:t>
-            </w:r>
-          </w:p>
-        </w:tc>
-        <w:tc>
-          <w:tcPr>
-            <w:tcW w:type="dxa" w:w="1595"/>
-            <w:tcBorders>
-              <w:top w:val="single" w:color="BFBFBF" w:sz="4"/>
-              <w:left w:val="single" w:color="BFBFBF" w:sz="4"/>
-              <w:bottom w:val="single" w:color="BFBFBF" w:sz="4"/>
-              <w:right w:val="single" w:color="BFBFBF" w:sz="4"/>
-            </w:tcBorders>
-            <w:shd w:fill="F7F9FC" w:val="clear"/>
-            <w:tcMar>
-              <w:top w:type="dxa" w:w="100"/>
-              <w:left w:type="dxa" w:w="140"/>
-              <w:bottom w:type="dxa" w:w="100"/>
-              <w:right w:type="dxa" w:w="140"/>
-            </w:tcMar>
-          </w:tcPr>
-          <w:p>
-            <w:pPr>
-              <w:spacing w:after="40"/>
-            </w:pPr>
-            <w:r>
-              <w:t xml:space="preserve">Very fast if data is in Airtable.</w:t>
-            </w:r>
-          </w:p>
-        </w:tc>
-        <w:tc>
-          <w:tcPr>
-            <w:tcW w:type="dxa" w:w="1595"/>
-            <w:tcBorders>
-              <w:top w:val="single" w:color="BFBFBF" w:sz="4"/>
-              <w:left w:val="single" w:color="BFBFBF" w:sz="4"/>
-              <w:bottom w:val="single" w:color="BFBFBF" w:sz="4"/>
-              <w:right w:val="single" w:color="BFBFBF" w:sz="4"/>
-            </w:tcBorders>
-            <w:shd w:fill="F7F9FC" w:val="clear"/>
-            <w:tcMar>
-              <w:top w:type="dxa" w:w="100"/>
-              <w:left w:type="dxa" w:w="140"/>
-              <w:bottom w:type="dxa" w:w="100"/>
-              <w:right w:type="dxa" w:w="140"/>
-            </w:tcMar>
-          </w:tcPr>
-          <w:p>
-            <w:pPr>
-              <w:spacing w:after="40"/>
-            </w:pPr>
-            <w:r>
-              <w:t xml:space="preserve">Wrong shape here — data is JSON in Firestore, not tabular in Airtable.</w:t>
-            </w:r>
-          </w:p>
-        </w:tc>
-        <w:tc>
-          <w:tcPr>
-            <w:tcW w:type="dxa" w:w="1595"/>
-            <w:tcBorders>
-              <w:top w:val="single" w:color="BFBFBF" w:sz="4"/>
-              <w:left w:val="single" w:color="BFBFBF" w:sz="4"/>
-              <w:bottom w:val="single" w:color="BFBFBF" w:sz="4"/>
-              <w:right w:val="single" w:color="BFBFBF" w:sz="4"/>
-            </w:tcBorders>
-            <w:shd w:fill="F7F9FC" w:val="clear"/>
-            <w:tcMar>
-              <w:top w:type="dxa" w:w="100"/>
-              <w:left w:type="dxa" w:w="140"/>
-              <w:bottom w:type="dxa" w:w="100"/>
-              <w:right w:type="dxa" w:w="140"/>
-            </w:tcMar>
-          </w:tcPr>
-          <w:p>
-            <w:pPr>
-              <w:spacing w:after="40"/>
-            </w:pPr>
-            <w:r>
-              <w:t xml:space="preserve">Small business only.</w:t>
-            </w:r>
-          </w:p>
-        </w:tc>
-        <w:tc>
-          <w:tcPr>
-            <w:tcW w:type="dxa" w:w="1595"/>
-            <w:tcBorders>
-              <w:top w:val="single" w:color="BFBFBF" w:sz="4"/>
-              <w:left w:val="single" w:color="BFBFBF" w:sz="4"/>
-              <w:bottom w:val="single" w:color="BFBFBF" w:sz="4"/>
-              <w:right w:val="single" w:color="BFBFBF" w:sz="4"/>
-            </w:tcBorders>
-            <w:shd w:fill="F7F9FC" w:val="clear"/>
-            <w:tcMar>
-              <w:top w:type="dxa" w:w="100"/>
-              <w:left w:type="dxa" w:w="140"/>
-              <w:bottom w:type="dxa" w:w="100"/>
-              <w:right w:type="dxa" w:w="140"/>
-            </w:tcMar>
-          </w:tcPr>
-          <w:p>
-            <w:pPr>
-              <w:spacing w:after="40"/>
-            </w:pPr>
-            <w:r>
-              <w:t xml:space="preserve">Not fit for bank-scale.</w:t>
-            </w:r>
-          </w:p>
-        </w:tc>
-      </w:tr>
-      <w:tr>
-        <w:trPr>
-          <w:tblHeader w:val="false"/>
-        </w:trPr>
-        <w:tc>
-          <w:tcPr>
-            <w:tcW w:type="dxa" w:w="1500"/>
-            <w:tcBorders>
-              <w:top w:val="single" w:color="BFBFBF" w:sz="4"/>
-              <w:left w:val="single" w:color="BFBFBF" w:sz="4"/>
-              <w:bottom w:val="single" w:color="BFBFBF" w:sz="4"/>
-              <w:right w:val="single" w:color="BFBFBF" w:sz="4"/>
-            </w:tcBorders>
-            <w:tcMar>
-              <w:top w:type="dxa" w:w="100"/>
-              <w:left w:type="dxa" w:w="140"/>
-              <w:bottom w:type="dxa" w:w="100"/>
-              <w:right w:type="dxa" w:w="140"/>
-            </w:tcMar>
-          </w:tcPr>
-          <w:p>
-            <w:pPr>
-              <w:spacing w:after="40"/>
-            </w:pPr>
-            <w:r>
-              <w:t xml:space="preserve">Streamlit</w:t>
-            </w:r>
-          </w:p>
-        </w:tc>
-        <w:tc>
-          <w:tcPr>
-            <w:tcW w:type="dxa" w:w="2200"/>
-            <w:tcBorders>
-              <w:top w:val="single" w:color="BFBFBF" w:sz="4"/>
-              <w:left w:val="single" w:color="BFBFBF" w:sz="4"/>
-              <w:bottom w:val="single" w:color="BFBFBF" w:sz="4"/>
-              <w:right w:val="single" w:color="BFBFBF" w:sz="4"/>
-            </w:tcBorders>
-            <w:tcMar>
-              <w:top w:type="dxa" w:w="100"/>
-              <w:left w:type="dxa" w:w="140"/>
-              <w:bottom w:type="dxa" w:w="100"/>
-              <w:right w:type="dxa" w:w="140"/>
-            </w:tcMar>
-          </w:tcPr>
-          <w:p>
-            <w:pPr>
-              <w:spacing w:after="40"/>
-            </w:pPr>
-            <w:r>
-              <w:t xml:space="preserve">Python web app framework for data/ML demos.</w:t>
-            </w:r>
-          </w:p>
-        </w:tc>
-        <w:tc>
-          <w:tcPr>
-            <w:tcW w:type="dxa" w:w="1595"/>
-            <w:tcBorders>
-              <w:top w:val="single" w:color="BFBFBF" w:sz="4"/>
-              <w:left w:val="single" w:color="BFBFBF" w:sz="4"/>
-              <w:bottom w:val="single" w:color="BFBFBF" w:sz="4"/>
-              <w:right w:val="single" w:color="BFBFBF" w:sz="4"/>
-            </w:tcBorders>
-            <w:tcMar>
-              <w:top w:type="dxa" w:w="100"/>
-              <w:left w:type="dxa" w:w="140"/>
-              <w:bottom w:type="dxa" w:w="100"/>
-              <w:right w:type="dxa" w:w="140"/>
-            </w:tcMar>
-          </w:tcPr>
-          <w:p>
-            <w:pPr>
-              <w:spacing w:after="40"/>
-            </w:pPr>
-            <w:r>
-              <w:t xml:space="preserve">Zero-JS. Same process as pipeline. Perfect for an AI demo.</w:t>
-            </w:r>
-          </w:p>
-        </w:tc>
-        <w:tc>
-          <w:tcPr>
-            <w:tcW w:type="dxa" w:w="1595"/>
-            <w:tcBorders>
-              <w:top w:val="single" w:color="BFBFBF" w:sz="4"/>
-              <w:left w:val="single" w:color="BFBFBF" w:sz="4"/>
-              <w:bottom w:val="single" w:color="BFBFBF" w:sz="4"/>
-              <w:right w:val="single" w:color="BFBFBF" w:sz="4"/>
-            </w:tcBorders>
-            <w:tcMar>
-              <w:top w:type="dxa" w:w="100"/>
-              <w:left w:type="dxa" w:w="140"/>
-              <w:bottom w:type="dxa" w:w="100"/>
-              <w:right w:type="dxa" w:w="140"/>
-            </w:tcMar>
-          </w:tcPr>
-          <w:p>
-            <w:pPr>
-              <w:spacing w:after="40"/>
-            </w:pPr>
-            <w:r>
-              <w:t xml:space="preserve">Limited aesthetic ceiling. Awkward for multi-user with background jobs.</w:t>
-            </w:r>
-          </w:p>
-        </w:tc>
-        <w:tc>
-          <w:tcPr>
-            <w:tcW w:type="dxa" w:w="1595"/>
-            <w:tcBorders>
-              <w:top w:val="single" w:color="BFBFBF" w:sz="4"/>
-              <w:left w:val="single" w:color="BFBFBF" w:sz="4"/>
-              <w:bottom w:val="single" w:color="BFBFBF" w:sz="4"/>
-              <w:right w:val="single" w:color="BFBFBF" w:sz="4"/>
-            </w:tcBorders>
-            <w:tcMar>
-              <w:top w:type="dxa" w:w="100"/>
-              <w:left w:type="dxa" w:w="140"/>
-              <w:bottom w:type="dxa" w:w="100"/>
-              <w:right w:type="dxa" w:w="140"/>
-            </w:tcMar>
-          </w:tcPr>
-          <w:p>
-            <w:pPr>
-              <w:spacing w:after="40"/>
-            </w:pPr>
-            <w:r>
-              <w:t xml:space="preserve">Fine at small internal scale (analytics teams use it).</w:t>
-            </w:r>
-          </w:p>
-        </w:tc>
-        <w:tc>
-          <w:tcPr>
-            <w:tcW w:type="dxa" w:w="1595"/>
-            <w:tcBorders>
-              <w:top w:val="single" w:color="BFBFBF" w:sz="4"/>
-              <w:left w:val="single" w:color="BFBFBF" w:sz="4"/>
-              <w:bottom w:val="single" w:color="BFBFBF" w:sz="4"/>
-              <w:right w:val="single" w:color="BFBFBF" w:sz="4"/>
-            </w:tcBorders>
-            <w:tcMar>
-              <w:top w:type="dxa" w:w="100"/>
-              <w:left w:type="dxa" w:w="140"/>
-              <w:bottom w:type="dxa" w:w="100"/>
-              <w:right w:type="dxa" w:w="140"/>
-            </w:tcMar>
-          </w:tcPr>
-          <w:p>
-            <w:pPr>
-              <w:spacing w:after="40"/>
-            </w:pPr>
-            <w:r>
-              <w:t xml:space="preserve">Not a customer-facing production tool.</w:t>
-            </w:r>
-          </w:p>
-        </w:tc>
-      </w:tr>
-      <w:tr>
-        <w:trPr>
-          <w:tblHeader w:val="false"/>
-        </w:trPr>
-        <w:tc>
-          <w:tcPr>
-            <w:tcW w:type="dxa" w:w="1500"/>
-            <w:tcBorders>
-              <w:top w:val="single" w:color="BFBFBF" w:sz="4"/>
-              <w:left w:val="single" w:color="BFBFBF" w:sz="4"/>
-              <w:bottom w:val="single" w:color="BFBFBF" w:sz="4"/>
-              <w:right w:val="single" w:color="BFBFBF" w:sz="4"/>
-            </w:tcBorders>
-            <w:shd w:fill="F7F9FC" w:val="clear"/>
-            <w:tcMar>
-              <w:top w:type="dxa" w:w="100"/>
-              <w:left w:type="dxa" w:w="140"/>
-              <w:bottom w:type="dxa" w:w="100"/>
-              <w:right w:type="dxa" w:w="140"/>
-            </w:tcMar>
-          </w:tcPr>
-          <w:p>
-            <w:pPr>
-              <w:spacing w:after="40"/>
-            </w:pPr>
-            <w:r>
-              <w:t xml:space="preserve">Custom React (Next.js)</w:t>
-            </w:r>
-          </w:p>
-        </w:tc>
-        <w:tc>
-          <w:tcPr>
-            <w:tcW w:type="dxa" w:w="2200"/>
-            <w:tcBorders>
-              <w:top w:val="single" w:color="BFBFBF" w:sz="4"/>
-              <w:left w:val="single" w:color="BFBFBF" w:sz="4"/>
-              <w:bottom w:val="single" w:color="BFBFBF" w:sz="4"/>
-              <w:right w:val="single" w:color="BFBFBF" w:sz="4"/>
-            </w:tcBorders>
-            <w:shd w:fill="F7F9FC" w:val="clear"/>
-            <w:tcMar>
-              <w:top w:type="dxa" w:w="100"/>
-              <w:left w:type="dxa" w:w="140"/>
-              <w:bottom w:type="dxa" w:w="100"/>
-              <w:right w:type="dxa" w:w="140"/>
-            </w:tcMar>
-          </w:tcPr>
-          <w:p>
-            <w:pPr>
-              <w:spacing w:after="40"/>
-            </w:pPr>
-            <w:r>
-              <w:t xml:space="preserve">Real frontend engineering.</w:t>
-            </w:r>
-          </w:p>
-        </w:tc>
-        <w:tc>
-          <w:tcPr>
-            <w:tcW w:type="dxa" w:w="1595"/>
-            <w:tcBorders>
-              <w:top w:val="single" w:color="BFBFBF" w:sz="4"/>
-              <w:left w:val="single" w:color="BFBFBF" w:sz="4"/>
-              <w:bottom w:val="single" w:color="BFBFBF" w:sz="4"/>
-              <w:right w:val="single" w:color="BFBFBF" w:sz="4"/>
-            </w:tcBorders>
-            <w:shd w:fill="F7F9FC" w:val="clear"/>
-            <w:tcMar>
-              <w:top w:type="dxa" w:w="100"/>
-              <w:left w:type="dxa" w:w="140"/>
-              <w:bottom w:type="dxa" w:w="100"/>
-              <w:right w:type="dxa" w:w="140"/>
-            </w:tcMar>
-          </w:tcPr>
-          <w:p>
-            <w:pPr>
-              <w:spacing w:after="40"/>
-            </w:pPr>
-            <w:r>
-              <w:t xml:space="preserve">None for a 48-hour POC.</w:t>
-            </w:r>
-          </w:p>
-        </w:tc>
-        <w:tc>
-          <w:tcPr>
-            <w:tcW w:type="dxa" w:w="1595"/>
-            <w:tcBorders>
-              <w:top w:val="single" w:color="BFBFBF" w:sz="4"/>
-              <w:left w:val="single" w:color="BFBFBF" w:sz="4"/>
-              <w:bottom w:val="single" w:color="BFBFBF" w:sz="4"/>
-              <w:right w:val="single" w:color="BFBFBF" w:sz="4"/>
-            </w:tcBorders>
-            <w:shd w:fill="F7F9FC" w:val="clear"/>
-            <w:tcMar>
-              <w:top w:type="dxa" w:w="100"/>
-              <w:left w:type="dxa" w:w="140"/>
-              <w:bottom w:type="dxa" w:w="100"/>
-              <w:right w:type="dxa" w:w="140"/>
-            </w:tcMar>
-          </w:tcPr>
-          <w:p>
-            <w:pPr>
-              <w:spacing w:after="40"/>
-            </w:pPr>
-            <w:r>
-              <w:t xml:space="preserve">Days of work.</w:t>
-            </w:r>
-          </w:p>
-        </w:tc>
-        <w:tc>
-          <w:tcPr>
-            <w:tcW w:type="dxa" w:w="1595"/>
-            <w:tcBorders>
-              <w:top w:val="single" w:color="BFBFBF" w:sz="4"/>
-              <w:left w:val="single" w:color="BFBFBF" w:sz="4"/>
-              <w:bottom w:val="single" w:color="BFBFBF" w:sz="4"/>
-              <w:right w:val="single" w:color="BFBFBF" w:sz="4"/>
-            </w:tcBorders>
-            <w:shd w:fill="F7F9FC" w:val="clear"/>
-            <w:tcMar>
-              <w:top w:type="dxa" w:w="100"/>
-              <w:left w:type="dxa" w:w="140"/>
-              <w:bottom w:type="dxa" w:w="100"/>
-              <w:right w:type="dxa" w:w="140"/>
-            </w:tcMar>
-          </w:tcPr>
-          <w:p>
-            <w:pPr>
-              <w:spacing w:after="40"/>
-            </w:pPr>
-            <w:r>
-              <w:t xml:space="preserve">Right answer for any product a bank ships to customers. Full control.</w:t>
-            </w:r>
-          </w:p>
-        </w:tc>
-        <w:tc>
-          <w:tcPr>
-            <w:tcW w:type="dxa" w:w="1595"/>
-            <w:tcBorders>
-              <w:top w:val="single" w:color="BFBFBF" w:sz="4"/>
-              <w:left w:val="single" w:color="BFBFBF" w:sz="4"/>
-              <w:bottom w:val="single" w:color="BFBFBF" w:sz="4"/>
-              <w:right w:val="single" w:color="BFBFBF" w:sz="4"/>
-            </w:tcBorders>
-            <w:shd w:fill="F7F9FC" w:val="clear"/>
-            <w:tcMar>
-              <w:top w:type="dxa" w:w="100"/>
-              <w:left w:type="dxa" w:w="140"/>
-              <w:bottom w:type="dxa" w:w="100"/>
-              <w:right w:type="dxa" w:w="140"/>
-            </w:tcMar>
-          </w:tcPr>
-          <w:p>
-            <w:pPr>
-              <w:spacing w:after="40"/>
-            </w:pPr>
-            <w:r>
-              <w:t xml:space="preserve">High engineering cost.</w:t>
-            </w:r>
-          </w:p>
-        </w:tc>
-      </w:tr>
-    </w:tbl>
-    <w:p>
-      <w:pPr>
-        <w:spacing w:after="140"/>
-      </w:pPr>
-      <w:r>
-        <w:rPr>
-          <w:b/>
-          <w:bCs/>
-        </w:rPr>
-        <w:t xml:space="preserve">POC winner:</w:t>
-      </w:r>
-      <w:r>
-        <w:t xml:space="preserve"> Streamlit for the Python approach; Lovable for the low-code approach.</w:t>
-      </w:r>
-    </w:p>
-    <w:p>
-      <w:pPr>
-        <w:spacing w:after="140"/>
-      </w:pPr>
-      <w:r>
-        <w:rPr>
-          <w:b/>
-          <w:bCs/>
-        </w:rPr>
-        <w:t xml:space="preserve">Scale winner:</w:t>
-      </w:r>
-      <w:r>
-        <w:t xml:space="preserve"> Custom Next.js for customer-facing; Retool or Bubble for internal tools; Streamlit stays viable for internal analytics/ML tools; Lovable is a starting point, not a destination.</w:t>
-      </w:r>
-    </w:p>
-    <w:p>
-      <w:r>
-        <w:br w:type="page"/>
-      </w:r>
-    </w:p>
-    <w:p>
-      <w:pPr>
-        <w:pStyle w:val="Heading1"/>
-        <w:spacing w:after="200" w:before="320"/>
-      </w:pPr>
-      <w:r>
-        <w:t xml:space="preserve">4. Summary — What Do We Pick?</w:t>
-      </w:r>
-    </w:p>
-    <w:p>
-      <w:pPr>
-        <w:pStyle w:val="Heading2"/>
-        <w:spacing w:after="160" w:before="260"/>
-      </w:pPr>
-      <w:r>
-        <w:t xml:space="preserve">4.1 For the POC (this 48-hour demo)</w:t>
-      </w:r>
-    </w:p>
-    <w:tbl>
-      <w:tblPr>
-        <w:tblW w:type="dxa" w:w="10080"/>
-        <w:tblBorders>
-          <w:top w:val="single" w:color="auto" w:sz="4"/>
-          <w:left w:val="single" w:color="auto" w:sz="4"/>
-          <w:bottom w:val="single" w:color="auto" w:sz="4"/>
-          <w:right w:val="single" w:color="auto" w:sz="4"/>
-          <w:insideH w:val="single" w:color="auto" w:sz="4"/>
-          <w:insideV w:val="single" w:color="auto" w:sz="4"/>
-        </w:tblBorders>
-      </w:tblPr>
-      <w:tblGrid>
-        <w:gridCol w:w="2800"/>
-        <w:gridCol w:w="3640"/>
-        <w:gridCol w:w="3640"/>
-      </w:tblGrid>
-      <w:tr>
-        <w:trPr>
-          <w:tblHeader/>
-        </w:trPr>
-        <w:tc>
-          <w:tcPr>
-            <w:tcW w:type="dxa" w:w="2800"/>
-            <w:tcBorders>
-              <w:top w:val="single" w:color="BFBFBF" w:sz="4"/>
-              <w:left w:val="single" w:color="BFBFBF" w:sz="4"/>
-              <w:bottom w:val="single" w:color="BFBFBF" w:sz="4"/>
-              <w:right w:val="single" w:color="BFBFBF" w:sz="4"/>
-            </w:tcBorders>
-            <w:shd w:fill="E7EEF5" w:val="clear"/>
-            <w:tcMar>
-              <w:top w:type="dxa" w:w="100"/>
-              <w:left w:type="dxa" w:w="140"/>
-              <w:bottom w:type="dxa" w:w="100"/>
-              <w:right w:type="dxa" w:w="140"/>
-            </w:tcMar>
-          </w:tcPr>
-          <w:p>
-            <w:pPr>
-              <w:spacing w:after="40"/>
-            </w:pPr>
-            <w:r>
-              <w:rPr>
-                <w:b/>
-                <w:bCs/>
-                <w:sz w:val="20"/>
-                <w:szCs w:val="20"/>
-              </w:rPr>
-              <w:t xml:space="preserve">Layer</w:t>
-            </w:r>
-          </w:p>
-        </w:tc>
-        <w:tc>
-          <w:tcPr>
-            <w:tcW w:type="dxa" w:w="3640"/>
-            <w:tcBorders>
-              <w:top w:val="single" w:color="BFBFBF" w:sz="4"/>
-              <w:left w:val="single" w:color="BFBFBF" w:sz="4"/>
-              <w:bottom w:val="single" w:color="BFBFBF" w:sz="4"/>
-              <w:right w:val="single" w:color="BFBFBF" w:sz="4"/>
-            </w:tcBorders>
-            <w:shd w:fill="E7EEF5" w:val="clear"/>
-            <w:tcMar>
-              <w:top w:type="dxa" w:w="100"/>
-              <w:left w:type="dxa" w:w="140"/>
-              <w:bottom w:type="dxa" w:w="100"/>
-              <w:right w:type="dxa" w:w="140"/>
-            </w:tcMar>
-          </w:tcPr>
-          <w:p>
-            <w:pPr>
-              <w:spacing w:after="40"/>
-            </w:pPr>
-            <w:r>
-              <w:rPr>
-                <w:b/>
-                <w:bCs/>
-                <w:sz w:val="20"/>
-                <w:szCs w:val="20"/>
-              </w:rPr>
-              <w:t xml:space="preserve">Approach A (Python)</w:t>
-            </w:r>
-          </w:p>
-        </w:tc>
-        <w:tc>
-          <w:tcPr>
-            <w:tcW w:type="dxa" w:w="3640"/>
-            <w:tcBorders>
-              <w:top w:val="single" w:color="BFBFBF" w:sz="4"/>
-              <w:left w:val="single" w:color="BFBFBF" w:sz="4"/>
-              <w:bottom w:val="single" w:color="BFBFBF" w:sz="4"/>
-              <w:right w:val="single" w:color="BFBFBF" w:sz="4"/>
-            </w:tcBorders>
-            <w:shd w:fill="E7EEF5" w:val="clear"/>
-            <w:tcMar>
-              <w:top w:type="dxa" w:w="100"/>
-              <w:left w:type="dxa" w:w="140"/>
-              <w:bottom w:type="dxa" w:w="100"/>
-              <w:right w:type="dxa" w:w="140"/>
-            </w:tcMar>
-          </w:tcPr>
-          <w:p>
-            <w:pPr>
-              <w:spacing w:after="40"/>
-            </w:pPr>
-            <w:r>
-              <w:rPr>
-                <w:b/>
-                <w:bCs/>
-                <w:sz w:val="20"/>
-                <w:szCs w:val="20"/>
-              </w:rPr>
-              <w:t xml:space="preserve">Approach B (low-code)</w:t>
-            </w:r>
-          </w:p>
-        </w:tc>
-      </w:tr>
-      <w:tr>
-        <w:trPr>
-          <w:tblHeader w:val="false"/>
-        </w:trPr>
-        <w:tc>
-          <w:tcPr>
-            <w:tcW w:type="dxa" w:w="2800"/>
-            <w:tcBorders>
-              <w:top w:val="single" w:color="BFBFBF" w:sz="4"/>
-              <w:left w:val="single" w:color="BFBFBF" w:sz="4"/>
-              <w:bottom w:val="single" w:color="BFBFBF" w:sz="4"/>
-              <w:right w:val="single" w:color="BFBFBF" w:sz="4"/>
-            </w:tcBorders>
-            <w:tcMar>
-              <w:top w:type="dxa" w:w="100"/>
-              <w:left w:type="dxa" w:w="140"/>
-              <w:bottom w:type="dxa" w:w="100"/>
-              <w:right w:type="dxa" w:w="140"/>
-            </w:tcMar>
-          </w:tcPr>
-          <w:p>
-            <w:pPr>
-              <w:spacing w:after="40"/>
-            </w:pPr>
-            <w:r>
-              <w:t xml:space="preserve">Model provider</w:t>
-            </w:r>
-          </w:p>
-        </w:tc>
-        <w:tc>
-          <w:tcPr>
-            <w:tcW w:type="dxa" w:w="3640"/>
-            <w:tcBorders>
-              <w:top w:val="single" w:color="BFBFBF" w:sz="4"/>
-              <w:left w:val="single" w:color="BFBFBF" w:sz="4"/>
-              <w:bottom w:val="single" w:color="BFBFBF" w:sz="4"/>
-              <w:right w:val="single" w:color="BFBFBF" w:sz="4"/>
-            </w:tcBorders>
-            <w:tcMar>
-              <w:top w:type="dxa" w:w="100"/>
-              <w:left w:type="dxa" w:w="140"/>
-              <w:bottom w:type="dxa" w:w="100"/>
-              <w:right w:type="dxa" w:w="140"/>
-            </w:tcMar>
-          </w:tcPr>
-          <w:p>
-            <w:pPr>
-              <w:spacing w:after="40"/>
-            </w:pPr>
-            <w:r>
-              <w:t xml:space="preserve">Claude</w:t>
-            </w:r>
-          </w:p>
-        </w:tc>
-        <w:tc>
-          <w:tcPr>
-            <w:tcW w:type="dxa" w:w="3640"/>
-            <w:tcBorders>
-              <w:top w:val="single" w:color="BFBFBF" w:sz="4"/>
-              <w:left w:val="single" w:color="BFBFBF" w:sz="4"/>
-              <w:bottom w:val="single" w:color="BFBFBF" w:sz="4"/>
-              <w:right w:val="single" w:color="BFBFBF" w:sz="4"/>
-            </w:tcBorders>
-            <w:tcMar>
-              <w:top w:type="dxa" w:w="100"/>
-              <w:left w:type="dxa" w:w="140"/>
-              <w:bottom w:type="dxa" w:w="100"/>
-              <w:right w:type="dxa" w:w="140"/>
-            </w:tcMar>
-          </w:tcPr>
-          <w:p>
-            <w:pPr>
-              <w:spacing w:after="40"/>
-            </w:pPr>
-            <w:r>
-              <w:t xml:space="preserve">Claude</w:t>
-            </w:r>
-          </w:p>
-        </w:tc>
-      </w:tr>
-      <w:tr>
-        <w:trPr>
-          <w:tblHeader w:val="false"/>
-        </w:trPr>
-        <w:tc>
-          <w:tcPr>
-            <w:tcW w:type="dxa" w:w="2800"/>
-            <w:tcBorders>
-              <w:top w:val="single" w:color="BFBFBF" w:sz="4"/>
-              <w:left w:val="single" w:color="BFBFBF" w:sz="4"/>
-              <w:bottom w:val="single" w:color="BFBFBF" w:sz="4"/>
-              <w:right w:val="single" w:color="BFBFBF" w:sz="4"/>
-            </w:tcBorders>
-            <w:shd w:fill="F7F9FC" w:val="clear"/>
-            <w:tcMar>
-              <w:top w:type="dxa" w:w="100"/>
-              <w:left w:type="dxa" w:w="140"/>
-              <w:bottom w:type="dxa" w:w="100"/>
-              <w:right w:type="dxa" w:w="140"/>
-            </w:tcMar>
-          </w:tcPr>
-          <w:p>
-            <w:pPr>
-              <w:spacing w:after="40"/>
-            </w:pPr>
-            <w:r>
-              <w:t xml:space="preserve">Model</w:t>
-            </w:r>
-          </w:p>
-        </w:tc>
-        <w:tc>
-          <w:tcPr>
-            <w:tcW w:type="dxa" w:w="3640"/>
-            <w:tcBorders>
-              <w:top w:val="single" w:color="BFBFBF" w:sz="4"/>
-              <w:left w:val="single" w:color="BFBFBF" w:sz="4"/>
-              <w:bottom w:val="single" w:color="BFBFBF" w:sz="4"/>
-              <w:right w:val="single" w:color="BFBFBF" w:sz="4"/>
-            </w:tcBorders>
-            <w:shd w:fill="F7F9FC" w:val="clear"/>
-            <w:tcMar>
-              <w:top w:type="dxa" w:w="100"/>
-              <w:left w:type="dxa" w:w="140"/>
-              <w:bottom w:type="dxa" w:w="100"/>
-              <w:right w:type="dxa" w:w="140"/>
-            </w:tcMar>
-          </w:tcPr>
-          <w:p>
-            <w:pPr>
-              <w:spacing w:after="40"/>
-            </w:pPr>
-            <w:r>
-              <w:t xml:space="preserve">Claude Sonnet 4.6</w:t>
-            </w:r>
-          </w:p>
-        </w:tc>
-        <w:tc>
-          <w:tcPr>
-            <w:tcW w:type="dxa" w:w="3640"/>
-            <w:tcBorders>
-              <w:top w:val="single" w:color="BFBFBF" w:sz="4"/>
-              <w:left w:val="single" w:color="BFBFBF" w:sz="4"/>
-              <w:bottom w:val="single" w:color="BFBFBF" w:sz="4"/>
-              <w:right w:val="single" w:color="BFBFBF" w:sz="4"/>
-            </w:tcBorders>
-            <w:shd w:fill="F7F9FC" w:val="clear"/>
-            <w:tcMar>
-              <w:top w:type="dxa" w:w="100"/>
-              <w:left w:type="dxa" w:w="140"/>
-              <w:bottom w:type="dxa" w:w="100"/>
-              <w:right w:type="dxa" w:w="140"/>
-            </w:tcMar>
-          </w:tcPr>
-          <w:p>
-            <w:pPr>
-              <w:spacing w:after="40"/>
-            </w:pPr>
-            <w:r>
-              <w:t xml:space="preserve">Claude Sonnet 4.6</w:t>
-            </w:r>
-          </w:p>
-        </w:tc>
-      </w:tr>
-      <w:tr>
-        <w:trPr>
-          <w:tblHeader w:val="false"/>
-        </w:trPr>
-        <w:tc>
-          <w:tcPr>
-            <w:tcW w:type="dxa" w:w="2800"/>
-            <w:tcBorders>
-              <w:top w:val="single" w:color="BFBFBF" w:sz="4"/>
-              <w:left w:val="single" w:color="BFBFBF" w:sz="4"/>
-              <w:bottom w:val="single" w:color="BFBFBF" w:sz="4"/>
-              <w:right w:val="single" w:color="BFBFBF" w:sz="4"/>
-            </w:tcBorders>
-            <w:tcMar>
-              <w:top w:type="dxa" w:w="100"/>
-              <w:left w:type="dxa" w:w="140"/>
-              <w:bottom w:type="dxa" w:w="100"/>
-              <w:right w:type="dxa" w:w="140"/>
-            </w:tcMar>
-          </w:tcPr>
-          <w:p>
-            <w:pPr>
-              <w:spacing w:after="40"/>
-            </w:pPr>
-            <w:r>
-              <w:t xml:space="preserve">Orchestration</w:t>
-            </w:r>
-          </w:p>
-        </w:tc>
-        <w:tc>
-          <w:tcPr>
-            <w:tcW w:type="dxa" w:w="3640"/>
-            <w:tcBorders>
-              <w:top w:val="single" w:color="BFBFBF" w:sz="4"/>
-              <w:left w:val="single" w:color="BFBFBF" w:sz="4"/>
-              <w:bottom w:val="single" w:color="BFBFBF" w:sz="4"/>
-              <w:right w:val="single" w:color="BFBFBF" w:sz="4"/>
-            </w:tcBorders>
-            <w:tcMar>
-              <w:top w:type="dxa" w:w="100"/>
-              <w:left w:type="dxa" w:w="140"/>
-              <w:bottom w:type="dxa" w:w="100"/>
-              <w:right w:type="dxa" w:w="140"/>
-            </w:tcMar>
-          </w:tcPr>
-          <w:p>
-            <w:pPr>
-              <w:spacing w:after="40"/>
-            </w:pPr>
-            <w:r>
-              <w:t xml:space="preserve">Python script (no orchestrator)</w:t>
-            </w:r>
-          </w:p>
-        </w:tc>
-        <w:tc>
-          <w:tcPr>
-            <w:tcW w:type="dxa" w:w="3640"/>
-            <w:tcBorders>
-              <w:top w:val="single" w:color="BFBFBF" w:sz="4"/>
-              <w:left w:val="single" w:color="BFBFBF" w:sz="4"/>
-              <w:bottom w:val="single" w:color="BFBFBF" w:sz="4"/>
-              <w:right w:val="single" w:color="BFBFBF" w:sz="4"/>
-            </w:tcBorders>
-            <w:tcMar>
-              <w:top w:type="dxa" w:w="100"/>
-              <w:left w:type="dxa" w:w="140"/>
-              <w:bottom w:type="dxa" w:w="100"/>
-              <w:right w:type="dxa" w:w="140"/>
-            </w:tcMar>
-          </w:tcPr>
-          <w:p>
-            <w:pPr>
-              <w:spacing w:after="40"/>
-            </w:pPr>
-            <w:r>
-              <w:t xml:space="preserve">n8n</w:t>
-            </w:r>
-          </w:p>
-        </w:tc>
-      </w:tr>
-      <w:tr>
-        <w:trPr>
-          <w:tblHeader w:val="false"/>
-        </w:trPr>
-        <w:tc>
-          <w:tcPr>
-            <w:tcW w:type="dxa" w:w="2800"/>
-            <w:tcBorders>
-              <w:top w:val="single" w:color="BFBFBF" w:sz="4"/>
-              <w:left w:val="single" w:color="BFBFBF" w:sz="4"/>
-              <w:bottom w:val="single" w:color="BFBFBF" w:sz="4"/>
-              <w:right w:val="single" w:color="BFBFBF" w:sz="4"/>
-            </w:tcBorders>
-            <w:shd w:fill="F7F9FC" w:val="clear"/>
-            <w:tcMar>
-              <w:top w:type="dxa" w:w="100"/>
-              <w:left w:type="dxa" w:w="140"/>
-              <w:bottom w:type="dxa" w:w="100"/>
-              <w:right w:type="dxa" w:w="140"/>
-            </w:tcMar>
-          </w:tcPr>
-          <w:p>
-            <w:pPr>
-              <w:spacing w:after="40"/>
-            </w:pPr>
-            <w:r>
-              <w:t xml:space="preserve">Storage</w:t>
-            </w:r>
-          </w:p>
-        </w:tc>
-        <w:tc>
-          <w:tcPr>
-            <w:tcW w:type="dxa" w:w="3640"/>
-            <w:tcBorders>
-              <w:top w:val="single" w:color="BFBFBF" w:sz="4"/>
-              <w:left w:val="single" w:color="BFBFBF" w:sz="4"/>
-              <w:bottom w:val="single" w:color="BFBFBF" w:sz="4"/>
-              <w:right w:val="single" w:color="BFBFBF" w:sz="4"/>
-            </w:tcBorders>
-            <w:shd w:fill="F7F9FC" w:val="clear"/>
-            <w:tcMar>
-              <w:top w:type="dxa" w:w="100"/>
-              <w:left w:type="dxa" w:w="140"/>
-              <w:bottom w:type="dxa" w:w="100"/>
-              <w:right w:type="dxa" w:w="140"/>
-            </w:tcMar>
-          </w:tcPr>
-          <w:p>
-            <w:pPr>
-              <w:spacing w:after="40"/>
-            </w:pPr>
-            <w:r>
-              <w:t xml:space="preserve">Local files</w:t>
-            </w:r>
-          </w:p>
-        </w:tc>
-        <w:tc>
-          <w:tcPr>
-            <w:tcW w:type="dxa" w:w="3640"/>
-            <w:tcBorders>
-              <w:top w:val="single" w:color="BFBFBF" w:sz="4"/>
-              <w:left w:val="single" w:color="BFBFBF" w:sz="4"/>
-              <w:bottom w:val="single" w:color="BFBFBF" w:sz="4"/>
-              <w:right w:val="single" w:color="BFBFBF" w:sz="4"/>
-            </w:tcBorders>
-            <w:shd w:fill="F7F9FC" w:val="clear"/>
-            <w:tcMar>
-              <w:top w:type="dxa" w:w="100"/>
-              <w:left w:type="dxa" w:w="140"/>
-              <w:bottom w:type="dxa" w:w="100"/>
-              <w:right w:type="dxa" w:w="140"/>
-            </w:tcMar>
-          </w:tcPr>
-          <w:p>
-            <w:pPr>
-              <w:spacing w:after="40"/>
-            </w:pPr>
-            <w:r>
-              <w:t xml:space="preserve">Firebase</w:t>
-            </w:r>
-          </w:p>
-        </w:tc>
-      </w:tr>
-      <w:tr>
-        <w:trPr>
-          <w:tblHeader w:val="false"/>
-        </w:trPr>
-        <w:tc>
-          <w:tcPr>
-            <w:tcW w:type="dxa" w:w="2800"/>
-            <w:tcBorders>
-              <w:top w:val="single" w:color="BFBFBF" w:sz="4"/>
-              <w:left w:val="single" w:color="BFBFBF" w:sz="4"/>
-              <w:bottom w:val="single" w:color="BFBFBF" w:sz="4"/>
-              <w:right w:val="single" w:color="BFBFBF" w:sz="4"/>
-            </w:tcBorders>
-            <w:tcMar>
-              <w:top w:type="dxa" w:w="100"/>
-              <w:left w:type="dxa" w:w="140"/>
-              <w:bottom w:type="dxa" w:w="100"/>
-              <w:right w:type="dxa" w:w="140"/>
-            </w:tcMar>
-          </w:tcPr>
-          <w:p>
-            <w:pPr>
-              <w:spacing w:after="40"/>
-            </w:pPr>
-            <w:r>
-              <w:t xml:space="preserve">Frontend</w:t>
-            </w:r>
-          </w:p>
-        </w:tc>
-        <w:tc>
-          <w:tcPr>
-            <w:tcW w:type="dxa" w:w="3640"/>
-            <w:tcBorders>
-              <w:top w:val="single" w:color="BFBFBF" w:sz="4"/>
-              <w:left w:val="single" w:color="BFBFBF" w:sz="4"/>
-              <w:bottom w:val="single" w:color="BFBFBF" w:sz="4"/>
-              <w:right w:val="single" w:color="BFBFBF" w:sz="4"/>
-            </w:tcBorders>
-            <w:tcMar>
-              <w:top w:type="dxa" w:w="100"/>
-              <w:left w:type="dxa" w:w="140"/>
-              <w:bottom w:type="dxa" w:w="100"/>
-              <w:right w:type="dxa" w:w="140"/>
-            </w:tcMar>
-          </w:tcPr>
-          <w:p>
-            <w:pPr>
-              <w:spacing w:after="40"/>
-            </w:pPr>
-            <w:r>
-              <w:t xml:space="preserve">Streamlit</w:t>
-            </w:r>
-          </w:p>
-        </w:tc>
-        <w:tc>
-          <w:tcPr>
-            <w:tcW w:type="dxa" w:w="3640"/>
-            <w:tcBorders>
-              <w:top w:val="single" w:color="BFBFBF" w:sz="4"/>
-              <w:left w:val="single" w:color="BFBFBF" w:sz="4"/>
-              <w:bottom w:val="single" w:color="BFBFBF" w:sz="4"/>
-              <w:right w:val="single" w:color="BFBFBF" w:sz="4"/>
-            </w:tcBorders>
-            <w:tcMar>
-              <w:top w:type="dxa" w:w="100"/>
-              <w:left w:type="dxa" w:w="140"/>
-              <w:bottom w:type="dxa" w:w="100"/>
-              <w:right w:type="dxa" w:w="140"/>
-            </w:tcMar>
-          </w:tcPr>
-          <w:p>
-            <w:pPr>
-              <w:spacing w:after="40"/>
-            </w:pPr>
-            <w:r>
-              <w:t xml:space="preserve">Lovable</w:t>
+            <w:tcW w:type="dxa" w:w="3000"/>
+            <w:tcBorders>
+              <w:top w:val="single" w:color="BFBFBF" w:sz="4"/>
+              <w:left w:val="single" w:color="BFBFBF" w:sz="4"/>
+              <w:bottom w:val="single" w:color="BFBFBF" w:sz="4"/>
+              <w:right w:val="single" w:color="BFBFBF" w:sz="4"/>
+            </w:tcBorders>
+            <w:shd w:fill="F7F9FC" w:val="clear"/>
+            <w:tcMar>
+              <w:top w:type="dxa" w:w="100"/>
+              <w:left w:type="dxa" w:w="140"/>
+              <w:bottom w:type="dxa" w:w="100"/>
+              <w:right w:type="dxa" w:w="140"/>
+            </w:tcMar>
+          </w:tcPr>
+          <w:p>
+            <w:pPr>
+              <w:spacing w:after="40"/>
+            </w:pPr>
+            <w:r>
+              <w:t xml:space="preserve">Who can maintain the prompts</w:t>
+            </w:r>
+          </w:p>
+        </w:tc>
+        <w:tc>
+          <w:tcPr>
+            <w:tcW w:type="dxa" w:w="3540"/>
+            <w:tcBorders>
+              <w:top w:val="single" w:color="BFBFBF" w:sz="4"/>
+              <w:left w:val="single" w:color="BFBFBF" w:sz="4"/>
+              <w:bottom w:val="single" w:color="BFBFBF" w:sz="4"/>
+              <w:right w:val="single" w:color="BFBFBF" w:sz="4"/>
+            </w:tcBorders>
+            <w:shd w:fill="F7F9FC" w:val="clear"/>
+            <w:tcMar>
+              <w:top w:type="dxa" w:w="100"/>
+              <w:left w:type="dxa" w:w="140"/>
+              <w:bottom w:type="dxa" w:w="100"/>
+              <w:right w:type="dxa" w:w="140"/>
+            </w:tcMar>
+          </w:tcPr>
+          <w:p>
+            <w:pPr>
+              <w:spacing w:after="40"/>
+            </w:pPr>
+            <w:r>
+              <w:t xml:space="preserve">Engineers (PR + deploy)</w:t>
+            </w:r>
+          </w:p>
+        </w:tc>
+        <w:tc>
+          <w:tcPr>
+            <w:tcW w:type="dxa" w:w="3540"/>
+            <w:tcBorders>
+              <w:top w:val="single" w:color="BFBFBF" w:sz="4"/>
+              <w:left w:val="single" w:color="BFBFBF" w:sz="4"/>
+              <w:bottom w:val="single" w:color="BFBFBF" w:sz="4"/>
+              <w:right w:val="single" w:color="BFBFBF" w:sz="4"/>
+            </w:tcBorders>
+            <w:shd w:fill="F7F9FC" w:val="clear"/>
+            <w:tcMar>
+              <w:top w:type="dxa" w:w="100"/>
+              <w:left w:type="dxa" w:w="140"/>
+              <w:bottom w:type="dxa" w:w="100"/>
+              <w:right w:type="dxa" w:w="140"/>
+            </w:tcMar>
+          </w:tcPr>
+          <w:p>
+            <w:pPr>
+              <w:spacing w:after="40"/>
+            </w:pPr>
+            <w:r>
+              <w:t xml:space="preserve">Ops/business (edit workflow, save)</w:t>
             </w:r>
           </w:p>
         </w:tc>
@@ -8484,7 +5638,251 @@
         <w:spacing w:after="160" w:before="260"/>
       </w:pPr>
       <w:r>
-        <w:t xml:space="preserve">4.2 For running the same tool at scale in a real bank</w:t>
+        <w:t xml:space="preserve">3.2 Why code-first wins the POC bar</w:t>
+      </w:r>
+    </w:p>
+    <w:p>
+      <w:pPr>
+        <w:pStyle w:val="ListParagraph"/>
+        <w:numPr>
+          <w:ilvl w:val="0"/>
+          <w:numId w:val="2"/>
+        </w:numPr>
+        <w:spacing w:after="80"/>
+      </w:pPr>
+      <w:r>
+        <w:rPr>
+          <w:b/>
+          <w:bCs/>
+        </w:rPr>
+        <w:t xml:space="preserve">Speed to a runnable demo.</w:t>
+      </w:r>
+      <w:r>
+        <w:t xml:space="preserve"> 2 hours vs 4-5 hours. The brief is explicit: "if you hit 5-6 hours and it works, stop there." Building both broke that budget without giving the reviewer anything meaningfully different to click.</w:t>
+      </w:r>
+    </w:p>
+    <w:p>
+      <w:pPr>
+        <w:pStyle w:val="ListParagraph"/>
+        <w:numPr>
+          <w:ilvl w:val="0"/>
+          <w:numId w:val="2"/>
+        </w:numPr>
+        <w:spacing w:after="80"/>
+      </w:pPr>
+      <w:r>
+        <w:rPr>
+          <w:b/>
+          <w:bCs/>
+        </w:rPr>
+        <w:t xml:space="preserve">Line-by-line defensibility.</w:t>
+      </w:r>
+      <w:r>
+        <w:t xml:space="preserve"> The brief says "explain the integrations you chose, not just name them." 150 lines of Python + Streamlit widgets is easier to defend under interview pressure than a 9-node visual workflow whose Function nodes hide the same logic anyway.</w:t>
+      </w:r>
+    </w:p>
+    <w:p>
+      <w:pPr>
+        <w:pStyle w:val="ListParagraph"/>
+        <w:numPr>
+          <w:ilvl w:val="0"/>
+          <w:numId w:val="2"/>
+        </w:numPr>
+        <w:spacing w:after="80"/>
+      </w:pPr>
+      <w:r>
+        <w:rPr>
+          <w:b/>
+          <w:bCs/>
+        </w:rPr>
+        <w:t xml:space="preserve">Fewer moving parts to fail live.</w:t>
+      </w:r>
+      <w:r>
+        <w:t xml:space="preserve"> Code-first has one vendor (Anthropic). Low-code has four (Anthropic, n8n Cloud, Firebase, GitHub Pages). Any of the extra three can outage the demo mid-interview.</w:t>
+      </w:r>
+    </w:p>
+    <w:p>
+      <w:pPr>
+        <w:pStyle w:val="ListParagraph"/>
+        <w:numPr>
+          <w:ilvl w:val="0"/>
+          <w:numId w:val="2"/>
+        </w:numPr>
+        <w:spacing w:after="80"/>
+      </w:pPr>
+      <w:r>
+        <w:rPr>
+          <w:b/>
+          <w:bCs/>
+        </w:rPr>
+        <w:t xml:space="preserve">The AI does the same work in both.</w:t>
+      </w:r>
+      <w:r>
+        <w:t xml:space="preserve"> Both approaches run Extract → Rank + guardrail on Claude Sonnet 4.6. The comparison is really about where the code lives, not what it does.</w:t>
+      </w:r>
+    </w:p>
+    <w:p>
+      <w:pPr>
+        <w:pStyle w:val="ListParagraph"/>
+        <w:numPr>
+          <w:ilvl w:val="0"/>
+          <w:numId w:val="2"/>
+        </w:numPr>
+        <w:spacing w:after="80"/>
+      </w:pPr>
+      <w:r>
+        <w:rPr>
+          <w:b/>
+          <w:bCs/>
+        </w:rPr>
+        <w:t xml:space="preserve">Cost stays flat.</w:t>
+      </w:r>
+      <w:r>
+        <w:t xml:space="preserve"> Code-first has $0 fixed cost. Low-code adds n8n Cloud ($20/mo after 14-day trial).</w:t>
+      </w:r>
+    </w:p>
+    <w:p>
+      <w:pPr>
+        <w:pStyle w:val="Heading2"/>
+        <w:spacing w:after="160" w:before="260"/>
+      </w:pPr>
+      <w:r>
+        <w:t xml:space="preserve">3.3 Where the low-code version would win instead</w:t>
+      </w:r>
+    </w:p>
+    <w:p>
+      <w:pPr>
+        <w:spacing w:after="140"/>
+      </w:pPr>
+      <w:r>
+        <w:t xml:space="preserve">Honest answer to "why not both?" — for a bank innovation team at production time, I would rebuild this on n8n. Reasons:</w:t>
+      </w:r>
+    </w:p>
+    <w:p>
+      <w:pPr>
+        <w:pStyle w:val="ListParagraph"/>
+        <w:numPr>
+          <w:ilvl w:val="0"/>
+          <w:numId w:val="3"/>
+        </w:numPr>
+        <w:spacing w:after="80"/>
+      </w:pPr>
+      <w:r>
+        <w:rPr>
+          <w:b/>
+          <w:bCs/>
+        </w:rPr>
+        <w:t xml:space="preserve">Non-engineers can edit prompts</w:t>
+      </w:r>
+      <w:r>
+        <w:t xml:space="preserve"> without a PR / deploy cycle. Real value when ops owns the workflow.</w:t>
+      </w:r>
+    </w:p>
+    <w:p>
+      <w:pPr>
+        <w:pStyle w:val="ListParagraph"/>
+        <w:numPr>
+          <w:ilvl w:val="0"/>
+          <w:numId w:val="3"/>
+        </w:numPr>
+        <w:spacing w:after="80"/>
+      </w:pPr>
+      <w:r>
+        <w:rPr>
+          <w:b/>
+          <w:bCs/>
+        </w:rPr>
+        <w:t xml:space="preserve">Free persistence + history</w:t>
+      </w:r>
+      <w:r>
+        <w:t xml:space="preserve"> via Firestore. Every run auditable without writing storage code.</w:t>
+      </w:r>
+    </w:p>
+    <w:p>
+      <w:pPr>
+        <w:pStyle w:val="ListParagraph"/>
+        <w:numPr>
+          <w:ilvl w:val="0"/>
+          <w:numId w:val="3"/>
+        </w:numPr>
+        <w:spacing w:after="80"/>
+      </w:pPr>
+      <w:r>
+        <w:rPr>
+          <w:b/>
+          <w:bCs/>
+        </w:rPr>
+        <w:t xml:space="preserve">Built-in retries + observability</w:t>
+      </w:r>
+      <w:r>
+        <w:t xml:space="preserve"> per node. Would take a day to add to the Python version manually.</w:t>
+      </w:r>
+    </w:p>
+    <w:p>
+      <w:pPr>
+        <w:pStyle w:val="ListParagraph"/>
+        <w:numPr>
+          <w:ilvl w:val="0"/>
+          <w:numId w:val="3"/>
+        </w:numPr>
+        <w:spacing w:after="80"/>
+      </w:pPr>
+      <w:r>
+        <w:rPr>
+          <w:b/>
+          <w:bCs/>
+        </w:rPr>
+        <w:t xml:space="preserve">Ops-friendly execution log.</w:t>
+      </w:r>
+      <w:r>
+        <w:t xml:space="preserve"> A non-engineer can debug a failed run by clicking the failed node.</w:t>
+      </w:r>
+    </w:p>
+    <w:p>
+      <w:pPr>
+        <w:pStyle w:val="Heading2"/>
+        <w:spacing w:after="160" w:before="260"/>
+      </w:pPr>
+      <w:r>
+        <w:t xml:space="preserve">3.4 One-line position</w:t>
+      </w:r>
+    </w:p>
+    <w:p>
+      <w:pPr>
+        <w:spacing w:after="140"/>
+      </w:pPr>
+      <w:r>
+        <w:rPr>
+          <w:b/>
+          <w:bCs/>
+        </w:rPr>
+        <w:t xml:space="preserve">Code-first is the right POC. Low-code is the right production version.</w:t>
+      </w:r>
+      <w:r>
+        <w:t xml:space="preserve"> The interview answer: "I picked code-first because it defends better in a walkthrough. If you told me to productionise it for an ops team, I would port to the n8n + Firebase pattern for the observability and edit-ability story."</w:t>
+      </w:r>
+    </w:p>
+    <w:p>
+      <w:r>
+        <w:br w:type="page"/>
+      </w:r>
+    </w:p>
+    <w:p>
+      <w:pPr>
+        <w:pStyle w:val="Heading1"/>
+        <w:spacing w:after="200" w:before="320"/>
+      </w:pPr>
+      <w:r>
+        <w:t xml:space="preserve">4. Summary — One-Line Answers</w:t>
+      </w:r>
+    </w:p>
+    <w:p>
+      <w:pPr>
+        <w:pStyle w:val="Heading2"/>
+        <w:spacing w:after="160" w:before="260"/>
+      </w:pPr>
+      <w:r>
+        <w:t xml:space="preserve">4.1 For the POC (this 48-hour demo)</w:t>
       </w:r>
     </w:p>
     <w:tbl>
@@ -8567,7 +5965,381 @@
                 <w:sz w:val="20"/>
                 <w:szCs w:val="20"/>
               </w:rPr>
-              <w:t xml:space="preserve">What we’d actually pick</w:t>
+              <w:t xml:space="preserve">Pick</w:t>
+            </w:r>
+          </w:p>
+        </w:tc>
+      </w:tr>
+      <w:tr>
+        <w:trPr>
+          <w:tblHeader w:val="false"/>
+        </w:trPr>
+        <w:tc>
+          <w:tcPr>
+            <w:tcW w:type="dxa" w:w="4200"/>
+            <w:tcBorders>
+              <w:top w:val="single" w:color="BFBFBF" w:sz="4"/>
+              <w:left w:val="single" w:color="BFBFBF" w:sz="4"/>
+              <w:bottom w:val="single" w:color="BFBFBF" w:sz="4"/>
+              <w:right w:val="single" w:color="BFBFBF" w:sz="4"/>
+            </w:tcBorders>
+            <w:tcMar>
+              <w:top w:type="dxa" w:w="100"/>
+              <w:left w:type="dxa" w:w="140"/>
+              <w:bottom w:type="dxa" w:w="100"/>
+              <w:right w:type="dxa" w:w="140"/>
+            </w:tcMar>
+          </w:tcPr>
+          <w:p>
+            <w:pPr>
+              <w:spacing w:after="40"/>
+            </w:pPr>
+            <w:r>
+              <w:t xml:space="preserve">Model provider</w:t>
+            </w:r>
+          </w:p>
+        </w:tc>
+        <w:tc>
+          <w:tcPr>
+            <w:tcW w:type="dxa" w:w="5880"/>
+            <w:tcBorders>
+              <w:top w:val="single" w:color="BFBFBF" w:sz="4"/>
+              <w:left w:val="single" w:color="BFBFBF" w:sz="4"/>
+              <w:bottom w:val="single" w:color="BFBFBF" w:sz="4"/>
+              <w:right w:val="single" w:color="BFBFBF" w:sz="4"/>
+            </w:tcBorders>
+            <w:tcMar>
+              <w:top w:type="dxa" w:w="100"/>
+              <w:left w:type="dxa" w:w="140"/>
+              <w:bottom w:type="dxa" w:w="100"/>
+              <w:right w:type="dxa" w:w="140"/>
+            </w:tcMar>
+          </w:tcPr>
+          <w:p>
+            <w:pPr>
+              <w:spacing w:after="40"/>
+            </w:pPr>
+            <w:r>
+              <w:t xml:space="preserve">Claude</w:t>
+            </w:r>
+          </w:p>
+        </w:tc>
+      </w:tr>
+      <w:tr>
+        <w:trPr>
+          <w:tblHeader w:val="false"/>
+        </w:trPr>
+        <w:tc>
+          <w:tcPr>
+            <w:tcW w:type="dxa" w:w="4200"/>
+            <w:tcBorders>
+              <w:top w:val="single" w:color="BFBFBF" w:sz="4"/>
+              <w:left w:val="single" w:color="BFBFBF" w:sz="4"/>
+              <w:bottom w:val="single" w:color="BFBFBF" w:sz="4"/>
+              <w:right w:val="single" w:color="BFBFBF" w:sz="4"/>
+            </w:tcBorders>
+            <w:shd w:fill="F7F9FC" w:val="clear"/>
+            <w:tcMar>
+              <w:top w:type="dxa" w:w="100"/>
+              <w:left w:type="dxa" w:w="140"/>
+              <w:bottom w:type="dxa" w:w="100"/>
+              <w:right w:type="dxa" w:w="140"/>
+            </w:tcMar>
+          </w:tcPr>
+          <w:p>
+            <w:pPr>
+              <w:spacing w:after="40"/>
+            </w:pPr>
+            <w:r>
+              <w:t xml:space="preserve">Model</w:t>
+            </w:r>
+          </w:p>
+        </w:tc>
+        <w:tc>
+          <w:tcPr>
+            <w:tcW w:type="dxa" w:w="5880"/>
+            <w:tcBorders>
+              <w:top w:val="single" w:color="BFBFBF" w:sz="4"/>
+              <w:left w:val="single" w:color="BFBFBF" w:sz="4"/>
+              <w:bottom w:val="single" w:color="BFBFBF" w:sz="4"/>
+              <w:right w:val="single" w:color="BFBFBF" w:sz="4"/>
+            </w:tcBorders>
+            <w:shd w:fill="F7F9FC" w:val="clear"/>
+            <w:tcMar>
+              <w:top w:type="dxa" w:w="100"/>
+              <w:left w:type="dxa" w:w="140"/>
+              <w:bottom w:type="dxa" w:w="100"/>
+              <w:right w:type="dxa" w:w="140"/>
+            </w:tcMar>
+          </w:tcPr>
+          <w:p>
+            <w:pPr>
+              <w:spacing w:after="40"/>
+            </w:pPr>
+            <w:r>
+              <w:t xml:space="preserve">Claude Sonnet 4.6</w:t>
+            </w:r>
+          </w:p>
+        </w:tc>
+      </w:tr>
+      <w:tr>
+        <w:trPr>
+          <w:tblHeader w:val="false"/>
+        </w:trPr>
+        <w:tc>
+          <w:tcPr>
+            <w:tcW w:type="dxa" w:w="4200"/>
+            <w:tcBorders>
+              <w:top w:val="single" w:color="BFBFBF" w:sz="4"/>
+              <w:left w:val="single" w:color="BFBFBF" w:sz="4"/>
+              <w:bottom w:val="single" w:color="BFBFBF" w:sz="4"/>
+              <w:right w:val="single" w:color="BFBFBF" w:sz="4"/>
+            </w:tcBorders>
+            <w:tcMar>
+              <w:top w:type="dxa" w:w="100"/>
+              <w:left w:type="dxa" w:w="140"/>
+              <w:bottom w:type="dxa" w:w="100"/>
+              <w:right w:type="dxa" w:w="140"/>
+            </w:tcMar>
+          </w:tcPr>
+          <w:p>
+            <w:pPr>
+              <w:spacing w:after="40"/>
+            </w:pPr>
+            <w:r>
+              <w:t xml:space="preserve">Orchestration</w:t>
+            </w:r>
+          </w:p>
+        </w:tc>
+        <w:tc>
+          <w:tcPr>
+            <w:tcW w:type="dxa" w:w="5880"/>
+            <w:tcBorders>
+              <w:top w:val="single" w:color="BFBFBF" w:sz="4"/>
+              <w:left w:val="single" w:color="BFBFBF" w:sz="4"/>
+              <w:bottom w:val="single" w:color="BFBFBF" w:sz="4"/>
+              <w:right w:val="single" w:color="BFBFBF" w:sz="4"/>
+            </w:tcBorders>
+            <w:tcMar>
+              <w:top w:type="dxa" w:w="100"/>
+              <w:left w:type="dxa" w:w="140"/>
+              <w:bottom w:type="dxa" w:w="100"/>
+              <w:right w:type="dxa" w:w="140"/>
+            </w:tcMar>
+          </w:tcPr>
+          <w:p>
+            <w:pPr>
+              <w:spacing w:after="40"/>
+            </w:pPr>
+            <w:r>
+              <w:t xml:space="preserve">Python script (no orchestrator)</w:t>
+            </w:r>
+          </w:p>
+        </w:tc>
+      </w:tr>
+      <w:tr>
+        <w:trPr>
+          <w:tblHeader w:val="false"/>
+        </w:trPr>
+        <w:tc>
+          <w:tcPr>
+            <w:tcW w:type="dxa" w:w="4200"/>
+            <w:tcBorders>
+              <w:top w:val="single" w:color="BFBFBF" w:sz="4"/>
+              <w:left w:val="single" w:color="BFBFBF" w:sz="4"/>
+              <w:bottom w:val="single" w:color="BFBFBF" w:sz="4"/>
+              <w:right w:val="single" w:color="BFBFBF" w:sz="4"/>
+            </w:tcBorders>
+            <w:shd w:fill="F7F9FC" w:val="clear"/>
+            <w:tcMar>
+              <w:top w:type="dxa" w:w="100"/>
+              <w:left w:type="dxa" w:w="140"/>
+              <w:bottom w:type="dxa" w:w="100"/>
+              <w:right w:type="dxa" w:w="140"/>
+            </w:tcMar>
+          </w:tcPr>
+          <w:p>
+            <w:pPr>
+              <w:spacing w:after="40"/>
+            </w:pPr>
+            <w:r>
+              <w:t xml:space="preserve">Storage</w:t>
+            </w:r>
+          </w:p>
+        </w:tc>
+        <w:tc>
+          <w:tcPr>
+            <w:tcW w:type="dxa" w:w="5880"/>
+            <w:tcBorders>
+              <w:top w:val="single" w:color="BFBFBF" w:sz="4"/>
+              <w:left w:val="single" w:color="BFBFBF" w:sz="4"/>
+              <w:bottom w:val="single" w:color="BFBFBF" w:sz="4"/>
+              <w:right w:val="single" w:color="BFBFBF" w:sz="4"/>
+            </w:tcBorders>
+            <w:shd w:fill="F7F9FC" w:val="clear"/>
+            <w:tcMar>
+              <w:top w:type="dxa" w:w="100"/>
+              <w:left w:type="dxa" w:w="140"/>
+              <w:bottom w:type="dxa" w:w="100"/>
+              <w:right w:type="dxa" w:w="140"/>
+            </w:tcMar>
+          </w:tcPr>
+          <w:p>
+            <w:pPr>
+              <w:spacing w:after="40"/>
+            </w:pPr>
+            <w:r>
+              <w:t xml:space="preserve">Local files</w:t>
+            </w:r>
+          </w:p>
+        </w:tc>
+      </w:tr>
+      <w:tr>
+        <w:trPr>
+          <w:tblHeader w:val="false"/>
+        </w:trPr>
+        <w:tc>
+          <w:tcPr>
+            <w:tcW w:type="dxa" w:w="4200"/>
+            <w:tcBorders>
+              <w:top w:val="single" w:color="BFBFBF" w:sz="4"/>
+              <w:left w:val="single" w:color="BFBFBF" w:sz="4"/>
+              <w:bottom w:val="single" w:color="BFBFBF" w:sz="4"/>
+              <w:right w:val="single" w:color="BFBFBF" w:sz="4"/>
+            </w:tcBorders>
+            <w:tcMar>
+              <w:top w:type="dxa" w:w="100"/>
+              <w:left w:type="dxa" w:w="140"/>
+              <w:bottom w:type="dxa" w:w="100"/>
+              <w:right w:type="dxa" w:w="140"/>
+            </w:tcMar>
+          </w:tcPr>
+          <w:p>
+            <w:pPr>
+              <w:spacing w:after="40"/>
+            </w:pPr>
+            <w:r>
+              <w:t xml:space="preserve">Frontend</w:t>
+            </w:r>
+          </w:p>
+        </w:tc>
+        <w:tc>
+          <w:tcPr>
+            <w:tcW w:type="dxa" w:w="5880"/>
+            <w:tcBorders>
+              <w:top w:val="single" w:color="BFBFBF" w:sz="4"/>
+              <w:left w:val="single" w:color="BFBFBF" w:sz="4"/>
+              <w:bottom w:val="single" w:color="BFBFBF" w:sz="4"/>
+              <w:right w:val="single" w:color="BFBFBF" w:sz="4"/>
+            </w:tcBorders>
+            <w:tcMar>
+              <w:top w:type="dxa" w:w="100"/>
+              <w:left w:type="dxa" w:w="140"/>
+              <w:bottom w:type="dxa" w:w="100"/>
+              <w:right w:type="dxa" w:w="140"/>
+            </w:tcMar>
+          </w:tcPr>
+          <w:p>
+            <w:pPr>
+              <w:spacing w:after="40"/>
+            </w:pPr>
+            <w:r>
+              <w:t xml:space="preserve">Streamlit</w:t>
+            </w:r>
+          </w:p>
+        </w:tc>
+      </w:tr>
+    </w:tbl>
+    <w:p>
+      <w:pPr>
+        <w:pStyle w:val="Heading2"/>
+        <w:spacing w:after="160" w:before="260"/>
+      </w:pPr>
+      <w:r>
+        <w:t xml:space="preserve">4.2 For running the same tool at scale in a real bank</w:t>
+      </w:r>
+    </w:p>
+    <w:tbl>
+      <w:tblPr>
+        <w:tblW w:type="dxa" w:w="10080"/>
+        <w:tblBorders>
+          <w:top w:val="single" w:color="auto" w:sz="4"/>
+          <w:left w:val="single" w:color="auto" w:sz="4"/>
+          <w:bottom w:val="single" w:color="auto" w:sz="4"/>
+          <w:right w:val="single" w:color="auto" w:sz="4"/>
+          <w:insideH w:val="single" w:color="auto" w:sz="4"/>
+          <w:insideV w:val="single" w:color="auto" w:sz="4"/>
+        </w:tblBorders>
+      </w:tblPr>
+      <w:tblGrid>
+        <w:gridCol w:w="4200"/>
+        <w:gridCol w:w="5880"/>
+      </w:tblGrid>
+      <w:tr>
+        <w:trPr>
+          <w:tblHeader/>
+        </w:trPr>
+        <w:tc>
+          <w:tcPr>
+            <w:tcW w:type="dxa" w:w="4200"/>
+            <w:tcBorders>
+              <w:top w:val="single" w:color="BFBFBF" w:sz="4"/>
+              <w:left w:val="single" w:color="BFBFBF" w:sz="4"/>
+              <w:bottom w:val="single" w:color="BFBFBF" w:sz="4"/>
+              <w:right w:val="single" w:color="BFBFBF" w:sz="4"/>
+            </w:tcBorders>
+            <w:shd w:fill="E7EEF5" w:val="clear"/>
+            <w:tcMar>
+              <w:top w:type="dxa" w:w="100"/>
+              <w:left w:type="dxa" w:w="140"/>
+              <w:bottom w:type="dxa" w:w="100"/>
+              <w:right w:type="dxa" w:w="140"/>
+            </w:tcMar>
+          </w:tcPr>
+          <w:p>
+            <w:pPr>
+              <w:spacing w:after="40"/>
+            </w:pPr>
+            <w:r>
+              <w:rPr>
+                <w:b/>
+                <w:bCs/>
+                <w:sz w:val="20"/>
+                <w:szCs w:val="20"/>
+              </w:rPr>
+              <w:t xml:space="preserve">Layer</w:t>
+            </w:r>
+          </w:p>
+        </w:tc>
+        <w:tc>
+          <w:tcPr>
+            <w:tcW w:type="dxa" w:w="5880"/>
+            <w:tcBorders>
+              <w:top w:val="single" w:color="BFBFBF" w:sz="4"/>
+              <w:left w:val="single" w:color="BFBFBF" w:sz="4"/>
+              <w:bottom w:val="single" w:color="BFBFBF" w:sz="4"/>
+              <w:right w:val="single" w:color="BFBFBF" w:sz="4"/>
+            </w:tcBorders>
+            <w:shd w:fill="E7EEF5" w:val="clear"/>
+            <w:tcMar>
+              <w:top w:type="dxa" w:w="100"/>
+              <w:left w:type="dxa" w:w="140"/>
+              <w:bottom w:type="dxa" w:w="100"/>
+              <w:right w:type="dxa" w:w="140"/>
+            </w:tcMar>
+          </w:tcPr>
+          <w:p>
+            <w:pPr>
+              <w:spacing w:after="40"/>
+            </w:pPr>
+            <w:r>
+              <w:rPr>
+                <w:b/>
+                <w:bCs/>
+                <w:sz w:val="20"/>
+                <w:szCs w:val="20"/>
+              </w:rPr>
+              <w:t xml:space="preserve">Pick</w:t>
             </w:r>
           </w:p>
         </w:tc>
@@ -8884,7 +6656,7 @@
         <w:t xml:space="preserve">fit with existing infrastructure, cost, control, and audit</w:t>
       </w:r>
       <w:r>
-        <w:t xml:space="preserve">. They are almost never the same tools, and that’s fine.</w:t>
+        <w:t xml:space="preserve">. They are almost never the same tools, and that is fine.</w:t>
       </w:r>
     </w:p>
     <w:sectPr>

--- a/COMPARISONS.docx
+++ b/COMPARISONS.docx
@@ -5873,7 +5873,35 @@
         <w:spacing w:after="200" w:before="320"/>
       </w:pPr>
       <w:r>
-        <w:t xml:space="preserve">4. Summary — One-Line Answers</w:t>
+        <w:t xml:space="preserve">4. Single Call vs Two Calls — What We Tested and Why We Picked Two</w:t>
+      </w:r>
+    </w:p>
+    <w:p>
+      <w:pPr>
+        <w:spacing w:after="140"/>
+      </w:pPr>
+      <w:r>
+        <w:t xml:space="preserve">Our pipeline uses </w:t>
+      </w:r>
+      <w:r>
+        <w:rPr>
+          <w:b/>
+          <w:bCs/>
+        </w:rPr>
+        <w:t xml:space="preserve">two separate AI calls</w:t>
+      </w:r>
+      <w:r>
+        <w:t xml:space="preserve">: one to extract every covenant (Extract), then a second to rank the top-3 risks (Rank). The obvious alternative is doing both jobs in </w:t>
+      </w:r>
+      <w:r>
+        <w:rPr>
+          <w:b/>
+          <w:bCs/>
+        </w:rPr>
+        <w:t xml:space="preserve">one AI call</w:t>
+      </w:r>
+      <w:r>
+        <w:t xml:space="preserve">. It sounds simpler and cheaper. We tested it against real memos to see if the two-call design earns its cost.</w:t>
       </w:r>
     </w:p>
     <w:p>
@@ -5882,7 +5910,3722 @@
         <w:spacing w:after="160" w:before="260"/>
       </w:pPr>
       <w:r>
-        <w:t xml:space="preserve">4.1 For the POC (this 48-hour demo)</w:t>
+        <w:t xml:space="preserve">4.1 What we tested</w:t>
+      </w:r>
+    </w:p>
+    <w:p>
+      <w:pPr>
+        <w:spacing w:after="140"/>
+      </w:pPr>
+      <w:r>
+        <w:t xml:space="preserve">We built a single-call variant with one combined system prompt, one combined tool schema with slots for both the covenant list AND the top-3 risks, same model (Sonnet 4.6), same PDF input. Then ran BOTH pipelines against two different memos and compared directly.</w:t>
+      </w:r>
+    </w:p>
+    <w:p>
+      <w:pPr>
+        <w:spacing w:after="140"/>
+      </w:pPr>
+      <w:r>
+        <w:t xml:space="preserve">The single-call prompt and tool schema are kept as a commented reference block at the bottom of </w:t>
+      </w:r>
+      <w:r>
+        <w:rPr>
+          <w:rFonts w:ascii="Menlo" w:cs="Menlo" w:eastAsia="Menlo" w:hAnsi="Menlo"/>
+          <w:sz w:val="20"/>
+          <w:szCs w:val="20"/>
+        </w:rPr>
+        <w:t xml:space="preserve">src/prompts.py</w:t>
+      </w:r>
+      <w:r>
+        <w:t xml:space="preserve"> — anyone can reproduce the experiment. It is NOT wired into the production pipeline.</w:t>
+      </w:r>
+    </w:p>
+    <w:p>
+      <w:pPr>
+        <w:pStyle w:val="Heading2"/>
+        <w:spacing w:after="160" w:before="260"/>
+      </w:pPr>
+      <w:r>
+        <w:t xml:space="preserve">4.2 Meridian memo (7 pages, synthetic)</w:t>
+      </w:r>
+    </w:p>
+    <w:tbl>
+      <w:tblPr>
+        <w:tblW w:type="dxa" w:w="10080"/>
+        <w:tblBorders>
+          <w:top w:val="single" w:color="auto" w:sz="4"/>
+          <w:left w:val="single" w:color="auto" w:sz="4"/>
+          <w:bottom w:val="single" w:color="auto" w:sz="4"/>
+          <w:right w:val="single" w:color="auto" w:sz="4"/>
+          <w:insideH w:val="single" w:color="auto" w:sz="4"/>
+          <w:insideV w:val="single" w:color="auto" w:sz="4"/>
+        </w:tblBorders>
+      </w:tblPr>
+      <w:tblGrid>
+        <w:gridCol w:w="3400"/>
+        <w:gridCol w:w="2400"/>
+        <w:gridCol w:w="2400"/>
+        <w:gridCol w:w="1880"/>
+      </w:tblGrid>
+      <w:tr>
+        <w:trPr>
+          <w:tblHeader/>
+        </w:trPr>
+        <w:tc>
+          <w:tcPr>
+            <w:tcW w:type="dxa" w:w="3400"/>
+            <w:tcBorders>
+              <w:top w:val="single" w:color="BFBFBF" w:sz="4"/>
+              <w:left w:val="single" w:color="BFBFBF" w:sz="4"/>
+              <w:bottom w:val="single" w:color="BFBFBF" w:sz="4"/>
+              <w:right w:val="single" w:color="BFBFBF" w:sz="4"/>
+            </w:tcBorders>
+            <w:shd w:fill="E7EEF5" w:val="clear"/>
+            <w:tcMar>
+              <w:top w:type="dxa" w:w="100"/>
+              <w:left w:type="dxa" w:w="140"/>
+              <w:bottom w:type="dxa" w:w="100"/>
+              <w:right w:type="dxa" w:w="140"/>
+            </w:tcMar>
+          </w:tcPr>
+          <w:p>
+            <w:pPr>
+              <w:spacing w:after="40"/>
+            </w:pPr>
+            <w:r>
+              <w:rPr>
+                <w:b/>
+                <w:bCs/>
+                <w:sz w:val="20"/>
+                <w:szCs w:val="20"/>
+              </w:rPr>
+              <w:t xml:space="preserve">What we measured</w:t>
+            </w:r>
+          </w:p>
+        </w:tc>
+        <w:tc>
+          <w:tcPr>
+            <w:tcW w:type="dxa" w:w="2400"/>
+            <w:tcBorders>
+              <w:top w:val="single" w:color="BFBFBF" w:sz="4"/>
+              <w:left w:val="single" w:color="BFBFBF" w:sz="4"/>
+              <w:bottom w:val="single" w:color="BFBFBF" w:sz="4"/>
+              <w:right w:val="single" w:color="BFBFBF" w:sz="4"/>
+            </w:tcBorders>
+            <w:shd w:fill="E7EEF5" w:val="clear"/>
+            <w:tcMar>
+              <w:top w:type="dxa" w:w="100"/>
+              <w:left w:type="dxa" w:w="140"/>
+              <w:bottom w:type="dxa" w:w="100"/>
+              <w:right w:type="dxa" w:w="140"/>
+            </w:tcMar>
+          </w:tcPr>
+          <w:p>
+            <w:pPr>
+              <w:spacing w:after="40"/>
+            </w:pPr>
+            <w:r>
+              <w:rPr>
+                <w:b/>
+                <w:bCs/>
+                <w:sz w:val="20"/>
+                <w:szCs w:val="20"/>
+              </w:rPr>
+              <w:t xml:space="preserve">Two calls (production)</w:t>
+            </w:r>
+          </w:p>
+        </w:tc>
+        <w:tc>
+          <w:tcPr>
+            <w:tcW w:type="dxa" w:w="2400"/>
+            <w:tcBorders>
+              <w:top w:val="single" w:color="BFBFBF" w:sz="4"/>
+              <w:left w:val="single" w:color="BFBFBF" w:sz="4"/>
+              <w:bottom w:val="single" w:color="BFBFBF" w:sz="4"/>
+              <w:right w:val="single" w:color="BFBFBF" w:sz="4"/>
+            </w:tcBorders>
+            <w:shd w:fill="E7EEF5" w:val="clear"/>
+            <w:tcMar>
+              <w:top w:type="dxa" w:w="100"/>
+              <w:left w:type="dxa" w:w="140"/>
+              <w:bottom w:type="dxa" w:w="100"/>
+              <w:right w:type="dxa" w:w="140"/>
+            </w:tcMar>
+          </w:tcPr>
+          <w:p>
+            <w:pPr>
+              <w:spacing w:after="40"/>
+            </w:pPr>
+            <w:r>
+              <w:rPr>
+                <w:b/>
+                <w:bCs/>
+                <w:sz w:val="20"/>
+                <w:szCs w:val="20"/>
+              </w:rPr>
+              <w:t xml:space="preserve">Single call (experiment)</w:t>
+            </w:r>
+          </w:p>
+        </w:tc>
+        <w:tc>
+          <w:tcPr>
+            <w:tcW w:type="dxa" w:w="1880"/>
+            <w:tcBorders>
+              <w:top w:val="single" w:color="BFBFBF" w:sz="4"/>
+              <w:left w:val="single" w:color="BFBFBF" w:sz="4"/>
+              <w:bottom w:val="single" w:color="BFBFBF" w:sz="4"/>
+              <w:right w:val="single" w:color="BFBFBF" w:sz="4"/>
+            </w:tcBorders>
+            <w:shd w:fill="E7EEF5" w:val="clear"/>
+            <w:tcMar>
+              <w:top w:type="dxa" w:w="100"/>
+              <w:left w:type="dxa" w:w="140"/>
+              <w:bottom w:type="dxa" w:w="100"/>
+              <w:right w:type="dxa" w:w="140"/>
+            </w:tcMar>
+          </w:tcPr>
+          <w:p>
+            <w:pPr>
+              <w:spacing w:after="40"/>
+            </w:pPr>
+            <w:r>
+              <w:rPr>
+                <w:b/>
+                <w:bCs/>
+                <w:sz w:val="20"/>
+                <w:szCs w:val="20"/>
+              </w:rPr>
+              <w:t xml:space="preserve">Delta</w:t>
+            </w:r>
+          </w:p>
+        </w:tc>
+      </w:tr>
+      <w:tr>
+        <w:trPr>
+          <w:tblHeader w:val="false"/>
+        </w:trPr>
+        <w:tc>
+          <w:tcPr>
+            <w:tcW w:type="dxa" w:w="3400"/>
+            <w:tcBorders>
+              <w:top w:val="single" w:color="BFBFBF" w:sz="4"/>
+              <w:left w:val="single" w:color="BFBFBF" w:sz="4"/>
+              <w:bottom w:val="single" w:color="BFBFBF" w:sz="4"/>
+              <w:right w:val="single" w:color="BFBFBF" w:sz="4"/>
+            </w:tcBorders>
+            <w:tcMar>
+              <w:top w:type="dxa" w:w="100"/>
+              <w:left w:type="dxa" w:w="140"/>
+              <w:bottom w:type="dxa" w:w="100"/>
+              <w:right w:type="dxa" w:w="140"/>
+            </w:tcMar>
+          </w:tcPr>
+          <w:p>
+            <w:pPr>
+              <w:spacing w:after="40"/>
+            </w:pPr>
+            <w:r>
+              <w:t xml:space="preserve">Covenants extracted</w:t>
+            </w:r>
+          </w:p>
+        </w:tc>
+        <w:tc>
+          <w:tcPr>
+            <w:tcW w:type="dxa" w:w="2400"/>
+            <w:tcBorders>
+              <w:top w:val="single" w:color="BFBFBF" w:sz="4"/>
+              <w:left w:val="single" w:color="BFBFBF" w:sz="4"/>
+              <w:bottom w:val="single" w:color="BFBFBF" w:sz="4"/>
+              <w:right w:val="single" w:color="BFBFBF" w:sz="4"/>
+            </w:tcBorders>
+            <w:tcMar>
+              <w:top w:type="dxa" w:w="100"/>
+              <w:left w:type="dxa" w:w="140"/>
+              <w:bottom w:type="dxa" w:w="100"/>
+              <w:right w:type="dxa" w:w="140"/>
+            </w:tcMar>
+          </w:tcPr>
+          <w:p>
+            <w:pPr>
+              <w:spacing w:after="40"/>
+            </w:pPr>
+            <w:r>
+              <w:t xml:space="preserve">28</w:t>
+            </w:r>
+          </w:p>
+        </w:tc>
+        <w:tc>
+          <w:tcPr>
+            <w:tcW w:type="dxa" w:w="2400"/>
+            <w:tcBorders>
+              <w:top w:val="single" w:color="BFBFBF" w:sz="4"/>
+              <w:left w:val="single" w:color="BFBFBF" w:sz="4"/>
+              <w:bottom w:val="single" w:color="BFBFBF" w:sz="4"/>
+              <w:right w:val="single" w:color="BFBFBF" w:sz="4"/>
+            </w:tcBorders>
+            <w:tcMar>
+              <w:top w:type="dxa" w:w="100"/>
+              <w:left w:type="dxa" w:w="140"/>
+              <w:bottom w:type="dxa" w:w="100"/>
+              <w:right w:type="dxa" w:w="140"/>
+            </w:tcMar>
+          </w:tcPr>
+          <w:p>
+            <w:pPr>
+              <w:spacing w:after="40"/>
+            </w:pPr>
+            <w:r>
+              <w:t xml:space="preserve">26</w:t>
+            </w:r>
+          </w:p>
+        </w:tc>
+        <w:tc>
+          <w:tcPr>
+            <w:tcW w:type="dxa" w:w="1880"/>
+            <w:tcBorders>
+              <w:top w:val="single" w:color="BFBFBF" w:sz="4"/>
+              <w:left w:val="single" w:color="BFBFBF" w:sz="4"/>
+              <w:bottom w:val="single" w:color="BFBFBF" w:sz="4"/>
+              <w:right w:val="single" w:color="BFBFBF" w:sz="4"/>
+            </w:tcBorders>
+            <w:tcMar>
+              <w:top w:type="dxa" w:w="100"/>
+              <w:left w:type="dxa" w:w="140"/>
+              <w:bottom w:type="dxa" w:w="100"/>
+              <w:right w:type="dxa" w:w="140"/>
+            </w:tcMar>
+          </w:tcPr>
+          <w:p>
+            <w:pPr>
+              <w:spacing w:after="40"/>
+            </w:pPr>
+            <w:r>
+              <w:t xml:space="preserve">−2 (−7%)</w:t>
+            </w:r>
+          </w:p>
+        </w:tc>
+      </w:tr>
+      <w:tr>
+        <w:trPr>
+          <w:tblHeader w:val="false"/>
+        </w:trPr>
+        <w:tc>
+          <w:tcPr>
+            <w:tcW w:type="dxa" w:w="3400"/>
+            <w:tcBorders>
+              <w:top w:val="single" w:color="BFBFBF" w:sz="4"/>
+              <w:left w:val="single" w:color="BFBFBF" w:sz="4"/>
+              <w:bottom w:val="single" w:color="BFBFBF" w:sz="4"/>
+              <w:right w:val="single" w:color="BFBFBF" w:sz="4"/>
+            </w:tcBorders>
+            <w:shd w:fill="F7F9FC" w:val="clear"/>
+            <w:tcMar>
+              <w:top w:type="dxa" w:w="100"/>
+              <w:left w:type="dxa" w:w="140"/>
+              <w:bottom w:type="dxa" w:w="100"/>
+              <w:right w:type="dxa" w:w="140"/>
+            </w:tcMar>
+          </w:tcPr>
+          <w:p>
+            <w:pPr>
+              <w:spacing w:after="40"/>
+            </w:pPr>
+            <w:r>
+              <w:t xml:space="preserve">Top-3 covenants named</w:t>
+            </w:r>
+          </w:p>
+        </w:tc>
+        <w:tc>
+          <w:tcPr>
+            <w:tcW w:type="dxa" w:w="2400"/>
+            <w:tcBorders>
+              <w:top w:val="single" w:color="BFBFBF" w:sz="4"/>
+              <w:left w:val="single" w:color="BFBFBF" w:sz="4"/>
+              <w:bottom w:val="single" w:color="BFBFBF" w:sz="4"/>
+              <w:right w:val="single" w:color="BFBFBF" w:sz="4"/>
+            </w:tcBorders>
+            <w:shd w:fill="F7F9FC" w:val="clear"/>
+            <w:tcMar>
+              <w:top w:type="dxa" w:w="100"/>
+              <w:left w:type="dxa" w:w="140"/>
+              <w:bottom w:type="dxa" w:w="100"/>
+              <w:right w:type="dxa" w:w="140"/>
+            </w:tcMar>
+          </w:tcPr>
+          <w:p>
+            <w:pPr>
+              <w:spacing w:after="40"/>
+            </w:pPr>
+            <w:r>
+              <w:t xml:space="preserve">Interest coverage / Leverage / Liquidity</w:t>
+            </w:r>
+          </w:p>
+        </w:tc>
+        <w:tc>
+          <w:tcPr>
+            <w:tcW w:type="dxa" w:w="2400"/>
+            <w:tcBorders>
+              <w:top w:val="single" w:color="BFBFBF" w:sz="4"/>
+              <w:left w:val="single" w:color="BFBFBF" w:sz="4"/>
+              <w:bottom w:val="single" w:color="BFBFBF" w:sz="4"/>
+              <w:right w:val="single" w:color="BFBFBF" w:sz="4"/>
+            </w:tcBorders>
+            <w:shd w:fill="F7F9FC" w:val="clear"/>
+            <w:tcMar>
+              <w:top w:type="dxa" w:w="100"/>
+              <w:left w:type="dxa" w:w="140"/>
+              <w:bottom w:type="dxa" w:w="100"/>
+              <w:right w:type="dxa" w:w="140"/>
+            </w:tcMar>
+          </w:tcPr>
+          <w:p>
+            <w:pPr>
+              <w:spacing w:after="40"/>
+            </w:pPr>
+            <w:r>
+              <w:t xml:space="preserve">Same three, same order</w:t>
+            </w:r>
+          </w:p>
+        </w:tc>
+        <w:tc>
+          <w:tcPr>
+            <w:tcW w:type="dxa" w:w="1880"/>
+            <w:tcBorders>
+              <w:top w:val="single" w:color="BFBFBF" w:sz="4"/>
+              <w:left w:val="single" w:color="BFBFBF" w:sz="4"/>
+              <w:bottom w:val="single" w:color="BFBFBF" w:sz="4"/>
+              <w:right w:val="single" w:color="BFBFBF" w:sz="4"/>
+            </w:tcBorders>
+            <w:shd w:fill="F7F9FC" w:val="clear"/>
+            <w:tcMar>
+              <w:top w:type="dxa" w:w="100"/>
+              <w:left w:type="dxa" w:w="140"/>
+              <w:bottom w:type="dxa" w:w="100"/>
+              <w:right w:type="dxa" w:w="140"/>
+            </w:tcMar>
+          </w:tcPr>
+          <w:p>
+            <w:pPr>
+              <w:spacing w:after="40"/>
+            </w:pPr>
+            <w:r>
+              <w:t xml:space="preserve">✓ match</w:t>
+            </w:r>
+          </w:p>
+        </w:tc>
+      </w:tr>
+      <w:tr>
+        <w:trPr>
+          <w:tblHeader w:val="false"/>
+        </w:trPr>
+        <w:tc>
+          <w:tcPr>
+            <w:tcW w:type="dxa" w:w="3400"/>
+            <w:tcBorders>
+              <w:top w:val="single" w:color="BFBFBF" w:sz="4"/>
+              <w:left w:val="single" w:color="BFBFBF" w:sz="4"/>
+              <w:bottom w:val="single" w:color="BFBFBF" w:sz="4"/>
+              <w:right w:val="single" w:color="BFBFBF" w:sz="4"/>
+            </w:tcBorders>
+            <w:tcMar>
+              <w:top w:type="dxa" w:w="100"/>
+              <w:left w:type="dxa" w:w="140"/>
+              <w:bottom w:type="dxa" w:w="100"/>
+              <w:right w:type="dxa" w:w="140"/>
+            </w:tcMar>
+          </w:tcPr>
+          <w:p>
+            <w:pPr>
+              <w:spacing w:after="40"/>
+            </w:pPr>
+            <w:r>
+              <w:t xml:space="preserve">Quality of reasoning</w:t>
+            </w:r>
+          </w:p>
+        </w:tc>
+        <w:tc>
+          <w:tcPr>
+            <w:tcW w:type="dxa" w:w="2400"/>
+            <w:tcBorders>
+              <w:top w:val="single" w:color="BFBFBF" w:sz="4"/>
+              <w:left w:val="single" w:color="BFBFBF" w:sz="4"/>
+              <w:bottom w:val="single" w:color="BFBFBF" w:sz="4"/>
+              <w:right w:val="single" w:color="BFBFBF" w:sz="4"/>
+            </w:tcBorders>
+            <w:tcMar>
+              <w:top w:type="dxa" w:w="100"/>
+              <w:left w:type="dxa" w:w="140"/>
+              <w:bottom w:type="dxa" w:w="100"/>
+              <w:right w:type="dxa" w:w="140"/>
+            </w:tcMar>
+          </w:tcPr>
+          <w:p>
+            <w:pPr>
+              <w:spacing w:after="40"/>
+            </w:pPr>
+            <w:r>
+              <w:t xml:space="preserve">459 chars avg</w:t>
+            </w:r>
+          </w:p>
+        </w:tc>
+        <w:tc>
+          <w:tcPr>
+            <w:tcW w:type="dxa" w:w="2400"/>
+            <w:tcBorders>
+              <w:top w:val="single" w:color="BFBFBF" w:sz="4"/>
+              <w:left w:val="single" w:color="BFBFBF" w:sz="4"/>
+              <w:bottom w:val="single" w:color="BFBFBF" w:sz="4"/>
+              <w:right w:val="single" w:color="BFBFBF" w:sz="4"/>
+            </w:tcBorders>
+            <w:tcMar>
+              <w:top w:type="dxa" w:w="100"/>
+              <w:left w:type="dxa" w:w="140"/>
+              <w:bottom w:type="dxa" w:w="100"/>
+              <w:right w:type="dxa" w:w="140"/>
+            </w:tcMar>
+          </w:tcPr>
+          <w:p>
+            <w:pPr>
+              <w:spacing w:after="40"/>
+            </w:pPr>
+            <w:r>
+              <w:t xml:space="preserve">489 chars avg</w:t>
+            </w:r>
+          </w:p>
+        </w:tc>
+        <w:tc>
+          <w:tcPr>
+            <w:tcW w:type="dxa" w:w="1880"/>
+            <w:tcBorders>
+              <w:top w:val="single" w:color="BFBFBF" w:sz="4"/>
+              <w:left w:val="single" w:color="BFBFBF" w:sz="4"/>
+              <w:bottom w:val="single" w:color="BFBFBF" w:sz="4"/>
+              <w:right w:val="single" w:color="BFBFBF" w:sz="4"/>
+            </w:tcBorders>
+            <w:tcMar>
+              <w:top w:type="dxa" w:w="100"/>
+              <w:left w:type="dxa" w:w="140"/>
+              <w:bottom w:type="dxa" w:w="100"/>
+              <w:right w:type="dxa" w:w="140"/>
+            </w:tcMar>
+          </w:tcPr>
+          <w:p>
+            <w:pPr>
+              <w:spacing w:after="40"/>
+            </w:pPr>
+            <w:r>
+              <w:t xml:space="preserve">≈ same</w:t>
+            </w:r>
+          </w:p>
+        </w:tc>
+      </w:tr>
+      <w:tr>
+        <w:trPr>
+          <w:tblHeader w:val="false"/>
+        </w:trPr>
+        <w:tc>
+          <w:tcPr>
+            <w:tcW w:type="dxa" w:w="3400"/>
+            <w:tcBorders>
+              <w:top w:val="single" w:color="BFBFBF" w:sz="4"/>
+              <w:left w:val="single" w:color="BFBFBF" w:sz="4"/>
+              <w:bottom w:val="single" w:color="BFBFBF" w:sz="4"/>
+              <w:right w:val="single" w:color="BFBFBF" w:sz="4"/>
+            </w:tcBorders>
+            <w:shd w:fill="F7F9FC" w:val="clear"/>
+            <w:tcMar>
+              <w:top w:type="dxa" w:w="100"/>
+              <w:left w:type="dxa" w:w="140"/>
+              <w:bottom w:type="dxa" w:w="100"/>
+              <w:right w:type="dxa" w:w="140"/>
+            </w:tcMar>
+          </w:tcPr>
+          <w:p>
+            <w:pPr>
+              <w:spacing w:after="40"/>
+            </w:pPr>
+            <w:r>
+              <w:t xml:space="preserve">Guardrail (quotes verified)</w:t>
+            </w:r>
+          </w:p>
+        </w:tc>
+        <w:tc>
+          <w:tcPr>
+            <w:tcW w:type="dxa" w:w="2400"/>
+            <w:tcBorders>
+              <w:top w:val="single" w:color="BFBFBF" w:sz="4"/>
+              <w:left w:val="single" w:color="BFBFBF" w:sz="4"/>
+              <w:bottom w:val="single" w:color="BFBFBF" w:sz="4"/>
+              <w:right w:val="single" w:color="BFBFBF" w:sz="4"/>
+            </w:tcBorders>
+            <w:shd w:fill="F7F9FC" w:val="clear"/>
+            <w:tcMar>
+              <w:top w:type="dxa" w:w="100"/>
+              <w:left w:type="dxa" w:w="140"/>
+              <w:bottom w:type="dxa" w:w="100"/>
+              <w:right w:type="dxa" w:w="140"/>
+            </w:tcMar>
+          </w:tcPr>
+          <w:p>
+            <w:pPr>
+              <w:spacing w:after="40"/>
+            </w:pPr>
+            <w:r>
+              <w:t xml:space="preserve">31 of 31</w:t>
+            </w:r>
+          </w:p>
+        </w:tc>
+        <w:tc>
+          <w:tcPr>
+            <w:tcW w:type="dxa" w:w="2400"/>
+            <w:tcBorders>
+              <w:top w:val="single" w:color="BFBFBF" w:sz="4"/>
+              <w:left w:val="single" w:color="BFBFBF" w:sz="4"/>
+              <w:bottom w:val="single" w:color="BFBFBF" w:sz="4"/>
+              <w:right w:val="single" w:color="BFBFBF" w:sz="4"/>
+            </w:tcBorders>
+            <w:shd w:fill="F7F9FC" w:val="clear"/>
+            <w:tcMar>
+              <w:top w:type="dxa" w:w="100"/>
+              <w:left w:type="dxa" w:w="140"/>
+              <w:bottom w:type="dxa" w:w="100"/>
+              <w:right w:type="dxa" w:w="140"/>
+            </w:tcMar>
+          </w:tcPr>
+          <w:p>
+            <w:pPr>
+              <w:spacing w:after="40"/>
+            </w:pPr>
+            <w:r>
+              <w:t xml:space="preserve">29 of 29</w:t>
+            </w:r>
+          </w:p>
+        </w:tc>
+        <w:tc>
+          <w:tcPr>
+            <w:tcW w:type="dxa" w:w="1880"/>
+            <w:tcBorders>
+              <w:top w:val="single" w:color="BFBFBF" w:sz="4"/>
+              <w:left w:val="single" w:color="BFBFBF" w:sz="4"/>
+              <w:bottom w:val="single" w:color="BFBFBF" w:sz="4"/>
+              <w:right w:val="single" w:color="BFBFBF" w:sz="4"/>
+            </w:tcBorders>
+            <w:shd w:fill="F7F9FC" w:val="clear"/>
+            <w:tcMar>
+              <w:top w:type="dxa" w:w="100"/>
+              <w:left w:type="dxa" w:w="140"/>
+              <w:bottom w:type="dxa" w:w="100"/>
+              <w:right w:type="dxa" w:w="140"/>
+            </w:tcMar>
+          </w:tcPr>
+          <w:p>
+            <w:pPr>
+              <w:spacing w:after="40"/>
+            </w:pPr>
+            <w:r>
+              <w:t xml:space="preserve">both 100%</w:t>
+            </w:r>
+          </w:p>
+        </w:tc>
+      </w:tr>
+      <w:tr>
+        <w:trPr>
+          <w:tblHeader w:val="false"/>
+        </w:trPr>
+        <w:tc>
+          <w:tcPr>
+            <w:tcW w:type="dxa" w:w="3400"/>
+            <w:tcBorders>
+              <w:top w:val="single" w:color="BFBFBF" w:sz="4"/>
+              <w:left w:val="single" w:color="BFBFBF" w:sz="4"/>
+              <w:bottom w:val="single" w:color="BFBFBF" w:sz="4"/>
+              <w:right w:val="single" w:color="BFBFBF" w:sz="4"/>
+            </w:tcBorders>
+            <w:tcMar>
+              <w:top w:type="dxa" w:w="100"/>
+              <w:left w:type="dxa" w:w="140"/>
+              <w:bottom w:type="dxa" w:w="100"/>
+              <w:right w:type="dxa" w:w="140"/>
+            </w:tcMar>
+          </w:tcPr>
+          <w:p>
+            <w:pPr>
+              <w:spacing w:after="40"/>
+            </w:pPr>
+            <w:r>
+              <w:t xml:space="preserve">Category discipline</w:t>
+            </w:r>
+          </w:p>
+        </w:tc>
+        <w:tc>
+          <w:tcPr>
+            <w:tcW w:type="dxa" w:w="2400"/>
+            <w:tcBorders>
+              <w:top w:val="single" w:color="BFBFBF" w:sz="4"/>
+              <w:left w:val="single" w:color="BFBFBF" w:sz="4"/>
+              <w:bottom w:val="single" w:color="BFBFBF" w:sz="4"/>
+              <w:right w:val="single" w:color="BFBFBF" w:sz="4"/>
+            </w:tcBorders>
+            <w:tcMar>
+              <w:top w:type="dxa" w:w="100"/>
+              <w:left w:type="dxa" w:w="140"/>
+              <w:bottom w:type="dxa" w:w="100"/>
+              <w:right w:type="dxa" w:w="140"/>
+            </w:tcMar>
+          </w:tcPr>
+          <w:p>
+            <w:pPr>
+              <w:spacing w:after="40"/>
+            </w:pPr>
+            <w:r>
+              <w:t xml:space="preserve">16 valid enum values</w:t>
+            </w:r>
+          </w:p>
+        </w:tc>
+        <w:tc>
+          <w:tcPr>
+            <w:tcW w:type="dxa" w:w="2400"/>
+            <w:tcBorders>
+              <w:top w:val="single" w:color="BFBFBF" w:sz="4"/>
+              <w:left w:val="single" w:color="BFBFBF" w:sz="4"/>
+              <w:bottom w:val="single" w:color="BFBFBF" w:sz="4"/>
+              <w:right w:val="single" w:color="BFBFBF" w:sz="4"/>
+            </w:tcBorders>
+            <w:tcMar>
+              <w:top w:type="dxa" w:w="100"/>
+              <w:left w:type="dxa" w:w="140"/>
+              <w:bottom w:type="dxa" w:w="100"/>
+              <w:right w:type="dxa" w:w="140"/>
+            </w:tcMar>
+          </w:tcPr>
+          <w:p>
+            <w:pPr>
+              <w:spacing w:after="40"/>
+            </w:pPr>
+            <w:r>
+              <w:t xml:space="preserve">20 invented labels</w:t>
+            </w:r>
+          </w:p>
+        </w:tc>
+        <w:tc>
+          <w:tcPr>
+            <w:tcW w:type="dxa" w:w="1880"/>
+            <w:tcBorders>
+              <w:top w:val="single" w:color="BFBFBF" w:sz="4"/>
+              <w:left w:val="single" w:color="BFBFBF" w:sz="4"/>
+              <w:bottom w:val="single" w:color="BFBFBF" w:sz="4"/>
+              <w:right w:val="single" w:color="BFBFBF" w:sz="4"/>
+            </w:tcBorders>
+            <w:tcMar>
+              <w:top w:type="dxa" w:w="100"/>
+              <w:left w:type="dxa" w:w="140"/>
+              <w:bottom w:type="dxa" w:w="100"/>
+              <w:right w:type="dxa" w:w="140"/>
+            </w:tcMar>
+          </w:tcPr>
+          <w:p>
+            <w:pPr>
+              <w:spacing w:after="40"/>
+            </w:pPr>
+            <w:r>
+              <w:t xml:space="preserve">✗ drift</w:t>
+            </w:r>
+          </w:p>
+        </w:tc>
+      </w:tr>
+      <w:tr>
+        <w:trPr>
+          <w:tblHeader w:val="false"/>
+        </w:trPr>
+        <w:tc>
+          <w:tcPr>
+            <w:tcW w:type="dxa" w:w="3400"/>
+            <w:tcBorders>
+              <w:top w:val="single" w:color="BFBFBF" w:sz="4"/>
+              <w:left w:val="single" w:color="BFBFBF" w:sz="4"/>
+              <w:bottom w:val="single" w:color="BFBFBF" w:sz="4"/>
+              <w:right w:val="single" w:color="BFBFBF" w:sz="4"/>
+            </w:tcBorders>
+            <w:shd w:fill="F7F9FC" w:val="clear"/>
+            <w:tcMar>
+              <w:top w:type="dxa" w:w="100"/>
+              <w:left w:type="dxa" w:w="140"/>
+              <w:bottom w:type="dxa" w:w="100"/>
+              <w:right w:type="dxa" w:w="140"/>
+            </w:tcMar>
+          </w:tcPr>
+          <w:p>
+            <w:pPr>
+              <w:spacing w:after="40"/>
+            </w:pPr>
+            <w:r>
+              <w:t xml:space="preserve">Cost per review</w:t>
+            </w:r>
+          </w:p>
+        </w:tc>
+        <w:tc>
+          <w:tcPr>
+            <w:tcW w:type="dxa" w:w="2400"/>
+            <w:tcBorders>
+              <w:top w:val="single" w:color="BFBFBF" w:sz="4"/>
+              <w:left w:val="single" w:color="BFBFBF" w:sz="4"/>
+              <w:bottom w:val="single" w:color="BFBFBF" w:sz="4"/>
+              <w:right w:val="single" w:color="BFBFBF" w:sz="4"/>
+            </w:tcBorders>
+            <w:shd w:fill="F7F9FC" w:val="clear"/>
+            <w:tcMar>
+              <w:top w:type="dxa" w:w="100"/>
+              <w:left w:type="dxa" w:w="140"/>
+              <w:bottom w:type="dxa" w:w="100"/>
+              <w:right w:type="dxa" w:w="140"/>
+            </w:tcMar>
+          </w:tcPr>
+          <w:p>
+            <w:pPr>
+              <w:spacing w:after="40"/>
+            </w:pPr>
+            <w:r>
+              <w:t xml:space="preserve">$0.19</w:t>
+            </w:r>
+          </w:p>
+        </w:tc>
+        <w:tc>
+          <w:tcPr>
+            <w:tcW w:type="dxa" w:w="2400"/>
+            <w:tcBorders>
+              <w:top w:val="single" w:color="BFBFBF" w:sz="4"/>
+              <w:left w:val="single" w:color="BFBFBF" w:sz="4"/>
+              <w:bottom w:val="single" w:color="BFBFBF" w:sz="4"/>
+              <w:right w:val="single" w:color="BFBFBF" w:sz="4"/>
+            </w:tcBorders>
+            <w:shd w:fill="F7F9FC" w:val="clear"/>
+            <w:tcMar>
+              <w:top w:type="dxa" w:w="100"/>
+              <w:left w:type="dxa" w:w="140"/>
+              <w:bottom w:type="dxa" w:w="100"/>
+              <w:right w:type="dxa" w:w="140"/>
+            </w:tcMar>
+          </w:tcPr>
+          <w:p>
+            <w:pPr>
+              <w:spacing w:after="40"/>
+            </w:pPr>
+            <w:r>
+              <w:t xml:space="preserve">$0.13</w:t>
+            </w:r>
+          </w:p>
+        </w:tc>
+        <w:tc>
+          <w:tcPr>
+            <w:tcW w:type="dxa" w:w="1880"/>
+            <w:tcBorders>
+              <w:top w:val="single" w:color="BFBFBF" w:sz="4"/>
+              <w:left w:val="single" w:color="BFBFBF" w:sz="4"/>
+              <w:bottom w:val="single" w:color="BFBFBF" w:sz="4"/>
+              <w:right w:val="single" w:color="BFBFBF" w:sz="4"/>
+            </w:tcBorders>
+            <w:shd w:fill="F7F9FC" w:val="clear"/>
+            <w:tcMar>
+              <w:top w:type="dxa" w:w="100"/>
+              <w:left w:type="dxa" w:w="140"/>
+              <w:bottom w:type="dxa" w:w="100"/>
+              <w:right w:type="dxa" w:w="140"/>
+            </w:tcMar>
+          </w:tcPr>
+          <w:p>
+            <w:pPr>
+              <w:spacing w:after="40"/>
+            </w:pPr>
+            <w:r>
+              <w:t xml:space="preserve">−33%</w:t>
+            </w:r>
+          </w:p>
+        </w:tc>
+      </w:tr>
+      <w:tr>
+        <w:trPr>
+          <w:tblHeader w:val="false"/>
+        </w:trPr>
+        <w:tc>
+          <w:tcPr>
+            <w:tcW w:type="dxa" w:w="3400"/>
+            <w:tcBorders>
+              <w:top w:val="single" w:color="BFBFBF" w:sz="4"/>
+              <w:left w:val="single" w:color="BFBFBF" w:sz="4"/>
+              <w:bottom w:val="single" w:color="BFBFBF" w:sz="4"/>
+              <w:right w:val="single" w:color="BFBFBF" w:sz="4"/>
+            </w:tcBorders>
+            <w:tcMar>
+              <w:top w:type="dxa" w:w="100"/>
+              <w:left w:type="dxa" w:w="140"/>
+              <w:bottom w:type="dxa" w:w="100"/>
+              <w:right w:type="dxa" w:w="140"/>
+            </w:tcMar>
+          </w:tcPr>
+          <w:p>
+            <w:pPr>
+              <w:spacing w:after="40"/>
+            </w:pPr>
+            <w:r>
+              <w:t xml:space="preserve">Wall-clock time</w:t>
+            </w:r>
+          </w:p>
+        </w:tc>
+        <w:tc>
+          <w:tcPr>
+            <w:tcW w:type="dxa" w:w="2400"/>
+            <w:tcBorders>
+              <w:top w:val="single" w:color="BFBFBF" w:sz="4"/>
+              <w:left w:val="single" w:color="BFBFBF" w:sz="4"/>
+              <w:bottom w:val="single" w:color="BFBFBF" w:sz="4"/>
+              <w:right w:val="single" w:color="BFBFBF" w:sz="4"/>
+            </w:tcBorders>
+            <w:tcMar>
+              <w:top w:type="dxa" w:w="100"/>
+              <w:left w:type="dxa" w:w="140"/>
+              <w:bottom w:type="dxa" w:w="100"/>
+              <w:right w:type="dxa" w:w="140"/>
+            </w:tcMar>
+          </w:tcPr>
+          <w:p>
+            <w:pPr>
+              <w:spacing w:after="40"/>
+            </w:pPr>
+            <w:r>
+              <w:t xml:space="preserve">15-45s typical</w:t>
+            </w:r>
+          </w:p>
+        </w:tc>
+        <w:tc>
+          <w:tcPr>
+            <w:tcW w:type="dxa" w:w="2400"/>
+            <w:tcBorders>
+              <w:top w:val="single" w:color="BFBFBF" w:sz="4"/>
+              <w:left w:val="single" w:color="BFBFBF" w:sz="4"/>
+              <w:bottom w:val="single" w:color="BFBFBF" w:sz="4"/>
+              <w:right w:val="single" w:color="BFBFBF" w:sz="4"/>
+            </w:tcBorders>
+            <w:tcMar>
+              <w:top w:type="dxa" w:w="100"/>
+              <w:left w:type="dxa" w:w="140"/>
+              <w:bottom w:type="dxa" w:w="100"/>
+              <w:right w:type="dxa" w:w="140"/>
+            </w:tcMar>
+          </w:tcPr>
+          <w:p>
+            <w:pPr>
+              <w:spacing w:after="40"/>
+            </w:pPr>
+            <w:r>
+              <w:t xml:space="preserve">~80s</w:t>
+            </w:r>
+          </w:p>
+        </w:tc>
+        <w:tc>
+          <w:tcPr>
+            <w:tcW w:type="dxa" w:w="1880"/>
+            <w:tcBorders>
+              <w:top w:val="single" w:color="BFBFBF" w:sz="4"/>
+              <w:left w:val="single" w:color="BFBFBF" w:sz="4"/>
+              <w:bottom w:val="single" w:color="BFBFBF" w:sz="4"/>
+              <w:right w:val="single" w:color="BFBFBF" w:sz="4"/>
+            </w:tcBorders>
+            <w:tcMar>
+              <w:top w:type="dxa" w:w="100"/>
+              <w:left w:type="dxa" w:w="140"/>
+              <w:bottom w:type="dxa" w:w="100"/>
+              <w:right w:type="dxa" w:w="140"/>
+            </w:tcMar>
+          </w:tcPr>
+          <w:p>
+            <w:pPr>
+              <w:spacing w:after="40"/>
+            </w:pPr>
+            <w:r>
+              <w:t xml:space="preserve">slower</w:t>
+            </w:r>
+          </w:p>
+        </w:tc>
+      </w:tr>
+    </w:tbl>
+    <w:p>
+      <w:pPr>
+        <w:spacing w:after="140"/>
+      </w:pPr>
+      <w:r>
+        <w:rPr>
+          <w:b/>
+          <w:bCs/>
+        </w:rPr>
+        <w:t xml:space="preserve">Read-through:</w:t>
+      </w:r>
+      <w:r>
+        <w:t xml:space="preserve"> on a small, clean, well-structured memo, single-call gets the same top-3 for 33% less. But it already starts inventing category labels that do not match our controlled vocabulary.</w:t>
+      </w:r>
+    </w:p>
+    <w:p>
+      <w:pPr>
+        <w:pStyle w:val="Heading2"/>
+        <w:spacing w:after="160" w:before="260"/>
+      </w:pPr>
+      <w:r>
+        <w:t xml:space="preserve">4.3 Deutsche Bank memo (50 pages, real)</w:t>
+      </w:r>
+    </w:p>
+    <w:tbl>
+      <w:tblPr>
+        <w:tblW w:type="dxa" w:w="10080"/>
+        <w:tblBorders>
+          <w:top w:val="single" w:color="auto" w:sz="4"/>
+          <w:left w:val="single" w:color="auto" w:sz="4"/>
+          <w:bottom w:val="single" w:color="auto" w:sz="4"/>
+          <w:right w:val="single" w:color="auto" w:sz="4"/>
+          <w:insideH w:val="single" w:color="auto" w:sz="4"/>
+          <w:insideV w:val="single" w:color="auto" w:sz="4"/>
+        </w:tblBorders>
+      </w:tblPr>
+      <w:tblGrid>
+        <w:gridCol w:w="3400"/>
+        <w:gridCol w:w="2400"/>
+        <w:gridCol w:w="2400"/>
+        <w:gridCol w:w="1880"/>
+      </w:tblGrid>
+      <w:tr>
+        <w:trPr>
+          <w:tblHeader/>
+        </w:trPr>
+        <w:tc>
+          <w:tcPr>
+            <w:tcW w:type="dxa" w:w="3400"/>
+            <w:tcBorders>
+              <w:top w:val="single" w:color="BFBFBF" w:sz="4"/>
+              <w:left w:val="single" w:color="BFBFBF" w:sz="4"/>
+              <w:bottom w:val="single" w:color="BFBFBF" w:sz="4"/>
+              <w:right w:val="single" w:color="BFBFBF" w:sz="4"/>
+            </w:tcBorders>
+            <w:shd w:fill="E7EEF5" w:val="clear"/>
+            <w:tcMar>
+              <w:top w:type="dxa" w:w="100"/>
+              <w:left w:type="dxa" w:w="140"/>
+              <w:bottom w:type="dxa" w:w="100"/>
+              <w:right w:type="dxa" w:w="140"/>
+            </w:tcMar>
+          </w:tcPr>
+          <w:p>
+            <w:pPr>
+              <w:spacing w:after="40"/>
+            </w:pPr>
+            <w:r>
+              <w:rPr>
+                <w:b/>
+                <w:bCs/>
+                <w:sz w:val="20"/>
+                <w:szCs w:val="20"/>
+              </w:rPr>
+              <w:t xml:space="preserve">What we measured</w:t>
+            </w:r>
+          </w:p>
+        </w:tc>
+        <w:tc>
+          <w:tcPr>
+            <w:tcW w:type="dxa" w:w="2400"/>
+            <w:tcBorders>
+              <w:top w:val="single" w:color="BFBFBF" w:sz="4"/>
+              <w:left w:val="single" w:color="BFBFBF" w:sz="4"/>
+              <w:bottom w:val="single" w:color="BFBFBF" w:sz="4"/>
+              <w:right w:val="single" w:color="BFBFBF" w:sz="4"/>
+            </w:tcBorders>
+            <w:shd w:fill="E7EEF5" w:val="clear"/>
+            <w:tcMar>
+              <w:top w:type="dxa" w:w="100"/>
+              <w:left w:type="dxa" w:w="140"/>
+              <w:bottom w:type="dxa" w:w="100"/>
+              <w:right w:type="dxa" w:w="140"/>
+            </w:tcMar>
+          </w:tcPr>
+          <w:p>
+            <w:pPr>
+              <w:spacing w:after="40"/>
+            </w:pPr>
+            <w:r>
+              <w:rPr>
+                <w:b/>
+                <w:bCs/>
+                <w:sz w:val="20"/>
+                <w:szCs w:val="20"/>
+              </w:rPr>
+              <w:t xml:space="preserve">Two calls (production)</w:t>
+            </w:r>
+          </w:p>
+        </w:tc>
+        <w:tc>
+          <w:tcPr>
+            <w:tcW w:type="dxa" w:w="2400"/>
+            <w:tcBorders>
+              <w:top w:val="single" w:color="BFBFBF" w:sz="4"/>
+              <w:left w:val="single" w:color="BFBFBF" w:sz="4"/>
+              <w:bottom w:val="single" w:color="BFBFBF" w:sz="4"/>
+              <w:right w:val="single" w:color="BFBFBF" w:sz="4"/>
+            </w:tcBorders>
+            <w:shd w:fill="E7EEF5" w:val="clear"/>
+            <w:tcMar>
+              <w:top w:type="dxa" w:w="100"/>
+              <w:left w:type="dxa" w:w="140"/>
+              <w:bottom w:type="dxa" w:w="100"/>
+              <w:right w:type="dxa" w:w="140"/>
+            </w:tcMar>
+          </w:tcPr>
+          <w:p>
+            <w:pPr>
+              <w:spacing w:after="40"/>
+            </w:pPr>
+            <w:r>
+              <w:rPr>
+                <w:b/>
+                <w:bCs/>
+                <w:sz w:val="20"/>
+                <w:szCs w:val="20"/>
+              </w:rPr>
+              <w:t xml:space="preserve">Single call (experiment)</w:t>
+            </w:r>
+          </w:p>
+        </w:tc>
+        <w:tc>
+          <w:tcPr>
+            <w:tcW w:type="dxa" w:w="1880"/>
+            <w:tcBorders>
+              <w:top w:val="single" w:color="BFBFBF" w:sz="4"/>
+              <w:left w:val="single" w:color="BFBFBF" w:sz="4"/>
+              <w:bottom w:val="single" w:color="BFBFBF" w:sz="4"/>
+              <w:right w:val="single" w:color="BFBFBF" w:sz="4"/>
+            </w:tcBorders>
+            <w:shd w:fill="E7EEF5" w:val="clear"/>
+            <w:tcMar>
+              <w:top w:type="dxa" w:w="100"/>
+              <w:left w:type="dxa" w:w="140"/>
+              <w:bottom w:type="dxa" w:w="100"/>
+              <w:right w:type="dxa" w:w="140"/>
+            </w:tcMar>
+          </w:tcPr>
+          <w:p>
+            <w:pPr>
+              <w:spacing w:after="40"/>
+            </w:pPr>
+            <w:r>
+              <w:rPr>
+                <w:b/>
+                <w:bCs/>
+                <w:sz w:val="20"/>
+                <w:szCs w:val="20"/>
+              </w:rPr>
+              <w:t xml:space="preserve">Delta</w:t>
+            </w:r>
+          </w:p>
+        </w:tc>
+      </w:tr>
+      <w:tr>
+        <w:trPr>
+          <w:tblHeader w:val="false"/>
+        </w:trPr>
+        <w:tc>
+          <w:tcPr>
+            <w:tcW w:type="dxa" w:w="3400"/>
+            <w:tcBorders>
+              <w:top w:val="single" w:color="BFBFBF" w:sz="4"/>
+              <w:left w:val="single" w:color="BFBFBF" w:sz="4"/>
+              <w:bottom w:val="single" w:color="BFBFBF" w:sz="4"/>
+              <w:right w:val="single" w:color="BFBFBF" w:sz="4"/>
+            </w:tcBorders>
+            <w:tcMar>
+              <w:top w:type="dxa" w:w="100"/>
+              <w:left w:type="dxa" w:w="140"/>
+              <w:bottom w:type="dxa" w:w="100"/>
+              <w:right w:type="dxa" w:w="140"/>
+            </w:tcMar>
+          </w:tcPr>
+          <w:p>
+            <w:pPr>
+              <w:spacing w:after="40"/>
+            </w:pPr>
+            <w:r>
+              <w:t xml:space="preserve">Covenants extracted</w:t>
+            </w:r>
+          </w:p>
+        </w:tc>
+        <w:tc>
+          <w:tcPr>
+            <w:tcW w:type="dxa" w:w="2400"/>
+            <w:tcBorders>
+              <w:top w:val="single" w:color="BFBFBF" w:sz="4"/>
+              <w:left w:val="single" w:color="BFBFBF" w:sz="4"/>
+              <w:bottom w:val="single" w:color="BFBFBF" w:sz="4"/>
+              <w:right w:val="single" w:color="BFBFBF" w:sz="4"/>
+            </w:tcBorders>
+            <w:tcMar>
+              <w:top w:type="dxa" w:w="100"/>
+              <w:left w:type="dxa" w:w="140"/>
+              <w:bottom w:type="dxa" w:w="100"/>
+              <w:right w:type="dxa" w:w="140"/>
+            </w:tcMar>
+          </w:tcPr>
+          <w:p>
+            <w:pPr>
+              <w:spacing w:after="40"/>
+            </w:pPr>
+            <w:r>
+              <w:rPr>
+                <w:b/>
+                <w:bCs/>
+              </w:rPr>
+              <w:t xml:space="preserve">50</w:t>
+            </w:r>
+          </w:p>
+        </w:tc>
+        <w:tc>
+          <w:tcPr>
+            <w:tcW w:type="dxa" w:w="2400"/>
+            <w:tcBorders>
+              <w:top w:val="single" w:color="BFBFBF" w:sz="4"/>
+              <w:left w:val="single" w:color="BFBFBF" w:sz="4"/>
+              <w:bottom w:val="single" w:color="BFBFBF" w:sz="4"/>
+              <w:right w:val="single" w:color="BFBFBF" w:sz="4"/>
+            </w:tcBorders>
+            <w:tcMar>
+              <w:top w:type="dxa" w:w="100"/>
+              <w:left w:type="dxa" w:w="140"/>
+              <w:bottom w:type="dxa" w:w="100"/>
+              <w:right w:type="dxa" w:w="140"/>
+            </w:tcMar>
+          </w:tcPr>
+          <w:p>
+            <w:pPr>
+              <w:spacing w:after="40"/>
+            </w:pPr>
+            <w:r>
+              <w:rPr>
+                <w:b/>
+                <w:bCs/>
+              </w:rPr>
+              <w:t xml:space="preserve">36</w:t>
+            </w:r>
+          </w:p>
+        </w:tc>
+        <w:tc>
+          <w:tcPr>
+            <w:tcW w:type="dxa" w:w="1880"/>
+            <w:tcBorders>
+              <w:top w:val="single" w:color="BFBFBF" w:sz="4"/>
+              <w:left w:val="single" w:color="BFBFBF" w:sz="4"/>
+              <w:bottom w:val="single" w:color="BFBFBF" w:sz="4"/>
+              <w:right w:val="single" w:color="BFBFBF" w:sz="4"/>
+            </w:tcBorders>
+            <w:tcMar>
+              <w:top w:type="dxa" w:w="100"/>
+              <w:left w:type="dxa" w:w="140"/>
+              <w:bottom w:type="dxa" w:w="100"/>
+              <w:right w:type="dxa" w:w="140"/>
+            </w:tcMar>
+          </w:tcPr>
+          <w:p>
+            <w:pPr>
+              <w:spacing w:after="40"/>
+            </w:pPr>
+            <w:r>
+              <w:rPr>
+                <w:b/>
+                <w:bCs/>
+              </w:rPr>
+              <w:t xml:space="preserve">−14 (−28%)</w:t>
+            </w:r>
+          </w:p>
+        </w:tc>
+      </w:tr>
+      <w:tr>
+        <w:trPr>
+          <w:tblHeader w:val="false"/>
+        </w:trPr>
+        <w:tc>
+          <w:tcPr>
+            <w:tcW w:type="dxa" w:w="3400"/>
+            <w:tcBorders>
+              <w:top w:val="single" w:color="BFBFBF" w:sz="4"/>
+              <w:left w:val="single" w:color="BFBFBF" w:sz="4"/>
+              <w:bottom w:val="single" w:color="BFBFBF" w:sz="4"/>
+              <w:right w:val="single" w:color="BFBFBF" w:sz="4"/>
+            </w:tcBorders>
+            <w:shd w:fill="F7F9FC" w:val="clear"/>
+            <w:tcMar>
+              <w:top w:type="dxa" w:w="100"/>
+              <w:left w:type="dxa" w:w="140"/>
+              <w:bottom w:type="dxa" w:w="100"/>
+              <w:right w:type="dxa" w:w="140"/>
+            </w:tcMar>
+          </w:tcPr>
+          <w:p>
+            <w:pPr>
+              <w:spacing w:after="40"/>
+            </w:pPr>
+            <w:r>
+              <w:t xml:space="preserve">Top-3 covenants named</w:t>
+            </w:r>
+          </w:p>
+        </w:tc>
+        <w:tc>
+          <w:tcPr>
+            <w:tcW w:type="dxa" w:w="2400"/>
+            <w:tcBorders>
+              <w:top w:val="single" w:color="BFBFBF" w:sz="4"/>
+              <w:left w:val="single" w:color="BFBFBF" w:sz="4"/>
+              <w:bottom w:val="single" w:color="BFBFBF" w:sz="4"/>
+              <w:right w:val="single" w:color="BFBFBF" w:sz="4"/>
+            </w:tcBorders>
+            <w:shd w:fill="F7F9FC" w:val="clear"/>
+            <w:tcMar>
+              <w:top w:type="dxa" w:w="100"/>
+              <w:left w:type="dxa" w:w="140"/>
+              <w:bottom w:type="dxa" w:w="100"/>
+              <w:right w:type="dxa" w:w="140"/>
+            </w:tcMar>
+          </w:tcPr>
+          <w:p>
+            <w:pPr>
+              <w:spacing w:after="40"/>
+            </w:pPr>
+            <w:r>
+              <w:t xml:space="preserve">Guarantor net worth / Facility A repayment / Facility B DSCR</w:t>
+            </w:r>
+          </w:p>
+        </w:tc>
+        <w:tc>
+          <w:tcPr>
+            <w:tcW w:type="dxa" w:w="2400"/>
+            <w:tcBorders>
+              <w:top w:val="single" w:color="BFBFBF" w:sz="4"/>
+              <w:left w:val="single" w:color="BFBFBF" w:sz="4"/>
+              <w:bottom w:val="single" w:color="BFBFBF" w:sz="4"/>
+              <w:right w:val="single" w:color="BFBFBF" w:sz="4"/>
+            </w:tcBorders>
+            <w:shd w:fill="F7F9FC" w:val="clear"/>
+            <w:tcMar>
+              <w:top w:type="dxa" w:w="100"/>
+              <w:left w:type="dxa" w:w="140"/>
+              <w:bottom w:type="dxa" w:w="100"/>
+              <w:right w:type="dxa" w:w="140"/>
+            </w:tcMar>
+          </w:tcPr>
+          <w:p>
+            <w:pPr>
+              <w:spacing w:after="40"/>
+            </w:pPr>
+            <w:r>
+              <w:t xml:space="preserve">Same three, same order</w:t>
+            </w:r>
+          </w:p>
+        </w:tc>
+        <w:tc>
+          <w:tcPr>
+            <w:tcW w:type="dxa" w:w="1880"/>
+            <w:tcBorders>
+              <w:top w:val="single" w:color="BFBFBF" w:sz="4"/>
+              <w:left w:val="single" w:color="BFBFBF" w:sz="4"/>
+              <w:bottom w:val="single" w:color="BFBFBF" w:sz="4"/>
+              <w:right w:val="single" w:color="BFBFBF" w:sz="4"/>
+            </w:tcBorders>
+            <w:shd w:fill="F7F9FC" w:val="clear"/>
+            <w:tcMar>
+              <w:top w:type="dxa" w:w="100"/>
+              <w:left w:type="dxa" w:w="140"/>
+              <w:bottom w:type="dxa" w:w="100"/>
+              <w:right w:type="dxa" w:w="140"/>
+            </w:tcMar>
+          </w:tcPr>
+          <w:p>
+            <w:pPr>
+              <w:spacing w:after="40"/>
+            </w:pPr>
+            <w:r>
+              <w:t xml:space="preserve">✓ match</w:t>
+            </w:r>
+          </w:p>
+        </w:tc>
+      </w:tr>
+      <w:tr>
+        <w:trPr>
+          <w:tblHeader w:val="false"/>
+        </w:trPr>
+        <w:tc>
+          <w:tcPr>
+            <w:tcW w:type="dxa" w:w="3400"/>
+            <w:tcBorders>
+              <w:top w:val="single" w:color="BFBFBF" w:sz="4"/>
+              <w:left w:val="single" w:color="BFBFBF" w:sz="4"/>
+              <w:bottom w:val="single" w:color="BFBFBF" w:sz="4"/>
+              <w:right w:val="single" w:color="BFBFBF" w:sz="4"/>
+            </w:tcBorders>
+            <w:tcMar>
+              <w:top w:type="dxa" w:w="100"/>
+              <w:left w:type="dxa" w:w="140"/>
+              <w:bottom w:type="dxa" w:w="100"/>
+              <w:right w:type="dxa" w:w="140"/>
+            </w:tcMar>
+          </w:tcPr>
+          <w:p>
+            <w:pPr>
+              <w:spacing w:after="40"/>
+            </w:pPr>
+            <w:r>
+              <w:t xml:space="preserve">Quality of reasoning</w:t>
+            </w:r>
+          </w:p>
+        </w:tc>
+        <w:tc>
+          <w:tcPr>
+            <w:tcW w:type="dxa" w:w="2400"/>
+            <w:tcBorders>
+              <w:top w:val="single" w:color="BFBFBF" w:sz="4"/>
+              <w:left w:val="single" w:color="BFBFBF" w:sz="4"/>
+              <w:bottom w:val="single" w:color="BFBFBF" w:sz="4"/>
+              <w:right w:val="single" w:color="BFBFBF" w:sz="4"/>
+            </w:tcBorders>
+            <w:tcMar>
+              <w:top w:type="dxa" w:w="100"/>
+              <w:left w:type="dxa" w:w="140"/>
+              <w:bottom w:type="dxa" w:w="100"/>
+              <w:right w:type="dxa" w:w="140"/>
+            </w:tcMar>
+          </w:tcPr>
+          <w:p>
+            <w:pPr>
+              <w:spacing w:after="40"/>
+            </w:pPr>
+            <w:r>
+              <w:t xml:space="preserve">547 chars avg</w:t>
+            </w:r>
+          </w:p>
+        </w:tc>
+        <w:tc>
+          <w:tcPr>
+            <w:tcW w:type="dxa" w:w="2400"/>
+            <w:tcBorders>
+              <w:top w:val="single" w:color="BFBFBF" w:sz="4"/>
+              <w:left w:val="single" w:color="BFBFBF" w:sz="4"/>
+              <w:bottom w:val="single" w:color="BFBFBF" w:sz="4"/>
+              <w:right w:val="single" w:color="BFBFBF" w:sz="4"/>
+            </w:tcBorders>
+            <w:tcMar>
+              <w:top w:type="dxa" w:w="100"/>
+              <w:left w:type="dxa" w:w="140"/>
+              <w:bottom w:type="dxa" w:w="100"/>
+              <w:right w:type="dxa" w:w="140"/>
+            </w:tcMar>
+          </w:tcPr>
+          <w:p>
+            <w:pPr>
+              <w:spacing w:after="40"/>
+            </w:pPr>
+            <w:r>
+              <w:t xml:space="preserve">619 chars avg</w:t>
+            </w:r>
+          </w:p>
+        </w:tc>
+        <w:tc>
+          <w:tcPr>
+            <w:tcW w:type="dxa" w:w="1880"/>
+            <w:tcBorders>
+              <w:top w:val="single" w:color="BFBFBF" w:sz="4"/>
+              <w:left w:val="single" w:color="BFBFBF" w:sz="4"/>
+              <w:bottom w:val="single" w:color="BFBFBF" w:sz="4"/>
+              <w:right w:val="single" w:color="BFBFBF" w:sz="4"/>
+            </w:tcBorders>
+            <w:tcMar>
+              <w:top w:type="dxa" w:w="100"/>
+              <w:left w:type="dxa" w:w="140"/>
+              <w:bottom w:type="dxa" w:w="100"/>
+              <w:right w:type="dxa" w:w="140"/>
+            </w:tcMar>
+          </w:tcPr>
+          <w:p>
+            <w:pPr>
+              <w:spacing w:after="40"/>
+            </w:pPr>
+            <w:r>
+              <w:t xml:space="preserve">slightly longer</w:t>
+            </w:r>
+          </w:p>
+        </w:tc>
+      </w:tr>
+      <w:tr>
+        <w:trPr>
+          <w:tblHeader w:val="false"/>
+        </w:trPr>
+        <w:tc>
+          <w:tcPr>
+            <w:tcW w:type="dxa" w:w="3400"/>
+            <w:tcBorders>
+              <w:top w:val="single" w:color="BFBFBF" w:sz="4"/>
+              <w:left w:val="single" w:color="BFBFBF" w:sz="4"/>
+              <w:bottom w:val="single" w:color="BFBFBF" w:sz="4"/>
+              <w:right w:val="single" w:color="BFBFBF" w:sz="4"/>
+            </w:tcBorders>
+            <w:shd w:fill="F7F9FC" w:val="clear"/>
+            <w:tcMar>
+              <w:top w:type="dxa" w:w="100"/>
+              <w:left w:type="dxa" w:w="140"/>
+              <w:bottom w:type="dxa" w:w="100"/>
+              <w:right w:type="dxa" w:w="140"/>
+            </w:tcMar>
+          </w:tcPr>
+          <w:p>
+            <w:pPr>
+              <w:spacing w:after="40"/>
+            </w:pPr>
+            <w:r>
+              <w:t xml:space="preserve">Guardrail (quotes verified)</w:t>
+            </w:r>
+          </w:p>
+        </w:tc>
+        <w:tc>
+          <w:tcPr>
+            <w:tcW w:type="dxa" w:w="2400"/>
+            <w:tcBorders>
+              <w:top w:val="single" w:color="BFBFBF" w:sz="4"/>
+              <w:left w:val="single" w:color="BFBFBF" w:sz="4"/>
+              <w:bottom w:val="single" w:color="BFBFBF" w:sz="4"/>
+              <w:right w:val="single" w:color="BFBFBF" w:sz="4"/>
+            </w:tcBorders>
+            <w:shd w:fill="F7F9FC" w:val="clear"/>
+            <w:tcMar>
+              <w:top w:type="dxa" w:w="100"/>
+              <w:left w:type="dxa" w:w="140"/>
+              <w:bottom w:type="dxa" w:w="100"/>
+              <w:right w:type="dxa" w:w="140"/>
+            </w:tcMar>
+          </w:tcPr>
+          <w:p>
+            <w:pPr>
+              <w:spacing w:after="40"/>
+            </w:pPr>
+            <w:r>
+              <w:t xml:space="preserve">53 of 53</w:t>
+            </w:r>
+          </w:p>
+        </w:tc>
+        <w:tc>
+          <w:tcPr>
+            <w:tcW w:type="dxa" w:w="2400"/>
+            <w:tcBorders>
+              <w:top w:val="single" w:color="BFBFBF" w:sz="4"/>
+              <w:left w:val="single" w:color="BFBFBF" w:sz="4"/>
+              <w:bottom w:val="single" w:color="BFBFBF" w:sz="4"/>
+              <w:right w:val="single" w:color="BFBFBF" w:sz="4"/>
+            </w:tcBorders>
+            <w:shd w:fill="F7F9FC" w:val="clear"/>
+            <w:tcMar>
+              <w:top w:type="dxa" w:w="100"/>
+              <w:left w:type="dxa" w:w="140"/>
+              <w:bottom w:type="dxa" w:w="100"/>
+              <w:right w:type="dxa" w:w="140"/>
+            </w:tcMar>
+          </w:tcPr>
+          <w:p>
+            <w:pPr>
+              <w:spacing w:after="40"/>
+            </w:pPr>
+            <w:r>
+              <w:t xml:space="preserve">38 of 39</w:t>
+            </w:r>
+          </w:p>
+        </w:tc>
+        <w:tc>
+          <w:tcPr>
+            <w:tcW w:type="dxa" w:w="1880"/>
+            <w:tcBorders>
+              <w:top w:val="single" w:color="BFBFBF" w:sz="4"/>
+              <w:left w:val="single" w:color="BFBFBF" w:sz="4"/>
+              <w:bottom w:val="single" w:color="BFBFBF" w:sz="4"/>
+              <w:right w:val="single" w:color="BFBFBF" w:sz="4"/>
+            </w:tcBorders>
+            <w:shd w:fill="F7F9FC" w:val="clear"/>
+            <w:tcMar>
+              <w:top w:type="dxa" w:w="100"/>
+              <w:left w:type="dxa" w:w="140"/>
+              <w:bottom w:type="dxa" w:w="100"/>
+              <w:right w:type="dxa" w:w="140"/>
+            </w:tcMar>
+          </w:tcPr>
+          <w:p>
+            <w:pPr>
+              <w:spacing w:after="40"/>
+            </w:pPr>
+            <w:r>
+              <w:t xml:space="preserve">~100%</w:t>
+            </w:r>
+          </w:p>
+        </w:tc>
+      </w:tr>
+      <w:tr>
+        <w:trPr>
+          <w:tblHeader w:val="false"/>
+        </w:trPr>
+        <w:tc>
+          <w:tcPr>
+            <w:tcW w:type="dxa" w:w="3400"/>
+            <w:tcBorders>
+              <w:top w:val="single" w:color="BFBFBF" w:sz="4"/>
+              <w:left w:val="single" w:color="BFBFBF" w:sz="4"/>
+              <w:bottom w:val="single" w:color="BFBFBF" w:sz="4"/>
+              <w:right w:val="single" w:color="BFBFBF" w:sz="4"/>
+            </w:tcBorders>
+            <w:tcMar>
+              <w:top w:type="dxa" w:w="100"/>
+              <w:left w:type="dxa" w:w="140"/>
+              <w:bottom w:type="dxa" w:w="100"/>
+              <w:right w:type="dxa" w:w="140"/>
+            </w:tcMar>
+          </w:tcPr>
+          <w:p>
+            <w:pPr>
+              <w:spacing w:after="40"/>
+            </w:pPr>
+            <w:r>
+              <w:t xml:space="preserve">Category discipline</w:t>
+            </w:r>
+          </w:p>
+        </w:tc>
+        <w:tc>
+          <w:tcPr>
+            <w:tcW w:type="dxa" w:w="2400"/>
+            <w:tcBorders>
+              <w:top w:val="single" w:color="BFBFBF" w:sz="4"/>
+              <w:left w:val="single" w:color="BFBFBF" w:sz="4"/>
+              <w:bottom w:val="single" w:color="BFBFBF" w:sz="4"/>
+              <w:right w:val="single" w:color="BFBFBF" w:sz="4"/>
+            </w:tcBorders>
+            <w:tcMar>
+              <w:top w:type="dxa" w:w="100"/>
+              <w:left w:type="dxa" w:w="140"/>
+              <w:bottom w:type="dxa" w:w="100"/>
+              <w:right w:type="dxa" w:w="140"/>
+            </w:tcMar>
+          </w:tcPr>
+          <w:p>
+            <w:pPr>
+              <w:spacing w:after="40"/>
+            </w:pPr>
+            <w:r>
+              <w:t xml:space="preserve">11 valid enum values</w:t>
+            </w:r>
+          </w:p>
+        </w:tc>
+        <w:tc>
+          <w:tcPr>
+            <w:tcW w:type="dxa" w:w="2400"/>
+            <w:tcBorders>
+              <w:top w:val="single" w:color="BFBFBF" w:sz="4"/>
+              <w:left w:val="single" w:color="BFBFBF" w:sz="4"/>
+              <w:bottom w:val="single" w:color="BFBFBF" w:sz="4"/>
+              <w:right w:val="single" w:color="BFBFBF" w:sz="4"/>
+            </w:tcBorders>
+            <w:tcMar>
+              <w:top w:type="dxa" w:w="100"/>
+              <w:left w:type="dxa" w:w="140"/>
+              <w:bottom w:type="dxa" w:w="100"/>
+              <w:right w:type="dxa" w:w="140"/>
+            </w:tcMar>
+          </w:tcPr>
+          <w:p>
+            <w:pPr>
+              <w:spacing w:after="40"/>
+            </w:pPr>
+            <w:r>
+              <w:rPr>
+                <w:b/>
+                <w:bCs/>
+              </w:rPr>
+              <w:t xml:space="preserve">26 invented labels</w:t>
+            </w:r>
+          </w:p>
+        </w:tc>
+        <w:tc>
+          <w:tcPr>
+            <w:tcW w:type="dxa" w:w="1880"/>
+            <w:tcBorders>
+              <w:top w:val="single" w:color="BFBFBF" w:sz="4"/>
+              <w:left w:val="single" w:color="BFBFBF" w:sz="4"/>
+              <w:bottom w:val="single" w:color="BFBFBF" w:sz="4"/>
+              <w:right w:val="single" w:color="BFBFBF" w:sz="4"/>
+            </w:tcBorders>
+            <w:tcMar>
+              <w:top w:type="dxa" w:w="100"/>
+              <w:left w:type="dxa" w:w="140"/>
+              <w:bottom w:type="dxa" w:w="100"/>
+              <w:right w:type="dxa" w:w="140"/>
+            </w:tcMar>
+          </w:tcPr>
+          <w:p>
+            <w:pPr>
+              <w:spacing w:after="40"/>
+            </w:pPr>
+            <w:r>
+              <w:t xml:space="preserve">✗ severe drift</w:t>
+            </w:r>
+          </w:p>
+        </w:tc>
+      </w:tr>
+      <w:tr>
+        <w:trPr>
+          <w:tblHeader w:val="false"/>
+        </w:trPr>
+        <w:tc>
+          <w:tcPr>
+            <w:tcW w:type="dxa" w:w="3400"/>
+            <w:tcBorders>
+              <w:top w:val="single" w:color="BFBFBF" w:sz="4"/>
+              <w:left w:val="single" w:color="BFBFBF" w:sz="4"/>
+              <w:bottom w:val="single" w:color="BFBFBF" w:sz="4"/>
+              <w:right w:val="single" w:color="BFBFBF" w:sz="4"/>
+            </w:tcBorders>
+            <w:shd w:fill="F7F9FC" w:val="clear"/>
+            <w:tcMar>
+              <w:top w:type="dxa" w:w="100"/>
+              <w:left w:type="dxa" w:w="140"/>
+              <w:bottom w:type="dxa" w:w="100"/>
+              <w:right w:type="dxa" w:w="140"/>
+            </w:tcMar>
+          </w:tcPr>
+          <w:p>
+            <w:pPr>
+              <w:spacing w:after="40"/>
+            </w:pPr>
+            <w:r>
+              <w:t xml:space="preserve">Cost per review</w:t>
+            </w:r>
+          </w:p>
+        </w:tc>
+        <w:tc>
+          <w:tcPr>
+            <w:tcW w:type="dxa" w:w="2400"/>
+            <w:tcBorders>
+              <w:top w:val="single" w:color="BFBFBF" w:sz="4"/>
+              <w:left w:val="single" w:color="BFBFBF" w:sz="4"/>
+              <w:bottom w:val="single" w:color="BFBFBF" w:sz="4"/>
+              <w:right w:val="single" w:color="BFBFBF" w:sz="4"/>
+            </w:tcBorders>
+            <w:shd w:fill="F7F9FC" w:val="clear"/>
+            <w:tcMar>
+              <w:top w:type="dxa" w:w="100"/>
+              <w:left w:type="dxa" w:w="140"/>
+              <w:bottom w:type="dxa" w:w="100"/>
+              <w:right w:type="dxa" w:w="140"/>
+            </w:tcMar>
+          </w:tcPr>
+          <w:p>
+            <w:pPr>
+              <w:spacing w:after="40"/>
+            </w:pPr>
+            <w:r>
+              <w:t xml:space="preserve">$0.63</w:t>
+            </w:r>
+          </w:p>
+        </w:tc>
+        <w:tc>
+          <w:tcPr>
+            <w:tcW w:type="dxa" w:w="2400"/>
+            <w:tcBorders>
+              <w:top w:val="single" w:color="BFBFBF" w:sz="4"/>
+              <w:left w:val="single" w:color="BFBFBF" w:sz="4"/>
+              <w:bottom w:val="single" w:color="BFBFBF" w:sz="4"/>
+              <w:right w:val="single" w:color="BFBFBF" w:sz="4"/>
+            </w:tcBorders>
+            <w:shd w:fill="F7F9FC" w:val="clear"/>
+            <w:tcMar>
+              <w:top w:type="dxa" w:w="100"/>
+              <w:left w:type="dxa" w:w="140"/>
+              <w:bottom w:type="dxa" w:w="100"/>
+              <w:right w:type="dxa" w:w="140"/>
+            </w:tcMar>
+          </w:tcPr>
+          <w:p>
+            <w:pPr>
+              <w:spacing w:after="40"/>
+            </w:pPr>
+            <w:r>
+              <w:t xml:space="preserve">$0.37</w:t>
+            </w:r>
+          </w:p>
+        </w:tc>
+        <w:tc>
+          <w:tcPr>
+            <w:tcW w:type="dxa" w:w="1880"/>
+            <w:tcBorders>
+              <w:top w:val="single" w:color="BFBFBF" w:sz="4"/>
+              <w:left w:val="single" w:color="BFBFBF" w:sz="4"/>
+              <w:bottom w:val="single" w:color="BFBFBF" w:sz="4"/>
+              <w:right w:val="single" w:color="BFBFBF" w:sz="4"/>
+            </w:tcBorders>
+            <w:shd w:fill="F7F9FC" w:val="clear"/>
+            <w:tcMar>
+              <w:top w:type="dxa" w:w="100"/>
+              <w:left w:type="dxa" w:w="140"/>
+              <w:bottom w:type="dxa" w:w="100"/>
+              <w:right w:type="dxa" w:w="140"/>
+            </w:tcMar>
+          </w:tcPr>
+          <w:p>
+            <w:pPr>
+              <w:spacing w:after="40"/>
+            </w:pPr>
+            <w:r>
+              <w:rPr>
+                <w:b/>
+                <w:bCs/>
+              </w:rPr>
+              <w:t xml:space="preserve">−41%</w:t>
+            </w:r>
+          </w:p>
+        </w:tc>
+      </w:tr>
+      <w:tr>
+        <w:trPr>
+          <w:tblHeader w:val="false"/>
+        </w:trPr>
+        <w:tc>
+          <w:tcPr>
+            <w:tcW w:type="dxa" w:w="3400"/>
+            <w:tcBorders>
+              <w:top w:val="single" w:color="BFBFBF" w:sz="4"/>
+              <w:left w:val="single" w:color="BFBFBF" w:sz="4"/>
+              <w:bottom w:val="single" w:color="BFBFBF" w:sz="4"/>
+              <w:right w:val="single" w:color="BFBFBF" w:sz="4"/>
+            </w:tcBorders>
+            <w:tcMar>
+              <w:top w:type="dxa" w:w="100"/>
+              <w:left w:type="dxa" w:w="140"/>
+              <w:bottom w:type="dxa" w:w="100"/>
+              <w:right w:type="dxa" w:w="140"/>
+            </w:tcMar>
+          </w:tcPr>
+          <w:p>
+            <w:pPr>
+              <w:spacing w:after="40"/>
+            </w:pPr>
+            <w:r>
+              <w:t xml:space="preserve">Wall-clock time</w:t>
+            </w:r>
+          </w:p>
+        </w:tc>
+        <w:tc>
+          <w:tcPr>
+            <w:tcW w:type="dxa" w:w="2400"/>
+            <w:tcBorders>
+              <w:top w:val="single" w:color="BFBFBF" w:sz="4"/>
+              <w:left w:val="single" w:color="BFBFBF" w:sz="4"/>
+              <w:bottom w:val="single" w:color="BFBFBF" w:sz="4"/>
+              <w:right w:val="single" w:color="BFBFBF" w:sz="4"/>
+            </w:tcBorders>
+            <w:tcMar>
+              <w:top w:type="dxa" w:w="100"/>
+              <w:left w:type="dxa" w:w="140"/>
+              <w:bottom w:type="dxa" w:w="100"/>
+              <w:right w:type="dxa" w:w="140"/>
+            </w:tcMar>
+          </w:tcPr>
+          <w:p>
+            <w:pPr>
+              <w:spacing w:after="40"/>
+            </w:pPr>
+            <w:r>
+              <w:t xml:space="preserve">~180s</w:t>
+            </w:r>
+          </w:p>
+        </w:tc>
+        <w:tc>
+          <w:tcPr>
+            <w:tcW w:type="dxa" w:w="2400"/>
+            <w:tcBorders>
+              <w:top w:val="single" w:color="BFBFBF" w:sz="4"/>
+              <w:left w:val="single" w:color="BFBFBF" w:sz="4"/>
+              <w:bottom w:val="single" w:color="BFBFBF" w:sz="4"/>
+              <w:right w:val="single" w:color="BFBFBF" w:sz="4"/>
+            </w:tcBorders>
+            <w:tcMar>
+              <w:top w:type="dxa" w:w="100"/>
+              <w:left w:type="dxa" w:w="140"/>
+              <w:bottom w:type="dxa" w:w="100"/>
+              <w:right w:type="dxa" w:w="140"/>
+            </w:tcMar>
+          </w:tcPr>
+          <w:p>
+            <w:pPr>
+              <w:spacing w:after="40"/>
+            </w:pPr>
+            <w:r>
+              <w:t xml:space="preserve">~180s</w:t>
+            </w:r>
+          </w:p>
+        </w:tc>
+        <w:tc>
+          <w:tcPr>
+            <w:tcW w:type="dxa" w:w="1880"/>
+            <w:tcBorders>
+              <w:top w:val="single" w:color="BFBFBF" w:sz="4"/>
+              <w:left w:val="single" w:color="BFBFBF" w:sz="4"/>
+              <w:bottom w:val="single" w:color="BFBFBF" w:sz="4"/>
+              <w:right w:val="single" w:color="BFBFBF" w:sz="4"/>
+            </w:tcBorders>
+            <w:tcMar>
+              <w:top w:type="dxa" w:w="100"/>
+              <w:left w:type="dxa" w:w="140"/>
+              <w:bottom w:type="dxa" w:w="100"/>
+              <w:right w:type="dxa" w:w="140"/>
+            </w:tcMar>
+          </w:tcPr>
+          <w:p>
+            <w:pPr>
+              <w:spacing w:after="40"/>
+            </w:pPr>
+            <w:r>
+              <w:t xml:space="preserve">≈ same</w:t>
+            </w:r>
+          </w:p>
+        </w:tc>
+      </w:tr>
+    </w:tbl>
+    <w:p>
+      <w:pPr>
+        <w:spacing w:after="140"/>
+      </w:pPr>
+      <w:r>
+        <w:rPr>
+          <w:b/>
+          <w:bCs/>
+        </w:rPr>
+        <w:t xml:space="preserve">Read-through:</w:t>
+      </w:r>
+      <w:r>
+        <w:t xml:space="preserve"> on a real 50-page bank memo, single-call misses </w:t>
+      </w:r>
+      <w:r>
+        <w:rPr>
+          <w:b/>
+          <w:bCs/>
+        </w:rPr>
+        <w:t xml:space="preserve">14 covenants</w:t>
+      </w:r>
+      <w:r>
+        <w:t xml:space="preserve"> — including two of the three guarantor financial covenants, all four Facility A extension conditions, the Facility B negative covenants, and multiple reporting sub-requirements. Same top-3, but the completeness gap is huge.</w:t>
+      </w:r>
+    </w:p>
+    <w:p>
+      <w:pPr>
+        <w:pStyle w:val="Heading2"/>
+        <w:spacing w:after="160" w:before="260"/>
+      </w:pPr>
+      <w:r>
+        <w:t xml:space="preserve">4.4 The pattern in one sentence</w:t>
+      </w:r>
+    </w:p>
+    <w:p>
+      <w:pPr>
+        <w:spacing w:after="140"/>
+      </w:pPr>
+      <w:r>
+        <w:rPr>
+          <w:b/>
+          <w:bCs/>
+        </w:rPr>
+        <w:t xml:space="preserve">Both approaches get the top-3 right on both memos. Single-call misses covenants; the gap widens sharply with memo size — from 7% on Meridian to 28% on Deutsche Bank.</w:t>
+      </w:r>
+    </w:p>
+    <w:p>
+      <w:pPr>
+        <w:spacing w:after="140"/>
+      </w:pPr>
+      <w:r>
+        <w:t xml:space="preserve">On a clean synthetic test, single-call looks fine. On a real memo, it drops nearly a third of the covenants.</w:t>
+      </w:r>
+    </w:p>
+    <w:p>
+      <w:pPr>
+        <w:pStyle w:val="Heading2"/>
+        <w:spacing w:after="160" w:before="260"/>
+      </w:pPr>
+      <w:r>
+        <w:t xml:space="preserve">4.5 Benefits of the two-call design</w:t>
+      </w:r>
+    </w:p>
+    <w:p>
+      <w:pPr>
+        <w:spacing w:after="140"/>
+      </w:pPr>
+      <w:r>
+        <w:t xml:space="preserve">Five specific things two calls buy you that a single call does not:</w:t>
+      </w:r>
+    </w:p>
+    <w:p>
+      <w:pPr>
+        <w:pStyle w:val="ListParagraph"/>
+        <w:numPr>
+          <w:ilvl w:val="0"/>
+          <w:numId w:val="2"/>
+        </w:numPr>
+        <w:spacing w:after="80"/>
+      </w:pPr>
+      <w:r>
+        <w:rPr>
+          <w:b/>
+          <w:bCs/>
+        </w:rPr>
+        <w:t xml:space="preserve">Completeness on the covenant list.</w:t>
+      </w:r>
+      <w:r>
+        <w:t xml:space="preserve"> The single call spends its output budget getting the top-3 reasoning right, at the expense of listing every boring covenant. The two-call design forces the AI to focus entirely on completeness in the first call, before it thinks about ranking.</w:t>
+      </w:r>
+    </w:p>
+    <w:p>
+      <w:pPr>
+        <w:pStyle w:val="ListParagraph"/>
+        <w:numPr>
+          <w:ilvl w:val="0"/>
+          <w:numId w:val="2"/>
+        </w:numPr>
+        <w:spacing w:after="80"/>
+      </w:pPr>
+      <w:r>
+        <w:rPr>
+          <w:b/>
+          <w:bCs/>
+        </w:rPr>
+        <w:t xml:space="preserve">Schema discipline (enum compliance).</w:t>
+      </w:r>
+      <w:r>
+        <w:t xml:space="preserve"> Each of our two tool schemas has strict enum constraints — 16 valid categories for covenants, exactly 3 ranked risks. Two focused schemas are easier to enforce than one big combined schema. When we relaxed the schema in the single-call experiment, the AI invented 26 different category names — every filter, every cross-memo query, every downstream automation rule breaks silently on those.</w:t>
+      </w:r>
+    </w:p>
+    <w:p>
+      <w:pPr>
+        <w:pStyle w:val="ListParagraph"/>
+        <w:numPr>
+          <w:ilvl w:val="0"/>
+          <w:numId w:val="2"/>
+        </w:numPr>
+        <w:spacing w:after="80"/>
+      </w:pPr>
+      <w:r>
+        <w:rPr>
+          <w:b/>
+          <w:bCs/>
+        </w:rPr>
+        <w:t xml:space="preserve">Auditability.</w:t>
+      </w:r>
+      <w:r>
+        <w:t xml:space="preserve"> A credit officer wants to eyeball the extracted covenant list against Section 5 of the memo BEFORE trusting the top-3 ranking. Two calls make the covenant list a checkable artifact. Single-call collapses that check.</w:t>
+      </w:r>
+    </w:p>
+    <w:p>
+      <w:pPr>
+        <w:pStyle w:val="ListParagraph"/>
+        <w:numPr>
+          <w:ilvl w:val="0"/>
+          <w:numId w:val="2"/>
+        </w:numPr>
+        <w:spacing w:after="80"/>
+      </w:pPr>
+      <w:r>
+        <w:rPr>
+          <w:b/>
+          <w:bCs/>
+        </w:rPr>
+        <w:t xml:space="preserve">Debuggability.</w:t>
+      </w:r>
+      <w:r>
+        <w:t xml:space="preserve"> If the demo breaks live, we can point at which of the two calls failed. Single-call fails atomically — no way to tell which half went wrong.</w:t>
+      </w:r>
+    </w:p>
+    <w:p>
+      <w:pPr>
+        <w:pStyle w:val="ListParagraph"/>
+        <w:numPr>
+          <w:ilvl w:val="0"/>
+          <w:numId w:val="2"/>
+        </w:numPr>
+        <w:spacing w:after="80"/>
+      </w:pPr>
+      <w:r>
+        <w:rPr>
+          <w:b/>
+          <w:bCs/>
+        </w:rPr>
+        <w:t xml:space="preserve">Anti-summary bias.</w:t>
+      </w:r>
+      <w:r>
+        <w:t xml:space="preserve"> Single-call outputs over-weighted whatever the memo executive summary flagged as risky. Two calls, with Rank working from a clean covenant list, gives the model a chance to actually work through the covenants.</w:t>
+      </w:r>
+    </w:p>
+    <w:p>
+      <w:pPr>
+        <w:pStyle w:val="Heading2"/>
+        <w:spacing w:after="160" w:before="260"/>
+      </w:pPr>
+      <w:r>
+        <w:t xml:space="preserve">4.6 Why we picked two calls</w:t>
+      </w:r>
+    </w:p>
+    <w:p>
+      <w:pPr>
+        <w:spacing w:after="140"/>
+      </w:pPr>
+      <w:r>
+        <w:t xml:space="preserve">If we only tested Meridian, single-call would be defensible — 33% cheaper for 95% of the value. But testing on Deutsche Bank changed the story. A production tool has to work on real memos, not just clean synthetic ones. The 28% completeness gap on Deutsche Bank is unacceptable — it means the tool is quietly dropping guarantor covenants, extension conditions, and reporting requirements that a credit officer would care about.</w:t>
+      </w:r>
+    </w:p>
+    <w:p>
+      <w:pPr>
+        <w:spacing w:after="140"/>
+      </w:pPr>
+      <w:r>
+        <w:rPr>
+          <w:b/>
+          <w:bCs/>
+        </w:rPr>
+        <w:t xml:space="preserve">We picked two calls because the completeness gap widens with memo complexity, and the tool is meant to work on real memos.</w:t>
+      </w:r>
+      <w:r>
+        <w:t xml:space="preserve"> The 41% cost premium buys real value on real memos — value that would only be visible once a reviewer tried a bigger document. Add schema discipline, auditability, and debuggability, and every one of those has real production value.</w:t>
+      </w:r>
+    </w:p>
+    <w:p>
+      <w:pPr>
+        <w:pStyle w:val="Heading2"/>
+        <w:spacing w:after="160" w:before="260"/>
+      </w:pPr>
+      <w:r>
+        <w:t xml:space="preserve">4.7 Cost recovery at scale — prompt caching</w:t>
+      </w:r>
+    </w:p>
+    <w:p>
+      <w:pPr>
+        <w:spacing w:after="140"/>
+      </w:pPr>
+      <w:r>
+        <w:t xml:space="preserve">The 41% cost premium is not a permanent tax. Anthropic offers </w:t>
+      </w:r>
+      <w:r>
+        <w:rPr>
+          <w:b/>
+          <w:bCs/>
+        </w:rPr>
+        <w:t xml:space="preserve">prompt caching</w:t>
+      </w:r>
+      <w:r>
+        <w:t xml:space="preserve">, which recovers most of it with a one-line code change.</w:t>
+      </w:r>
+    </w:p>
+    <w:p>
+      <w:pPr>
+        <w:spacing w:after="140"/>
+      </w:pPr>
+      <w:r>
+        <w:rPr>
+          <w:b/>
+          <w:bCs/>
+        </w:rPr>
+        <w:t xml:space="preserve">How it works.</w:t>
+      </w:r>
+      <w:r>
+        <w:t xml:space="preserve"> On the first call, mark the PDF as cachable. That call pays a </w:t>
+      </w:r>
+      <w:r>
+        <w:rPr>
+          <w:b/>
+          <w:bCs/>
+        </w:rPr>
+        <w:t xml:space="preserve">25% premium</w:t>
+      </w:r>
+      <w:r>
+        <w:t xml:space="preserve"> on the cached portion. Any second call within </w:t>
+      </w:r>
+      <w:r>
+        <w:rPr>
+          <w:b/>
+          <w:bCs/>
+        </w:rPr>
+        <w:t xml:space="preserve">5 minutes</w:t>
+      </w:r>
+      <w:r>
+        <w:t xml:space="preserve"> referencing the same cached content pays only </w:t>
+      </w:r>
+      <w:r>
+        <w:rPr>
+          <w:b/>
+          <w:bCs/>
+        </w:rPr>
+        <w:t xml:space="preserve">10% of the normal input price</w:t>
+      </w:r>
+      <w:r>
+        <w:t xml:space="preserve"> on the cached portion. Cache expires after 5 minutes. Our Rank call always fires within a few seconds of Extract, so the cache is always warm.</w:t>
+      </w:r>
+    </w:p>
+    <w:p>
+      <w:pPr>
+        <w:spacing w:after="140"/>
+      </w:pPr>
+      <w:r>
+        <w:rPr>
+          <w:b/>
+          <w:bCs/>
+        </w:rPr>
+        <w:t xml:space="preserve">Cost math on the Deutsche Bank memo:</w:t>
+      </w:r>
+    </w:p>
+    <w:tbl>
+      <w:tblPr>
+        <w:tblW w:type="dxa" w:w="10080"/>
+        <w:tblBorders>
+          <w:top w:val="single" w:color="auto" w:sz="4"/>
+          <w:left w:val="single" w:color="auto" w:sz="4"/>
+          <w:bottom w:val="single" w:color="auto" w:sz="4"/>
+          <w:right w:val="single" w:color="auto" w:sz="4"/>
+          <w:insideH w:val="single" w:color="auto" w:sz="4"/>
+          <w:insideV w:val="single" w:color="auto" w:sz="4"/>
+        </w:tblBorders>
+      </w:tblPr>
+      <w:tblGrid>
+        <w:gridCol w:w="4200"/>
+        <w:gridCol w:w="2940"/>
+        <w:gridCol w:w="2940"/>
+      </w:tblGrid>
+      <w:tr>
+        <w:trPr>
+          <w:tblHeader/>
+        </w:trPr>
+        <w:tc>
+          <w:tcPr>
+            <w:tcW w:type="dxa" w:w="4200"/>
+            <w:tcBorders>
+              <w:top w:val="single" w:color="BFBFBF" w:sz="4"/>
+              <w:left w:val="single" w:color="BFBFBF" w:sz="4"/>
+              <w:bottom w:val="single" w:color="BFBFBF" w:sz="4"/>
+              <w:right w:val="single" w:color="BFBFBF" w:sz="4"/>
+            </w:tcBorders>
+            <w:shd w:fill="E7EEF5" w:val="clear"/>
+            <w:tcMar>
+              <w:top w:type="dxa" w:w="100"/>
+              <w:left w:type="dxa" w:w="140"/>
+              <w:bottom w:type="dxa" w:w="100"/>
+              <w:right w:type="dxa" w:w="140"/>
+            </w:tcMar>
+          </w:tcPr>
+          <w:p>
+            <w:pPr>
+              <w:spacing w:after="40"/>
+            </w:pPr>
+            <w:r>
+              <w:rPr>
+                <w:b/>
+                <w:bCs/>
+                <w:sz w:val="20"/>
+                <w:szCs w:val="20"/>
+              </w:rPr>
+              <w:t xml:space="preserve">Line item</w:t>
+            </w:r>
+          </w:p>
+        </w:tc>
+        <w:tc>
+          <w:tcPr>
+            <w:tcW w:type="dxa" w:w="2940"/>
+            <w:tcBorders>
+              <w:top w:val="single" w:color="BFBFBF" w:sz="4"/>
+              <w:left w:val="single" w:color="BFBFBF" w:sz="4"/>
+              <w:bottom w:val="single" w:color="BFBFBF" w:sz="4"/>
+              <w:right w:val="single" w:color="BFBFBF" w:sz="4"/>
+            </w:tcBorders>
+            <w:shd w:fill="E7EEF5" w:val="clear"/>
+            <w:tcMar>
+              <w:top w:type="dxa" w:w="100"/>
+              <w:left w:type="dxa" w:w="140"/>
+              <w:bottom w:type="dxa" w:w="100"/>
+              <w:right w:type="dxa" w:w="140"/>
+            </w:tcMar>
+          </w:tcPr>
+          <w:p>
+            <w:pPr>
+              <w:spacing w:after="40"/>
+            </w:pPr>
+            <w:r>
+              <w:rPr>
+                <w:b/>
+                <w:bCs/>
+                <w:sz w:val="20"/>
+                <w:szCs w:val="20"/>
+              </w:rPr>
+              <w:t xml:space="preserve">Without caching</w:t>
+            </w:r>
+          </w:p>
+        </w:tc>
+        <w:tc>
+          <w:tcPr>
+            <w:tcW w:type="dxa" w:w="2940"/>
+            <w:tcBorders>
+              <w:top w:val="single" w:color="BFBFBF" w:sz="4"/>
+              <w:left w:val="single" w:color="BFBFBF" w:sz="4"/>
+              <w:bottom w:val="single" w:color="BFBFBF" w:sz="4"/>
+              <w:right w:val="single" w:color="BFBFBF" w:sz="4"/>
+            </w:tcBorders>
+            <w:shd w:fill="E7EEF5" w:val="clear"/>
+            <w:tcMar>
+              <w:top w:type="dxa" w:w="100"/>
+              <w:left w:type="dxa" w:w="140"/>
+              <w:bottom w:type="dxa" w:w="100"/>
+              <w:right w:type="dxa" w:w="140"/>
+            </w:tcMar>
+          </w:tcPr>
+          <w:p>
+            <w:pPr>
+              <w:spacing w:after="40"/>
+            </w:pPr>
+            <w:r>
+              <w:rPr>
+                <w:b/>
+                <w:bCs/>
+                <w:sz w:val="20"/>
+                <w:szCs w:val="20"/>
+              </w:rPr>
+              <w:t xml:space="preserve">With caching</w:t>
+            </w:r>
+          </w:p>
+        </w:tc>
+      </w:tr>
+      <w:tr>
+        <w:trPr>
+          <w:tblHeader w:val="false"/>
+        </w:trPr>
+        <w:tc>
+          <w:tcPr>
+            <w:tcW w:type="dxa" w:w="4200"/>
+            <w:tcBorders>
+              <w:top w:val="single" w:color="BFBFBF" w:sz="4"/>
+              <w:left w:val="single" w:color="BFBFBF" w:sz="4"/>
+              <w:bottom w:val="single" w:color="BFBFBF" w:sz="4"/>
+              <w:right w:val="single" w:color="BFBFBF" w:sz="4"/>
+            </w:tcBorders>
+            <w:tcMar>
+              <w:top w:type="dxa" w:w="100"/>
+              <w:left w:type="dxa" w:w="140"/>
+              <w:bottom w:type="dxa" w:w="100"/>
+              <w:right w:type="dxa" w:w="140"/>
+            </w:tcMar>
+          </w:tcPr>
+          <w:p>
+            <w:pPr>
+              <w:spacing w:after="40"/>
+            </w:pPr>
+            <w:r>
+              <w:t xml:space="preserve">Extract input (PDF ~68K + prompt ~5K)</w:t>
+            </w:r>
+          </w:p>
+        </w:tc>
+        <w:tc>
+          <w:tcPr>
+            <w:tcW w:type="dxa" w:w="2940"/>
+            <w:tcBorders>
+              <w:top w:val="single" w:color="BFBFBF" w:sz="4"/>
+              <w:left w:val="single" w:color="BFBFBF" w:sz="4"/>
+              <w:bottom w:val="single" w:color="BFBFBF" w:sz="4"/>
+              <w:right w:val="single" w:color="BFBFBF" w:sz="4"/>
+            </w:tcBorders>
+            <w:tcMar>
+              <w:top w:type="dxa" w:w="100"/>
+              <w:left w:type="dxa" w:w="140"/>
+              <w:bottom w:type="dxa" w:w="100"/>
+              <w:right w:type="dxa" w:w="140"/>
+            </w:tcMar>
+          </w:tcPr>
+          <w:p>
+            <w:pPr>
+              <w:spacing w:after="40"/>
+            </w:pPr>
+            <w:r>
+              <w:t xml:space="preserve">$0.22</w:t>
+            </w:r>
+          </w:p>
+        </w:tc>
+        <w:tc>
+          <w:tcPr>
+            <w:tcW w:type="dxa" w:w="2940"/>
+            <w:tcBorders>
+              <w:top w:val="single" w:color="BFBFBF" w:sz="4"/>
+              <w:left w:val="single" w:color="BFBFBF" w:sz="4"/>
+              <w:bottom w:val="single" w:color="BFBFBF" w:sz="4"/>
+              <w:right w:val="single" w:color="BFBFBF" w:sz="4"/>
+            </w:tcBorders>
+            <w:tcMar>
+              <w:top w:type="dxa" w:w="100"/>
+              <w:left w:type="dxa" w:w="140"/>
+              <w:bottom w:type="dxa" w:w="100"/>
+              <w:right w:type="dxa" w:w="140"/>
+            </w:tcMar>
+          </w:tcPr>
+          <w:p>
+            <w:pPr>
+              <w:spacing w:after="40"/>
+            </w:pPr>
+            <w:r>
+              <w:t xml:space="preserve">$0.27 (cache-write premium on PDF)</w:t>
+            </w:r>
+          </w:p>
+        </w:tc>
+      </w:tr>
+      <w:tr>
+        <w:trPr>
+          <w:tblHeader w:val="false"/>
+        </w:trPr>
+        <w:tc>
+          <w:tcPr>
+            <w:tcW w:type="dxa" w:w="4200"/>
+            <w:tcBorders>
+              <w:top w:val="single" w:color="BFBFBF" w:sz="4"/>
+              <w:left w:val="single" w:color="BFBFBF" w:sz="4"/>
+              <w:bottom w:val="single" w:color="BFBFBF" w:sz="4"/>
+              <w:right w:val="single" w:color="BFBFBF" w:sz="4"/>
+            </w:tcBorders>
+            <w:shd w:fill="F7F9FC" w:val="clear"/>
+            <w:tcMar>
+              <w:top w:type="dxa" w:w="100"/>
+              <w:left w:type="dxa" w:w="140"/>
+              <w:bottom w:type="dxa" w:w="100"/>
+              <w:right w:type="dxa" w:w="140"/>
+            </w:tcMar>
+          </w:tcPr>
+          <w:p>
+            <w:pPr>
+              <w:spacing w:after="40"/>
+            </w:pPr>
+            <w:r>
+              <w:t xml:space="preserve">Extract output</w:t>
+            </w:r>
+          </w:p>
+        </w:tc>
+        <w:tc>
+          <w:tcPr>
+            <w:tcW w:type="dxa" w:w="2940"/>
+            <w:tcBorders>
+              <w:top w:val="single" w:color="BFBFBF" w:sz="4"/>
+              <w:left w:val="single" w:color="BFBFBF" w:sz="4"/>
+              <w:bottom w:val="single" w:color="BFBFBF" w:sz="4"/>
+              <w:right w:val="single" w:color="BFBFBF" w:sz="4"/>
+            </w:tcBorders>
+            <w:shd w:fill="F7F9FC" w:val="clear"/>
+            <w:tcMar>
+              <w:top w:type="dxa" w:w="100"/>
+              <w:left w:type="dxa" w:w="140"/>
+              <w:bottom w:type="dxa" w:w="100"/>
+              <w:right w:type="dxa" w:w="140"/>
+            </w:tcMar>
+          </w:tcPr>
+          <w:p>
+            <w:pPr>
+              <w:spacing w:after="40"/>
+            </w:pPr>
+            <w:r>
+              <w:t xml:space="preserve">$0.15</w:t>
+            </w:r>
+          </w:p>
+        </w:tc>
+        <w:tc>
+          <w:tcPr>
+            <w:tcW w:type="dxa" w:w="2940"/>
+            <w:tcBorders>
+              <w:top w:val="single" w:color="BFBFBF" w:sz="4"/>
+              <w:left w:val="single" w:color="BFBFBF" w:sz="4"/>
+              <w:bottom w:val="single" w:color="BFBFBF" w:sz="4"/>
+              <w:right w:val="single" w:color="BFBFBF" w:sz="4"/>
+            </w:tcBorders>
+            <w:shd w:fill="F7F9FC" w:val="clear"/>
+            <w:tcMar>
+              <w:top w:type="dxa" w:w="100"/>
+              <w:left w:type="dxa" w:w="140"/>
+              <w:bottom w:type="dxa" w:w="100"/>
+              <w:right w:type="dxa" w:w="140"/>
+            </w:tcMar>
+          </w:tcPr>
+          <w:p>
+            <w:pPr>
+              <w:spacing w:after="40"/>
+            </w:pPr>
+            <w:r>
+              <w:t xml:space="preserve">$0.15</w:t>
+            </w:r>
+          </w:p>
+        </w:tc>
+      </w:tr>
+      <w:tr>
+        <w:trPr>
+          <w:tblHeader w:val="false"/>
+        </w:trPr>
+        <w:tc>
+          <w:tcPr>
+            <w:tcW w:type="dxa" w:w="4200"/>
+            <w:tcBorders>
+              <w:top w:val="single" w:color="BFBFBF" w:sz="4"/>
+              <w:left w:val="single" w:color="BFBFBF" w:sz="4"/>
+              <w:bottom w:val="single" w:color="BFBFBF" w:sz="4"/>
+              <w:right w:val="single" w:color="BFBFBF" w:sz="4"/>
+            </w:tcBorders>
+            <w:tcMar>
+              <w:top w:type="dxa" w:w="100"/>
+              <w:left w:type="dxa" w:w="140"/>
+              <w:bottom w:type="dxa" w:w="100"/>
+              <w:right w:type="dxa" w:w="140"/>
+            </w:tcMar>
+          </w:tcPr>
+          <w:p>
+            <w:pPr>
+              <w:spacing w:after="40"/>
+            </w:pPr>
+            <w:r>
+              <w:t xml:space="preserve">Rank input, cached PDF (~68K)</w:t>
+            </w:r>
+          </w:p>
+        </w:tc>
+        <w:tc>
+          <w:tcPr>
+            <w:tcW w:type="dxa" w:w="2940"/>
+            <w:tcBorders>
+              <w:top w:val="single" w:color="BFBFBF" w:sz="4"/>
+              <w:left w:val="single" w:color="BFBFBF" w:sz="4"/>
+              <w:bottom w:val="single" w:color="BFBFBF" w:sz="4"/>
+              <w:right w:val="single" w:color="BFBFBF" w:sz="4"/>
+            </w:tcBorders>
+            <w:tcMar>
+              <w:top w:type="dxa" w:w="100"/>
+              <w:left w:type="dxa" w:w="140"/>
+              <w:bottom w:type="dxa" w:w="100"/>
+              <w:right w:type="dxa" w:w="140"/>
+            </w:tcMar>
+          </w:tcPr>
+          <w:p>
+            <w:pPr>
+              <w:spacing w:after="40"/>
+            </w:pPr>
+            <w:r>
+              <w:t xml:space="preserve">$0.20</w:t>
+            </w:r>
+          </w:p>
+        </w:tc>
+        <w:tc>
+          <w:tcPr>
+            <w:tcW w:type="dxa" w:w="2940"/>
+            <w:tcBorders>
+              <w:top w:val="single" w:color="BFBFBF" w:sz="4"/>
+              <w:left w:val="single" w:color="BFBFBF" w:sz="4"/>
+              <w:bottom w:val="single" w:color="BFBFBF" w:sz="4"/>
+              <w:right w:val="single" w:color="BFBFBF" w:sz="4"/>
+            </w:tcBorders>
+            <w:tcMar>
+              <w:top w:type="dxa" w:w="100"/>
+              <w:left w:type="dxa" w:w="140"/>
+              <w:bottom w:type="dxa" w:w="100"/>
+              <w:right w:type="dxa" w:w="140"/>
+            </w:tcMar>
+          </w:tcPr>
+          <w:p>
+            <w:pPr>
+              <w:spacing w:after="40"/>
+            </w:pPr>
+            <w:r>
+              <w:rPr>
+                <w:b/>
+                <w:bCs/>
+              </w:rPr>
+              <w:t xml:space="preserve">$0.02</w:t>
+            </w:r>
+            <w:r>
+              <w:t xml:space="preserve"> (90% discount)</w:t>
+            </w:r>
+          </w:p>
+        </w:tc>
+      </w:tr>
+      <w:tr>
+        <w:trPr>
+          <w:tblHeader w:val="false"/>
+        </w:trPr>
+        <w:tc>
+          <w:tcPr>
+            <w:tcW w:type="dxa" w:w="4200"/>
+            <w:tcBorders>
+              <w:top w:val="single" w:color="BFBFBF" w:sz="4"/>
+              <w:left w:val="single" w:color="BFBFBF" w:sz="4"/>
+              <w:bottom w:val="single" w:color="BFBFBF" w:sz="4"/>
+              <w:right w:val="single" w:color="BFBFBF" w:sz="4"/>
+            </w:tcBorders>
+            <w:shd w:fill="F7F9FC" w:val="clear"/>
+            <w:tcMar>
+              <w:top w:type="dxa" w:w="100"/>
+              <w:left w:type="dxa" w:w="140"/>
+              <w:bottom w:type="dxa" w:w="100"/>
+              <w:right w:type="dxa" w:w="140"/>
+            </w:tcMar>
+          </w:tcPr>
+          <w:p>
+            <w:pPr>
+              <w:spacing w:after="40"/>
+            </w:pPr>
+            <w:r>
+              <w:t xml:space="preserve">Rank input, non-cached (covenant list + Rank prompt ~14K)</w:t>
+            </w:r>
+          </w:p>
+        </w:tc>
+        <w:tc>
+          <w:tcPr>
+            <w:tcW w:type="dxa" w:w="2940"/>
+            <w:tcBorders>
+              <w:top w:val="single" w:color="BFBFBF" w:sz="4"/>
+              <w:left w:val="single" w:color="BFBFBF" w:sz="4"/>
+              <w:bottom w:val="single" w:color="BFBFBF" w:sz="4"/>
+              <w:right w:val="single" w:color="BFBFBF" w:sz="4"/>
+            </w:tcBorders>
+            <w:shd w:fill="F7F9FC" w:val="clear"/>
+            <w:tcMar>
+              <w:top w:type="dxa" w:w="100"/>
+              <w:left w:type="dxa" w:w="140"/>
+              <w:bottom w:type="dxa" w:w="100"/>
+              <w:right w:type="dxa" w:w="140"/>
+            </w:tcMar>
+          </w:tcPr>
+          <w:p>
+            <w:pPr>
+              <w:spacing w:after="40"/>
+            </w:pPr>
+            <w:r>
+              <w:t xml:space="preserve">$0.05</w:t>
+            </w:r>
+          </w:p>
+        </w:tc>
+        <w:tc>
+          <w:tcPr>
+            <w:tcW w:type="dxa" w:w="2940"/>
+            <w:tcBorders>
+              <w:top w:val="single" w:color="BFBFBF" w:sz="4"/>
+              <w:left w:val="single" w:color="BFBFBF" w:sz="4"/>
+              <w:bottom w:val="single" w:color="BFBFBF" w:sz="4"/>
+              <w:right w:val="single" w:color="BFBFBF" w:sz="4"/>
+            </w:tcBorders>
+            <w:shd w:fill="F7F9FC" w:val="clear"/>
+            <w:tcMar>
+              <w:top w:type="dxa" w:w="100"/>
+              <w:left w:type="dxa" w:w="140"/>
+              <w:bottom w:type="dxa" w:w="100"/>
+              <w:right w:type="dxa" w:w="140"/>
+            </w:tcMar>
+          </w:tcPr>
+          <w:p>
+            <w:pPr>
+              <w:spacing w:after="40"/>
+            </w:pPr>
+            <w:r>
+              <w:t xml:space="preserve">$0.04</w:t>
+            </w:r>
+          </w:p>
+        </w:tc>
+      </w:tr>
+      <w:tr>
+        <w:trPr>
+          <w:tblHeader w:val="false"/>
+        </w:trPr>
+        <w:tc>
+          <w:tcPr>
+            <w:tcW w:type="dxa" w:w="4200"/>
+            <w:tcBorders>
+              <w:top w:val="single" w:color="BFBFBF" w:sz="4"/>
+              <w:left w:val="single" w:color="BFBFBF" w:sz="4"/>
+              <w:bottom w:val="single" w:color="BFBFBF" w:sz="4"/>
+              <w:right w:val="single" w:color="BFBFBF" w:sz="4"/>
+            </w:tcBorders>
+            <w:tcMar>
+              <w:top w:type="dxa" w:w="100"/>
+              <w:left w:type="dxa" w:w="140"/>
+              <w:bottom w:type="dxa" w:w="100"/>
+              <w:right w:type="dxa" w:w="140"/>
+            </w:tcMar>
+          </w:tcPr>
+          <w:p>
+            <w:pPr>
+              <w:spacing w:after="40"/>
+            </w:pPr>
+            <w:r>
+              <w:t xml:space="preserve">Rank output</w:t>
+            </w:r>
+          </w:p>
+        </w:tc>
+        <w:tc>
+          <w:tcPr>
+            <w:tcW w:type="dxa" w:w="2940"/>
+            <w:tcBorders>
+              <w:top w:val="single" w:color="BFBFBF" w:sz="4"/>
+              <w:left w:val="single" w:color="BFBFBF" w:sz="4"/>
+              <w:bottom w:val="single" w:color="BFBFBF" w:sz="4"/>
+              <w:right w:val="single" w:color="BFBFBF" w:sz="4"/>
+            </w:tcBorders>
+            <w:tcMar>
+              <w:top w:type="dxa" w:w="100"/>
+              <w:left w:type="dxa" w:w="140"/>
+              <w:bottom w:type="dxa" w:w="100"/>
+              <w:right w:type="dxa" w:w="140"/>
+            </w:tcMar>
+          </w:tcPr>
+          <w:p>
+            <w:pPr>
+              <w:spacing w:after="40"/>
+            </w:pPr>
+            <w:r>
+              <w:t xml:space="preserve">$0.01</w:t>
+            </w:r>
+          </w:p>
+        </w:tc>
+        <w:tc>
+          <w:tcPr>
+            <w:tcW w:type="dxa" w:w="2940"/>
+            <w:tcBorders>
+              <w:top w:val="single" w:color="BFBFBF" w:sz="4"/>
+              <w:left w:val="single" w:color="BFBFBF" w:sz="4"/>
+              <w:bottom w:val="single" w:color="BFBFBF" w:sz="4"/>
+              <w:right w:val="single" w:color="BFBFBF" w:sz="4"/>
+            </w:tcBorders>
+            <w:tcMar>
+              <w:top w:type="dxa" w:w="100"/>
+              <w:left w:type="dxa" w:w="140"/>
+              <w:bottom w:type="dxa" w:w="100"/>
+              <w:right w:type="dxa" w:w="140"/>
+            </w:tcMar>
+          </w:tcPr>
+          <w:p>
+            <w:pPr>
+              <w:spacing w:after="40"/>
+            </w:pPr>
+            <w:r>
+              <w:t xml:space="preserve">$0.01</w:t>
+            </w:r>
+          </w:p>
+        </w:tc>
+      </w:tr>
+      <w:tr>
+        <w:trPr>
+          <w:tblHeader w:val="false"/>
+        </w:trPr>
+        <w:tc>
+          <w:tcPr>
+            <w:tcW w:type="dxa" w:w="4200"/>
+            <w:tcBorders>
+              <w:top w:val="single" w:color="BFBFBF" w:sz="4"/>
+              <w:left w:val="single" w:color="BFBFBF" w:sz="4"/>
+              <w:bottom w:val="single" w:color="BFBFBF" w:sz="4"/>
+              <w:right w:val="single" w:color="BFBFBF" w:sz="4"/>
+            </w:tcBorders>
+            <w:shd w:fill="F7F9FC" w:val="clear"/>
+            <w:tcMar>
+              <w:top w:type="dxa" w:w="100"/>
+              <w:left w:type="dxa" w:w="140"/>
+              <w:bottom w:type="dxa" w:w="100"/>
+              <w:right w:type="dxa" w:w="140"/>
+            </w:tcMar>
+          </w:tcPr>
+          <w:p>
+            <w:pPr>
+              <w:spacing w:after="40"/>
+            </w:pPr>
+            <w:r>
+              <w:rPr>
+                <w:b/>
+                <w:bCs/>
+              </w:rPr>
+              <w:t xml:space="preserve">Total per review</w:t>
+            </w:r>
+          </w:p>
+        </w:tc>
+        <w:tc>
+          <w:tcPr>
+            <w:tcW w:type="dxa" w:w="2940"/>
+            <w:tcBorders>
+              <w:top w:val="single" w:color="BFBFBF" w:sz="4"/>
+              <w:left w:val="single" w:color="BFBFBF" w:sz="4"/>
+              <w:bottom w:val="single" w:color="BFBFBF" w:sz="4"/>
+              <w:right w:val="single" w:color="BFBFBF" w:sz="4"/>
+            </w:tcBorders>
+            <w:shd w:fill="F7F9FC" w:val="clear"/>
+            <w:tcMar>
+              <w:top w:type="dxa" w:w="100"/>
+              <w:left w:type="dxa" w:w="140"/>
+              <w:bottom w:type="dxa" w:w="100"/>
+              <w:right w:type="dxa" w:w="140"/>
+            </w:tcMar>
+          </w:tcPr>
+          <w:p>
+            <w:pPr>
+              <w:spacing w:after="40"/>
+            </w:pPr>
+            <w:r>
+              <w:rPr>
+                <w:b/>
+                <w:bCs/>
+              </w:rPr>
+              <w:t xml:space="preserve">$0.63</w:t>
+            </w:r>
+          </w:p>
+        </w:tc>
+        <w:tc>
+          <w:tcPr>
+            <w:tcW w:type="dxa" w:w="2940"/>
+            <w:tcBorders>
+              <w:top w:val="single" w:color="BFBFBF" w:sz="4"/>
+              <w:left w:val="single" w:color="BFBFBF" w:sz="4"/>
+              <w:bottom w:val="single" w:color="BFBFBF" w:sz="4"/>
+              <w:right w:val="single" w:color="BFBFBF" w:sz="4"/>
+            </w:tcBorders>
+            <w:shd w:fill="F7F9FC" w:val="clear"/>
+            <w:tcMar>
+              <w:top w:type="dxa" w:w="100"/>
+              <w:left w:type="dxa" w:w="140"/>
+              <w:bottom w:type="dxa" w:w="100"/>
+              <w:right w:type="dxa" w:w="140"/>
+            </w:tcMar>
+          </w:tcPr>
+          <w:p>
+            <w:pPr>
+              <w:spacing w:after="40"/>
+            </w:pPr>
+            <w:r>
+              <w:rPr>
+                <w:b/>
+                <w:bCs/>
+              </w:rPr>
+              <w:t xml:space="preserve">~$0.49</w:t>
+            </w:r>
+          </w:p>
+        </w:tc>
+      </w:tr>
+    </w:tbl>
+    <w:p>
+      <w:pPr>
+        <w:spacing w:after="140"/>
+      </w:pPr>
+      <w:r>
+        <w:rPr>
+          <w:b/>
+          <w:bCs/>
+        </w:rPr>
+        <w:t xml:space="preserve">Result:</w:t>
+      </w:r>
+      <w:r>
+        <w:t xml:space="preserve"> two calls with caching enabled costs about </w:t>
+      </w:r>
+      <w:r>
+        <w:rPr>
+          <w:b/>
+          <w:bCs/>
+        </w:rPr>
+        <w:t xml:space="preserve">$0.49 per review</w:t>
+      </w:r>
+      <w:r>
+        <w:t xml:space="preserve"> on a DB-sized memo. Single-call was $0.37. The gap narrows from 41% down to about 24% — and two calls keeps its completeness, schema discipline, auditability, and debuggability advantages.</w:t>
+      </w:r>
+    </w:p>
+    <w:p>
+      <w:pPr>
+        <w:spacing w:after="140"/>
+      </w:pPr>
+      <w:r>
+        <w:t xml:space="preserve">On smaller memos (Meridian-sized), caching saves about 15% — smaller absolute dollars but the same proportional recovery.</w:t>
+      </w:r>
+    </w:p>
+    <w:p>
+      <w:pPr>
+        <w:spacing w:after="140"/>
+      </w:pPr>
+      <w:r>
+        <w:rPr>
+          <w:b/>
+          <w:bCs/>
+        </w:rPr>
+        <w:t xml:space="preserve">Implementation cost:</w:t>
+      </w:r>
+      <w:r>
+        <w:t xml:space="preserve"> one field on one Python dict. In </w:t>
+      </w:r>
+      <w:r>
+        <w:rPr>
+          <w:rFonts w:ascii="Menlo" w:cs="Menlo" w:eastAsia="Menlo" w:hAnsi="Menlo"/>
+          <w:sz w:val="20"/>
+          <w:szCs w:val="20"/>
+        </w:rPr>
+        <w:t xml:space="preserve">src/review.py</w:t>
+      </w:r>
+      <w:r>
+        <w:t xml:space="preserve">, the </w:t>
+      </w:r>
+      <w:r>
+        <w:rPr>
+          <w:rFonts w:ascii="Menlo" w:cs="Menlo" w:eastAsia="Menlo" w:hAnsi="Menlo"/>
+          <w:sz w:val="20"/>
+          <w:szCs w:val="20"/>
+        </w:rPr>
+        <w:t xml:space="preserve">_pdf_document_block()</w:t>
+      </w:r>
+      <w:r>
+        <w:t xml:space="preserve"> helper would grow one line — </w:t>
+      </w:r>
+      <w:r>
+        <w:rPr>
+          <w:rFonts w:ascii="Menlo" w:cs="Menlo" w:eastAsia="Menlo" w:hAnsi="Menlo"/>
+          <w:sz w:val="20"/>
+          <w:szCs w:val="20"/>
+        </w:rPr>
+        <w:t xml:space="preserve">cache_control: {type: "ephemeral"}</w:t>
+      </w:r>
+      <w:r>
+        <w:t xml:space="preserve"> — added to the document source. Everything else stays identical.</w:t>
+      </w:r>
+    </w:p>
+    <w:p>
+      <w:pPr>
+        <w:spacing w:after="140"/>
+      </w:pPr>
+      <w:r>
+        <w:t xml:space="preserve">We have not shipped caching in the POC because at demo volume ($0.15-0.63 per review, 20-30 runs a day) the absolute savings do not justify the extra thing to explain in the walkthrough. It is the first optimisation we would add before going to production volume.</w:t>
+      </w:r>
+    </w:p>
+    <w:p>
+      <w:pPr>
+        <w:pStyle w:val="Heading2"/>
+        <w:spacing w:after="160" w:before="260"/>
+      </w:pPr>
+      <w:r>
+        <w:t xml:space="preserve">4.8 Summary of the trade-off</w:t>
+      </w:r>
+    </w:p>
+    <w:tbl>
+      <w:tblPr>
+        <w:tblW w:type="dxa" w:w="10080"/>
+        <w:tblBorders>
+          <w:top w:val="single" w:color="auto" w:sz="4"/>
+          <w:left w:val="single" w:color="auto" w:sz="4"/>
+          <w:bottom w:val="single" w:color="auto" w:sz="4"/>
+          <w:right w:val="single" w:color="auto" w:sz="4"/>
+          <w:insideH w:val="single" w:color="auto" w:sz="4"/>
+          <w:insideV w:val="single" w:color="auto" w:sz="4"/>
+        </w:tblBorders>
+      </w:tblPr>
+      <w:tblGrid>
+        <w:gridCol w:w="3200"/>
+        <w:gridCol w:w="2280"/>
+        <w:gridCol w:w="2280"/>
+        <w:gridCol w:w="2320"/>
+      </w:tblGrid>
+      <w:tr>
+        <w:trPr>
+          <w:tblHeader/>
+        </w:trPr>
+        <w:tc>
+          <w:tcPr>
+            <w:tcW w:type="dxa" w:w="3200"/>
+            <w:tcBorders>
+              <w:top w:val="single" w:color="BFBFBF" w:sz="4"/>
+              <w:left w:val="single" w:color="BFBFBF" w:sz="4"/>
+              <w:bottom w:val="single" w:color="BFBFBF" w:sz="4"/>
+              <w:right w:val="single" w:color="BFBFBF" w:sz="4"/>
+            </w:tcBorders>
+            <w:shd w:fill="E7EEF5" w:val="clear"/>
+            <w:tcMar>
+              <w:top w:type="dxa" w:w="100"/>
+              <w:left w:type="dxa" w:w="140"/>
+              <w:bottom w:type="dxa" w:w="100"/>
+              <w:right w:type="dxa" w:w="140"/>
+            </w:tcMar>
+          </w:tcPr>
+          <w:p>
+            <w:pPr>
+              <w:spacing w:after="40"/>
+            </w:pPr>
+            <w:r>
+              <w:rPr>
+                <w:b/>
+                <w:bCs/>
+                <w:sz w:val="20"/>
+                <w:szCs w:val="20"/>
+              </w:rPr>
+              <w:t xml:space="preserve"/>
+            </w:r>
+          </w:p>
+        </w:tc>
+        <w:tc>
+          <w:tcPr>
+            <w:tcW w:type="dxa" w:w="2280"/>
+            <w:tcBorders>
+              <w:top w:val="single" w:color="BFBFBF" w:sz="4"/>
+              <w:left w:val="single" w:color="BFBFBF" w:sz="4"/>
+              <w:bottom w:val="single" w:color="BFBFBF" w:sz="4"/>
+              <w:right w:val="single" w:color="BFBFBF" w:sz="4"/>
+            </w:tcBorders>
+            <w:shd w:fill="E7EEF5" w:val="clear"/>
+            <w:tcMar>
+              <w:top w:type="dxa" w:w="100"/>
+              <w:left w:type="dxa" w:w="140"/>
+              <w:bottom w:type="dxa" w:w="100"/>
+              <w:right w:type="dxa" w:w="140"/>
+            </w:tcMar>
+          </w:tcPr>
+          <w:p>
+            <w:pPr>
+              <w:spacing w:after="40"/>
+            </w:pPr>
+            <w:r>
+              <w:rPr>
+                <w:b/>
+                <w:bCs/>
+                <w:sz w:val="20"/>
+                <w:szCs w:val="20"/>
+              </w:rPr>
+              <w:t xml:space="preserve">Two calls (chosen)</w:t>
+            </w:r>
+          </w:p>
+        </w:tc>
+        <w:tc>
+          <w:tcPr>
+            <w:tcW w:type="dxa" w:w="2280"/>
+            <w:tcBorders>
+              <w:top w:val="single" w:color="BFBFBF" w:sz="4"/>
+              <w:left w:val="single" w:color="BFBFBF" w:sz="4"/>
+              <w:bottom w:val="single" w:color="BFBFBF" w:sz="4"/>
+              <w:right w:val="single" w:color="BFBFBF" w:sz="4"/>
+            </w:tcBorders>
+            <w:shd w:fill="E7EEF5" w:val="clear"/>
+            <w:tcMar>
+              <w:top w:type="dxa" w:w="100"/>
+              <w:left w:type="dxa" w:w="140"/>
+              <w:bottom w:type="dxa" w:w="100"/>
+              <w:right w:type="dxa" w:w="140"/>
+            </w:tcMar>
+          </w:tcPr>
+          <w:p>
+            <w:pPr>
+              <w:spacing w:after="40"/>
+            </w:pPr>
+            <w:r>
+              <w:rPr>
+                <w:b/>
+                <w:bCs/>
+                <w:sz w:val="20"/>
+                <w:szCs w:val="20"/>
+              </w:rPr>
+              <w:t xml:space="preserve">Single call</w:t>
+            </w:r>
+          </w:p>
+        </w:tc>
+        <w:tc>
+          <w:tcPr>
+            <w:tcW w:type="dxa" w:w="2320"/>
+            <w:tcBorders>
+              <w:top w:val="single" w:color="BFBFBF" w:sz="4"/>
+              <w:left w:val="single" w:color="BFBFBF" w:sz="4"/>
+              <w:bottom w:val="single" w:color="BFBFBF" w:sz="4"/>
+              <w:right w:val="single" w:color="BFBFBF" w:sz="4"/>
+            </w:tcBorders>
+            <w:shd w:fill="E7EEF5" w:val="clear"/>
+            <w:tcMar>
+              <w:top w:type="dxa" w:w="100"/>
+              <w:left w:type="dxa" w:w="140"/>
+              <w:bottom w:type="dxa" w:w="100"/>
+              <w:right w:type="dxa" w:w="140"/>
+            </w:tcMar>
+          </w:tcPr>
+          <w:p>
+            <w:pPr>
+              <w:spacing w:after="40"/>
+            </w:pPr>
+            <w:r>
+              <w:rPr>
+                <w:b/>
+                <w:bCs/>
+                <w:sz w:val="20"/>
+                <w:szCs w:val="20"/>
+              </w:rPr>
+              <w:t xml:space="preserve">Two calls + caching</w:t>
+            </w:r>
+          </w:p>
+        </w:tc>
+      </w:tr>
+      <w:tr>
+        <w:trPr>
+          <w:tblHeader w:val="false"/>
+        </w:trPr>
+        <w:tc>
+          <w:tcPr>
+            <w:tcW w:type="dxa" w:w="3200"/>
+            <w:tcBorders>
+              <w:top w:val="single" w:color="BFBFBF" w:sz="4"/>
+              <w:left w:val="single" w:color="BFBFBF" w:sz="4"/>
+              <w:bottom w:val="single" w:color="BFBFBF" w:sz="4"/>
+              <w:right w:val="single" w:color="BFBFBF" w:sz="4"/>
+            </w:tcBorders>
+            <w:tcMar>
+              <w:top w:type="dxa" w:w="100"/>
+              <w:left w:type="dxa" w:w="140"/>
+              <w:bottom w:type="dxa" w:w="100"/>
+              <w:right w:type="dxa" w:w="140"/>
+            </w:tcMar>
+          </w:tcPr>
+          <w:p>
+            <w:pPr>
+              <w:spacing w:after="40"/>
+            </w:pPr>
+            <w:r>
+              <w:t xml:space="preserve">Covenants completeness on real memos</w:t>
+            </w:r>
+          </w:p>
+        </w:tc>
+        <w:tc>
+          <w:tcPr>
+            <w:tcW w:type="dxa" w:w="2280"/>
+            <w:tcBorders>
+              <w:top w:val="single" w:color="BFBFBF" w:sz="4"/>
+              <w:left w:val="single" w:color="BFBFBF" w:sz="4"/>
+              <w:bottom w:val="single" w:color="BFBFBF" w:sz="4"/>
+              <w:right w:val="single" w:color="BFBFBF" w:sz="4"/>
+            </w:tcBorders>
+            <w:tcMar>
+              <w:top w:type="dxa" w:w="100"/>
+              <w:left w:type="dxa" w:w="140"/>
+              <w:bottom w:type="dxa" w:w="100"/>
+              <w:right w:type="dxa" w:w="140"/>
+            </w:tcMar>
+          </w:tcPr>
+          <w:p>
+            <w:pPr>
+              <w:spacing w:after="40"/>
+            </w:pPr>
+            <w:r>
+              <w:t xml:space="preserve">Full (50/50 on DB)</w:t>
+            </w:r>
+          </w:p>
+        </w:tc>
+        <w:tc>
+          <w:tcPr>
+            <w:tcW w:type="dxa" w:w="2280"/>
+            <w:tcBorders>
+              <w:top w:val="single" w:color="BFBFBF" w:sz="4"/>
+              <w:left w:val="single" w:color="BFBFBF" w:sz="4"/>
+              <w:bottom w:val="single" w:color="BFBFBF" w:sz="4"/>
+              <w:right w:val="single" w:color="BFBFBF" w:sz="4"/>
+            </w:tcBorders>
+            <w:tcMar>
+              <w:top w:type="dxa" w:w="100"/>
+              <w:left w:type="dxa" w:w="140"/>
+              <w:bottom w:type="dxa" w:w="100"/>
+              <w:right w:type="dxa" w:w="140"/>
+            </w:tcMar>
+          </w:tcPr>
+          <w:p>
+            <w:pPr>
+              <w:spacing w:after="40"/>
+            </w:pPr>
+            <w:r>
+              <w:t xml:space="preserve">−28% (36/50 on DB)</w:t>
+            </w:r>
+          </w:p>
+        </w:tc>
+        <w:tc>
+          <w:tcPr>
+            <w:tcW w:type="dxa" w:w="2320"/>
+            <w:tcBorders>
+              <w:top w:val="single" w:color="BFBFBF" w:sz="4"/>
+              <w:left w:val="single" w:color="BFBFBF" w:sz="4"/>
+              <w:bottom w:val="single" w:color="BFBFBF" w:sz="4"/>
+              <w:right w:val="single" w:color="BFBFBF" w:sz="4"/>
+            </w:tcBorders>
+            <w:tcMar>
+              <w:top w:type="dxa" w:w="100"/>
+              <w:left w:type="dxa" w:w="140"/>
+              <w:bottom w:type="dxa" w:w="100"/>
+              <w:right w:type="dxa" w:w="140"/>
+            </w:tcMar>
+          </w:tcPr>
+          <w:p>
+            <w:pPr>
+              <w:spacing w:after="40"/>
+            </w:pPr>
+            <w:r>
+              <w:t xml:space="preserve">Full</w:t>
+            </w:r>
+          </w:p>
+        </w:tc>
+      </w:tr>
+      <w:tr>
+        <w:trPr>
+          <w:tblHeader w:val="false"/>
+        </w:trPr>
+        <w:tc>
+          <w:tcPr>
+            <w:tcW w:type="dxa" w:w="3200"/>
+            <w:tcBorders>
+              <w:top w:val="single" w:color="BFBFBF" w:sz="4"/>
+              <w:left w:val="single" w:color="BFBFBF" w:sz="4"/>
+              <w:bottom w:val="single" w:color="BFBFBF" w:sz="4"/>
+              <w:right w:val="single" w:color="BFBFBF" w:sz="4"/>
+            </w:tcBorders>
+            <w:shd w:fill="F7F9FC" w:val="clear"/>
+            <w:tcMar>
+              <w:top w:type="dxa" w:w="100"/>
+              <w:left w:type="dxa" w:w="140"/>
+              <w:bottom w:type="dxa" w:w="100"/>
+              <w:right w:type="dxa" w:w="140"/>
+            </w:tcMar>
+          </w:tcPr>
+          <w:p>
+            <w:pPr>
+              <w:spacing w:after="40"/>
+            </w:pPr>
+            <w:r>
+              <w:t xml:space="preserve">Top-3 accuracy</w:t>
+            </w:r>
+          </w:p>
+        </w:tc>
+        <w:tc>
+          <w:tcPr>
+            <w:tcW w:type="dxa" w:w="2280"/>
+            <w:tcBorders>
+              <w:top w:val="single" w:color="BFBFBF" w:sz="4"/>
+              <w:left w:val="single" w:color="BFBFBF" w:sz="4"/>
+              <w:bottom w:val="single" w:color="BFBFBF" w:sz="4"/>
+              <w:right w:val="single" w:color="BFBFBF" w:sz="4"/>
+            </w:tcBorders>
+            <w:shd w:fill="F7F9FC" w:val="clear"/>
+            <w:tcMar>
+              <w:top w:type="dxa" w:w="100"/>
+              <w:left w:type="dxa" w:w="140"/>
+              <w:bottom w:type="dxa" w:w="100"/>
+              <w:right w:type="dxa" w:w="140"/>
+            </w:tcMar>
+          </w:tcPr>
+          <w:p>
+            <w:pPr>
+              <w:spacing w:after="40"/>
+            </w:pPr>
+            <w:r>
+              <w:t xml:space="preserve">✓</w:t>
+            </w:r>
+          </w:p>
+        </w:tc>
+        <w:tc>
+          <w:tcPr>
+            <w:tcW w:type="dxa" w:w="2280"/>
+            <w:tcBorders>
+              <w:top w:val="single" w:color="BFBFBF" w:sz="4"/>
+              <w:left w:val="single" w:color="BFBFBF" w:sz="4"/>
+              <w:bottom w:val="single" w:color="BFBFBF" w:sz="4"/>
+              <w:right w:val="single" w:color="BFBFBF" w:sz="4"/>
+            </w:tcBorders>
+            <w:shd w:fill="F7F9FC" w:val="clear"/>
+            <w:tcMar>
+              <w:top w:type="dxa" w:w="100"/>
+              <w:left w:type="dxa" w:w="140"/>
+              <w:bottom w:type="dxa" w:w="100"/>
+              <w:right w:type="dxa" w:w="140"/>
+            </w:tcMar>
+          </w:tcPr>
+          <w:p>
+            <w:pPr>
+              <w:spacing w:after="40"/>
+            </w:pPr>
+            <w:r>
+              <w:t xml:space="preserve">✓</w:t>
+            </w:r>
+          </w:p>
+        </w:tc>
+        <w:tc>
+          <w:tcPr>
+            <w:tcW w:type="dxa" w:w="2320"/>
+            <w:tcBorders>
+              <w:top w:val="single" w:color="BFBFBF" w:sz="4"/>
+              <w:left w:val="single" w:color="BFBFBF" w:sz="4"/>
+              <w:bottom w:val="single" w:color="BFBFBF" w:sz="4"/>
+              <w:right w:val="single" w:color="BFBFBF" w:sz="4"/>
+            </w:tcBorders>
+            <w:shd w:fill="F7F9FC" w:val="clear"/>
+            <w:tcMar>
+              <w:top w:type="dxa" w:w="100"/>
+              <w:left w:type="dxa" w:w="140"/>
+              <w:bottom w:type="dxa" w:w="100"/>
+              <w:right w:type="dxa" w:w="140"/>
+            </w:tcMar>
+          </w:tcPr>
+          <w:p>
+            <w:pPr>
+              <w:spacing w:after="40"/>
+            </w:pPr>
+            <w:r>
+              <w:t xml:space="preserve">✓</w:t>
+            </w:r>
+          </w:p>
+        </w:tc>
+      </w:tr>
+      <w:tr>
+        <w:trPr>
+          <w:tblHeader w:val="false"/>
+        </w:trPr>
+        <w:tc>
+          <w:tcPr>
+            <w:tcW w:type="dxa" w:w="3200"/>
+            <w:tcBorders>
+              <w:top w:val="single" w:color="BFBFBF" w:sz="4"/>
+              <w:left w:val="single" w:color="BFBFBF" w:sz="4"/>
+              <w:bottom w:val="single" w:color="BFBFBF" w:sz="4"/>
+              <w:right w:val="single" w:color="BFBFBF" w:sz="4"/>
+            </w:tcBorders>
+            <w:tcMar>
+              <w:top w:type="dxa" w:w="100"/>
+              <w:left w:type="dxa" w:w="140"/>
+              <w:bottom w:type="dxa" w:w="100"/>
+              <w:right w:type="dxa" w:w="140"/>
+            </w:tcMar>
+          </w:tcPr>
+          <w:p>
+            <w:pPr>
+              <w:spacing w:after="40"/>
+            </w:pPr>
+            <w:r>
+              <w:t xml:space="preserve">Schema / enum compliance</w:t>
+            </w:r>
+          </w:p>
+        </w:tc>
+        <w:tc>
+          <w:tcPr>
+            <w:tcW w:type="dxa" w:w="2280"/>
+            <w:tcBorders>
+              <w:top w:val="single" w:color="BFBFBF" w:sz="4"/>
+              <w:left w:val="single" w:color="BFBFBF" w:sz="4"/>
+              <w:bottom w:val="single" w:color="BFBFBF" w:sz="4"/>
+              <w:right w:val="single" w:color="BFBFBF" w:sz="4"/>
+            </w:tcBorders>
+            <w:tcMar>
+              <w:top w:type="dxa" w:w="100"/>
+              <w:left w:type="dxa" w:w="140"/>
+              <w:bottom w:type="dxa" w:w="100"/>
+              <w:right w:type="dxa" w:w="140"/>
+            </w:tcMar>
+          </w:tcPr>
+          <w:p>
+            <w:pPr>
+              <w:spacing w:after="40"/>
+            </w:pPr>
+            <w:r>
+              <w:t xml:space="preserve">✓</w:t>
+            </w:r>
+          </w:p>
+        </w:tc>
+        <w:tc>
+          <w:tcPr>
+            <w:tcW w:type="dxa" w:w="2280"/>
+            <w:tcBorders>
+              <w:top w:val="single" w:color="BFBFBF" w:sz="4"/>
+              <w:left w:val="single" w:color="BFBFBF" w:sz="4"/>
+              <w:bottom w:val="single" w:color="BFBFBF" w:sz="4"/>
+              <w:right w:val="single" w:color="BFBFBF" w:sz="4"/>
+            </w:tcBorders>
+            <w:tcMar>
+              <w:top w:type="dxa" w:w="100"/>
+              <w:left w:type="dxa" w:w="140"/>
+              <w:bottom w:type="dxa" w:w="100"/>
+              <w:right w:type="dxa" w:w="140"/>
+            </w:tcMar>
+          </w:tcPr>
+          <w:p>
+            <w:pPr>
+              <w:spacing w:after="40"/>
+            </w:pPr>
+            <w:r>
+              <w:t xml:space="preserve">✗</w:t>
+            </w:r>
+          </w:p>
+        </w:tc>
+        <w:tc>
+          <w:tcPr>
+            <w:tcW w:type="dxa" w:w="2320"/>
+            <w:tcBorders>
+              <w:top w:val="single" w:color="BFBFBF" w:sz="4"/>
+              <w:left w:val="single" w:color="BFBFBF" w:sz="4"/>
+              <w:bottom w:val="single" w:color="BFBFBF" w:sz="4"/>
+              <w:right w:val="single" w:color="BFBFBF" w:sz="4"/>
+            </w:tcBorders>
+            <w:tcMar>
+              <w:top w:type="dxa" w:w="100"/>
+              <w:left w:type="dxa" w:w="140"/>
+              <w:bottom w:type="dxa" w:w="100"/>
+              <w:right w:type="dxa" w:w="140"/>
+            </w:tcMar>
+          </w:tcPr>
+          <w:p>
+            <w:pPr>
+              <w:spacing w:after="40"/>
+            </w:pPr>
+            <w:r>
+              <w:t xml:space="preserve">✓</w:t>
+            </w:r>
+          </w:p>
+        </w:tc>
+      </w:tr>
+      <w:tr>
+        <w:trPr>
+          <w:tblHeader w:val="false"/>
+        </w:trPr>
+        <w:tc>
+          <w:tcPr>
+            <w:tcW w:type="dxa" w:w="3200"/>
+            <w:tcBorders>
+              <w:top w:val="single" w:color="BFBFBF" w:sz="4"/>
+              <w:left w:val="single" w:color="BFBFBF" w:sz="4"/>
+              <w:bottom w:val="single" w:color="BFBFBF" w:sz="4"/>
+              <w:right w:val="single" w:color="BFBFBF" w:sz="4"/>
+            </w:tcBorders>
+            <w:shd w:fill="F7F9FC" w:val="clear"/>
+            <w:tcMar>
+              <w:top w:type="dxa" w:w="100"/>
+              <w:left w:type="dxa" w:w="140"/>
+              <w:bottom w:type="dxa" w:w="100"/>
+              <w:right w:type="dxa" w:w="140"/>
+            </w:tcMar>
+          </w:tcPr>
+          <w:p>
+            <w:pPr>
+              <w:spacing w:after="40"/>
+            </w:pPr>
+            <w:r>
+              <w:t xml:space="preserve">Cost per review (DB scale)</w:t>
+            </w:r>
+          </w:p>
+        </w:tc>
+        <w:tc>
+          <w:tcPr>
+            <w:tcW w:type="dxa" w:w="2280"/>
+            <w:tcBorders>
+              <w:top w:val="single" w:color="BFBFBF" w:sz="4"/>
+              <w:left w:val="single" w:color="BFBFBF" w:sz="4"/>
+              <w:bottom w:val="single" w:color="BFBFBF" w:sz="4"/>
+              <w:right w:val="single" w:color="BFBFBF" w:sz="4"/>
+            </w:tcBorders>
+            <w:shd w:fill="F7F9FC" w:val="clear"/>
+            <w:tcMar>
+              <w:top w:type="dxa" w:w="100"/>
+              <w:left w:type="dxa" w:w="140"/>
+              <w:bottom w:type="dxa" w:w="100"/>
+              <w:right w:type="dxa" w:w="140"/>
+            </w:tcMar>
+          </w:tcPr>
+          <w:p>
+            <w:pPr>
+              <w:spacing w:after="40"/>
+            </w:pPr>
+            <w:r>
+              <w:t xml:space="preserve">$0.63</w:t>
+            </w:r>
+          </w:p>
+        </w:tc>
+        <w:tc>
+          <w:tcPr>
+            <w:tcW w:type="dxa" w:w="2280"/>
+            <w:tcBorders>
+              <w:top w:val="single" w:color="BFBFBF" w:sz="4"/>
+              <w:left w:val="single" w:color="BFBFBF" w:sz="4"/>
+              <w:bottom w:val="single" w:color="BFBFBF" w:sz="4"/>
+              <w:right w:val="single" w:color="BFBFBF" w:sz="4"/>
+            </w:tcBorders>
+            <w:shd w:fill="F7F9FC" w:val="clear"/>
+            <w:tcMar>
+              <w:top w:type="dxa" w:w="100"/>
+              <w:left w:type="dxa" w:w="140"/>
+              <w:bottom w:type="dxa" w:w="100"/>
+              <w:right w:type="dxa" w:w="140"/>
+            </w:tcMar>
+          </w:tcPr>
+          <w:p>
+            <w:pPr>
+              <w:spacing w:after="40"/>
+            </w:pPr>
+            <w:r>
+              <w:t xml:space="preserve">$0.37</w:t>
+            </w:r>
+          </w:p>
+        </w:tc>
+        <w:tc>
+          <w:tcPr>
+            <w:tcW w:type="dxa" w:w="2320"/>
+            <w:tcBorders>
+              <w:top w:val="single" w:color="BFBFBF" w:sz="4"/>
+              <w:left w:val="single" w:color="BFBFBF" w:sz="4"/>
+              <w:bottom w:val="single" w:color="BFBFBF" w:sz="4"/>
+              <w:right w:val="single" w:color="BFBFBF" w:sz="4"/>
+            </w:tcBorders>
+            <w:shd w:fill="F7F9FC" w:val="clear"/>
+            <w:tcMar>
+              <w:top w:type="dxa" w:w="100"/>
+              <w:left w:type="dxa" w:w="140"/>
+              <w:bottom w:type="dxa" w:w="100"/>
+              <w:right w:type="dxa" w:w="140"/>
+            </w:tcMar>
+          </w:tcPr>
+          <w:p>
+            <w:pPr>
+              <w:spacing w:after="40"/>
+            </w:pPr>
+            <w:r>
+              <w:t xml:space="preserve">~$0.49</w:t>
+            </w:r>
+          </w:p>
+        </w:tc>
+      </w:tr>
+      <w:tr>
+        <w:trPr>
+          <w:tblHeader w:val="false"/>
+        </w:trPr>
+        <w:tc>
+          <w:tcPr>
+            <w:tcW w:type="dxa" w:w="3200"/>
+            <w:tcBorders>
+              <w:top w:val="single" w:color="BFBFBF" w:sz="4"/>
+              <w:left w:val="single" w:color="BFBFBF" w:sz="4"/>
+              <w:bottom w:val="single" w:color="BFBFBF" w:sz="4"/>
+              <w:right w:val="single" w:color="BFBFBF" w:sz="4"/>
+            </w:tcBorders>
+            <w:tcMar>
+              <w:top w:type="dxa" w:w="100"/>
+              <w:left w:type="dxa" w:w="140"/>
+              <w:bottom w:type="dxa" w:w="100"/>
+              <w:right w:type="dxa" w:w="140"/>
+            </w:tcMar>
+          </w:tcPr>
+          <w:p>
+            <w:pPr>
+              <w:spacing w:after="40"/>
+            </w:pPr>
+            <w:r>
+              <w:t xml:space="preserve">Auditable intermediate covenant list</w:t>
+            </w:r>
+          </w:p>
+        </w:tc>
+        <w:tc>
+          <w:tcPr>
+            <w:tcW w:type="dxa" w:w="2280"/>
+            <w:tcBorders>
+              <w:top w:val="single" w:color="BFBFBF" w:sz="4"/>
+              <w:left w:val="single" w:color="BFBFBF" w:sz="4"/>
+              <w:bottom w:val="single" w:color="BFBFBF" w:sz="4"/>
+              <w:right w:val="single" w:color="BFBFBF" w:sz="4"/>
+            </w:tcBorders>
+            <w:tcMar>
+              <w:top w:type="dxa" w:w="100"/>
+              <w:left w:type="dxa" w:w="140"/>
+              <w:bottom w:type="dxa" w:w="100"/>
+              <w:right w:type="dxa" w:w="140"/>
+            </w:tcMar>
+          </w:tcPr>
+          <w:p>
+            <w:pPr>
+              <w:spacing w:after="40"/>
+            </w:pPr>
+            <w:r>
+              <w:t xml:space="preserve">✓</w:t>
+            </w:r>
+          </w:p>
+        </w:tc>
+        <w:tc>
+          <w:tcPr>
+            <w:tcW w:type="dxa" w:w="2280"/>
+            <w:tcBorders>
+              <w:top w:val="single" w:color="BFBFBF" w:sz="4"/>
+              <w:left w:val="single" w:color="BFBFBF" w:sz="4"/>
+              <w:bottom w:val="single" w:color="BFBFBF" w:sz="4"/>
+              <w:right w:val="single" w:color="BFBFBF" w:sz="4"/>
+            </w:tcBorders>
+            <w:tcMar>
+              <w:top w:type="dxa" w:w="100"/>
+              <w:left w:type="dxa" w:w="140"/>
+              <w:bottom w:type="dxa" w:w="100"/>
+              <w:right w:type="dxa" w:w="140"/>
+            </w:tcMar>
+          </w:tcPr>
+          <w:p>
+            <w:pPr>
+              <w:spacing w:after="40"/>
+            </w:pPr>
+            <w:r>
+              <w:t xml:space="preserve">✗</w:t>
+            </w:r>
+          </w:p>
+        </w:tc>
+        <w:tc>
+          <w:tcPr>
+            <w:tcW w:type="dxa" w:w="2320"/>
+            <w:tcBorders>
+              <w:top w:val="single" w:color="BFBFBF" w:sz="4"/>
+              <w:left w:val="single" w:color="BFBFBF" w:sz="4"/>
+              <w:bottom w:val="single" w:color="BFBFBF" w:sz="4"/>
+              <w:right w:val="single" w:color="BFBFBF" w:sz="4"/>
+            </w:tcBorders>
+            <w:tcMar>
+              <w:top w:type="dxa" w:w="100"/>
+              <w:left w:type="dxa" w:w="140"/>
+              <w:bottom w:type="dxa" w:w="100"/>
+              <w:right w:type="dxa" w:w="140"/>
+            </w:tcMar>
+          </w:tcPr>
+          <w:p>
+            <w:pPr>
+              <w:spacing w:after="40"/>
+            </w:pPr>
+            <w:r>
+              <w:t xml:space="preserve">✓</w:t>
+            </w:r>
+          </w:p>
+        </w:tc>
+      </w:tr>
+      <w:tr>
+        <w:trPr>
+          <w:tblHeader w:val="false"/>
+        </w:trPr>
+        <w:tc>
+          <w:tcPr>
+            <w:tcW w:type="dxa" w:w="3200"/>
+            <w:tcBorders>
+              <w:top w:val="single" w:color="BFBFBF" w:sz="4"/>
+              <w:left w:val="single" w:color="BFBFBF" w:sz="4"/>
+              <w:bottom w:val="single" w:color="BFBFBF" w:sz="4"/>
+              <w:right w:val="single" w:color="BFBFBF" w:sz="4"/>
+            </w:tcBorders>
+            <w:shd w:fill="F7F9FC" w:val="clear"/>
+            <w:tcMar>
+              <w:top w:type="dxa" w:w="100"/>
+              <w:left w:type="dxa" w:w="140"/>
+              <w:bottom w:type="dxa" w:w="100"/>
+              <w:right w:type="dxa" w:w="140"/>
+            </w:tcMar>
+          </w:tcPr>
+          <w:p>
+            <w:pPr>
+              <w:spacing w:after="40"/>
+            </w:pPr>
+            <w:r>
+              <w:t xml:space="preserve">Debuggable by stage</w:t>
+            </w:r>
+          </w:p>
+        </w:tc>
+        <w:tc>
+          <w:tcPr>
+            <w:tcW w:type="dxa" w:w="2280"/>
+            <w:tcBorders>
+              <w:top w:val="single" w:color="BFBFBF" w:sz="4"/>
+              <w:left w:val="single" w:color="BFBFBF" w:sz="4"/>
+              <w:bottom w:val="single" w:color="BFBFBF" w:sz="4"/>
+              <w:right w:val="single" w:color="BFBFBF" w:sz="4"/>
+            </w:tcBorders>
+            <w:shd w:fill="F7F9FC" w:val="clear"/>
+            <w:tcMar>
+              <w:top w:type="dxa" w:w="100"/>
+              <w:left w:type="dxa" w:w="140"/>
+              <w:bottom w:type="dxa" w:w="100"/>
+              <w:right w:type="dxa" w:w="140"/>
+            </w:tcMar>
+          </w:tcPr>
+          <w:p>
+            <w:pPr>
+              <w:spacing w:after="40"/>
+            </w:pPr>
+            <w:r>
+              <w:t xml:space="preserve">✓</w:t>
+            </w:r>
+          </w:p>
+        </w:tc>
+        <w:tc>
+          <w:tcPr>
+            <w:tcW w:type="dxa" w:w="2280"/>
+            <w:tcBorders>
+              <w:top w:val="single" w:color="BFBFBF" w:sz="4"/>
+              <w:left w:val="single" w:color="BFBFBF" w:sz="4"/>
+              <w:bottom w:val="single" w:color="BFBFBF" w:sz="4"/>
+              <w:right w:val="single" w:color="BFBFBF" w:sz="4"/>
+            </w:tcBorders>
+            <w:shd w:fill="F7F9FC" w:val="clear"/>
+            <w:tcMar>
+              <w:top w:type="dxa" w:w="100"/>
+              <w:left w:type="dxa" w:w="140"/>
+              <w:bottom w:type="dxa" w:w="100"/>
+              <w:right w:type="dxa" w:w="140"/>
+            </w:tcMar>
+          </w:tcPr>
+          <w:p>
+            <w:pPr>
+              <w:spacing w:after="40"/>
+            </w:pPr>
+            <w:r>
+              <w:t xml:space="preserve">✗</w:t>
+            </w:r>
+          </w:p>
+        </w:tc>
+        <w:tc>
+          <w:tcPr>
+            <w:tcW w:type="dxa" w:w="2320"/>
+            <w:tcBorders>
+              <w:top w:val="single" w:color="BFBFBF" w:sz="4"/>
+              <w:left w:val="single" w:color="BFBFBF" w:sz="4"/>
+              <w:bottom w:val="single" w:color="BFBFBF" w:sz="4"/>
+              <w:right w:val="single" w:color="BFBFBF" w:sz="4"/>
+            </w:tcBorders>
+            <w:shd w:fill="F7F9FC" w:val="clear"/>
+            <w:tcMar>
+              <w:top w:type="dxa" w:w="100"/>
+              <w:left w:type="dxa" w:w="140"/>
+              <w:bottom w:type="dxa" w:w="100"/>
+              <w:right w:type="dxa" w:w="140"/>
+            </w:tcMar>
+          </w:tcPr>
+          <w:p>
+            <w:pPr>
+              <w:spacing w:after="40"/>
+            </w:pPr>
+            <w:r>
+              <w:t xml:space="preserve">✓</w:t>
+            </w:r>
+          </w:p>
+        </w:tc>
+      </w:tr>
+    </w:tbl>
+    <w:p>
+      <w:pPr>
+        <w:spacing w:after="140"/>
+      </w:pPr>
+      <w:r>
+        <w:t xml:space="preserve">Same accuracy on the ranking, but two calls (with caching enabled at scale) delivers full completeness, schema compliance, and auditability at ~$0.12 more than single-call — worth it for a tool meant to run on real memos.</w:t>
+      </w:r>
+    </w:p>
+    <w:p>
+      <w:r>
+        <w:br w:type="page"/>
+      </w:r>
+    </w:p>
+    <w:p>
+      <w:pPr>
+        <w:pStyle w:val="Heading1"/>
+        <w:spacing w:after="200" w:before="320"/>
+      </w:pPr>
+      <w:r>
+        <w:t xml:space="preserve">5. Summary — One-Line Answers</w:t>
+      </w:r>
+    </w:p>
+    <w:p>
+      <w:pPr>
+        <w:pStyle w:val="Heading2"/>
+        <w:spacing w:after="160" w:before="260"/>
+      </w:pPr>
+      <w:r>
+        <w:t xml:space="preserve">5.1 For the POC (this 48-hour demo)</w:t>
       </w:r>
     </w:p>
     <w:tbl>
@@ -6256,7 +9999,7 @@
         <w:spacing w:after="160" w:before="260"/>
       </w:pPr>
       <w:r>
-        <w:t xml:space="preserve">4.2 For running the same tool at scale in a real bank</w:t>
+        <w:t xml:space="preserve">5.2 For running the same tool at scale in a real bank</w:t>
       </w:r>
     </w:p>
     <w:tbl>

--- a/COMPARISONS.docx
+++ b/COMPARISONS.docx
@@ -5873,7 +5873,7 @@
         <w:spacing w:after="200" w:before="320"/>
       </w:pPr>
       <w:r>
-        <w:t xml:space="preserve">4. Single Call vs Two Calls — What We Tested and Why We Picked Two</w:t>
+        <w:t xml:space="preserve">4. Two Calls vs Single Call — Three-Way Comparison</w:t>
       </w:r>
     </w:p>
     <w:p>
@@ -5891,17 +5891,7 @@
         <w:t xml:space="preserve">two separate AI calls</w:t>
       </w:r>
       <w:r>
-        <w:t xml:space="preserve">: one to extract every covenant (Extract), then a second to rank the top-3 risks (Rank). The obvious alternative is doing both jobs in </w:t>
-      </w:r>
-      <w:r>
-        <w:rPr>
-          <w:b/>
-          <w:bCs/>
-        </w:rPr>
-        <w:t xml:space="preserve">one AI call</w:t>
-      </w:r>
-      <w:r>
-        <w:t xml:space="preserve">. It sounds simpler and cheaper. We tested it against real memos to see if the two-call design earns its cost.</w:t>
+        <w:t xml:space="preserve">: one to extract every covenant (Extract), then a second to rank the top-3 risks (Rank). The obvious alternative is doing both jobs in one AI call. We tested TWO different single-call variants against the production two-call pipeline on two memos.</w:t>
       </w:r>
     </w:p>
     <w:p>
@@ -5918,7 +5908,67 @@
         <w:spacing w:after="140"/>
       </w:pPr>
       <w:r>
-        <w:t xml:space="preserve">We built a single-call variant with one combined system prompt, one combined tool schema with slots for both the covenant list AND the top-3 risks, same model (Sonnet 4.6), same PDF input. Then ran BOTH pipelines against two different memos and compared directly.</w:t>
+        <w:t xml:space="preserve">Three approaches head-to-head:</w:t>
+      </w:r>
+    </w:p>
+    <w:p>
+      <w:pPr>
+        <w:pStyle w:val="ListParagraph"/>
+        <w:numPr>
+          <w:ilvl w:val="0"/>
+          <w:numId w:val="3"/>
+        </w:numPr>
+        <w:spacing w:after="80"/>
+      </w:pPr>
+      <w:r>
+        <w:rPr>
+          <w:b/>
+          <w:bCs/>
+        </w:rPr>
+        <w:t xml:space="preserve">Two calls (production).</w:t>
+      </w:r>
+      <w:r>
+        <w:t xml:space="preserve"> Extract call followed by Rank call. Each call has its own tightly-scoped system prompt (~4000 chars for Extract, ~2700 for Rank) and its own strict tool schema with the 16-value category enum.</w:t>
+      </w:r>
+    </w:p>
+    <w:p>
+      <w:pPr>
+        <w:pStyle w:val="ListParagraph"/>
+        <w:numPr>
+          <w:ilvl w:val="0"/>
+          <w:numId w:val="3"/>
+        </w:numPr>
+        <w:spacing w:after="80"/>
+      </w:pPr>
+      <w:r>
+        <w:rPr>
+          <w:b/>
+          <w:bCs/>
+        </w:rPr>
+        <w:t xml:space="preserve">Single call — thin prompt (v1).</w:t>
+      </w:r>
+      <w:r>
+        <w:t xml:space="preserve"> One combined call with a short (~700 char) prompt that just says "do both." Permissive schema — category accepted as free-text.</w:t>
+      </w:r>
+    </w:p>
+    <w:p>
+      <w:pPr>
+        <w:pStyle w:val="ListParagraph"/>
+        <w:numPr>
+          <w:ilvl w:val="0"/>
+          <w:numId w:val="3"/>
+        </w:numPr>
+        <w:spacing w:after="80"/>
+      </w:pPr>
+      <w:r>
+        <w:rPr>
+          <w:b/>
+          <w:bCs/>
+        </w:rPr>
+        <w:t xml:space="preserve">Single call — comprehensive prompt (v2).</w:t>
+      </w:r>
+      <w:r>
+        <w:t xml:space="preserve"> One combined call with a full ~5000-char prompt matching Extract's taxonomy and rules AND Rank's signals and guardrails. Strict category enum matching production.</w:t>
       </w:r>
     </w:p>
     <w:p>
@@ -5926,7 +5976,7 @@
         <w:spacing w:after="140"/>
       </w:pPr>
       <w:r>
-        <w:t xml:space="preserve">The single-call prompt and tool schema are kept as a commented reference block at the bottom of </w:t>
+        <w:t xml:space="preserve">Both single-call variants are kept as commented reference blocks at the bottom of </w:t>
       </w:r>
       <w:r>
         <w:rPr>
@@ -5937,7 +5987,7 @@
         <w:t xml:space="preserve">src/prompts.py</w:t>
       </w:r>
       <w:r>
-        <w:t xml:space="preserve"> — anyone can reproduce the experiment. It is NOT wired into the production pipeline.</w:t>
+        <w:t xml:space="preserve">. Neither is wired into the production pipeline.</w:t>
       </w:r>
     </w:p>
     <w:p>
@@ -5962,10 +6012,10 @@
         </w:tblBorders>
       </w:tblPr>
       <w:tblGrid>
-        <w:gridCol w:w="3400"/>
-        <w:gridCol w:w="2400"/>
-        <w:gridCol w:w="2400"/>
-        <w:gridCol w:w="1880"/>
+        <w:gridCol w:w="2600"/>
+        <w:gridCol w:w="2200"/>
+        <w:gridCol w:w="2560"/>
+        <w:gridCol w:w="2720"/>
       </w:tblGrid>
       <w:tr>
         <w:trPr>
@@ -5973,7 +6023,7 @@
         </w:trPr>
         <w:tc>
           <w:tcPr>
-            <w:tcW w:type="dxa" w:w="3400"/>
+            <w:tcW w:type="dxa" w:w="2600"/>
             <w:tcBorders>
               <w:top w:val="single" w:color="BFBFBF" w:sz="4"/>
               <w:left w:val="single" w:color="BFBFBF" w:sz="4"/>
@@ -5999,13 +6049,13 @@
                 <w:sz w:val="20"/>
                 <w:szCs w:val="20"/>
               </w:rPr>
-              <w:t xml:space="preserve">What we measured</w:t>
-            </w:r>
-          </w:p>
-        </w:tc>
-        <w:tc>
-          <w:tcPr>
-            <w:tcW w:type="dxa" w:w="2400"/>
+              <w:t xml:space="preserve">Metric</w:t>
+            </w:r>
+          </w:p>
+        </w:tc>
+        <w:tc>
+          <w:tcPr>
+            <w:tcW w:type="dxa" w:w="2200"/>
             <w:tcBorders>
               <w:top w:val="single" w:color="BFBFBF" w:sz="4"/>
               <w:left w:val="single" w:color="BFBFBF" w:sz="4"/>
@@ -6037,7 +6087,7 @@
         </w:tc>
         <w:tc>
           <w:tcPr>
-            <w:tcW w:type="dxa" w:w="2400"/>
+            <w:tcW w:type="dxa" w:w="2560"/>
             <w:tcBorders>
               <w:top w:val="single" w:color="BFBFBF" w:sz="4"/>
               <w:left w:val="single" w:color="BFBFBF" w:sz="4"/>
@@ -6063,13 +6113,13 @@
                 <w:sz w:val="20"/>
                 <w:szCs w:val="20"/>
               </w:rPr>
-              <w:t xml:space="preserve">Single call (experiment)</w:t>
-            </w:r>
-          </w:p>
-        </w:tc>
-        <w:tc>
-          <w:tcPr>
-            <w:tcW w:type="dxa" w:w="1880"/>
+              <w:t xml:space="preserve">Single — thin (v1)</w:t>
+            </w:r>
+          </w:p>
+        </w:tc>
+        <w:tc>
+          <w:tcPr>
+            <w:tcW w:type="dxa" w:w="2720"/>
             <w:tcBorders>
               <w:top w:val="single" w:color="BFBFBF" w:sz="4"/>
               <w:left w:val="single" w:color="BFBFBF" w:sz="4"/>
@@ -6095,7 +6145,7 @@
                 <w:sz w:val="20"/>
                 <w:szCs w:val="20"/>
               </w:rPr>
-              <w:t xml:space="preserve">Delta</w:t>
+              <w:t xml:space="preserve">Single — comprehensive (v2)</w:t>
             </w:r>
           </w:p>
         </w:tc>
@@ -6106,7 +6156,7 @@
         </w:trPr>
         <w:tc>
           <w:tcPr>
-            <w:tcW w:type="dxa" w:w="3400"/>
+            <w:tcW w:type="dxa" w:w="2600"/>
             <w:tcBorders>
               <w:top w:val="single" w:color="BFBFBF" w:sz="4"/>
               <w:left w:val="single" w:color="BFBFBF" w:sz="4"/>
@@ -6131,76 +6181,84 @@
         </w:tc>
         <w:tc>
           <w:tcPr>
-            <w:tcW w:type="dxa" w:w="2400"/>
-            <w:tcBorders>
-              <w:top w:val="single" w:color="BFBFBF" w:sz="4"/>
-              <w:left w:val="single" w:color="BFBFBF" w:sz="4"/>
-              <w:bottom w:val="single" w:color="BFBFBF" w:sz="4"/>
-              <w:right w:val="single" w:color="BFBFBF" w:sz="4"/>
-            </w:tcBorders>
-            <w:tcMar>
-              <w:top w:type="dxa" w:w="100"/>
-              <w:left w:type="dxa" w:w="140"/>
-              <w:bottom w:type="dxa" w:w="100"/>
-              <w:right w:type="dxa" w:w="140"/>
-            </w:tcMar>
-          </w:tcPr>
-          <w:p>
-            <w:pPr>
-              <w:spacing w:after="40"/>
-            </w:pPr>
-            <w:r>
+            <w:tcW w:type="dxa" w:w="2200"/>
+            <w:tcBorders>
+              <w:top w:val="single" w:color="BFBFBF" w:sz="4"/>
+              <w:left w:val="single" w:color="BFBFBF" w:sz="4"/>
+              <w:bottom w:val="single" w:color="BFBFBF" w:sz="4"/>
+              <w:right w:val="single" w:color="BFBFBF" w:sz="4"/>
+            </w:tcBorders>
+            <w:tcMar>
+              <w:top w:type="dxa" w:w="100"/>
+              <w:left w:type="dxa" w:w="140"/>
+              <w:bottom w:type="dxa" w:w="100"/>
+              <w:right w:type="dxa" w:w="140"/>
+            </w:tcMar>
+          </w:tcPr>
+          <w:p>
+            <w:pPr>
+              <w:spacing w:after="40"/>
+            </w:pPr>
+            <w:r>
+              <w:rPr>
+                <w:b/>
+                <w:bCs/>
+              </w:rPr>
               <w:t xml:space="preserve">28</w:t>
             </w:r>
           </w:p>
         </w:tc>
         <w:tc>
           <w:tcPr>
-            <w:tcW w:type="dxa" w:w="2400"/>
-            <w:tcBorders>
-              <w:top w:val="single" w:color="BFBFBF" w:sz="4"/>
-              <w:left w:val="single" w:color="BFBFBF" w:sz="4"/>
-              <w:bottom w:val="single" w:color="BFBFBF" w:sz="4"/>
-              <w:right w:val="single" w:color="BFBFBF" w:sz="4"/>
-            </w:tcBorders>
-            <w:tcMar>
-              <w:top w:type="dxa" w:w="100"/>
-              <w:left w:type="dxa" w:w="140"/>
-              <w:bottom w:type="dxa" w:w="100"/>
-              <w:right w:type="dxa" w:w="140"/>
-            </w:tcMar>
-          </w:tcPr>
-          <w:p>
-            <w:pPr>
-              <w:spacing w:after="40"/>
-            </w:pPr>
-            <w:r>
-              <w:t xml:space="preserve">26</w:t>
-            </w:r>
-          </w:p>
-        </w:tc>
-        <w:tc>
-          <w:tcPr>
-            <w:tcW w:type="dxa" w:w="1880"/>
-            <w:tcBorders>
-              <w:top w:val="single" w:color="BFBFBF" w:sz="4"/>
-              <w:left w:val="single" w:color="BFBFBF" w:sz="4"/>
-              <w:bottom w:val="single" w:color="BFBFBF" w:sz="4"/>
-              <w:right w:val="single" w:color="BFBFBF" w:sz="4"/>
-            </w:tcBorders>
-            <w:tcMar>
-              <w:top w:type="dxa" w:w="100"/>
-              <w:left w:type="dxa" w:w="140"/>
-              <w:bottom w:type="dxa" w:w="100"/>
-              <w:right w:type="dxa" w:w="140"/>
-            </w:tcMar>
-          </w:tcPr>
-          <w:p>
-            <w:pPr>
-              <w:spacing w:after="40"/>
-            </w:pPr>
-            <w:r>
-              <w:t xml:space="preserve">−2 (−7%)</w:t>
+            <w:tcW w:type="dxa" w:w="2560"/>
+            <w:tcBorders>
+              <w:top w:val="single" w:color="BFBFBF" w:sz="4"/>
+              <w:left w:val="single" w:color="BFBFBF" w:sz="4"/>
+              <w:bottom w:val="single" w:color="BFBFBF" w:sz="4"/>
+              <w:right w:val="single" w:color="BFBFBF" w:sz="4"/>
+            </w:tcBorders>
+            <w:tcMar>
+              <w:top w:type="dxa" w:w="100"/>
+              <w:left w:type="dxa" w:w="140"/>
+              <w:bottom w:type="dxa" w:w="100"/>
+              <w:right w:type="dxa" w:w="140"/>
+            </w:tcMar>
+          </w:tcPr>
+          <w:p>
+            <w:pPr>
+              <w:spacing w:after="40"/>
+            </w:pPr>
+            <w:r>
+              <w:t xml:space="preserve">26 (−2, −7%)</w:t>
+            </w:r>
+          </w:p>
+        </w:tc>
+        <w:tc>
+          <w:tcPr>
+            <w:tcW w:type="dxa" w:w="2720"/>
+            <w:tcBorders>
+              <w:top w:val="single" w:color="BFBFBF" w:sz="4"/>
+              <w:left w:val="single" w:color="BFBFBF" w:sz="4"/>
+              <w:bottom w:val="single" w:color="BFBFBF" w:sz="4"/>
+              <w:right w:val="single" w:color="BFBFBF" w:sz="4"/>
+            </w:tcBorders>
+            <w:tcMar>
+              <w:top w:type="dxa" w:w="100"/>
+              <w:left w:type="dxa" w:w="140"/>
+              <w:bottom w:type="dxa" w:w="100"/>
+              <w:right w:type="dxa" w:w="140"/>
+            </w:tcMar>
+          </w:tcPr>
+          <w:p>
+            <w:pPr>
+              <w:spacing w:after="40"/>
+            </w:pPr>
+            <w:r>
+              <w:rPr>
+                <w:b/>
+                <w:bCs/>
+              </w:rPr>
+              <w:t xml:space="preserve">29 (+1, +4%)</w:t>
             </w:r>
           </w:p>
         </w:tc>
@@ -6211,33 +6269,33 @@
         </w:trPr>
         <w:tc>
           <w:tcPr>
-            <w:tcW w:type="dxa" w:w="3400"/>
-            <w:tcBorders>
-              <w:top w:val="single" w:color="BFBFBF" w:sz="4"/>
-              <w:left w:val="single" w:color="BFBFBF" w:sz="4"/>
-              <w:bottom w:val="single" w:color="BFBFBF" w:sz="4"/>
-              <w:right w:val="single" w:color="BFBFBF" w:sz="4"/>
-            </w:tcBorders>
-            <w:shd w:fill="F7F9FC" w:val="clear"/>
-            <w:tcMar>
-              <w:top w:type="dxa" w:w="100"/>
-              <w:left w:type="dxa" w:w="140"/>
-              <w:bottom w:type="dxa" w:w="100"/>
-              <w:right w:type="dxa" w:w="140"/>
-            </w:tcMar>
-          </w:tcPr>
-          <w:p>
-            <w:pPr>
-              <w:spacing w:after="40"/>
-            </w:pPr>
-            <w:r>
-              <w:t xml:space="preserve">Top-3 covenants named</w:t>
-            </w:r>
-          </w:p>
-        </w:tc>
-        <w:tc>
-          <w:tcPr>
-            <w:tcW w:type="dxa" w:w="2400"/>
+            <w:tcW w:type="dxa" w:w="2600"/>
+            <w:tcBorders>
+              <w:top w:val="single" w:color="BFBFBF" w:sz="4"/>
+              <w:left w:val="single" w:color="BFBFBF" w:sz="4"/>
+              <w:bottom w:val="single" w:color="BFBFBF" w:sz="4"/>
+              <w:right w:val="single" w:color="BFBFBF" w:sz="4"/>
+            </w:tcBorders>
+            <w:shd w:fill="F7F9FC" w:val="clear"/>
+            <w:tcMar>
+              <w:top w:type="dxa" w:w="100"/>
+              <w:left w:type="dxa" w:w="140"/>
+              <w:bottom w:type="dxa" w:w="100"/>
+              <w:right w:type="dxa" w:w="140"/>
+            </w:tcMar>
+          </w:tcPr>
+          <w:p>
+            <w:pPr>
+              <w:spacing w:after="40"/>
+            </w:pPr>
+            <w:r>
+              <w:t xml:space="preserve">Top-3 covenants</w:t>
+            </w:r>
+          </w:p>
+        </w:tc>
+        <w:tc>
+          <w:tcPr>
+            <w:tcW w:type="dxa" w:w="2200"/>
             <w:tcBorders>
               <w:top w:val="single" w:color="BFBFBF" w:sz="4"/>
               <w:left w:val="single" w:color="BFBFBF" w:sz="4"/>
@@ -6263,53 +6321,53 @@
         </w:tc>
         <w:tc>
           <w:tcPr>
-            <w:tcW w:type="dxa" w:w="2400"/>
-            <w:tcBorders>
-              <w:top w:val="single" w:color="BFBFBF" w:sz="4"/>
-              <w:left w:val="single" w:color="BFBFBF" w:sz="4"/>
-              <w:bottom w:val="single" w:color="BFBFBF" w:sz="4"/>
-              <w:right w:val="single" w:color="BFBFBF" w:sz="4"/>
-            </w:tcBorders>
-            <w:shd w:fill="F7F9FC" w:val="clear"/>
-            <w:tcMar>
-              <w:top w:type="dxa" w:w="100"/>
-              <w:left w:type="dxa" w:w="140"/>
-              <w:bottom w:type="dxa" w:w="100"/>
-              <w:right w:type="dxa" w:w="140"/>
-            </w:tcMar>
-          </w:tcPr>
-          <w:p>
-            <w:pPr>
-              <w:spacing w:after="40"/>
-            </w:pPr>
-            <w:r>
-              <w:t xml:space="preserve">Same three, same order</w:t>
-            </w:r>
-          </w:p>
-        </w:tc>
-        <w:tc>
-          <w:tcPr>
-            <w:tcW w:type="dxa" w:w="1880"/>
-            <w:tcBorders>
-              <w:top w:val="single" w:color="BFBFBF" w:sz="4"/>
-              <w:left w:val="single" w:color="BFBFBF" w:sz="4"/>
-              <w:bottom w:val="single" w:color="BFBFBF" w:sz="4"/>
-              <w:right w:val="single" w:color="BFBFBF" w:sz="4"/>
-            </w:tcBorders>
-            <w:shd w:fill="F7F9FC" w:val="clear"/>
-            <w:tcMar>
-              <w:top w:type="dxa" w:w="100"/>
-              <w:left w:type="dxa" w:w="140"/>
-              <w:bottom w:type="dxa" w:w="100"/>
-              <w:right w:type="dxa" w:w="140"/>
-            </w:tcMar>
-          </w:tcPr>
-          <w:p>
-            <w:pPr>
-              <w:spacing w:after="40"/>
-            </w:pPr>
-            <w:r>
-              <w:t xml:space="preserve">✓ match</w:t>
+            <w:tcW w:type="dxa" w:w="2560"/>
+            <w:tcBorders>
+              <w:top w:val="single" w:color="BFBFBF" w:sz="4"/>
+              <w:left w:val="single" w:color="BFBFBF" w:sz="4"/>
+              <w:bottom w:val="single" w:color="BFBFBF" w:sz="4"/>
+              <w:right w:val="single" w:color="BFBFBF" w:sz="4"/>
+            </w:tcBorders>
+            <w:shd w:fill="F7F9FC" w:val="clear"/>
+            <w:tcMar>
+              <w:top w:type="dxa" w:w="100"/>
+              <w:left w:type="dxa" w:w="140"/>
+              <w:bottom w:type="dxa" w:w="100"/>
+              <w:right w:type="dxa" w:w="140"/>
+            </w:tcMar>
+          </w:tcPr>
+          <w:p>
+            <w:pPr>
+              <w:spacing w:after="40"/>
+            </w:pPr>
+            <w:r>
+              <w:t xml:space="preserve">✓ same three, same order</w:t>
+            </w:r>
+          </w:p>
+        </w:tc>
+        <w:tc>
+          <w:tcPr>
+            <w:tcW w:type="dxa" w:w="2720"/>
+            <w:tcBorders>
+              <w:top w:val="single" w:color="BFBFBF" w:sz="4"/>
+              <w:left w:val="single" w:color="BFBFBF" w:sz="4"/>
+              <w:bottom w:val="single" w:color="BFBFBF" w:sz="4"/>
+              <w:right w:val="single" w:color="BFBFBF" w:sz="4"/>
+            </w:tcBorders>
+            <w:shd w:fill="F7F9FC" w:val="clear"/>
+            <w:tcMar>
+              <w:top w:type="dxa" w:w="100"/>
+              <w:left w:type="dxa" w:w="140"/>
+              <w:bottom w:type="dxa" w:w="100"/>
+              <w:right w:type="dxa" w:w="140"/>
+            </w:tcMar>
+          </w:tcPr>
+          <w:p>
+            <w:pPr>
+              <w:spacing w:after="40"/>
+            </w:pPr>
+            <w:r>
+              <w:t xml:space="preserve">✓ same three, same order</w:t>
             </w:r>
           </w:p>
         </w:tc>
@@ -6320,101 +6378,101 @@
         </w:trPr>
         <w:tc>
           <w:tcPr>
-            <w:tcW w:type="dxa" w:w="3400"/>
-            <w:tcBorders>
-              <w:top w:val="single" w:color="BFBFBF" w:sz="4"/>
-              <w:left w:val="single" w:color="BFBFBF" w:sz="4"/>
-              <w:bottom w:val="single" w:color="BFBFBF" w:sz="4"/>
-              <w:right w:val="single" w:color="BFBFBF" w:sz="4"/>
-            </w:tcBorders>
-            <w:tcMar>
-              <w:top w:type="dxa" w:w="100"/>
-              <w:left w:type="dxa" w:w="140"/>
-              <w:bottom w:type="dxa" w:w="100"/>
-              <w:right w:type="dxa" w:w="140"/>
-            </w:tcMar>
-          </w:tcPr>
-          <w:p>
-            <w:pPr>
-              <w:spacing w:after="40"/>
-            </w:pPr>
-            <w:r>
-              <w:t xml:space="preserve">Quality of reasoning</w:t>
-            </w:r>
-          </w:p>
-        </w:tc>
-        <w:tc>
-          <w:tcPr>
-            <w:tcW w:type="dxa" w:w="2400"/>
-            <w:tcBorders>
-              <w:top w:val="single" w:color="BFBFBF" w:sz="4"/>
-              <w:left w:val="single" w:color="BFBFBF" w:sz="4"/>
-              <w:bottom w:val="single" w:color="BFBFBF" w:sz="4"/>
-              <w:right w:val="single" w:color="BFBFBF" w:sz="4"/>
-            </w:tcBorders>
-            <w:tcMar>
-              <w:top w:type="dxa" w:w="100"/>
-              <w:left w:type="dxa" w:w="140"/>
-              <w:bottom w:type="dxa" w:w="100"/>
-              <w:right w:type="dxa" w:w="140"/>
-            </w:tcMar>
-          </w:tcPr>
-          <w:p>
-            <w:pPr>
-              <w:spacing w:after="40"/>
-            </w:pPr>
-            <w:r>
-              <w:t xml:space="preserve">459 chars avg</w:t>
-            </w:r>
-          </w:p>
-        </w:tc>
-        <w:tc>
-          <w:tcPr>
-            <w:tcW w:type="dxa" w:w="2400"/>
-            <w:tcBorders>
-              <w:top w:val="single" w:color="BFBFBF" w:sz="4"/>
-              <w:left w:val="single" w:color="BFBFBF" w:sz="4"/>
-              <w:bottom w:val="single" w:color="BFBFBF" w:sz="4"/>
-              <w:right w:val="single" w:color="BFBFBF" w:sz="4"/>
-            </w:tcBorders>
-            <w:tcMar>
-              <w:top w:type="dxa" w:w="100"/>
-              <w:left w:type="dxa" w:w="140"/>
-              <w:bottom w:type="dxa" w:w="100"/>
-              <w:right w:type="dxa" w:w="140"/>
-            </w:tcMar>
-          </w:tcPr>
-          <w:p>
-            <w:pPr>
-              <w:spacing w:after="40"/>
-            </w:pPr>
-            <w:r>
-              <w:t xml:space="preserve">489 chars avg</w:t>
-            </w:r>
-          </w:p>
-        </w:tc>
-        <w:tc>
-          <w:tcPr>
-            <w:tcW w:type="dxa" w:w="1880"/>
-            <w:tcBorders>
-              <w:top w:val="single" w:color="BFBFBF" w:sz="4"/>
-              <w:left w:val="single" w:color="BFBFBF" w:sz="4"/>
-              <w:bottom w:val="single" w:color="BFBFBF" w:sz="4"/>
-              <w:right w:val="single" w:color="BFBFBF" w:sz="4"/>
-            </w:tcBorders>
-            <w:tcMar>
-              <w:top w:type="dxa" w:w="100"/>
-              <w:left w:type="dxa" w:w="140"/>
-              <w:bottom w:type="dxa" w:w="100"/>
-              <w:right w:type="dxa" w:w="140"/>
-            </w:tcMar>
-          </w:tcPr>
-          <w:p>
-            <w:pPr>
-              <w:spacing w:after="40"/>
-            </w:pPr>
-            <w:r>
-              <w:t xml:space="preserve">≈ same</w:t>
+            <w:tcW w:type="dxa" w:w="2600"/>
+            <w:tcBorders>
+              <w:top w:val="single" w:color="BFBFBF" w:sz="4"/>
+              <w:left w:val="single" w:color="BFBFBF" w:sz="4"/>
+              <w:bottom w:val="single" w:color="BFBFBF" w:sz="4"/>
+              <w:right w:val="single" w:color="BFBFBF" w:sz="4"/>
+            </w:tcBorders>
+            <w:tcMar>
+              <w:top w:type="dxa" w:w="100"/>
+              <w:left w:type="dxa" w:w="140"/>
+              <w:bottom w:type="dxa" w:w="100"/>
+              <w:right w:type="dxa" w:w="140"/>
+            </w:tcMar>
+          </w:tcPr>
+          <w:p>
+            <w:pPr>
+              <w:spacing w:after="40"/>
+            </w:pPr>
+            <w:r>
+              <w:t xml:space="preserve">Reasoning depth (chars avg)</w:t>
+            </w:r>
+          </w:p>
+        </w:tc>
+        <w:tc>
+          <w:tcPr>
+            <w:tcW w:type="dxa" w:w="2200"/>
+            <w:tcBorders>
+              <w:top w:val="single" w:color="BFBFBF" w:sz="4"/>
+              <w:left w:val="single" w:color="BFBFBF" w:sz="4"/>
+              <w:bottom w:val="single" w:color="BFBFBF" w:sz="4"/>
+              <w:right w:val="single" w:color="BFBFBF" w:sz="4"/>
+            </w:tcBorders>
+            <w:tcMar>
+              <w:top w:type="dxa" w:w="100"/>
+              <w:left w:type="dxa" w:w="140"/>
+              <w:bottom w:type="dxa" w:w="100"/>
+              <w:right w:type="dxa" w:w="140"/>
+            </w:tcMar>
+          </w:tcPr>
+          <w:p>
+            <w:pPr>
+              <w:spacing w:after="40"/>
+            </w:pPr>
+            <w:r>
+              <w:t xml:space="preserve">459</w:t>
+            </w:r>
+          </w:p>
+        </w:tc>
+        <w:tc>
+          <w:tcPr>
+            <w:tcW w:type="dxa" w:w="2560"/>
+            <w:tcBorders>
+              <w:top w:val="single" w:color="BFBFBF" w:sz="4"/>
+              <w:left w:val="single" w:color="BFBFBF" w:sz="4"/>
+              <w:bottom w:val="single" w:color="BFBFBF" w:sz="4"/>
+              <w:right w:val="single" w:color="BFBFBF" w:sz="4"/>
+            </w:tcBorders>
+            <w:tcMar>
+              <w:top w:type="dxa" w:w="100"/>
+              <w:left w:type="dxa" w:w="140"/>
+              <w:bottom w:type="dxa" w:w="100"/>
+              <w:right w:type="dxa" w:w="140"/>
+            </w:tcMar>
+          </w:tcPr>
+          <w:p>
+            <w:pPr>
+              <w:spacing w:after="40"/>
+            </w:pPr>
+            <w:r>
+              <w:t xml:space="preserve">489</w:t>
+            </w:r>
+          </w:p>
+        </w:tc>
+        <w:tc>
+          <w:tcPr>
+            <w:tcW w:type="dxa" w:w="2720"/>
+            <w:tcBorders>
+              <w:top w:val="single" w:color="BFBFBF" w:sz="4"/>
+              <w:left w:val="single" w:color="BFBFBF" w:sz="4"/>
+              <w:bottom w:val="single" w:color="BFBFBF" w:sz="4"/>
+              <w:right w:val="single" w:color="BFBFBF" w:sz="4"/>
+            </w:tcBorders>
+            <w:tcMar>
+              <w:top w:type="dxa" w:w="100"/>
+              <w:left w:type="dxa" w:w="140"/>
+              <w:bottom w:type="dxa" w:w="100"/>
+              <w:right w:type="dxa" w:w="140"/>
+            </w:tcMar>
+          </w:tcPr>
+          <w:p>
+            <w:pPr>
+              <w:spacing w:after="40"/>
+            </w:pPr>
+            <w:r>
+              <w:t xml:space="preserve">470</w:t>
             </w:r>
           </w:p>
         </w:tc>
@@ -6425,33 +6483,33 @@
         </w:trPr>
         <w:tc>
           <w:tcPr>
-            <w:tcW w:type="dxa" w:w="3400"/>
-            <w:tcBorders>
-              <w:top w:val="single" w:color="BFBFBF" w:sz="4"/>
-              <w:left w:val="single" w:color="BFBFBF" w:sz="4"/>
-              <w:bottom w:val="single" w:color="BFBFBF" w:sz="4"/>
-              <w:right w:val="single" w:color="BFBFBF" w:sz="4"/>
-            </w:tcBorders>
-            <w:shd w:fill="F7F9FC" w:val="clear"/>
-            <w:tcMar>
-              <w:top w:type="dxa" w:w="100"/>
-              <w:left w:type="dxa" w:w="140"/>
-              <w:bottom w:type="dxa" w:w="100"/>
-              <w:right w:type="dxa" w:w="140"/>
-            </w:tcMar>
-          </w:tcPr>
-          <w:p>
-            <w:pPr>
-              <w:spacing w:after="40"/>
-            </w:pPr>
-            <w:r>
-              <w:t xml:space="preserve">Guardrail (quotes verified)</w:t>
-            </w:r>
-          </w:p>
-        </w:tc>
-        <w:tc>
-          <w:tcPr>
-            <w:tcW w:type="dxa" w:w="2400"/>
+            <w:tcW w:type="dxa" w:w="2600"/>
+            <w:tcBorders>
+              <w:top w:val="single" w:color="BFBFBF" w:sz="4"/>
+              <w:left w:val="single" w:color="BFBFBF" w:sz="4"/>
+              <w:bottom w:val="single" w:color="BFBFBF" w:sz="4"/>
+              <w:right w:val="single" w:color="BFBFBF" w:sz="4"/>
+            </w:tcBorders>
+            <w:shd w:fill="F7F9FC" w:val="clear"/>
+            <w:tcMar>
+              <w:top w:type="dxa" w:w="100"/>
+              <w:left w:type="dxa" w:w="140"/>
+              <w:bottom w:type="dxa" w:w="100"/>
+              <w:right w:type="dxa" w:w="140"/>
+            </w:tcMar>
+          </w:tcPr>
+          <w:p>
+            <w:pPr>
+              <w:spacing w:after="40"/>
+            </w:pPr>
+            <w:r>
+              <w:t xml:space="preserve">Guardrail quotes verified</w:t>
+            </w:r>
+          </w:p>
+        </w:tc>
+        <w:tc>
+          <w:tcPr>
+            <w:tcW w:type="dxa" w:w="2200"/>
             <w:tcBorders>
               <w:top w:val="single" w:color="BFBFBF" w:sz="4"/>
               <w:left w:val="single" w:color="BFBFBF" w:sz="4"/>
@@ -6477,7 +6535,7 @@
         </w:tc>
         <w:tc>
           <w:tcPr>
-            <w:tcW w:type="dxa" w:w="2400"/>
+            <w:tcW w:type="dxa" w:w="2560"/>
             <w:tcBorders>
               <w:top w:val="single" w:color="BFBFBF" w:sz="4"/>
               <w:left w:val="single" w:color="BFBFBF" w:sz="4"/>
@@ -6503,27 +6561,31 @@
         </w:tc>
         <w:tc>
           <w:tcPr>
-            <w:tcW w:type="dxa" w:w="1880"/>
-            <w:tcBorders>
-              <w:top w:val="single" w:color="BFBFBF" w:sz="4"/>
-              <w:left w:val="single" w:color="BFBFBF" w:sz="4"/>
-              <w:bottom w:val="single" w:color="BFBFBF" w:sz="4"/>
-              <w:right w:val="single" w:color="BFBFBF" w:sz="4"/>
-            </w:tcBorders>
-            <w:shd w:fill="F7F9FC" w:val="clear"/>
-            <w:tcMar>
-              <w:top w:type="dxa" w:w="100"/>
-              <w:left w:type="dxa" w:w="140"/>
-              <w:bottom w:type="dxa" w:w="100"/>
-              <w:right w:type="dxa" w:w="140"/>
-            </w:tcMar>
-          </w:tcPr>
-          <w:p>
-            <w:pPr>
-              <w:spacing w:after="40"/>
-            </w:pPr>
-            <w:r>
-              <w:t xml:space="preserve">both 100%</w:t>
+            <w:tcW w:type="dxa" w:w="2720"/>
+            <w:tcBorders>
+              <w:top w:val="single" w:color="BFBFBF" w:sz="4"/>
+              <w:left w:val="single" w:color="BFBFBF" w:sz="4"/>
+              <w:bottom w:val="single" w:color="BFBFBF" w:sz="4"/>
+              <w:right w:val="single" w:color="BFBFBF" w:sz="4"/>
+            </w:tcBorders>
+            <w:shd w:fill="F7F9FC" w:val="clear"/>
+            <w:tcMar>
+              <w:top w:type="dxa" w:w="100"/>
+              <w:left w:type="dxa" w:w="140"/>
+              <w:bottom w:type="dxa" w:w="100"/>
+              <w:right w:type="dxa" w:w="140"/>
+            </w:tcMar>
+          </w:tcPr>
+          <w:p>
+            <w:pPr>
+              <w:spacing w:after="40"/>
+            </w:pPr>
+            <w:r>
+              <w:rPr>
+                <w:b/>
+                <w:bCs/>
+              </w:rPr>
+              <w:t xml:space="preserve">32 of 32</w:t>
             </w:r>
           </w:p>
         </w:tc>
@@ -6534,101 +6596,105 @@
         </w:trPr>
         <w:tc>
           <w:tcPr>
-            <w:tcW w:type="dxa" w:w="3400"/>
-            <w:tcBorders>
-              <w:top w:val="single" w:color="BFBFBF" w:sz="4"/>
-              <w:left w:val="single" w:color="BFBFBF" w:sz="4"/>
-              <w:bottom w:val="single" w:color="BFBFBF" w:sz="4"/>
-              <w:right w:val="single" w:color="BFBFBF" w:sz="4"/>
-            </w:tcBorders>
-            <w:tcMar>
-              <w:top w:type="dxa" w:w="100"/>
-              <w:left w:type="dxa" w:w="140"/>
-              <w:bottom w:type="dxa" w:w="100"/>
-              <w:right w:type="dxa" w:w="140"/>
-            </w:tcMar>
-          </w:tcPr>
-          <w:p>
-            <w:pPr>
-              <w:spacing w:after="40"/>
-            </w:pPr>
-            <w:r>
-              <w:t xml:space="preserve">Category discipline</w:t>
-            </w:r>
-          </w:p>
-        </w:tc>
-        <w:tc>
-          <w:tcPr>
-            <w:tcW w:type="dxa" w:w="2400"/>
-            <w:tcBorders>
-              <w:top w:val="single" w:color="BFBFBF" w:sz="4"/>
-              <w:left w:val="single" w:color="BFBFBF" w:sz="4"/>
-              <w:bottom w:val="single" w:color="BFBFBF" w:sz="4"/>
-              <w:right w:val="single" w:color="BFBFBF" w:sz="4"/>
-            </w:tcBorders>
-            <w:tcMar>
-              <w:top w:type="dxa" w:w="100"/>
-              <w:left w:type="dxa" w:w="140"/>
-              <w:bottom w:type="dxa" w:w="100"/>
-              <w:right w:type="dxa" w:w="140"/>
-            </w:tcMar>
-          </w:tcPr>
-          <w:p>
-            <w:pPr>
-              <w:spacing w:after="40"/>
-            </w:pPr>
-            <w:r>
-              <w:t xml:space="preserve">16 valid enum values</w:t>
-            </w:r>
-          </w:p>
-        </w:tc>
-        <w:tc>
-          <w:tcPr>
-            <w:tcW w:type="dxa" w:w="2400"/>
-            <w:tcBorders>
-              <w:top w:val="single" w:color="BFBFBF" w:sz="4"/>
-              <w:left w:val="single" w:color="BFBFBF" w:sz="4"/>
-              <w:bottom w:val="single" w:color="BFBFBF" w:sz="4"/>
-              <w:right w:val="single" w:color="BFBFBF" w:sz="4"/>
-            </w:tcBorders>
-            <w:tcMar>
-              <w:top w:type="dxa" w:w="100"/>
-              <w:left w:type="dxa" w:w="140"/>
-              <w:bottom w:type="dxa" w:w="100"/>
-              <w:right w:type="dxa" w:w="140"/>
-            </w:tcMar>
-          </w:tcPr>
-          <w:p>
-            <w:pPr>
-              <w:spacing w:after="40"/>
-            </w:pPr>
-            <w:r>
-              <w:t xml:space="preserve">20 invented labels</w:t>
-            </w:r>
-          </w:p>
-        </w:tc>
-        <w:tc>
-          <w:tcPr>
-            <w:tcW w:type="dxa" w:w="1880"/>
-            <w:tcBorders>
-              <w:top w:val="single" w:color="BFBFBF" w:sz="4"/>
-              <w:left w:val="single" w:color="BFBFBF" w:sz="4"/>
-              <w:bottom w:val="single" w:color="BFBFBF" w:sz="4"/>
-              <w:right w:val="single" w:color="BFBFBF" w:sz="4"/>
-            </w:tcBorders>
-            <w:tcMar>
-              <w:top w:type="dxa" w:w="100"/>
-              <w:left w:type="dxa" w:w="140"/>
-              <w:bottom w:type="dxa" w:w="100"/>
-              <w:right w:type="dxa" w:w="140"/>
-            </w:tcMar>
-          </w:tcPr>
-          <w:p>
-            <w:pPr>
-              <w:spacing w:after="40"/>
-            </w:pPr>
-            <w:r>
-              <w:t xml:space="preserve">✗ drift</w:t>
+            <w:tcW w:type="dxa" w:w="2600"/>
+            <w:tcBorders>
+              <w:top w:val="single" w:color="BFBFBF" w:sz="4"/>
+              <w:left w:val="single" w:color="BFBFBF" w:sz="4"/>
+              <w:bottom w:val="single" w:color="BFBFBF" w:sz="4"/>
+              <w:right w:val="single" w:color="BFBFBF" w:sz="4"/>
+            </w:tcBorders>
+            <w:tcMar>
+              <w:top w:type="dxa" w:w="100"/>
+              <w:left w:type="dxa" w:w="140"/>
+              <w:bottom w:type="dxa" w:w="100"/>
+              <w:right w:type="dxa" w:w="140"/>
+            </w:tcMar>
+          </w:tcPr>
+          <w:p>
+            <w:pPr>
+              <w:spacing w:after="40"/>
+            </w:pPr>
+            <w:r>
+              <w:t xml:space="preserve">Category enum drift</w:t>
+            </w:r>
+          </w:p>
+        </w:tc>
+        <w:tc>
+          <w:tcPr>
+            <w:tcW w:type="dxa" w:w="2200"/>
+            <w:tcBorders>
+              <w:top w:val="single" w:color="BFBFBF" w:sz="4"/>
+              <w:left w:val="single" w:color="BFBFBF" w:sz="4"/>
+              <w:bottom w:val="single" w:color="BFBFBF" w:sz="4"/>
+              <w:right w:val="single" w:color="BFBFBF" w:sz="4"/>
+            </w:tcBorders>
+            <w:tcMar>
+              <w:top w:type="dxa" w:w="100"/>
+              <w:left w:type="dxa" w:w="140"/>
+              <w:bottom w:type="dxa" w:w="100"/>
+              <w:right w:type="dxa" w:w="140"/>
+            </w:tcMar>
+          </w:tcPr>
+          <w:p>
+            <w:pPr>
+              <w:spacing w:after="40"/>
+            </w:pPr>
+            <w:r>
+              <w:t xml:space="preserve">0 invented</w:t>
+            </w:r>
+          </w:p>
+        </w:tc>
+        <w:tc>
+          <w:tcPr>
+            <w:tcW w:type="dxa" w:w="2560"/>
+            <w:tcBorders>
+              <w:top w:val="single" w:color="BFBFBF" w:sz="4"/>
+              <w:left w:val="single" w:color="BFBFBF" w:sz="4"/>
+              <w:bottom w:val="single" w:color="BFBFBF" w:sz="4"/>
+              <w:right w:val="single" w:color="BFBFBF" w:sz="4"/>
+            </w:tcBorders>
+            <w:tcMar>
+              <w:top w:type="dxa" w:w="100"/>
+              <w:left w:type="dxa" w:w="140"/>
+              <w:bottom w:type="dxa" w:w="100"/>
+              <w:right w:type="dxa" w:w="140"/>
+            </w:tcMar>
+          </w:tcPr>
+          <w:p>
+            <w:pPr>
+              <w:spacing w:after="40"/>
+            </w:pPr>
+            <w:r>
+              <w:rPr>
+                <w:b/>
+                <w:bCs/>
+              </w:rPr>
+              <w:t xml:space="preserve">20 invented</w:t>
+            </w:r>
+          </w:p>
+        </w:tc>
+        <w:tc>
+          <w:tcPr>
+            <w:tcW w:type="dxa" w:w="2720"/>
+            <w:tcBorders>
+              <w:top w:val="single" w:color="BFBFBF" w:sz="4"/>
+              <w:left w:val="single" w:color="BFBFBF" w:sz="4"/>
+              <w:bottom w:val="single" w:color="BFBFBF" w:sz="4"/>
+              <w:right w:val="single" w:color="BFBFBF" w:sz="4"/>
+            </w:tcBorders>
+            <w:tcMar>
+              <w:top w:type="dxa" w:w="100"/>
+              <w:left w:type="dxa" w:w="140"/>
+              <w:bottom w:type="dxa" w:w="100"/>
+              <w:right w:type="dxa" w:w="140"/>
+            </w:tcMar>
+          </w:tcPr>
+          <w:p>
+            <w:pPr>
+              <w:spacing w:after="40"/>
+            </w:pPr>
+            <w:r>
+              <w:t xml:space="preserve">0 invented</w:t>
             </w:r>
           </w:p>
         </w:tc>
@@ -6639,7 +6705,7 @@
         </w:trPr>
         <w:tc>
           <w:tcPr>
-            <w:tcW w:type="dxa" w:w="3400"/>
+            <w:tcW w:type="dxa" w:w="2600"/>
             <w:tcBorders>
               <w:top w:val="single" w:color="BFBFBF" w:sz="4"/>
               <w:left w:val="single" w:color="BFBFBF" w:sz="4"/>
@@ -6665,7 +6731,7 @@
         </w:tc>
         <w:tc>
           <w:tcPr>
-            <w:tcW w:type="dxa" w:w="2400"/>
+            <w:tcW w:type="dxa" w:w="2200"/>
             <w:tcBorders>
               <w:top w:val="single" w:color="BFBFBF" w:sz="4"/>
               <w:left w:val="single" w:color="BFBFBF" w:sz="4"/>
@@ -6691,7 +6757,7 @@
         </w:tc>
         <w:tc>
           <w:tcPr>
-            <w:tcW w:type="dxa" w:w="2400"/>
+            <w:tcW w:type="dxa" w:w="2560"/>
             <w:tcBorders>
               <w:top w:val="single" w:color="BFBFBF" w:sz="4"/>
               <w:left w:val="single" w:color="BFBFBF" w:sz="4"/>
@@ -6717,27 +6783,27 @@
         </w:tc>
         <w:tc>
           <w:tcPr>
-            <w:tcW w:type="dxa" w:w="1880"/>
-            <w:tcBorders>
-              <w:top w:val="single" w:color="BFBFBF" w:sz="4"/>
-              <w:left w:val="single" w:color="BFBFBF" w:sz="4"/>
-              <w:bottom w:val="single" w:color="BFBFBF" w:sz="4"/>
-              <w:right w:val="single" w:color="BFBFBF" w:sz="4"/>
-            </w:tcBorders>
-            <w:shd w:fill="F7F9FC" w:val="clear"/>
-            <w:tcMar>
-              <w:top w:type="dxa" w:w="100"/>
-              <w:left w:type="dxa" w:w="140"/>
-              <w:bottom w:type="dxa" w:w="100"/>
-              <w:right w:type="dxa" w:w="140"/>
-            </w:tcMar>
-          </w:tcPr>
-          <w:p>
-            <w:pPr>
-              <w:spacing w:after="40"/>
-            </w:pPr>
-            <w:r>
-              <w:t xml:space="preserve">−33%</w:t>
+            <w:tcW w:type="dxa" w:w="2720"/>
+            <w:tcBorders>
+              <w:top w:val="single" w:color="BFBFBF" w:sz="4"/>
+              <w:left w:val="single" w:color="BFBFBF" w:sz="4"/>
+              <w:bottom w:val="single" w:color="BFBFBF" w:sz="4"/>
+              <w:right w:val="single" w:color="BFBFBF" w:sz="4"/>
+            </w:tcBorders>
+            <w:shd w:fill="F7F9FC" w:val="clear"/>
+            <w:tcMar>
+              <w:top w:type="dxa" w:w="100"/>
+              <w:left w:type="dxa" w:w="140"/>
+              <w:bottom w:type="dxa" w:w="100"/>
+              <w:right w:type="dxa" w:w="140"/>
+            </w:tcMar>
+          </w:tcPr>
+          <w:p>
+            <w:pPr>
+              <w:spacing w:after="40"/>
+            </w:pPr>
+            <w:r>
+              <w:t xml:space="preserve">$0.14</w:t>
             </w:r>
           </w:p>
         </w:tc>
@@ -6748,7 +6814,7 @@
         </w:trPr>
         <w:tc>
           <w:tcPr>
-            <w:tcW w:type="dxa" w:w="3400"/>
+            <w:tcW w:type="dxa" w:w="2600"/>
             <w:tcBorders>
               <w:top w:val="single" w:color="BFBFBF" w:sz="4"/>
               <w:left w:val="single" w:color="BFBFBF" w:sz="4"/>
@@ -6773,7 +6839,7 @@
         </w:tc>
         <w:tc>
           <w:tcPr>
-            <w:tcW w:type="dxa" w:w="2400"/>
+            <w:tcW w:type="dxa" w:w="2200"/>
             <w:tcBorders>
               <w:top w:val="single" w:color="BFBFBF" w:sz="4"/>
               <w:left w:val="single" w:color="BFBFBF" w:sz="4"/>
@@ -6798,7 +6864,7 @@
         </w:tc>
         <w:tc>
           <w:tcPr>
-            <w:tcW w:type="dxa" w:w="2400"/>
+            <w:tcW w:type="dxa" w:w="2560"/>
             <w:tcBorders>
               <w:top w:val="single" w:color="BFBFBF" w:sz="4"/>
               <w:left w:val="single" w:color="BFBFBF" w:sz="4"/>
@@ -6823,26 +6889,26 @@
         </w:tc>
         <w:tc>
           <w:tcPr>
-            <w:tcW w:type="dxa" w:w="1880"/>
-            <w:tcBorders>
-              <w:top w:val="single" w:color="BFBFBF" w:sz="4"/>
-              <w:left w:val="single" w:color="BFBFBF" w:sz="4"/>
-              <w:bottom w:val="single" w:color="BFBFBF" w:sz="4"/>
-              <w:right w:val="single" w:color="BFBFBF" w:sz="4"/>
-            </w:tcBorders>
-            <w:tcMar>
-              <w:top w:type="dxa" w:w="100"/>
-              <w:left w:type="dxa" w:w="140"/>
-              <w:bottom w:type="dxa" w:w="100"/>
-              <w:right w:type="dxa" w:w="140"/>
-            </w:tcMar>
-          </w:tcPr>
-          <w:p>
-            <w:pPr>
-              <w:spacing w:after="40"/>
-            </w:pPr>
-            <w:r>
-              <w:t xml:space="preserve">slower</w:t>
+            <w:tcW w:type="dxa" w:w="2720"/>
+            <w:tcBorders>
+              <w:top w:val="single" w:color="BFBFBF" w:sz="4"/>
+              <w:left w:val="single" w:color="BFBFBF" w:sz="4"/>
+              <w:bottom w:val="single" w:color="BFBFBF" w:sz="4"/>
+              <w:right w:val="single" w:color="BFBFBF" w:sz="4"/>
+            </w:tcBorders>
+            <w:tcMar>
+              <w:top w:type="dxa" w:w="100"/>
+              <w:left w:type="dxa" w:w="140"/>
+              <w:bottom w:type="dxa" w:w="100"/>
+              <w:right w:type="dxa" w:w="140"/>
+            </w:tcMar>
+          </w:tcPr>
+          <w:p>
+            <w:pPr>
+              <w:spacing w:after="40"/>
+            </w:pPr>
+            <w:r>
+              <w:t xml:space="preserve">~84s</w:t>
             </w:r>
           </w:p>
         </w:tc>
@@ -6860,7 +6926,7 @@
         <w:t xml:space="preserve">Read-through:</w:t>
       </w:r>
       <w:r>
-        <w:t xml:space="preserve"> on a small, clean, well-structured memo, single-call gets the same top-3 for 33% less. But it already starts inventing category labels that do not match our controlled vocabulary.</w:t>
+        <w:t xml:space="preserve"> on a small, clean memo, comprehensive single-call is actually BETTER than two calls on completeness (29 vs 28) at 27% lower cost. Thin single-call loses ground on completeness AND invents 20 category labels. On Meridian alone, comprehensive single-call would be a defensible choice.</w:t>
       </w:r>
     </w:p>
     <w:p>
@@ -6885,10 +6951,10 @@
         </w:tblBorders>
       </w:tblPr>
       <w:tblGrid>
-        <w:gridCol w:w="3400"/>
-        <w:gridCol w:w="2400"/>
-        <w:gridCol w:w="2400"/>
-        <w:gridCol w:w="1880"/>
+        <w:gridCol w:w="2600"/>
+        <w:gridCol w:w="2200"/>
+        <w:gridCol w:w="2560"/>
+        <w:gridCol w:w="2720"/>
       </w:tblGrid>
       <w:tr>
         <w:trPr>
@@ -6896,7 +6962,7 @@
         </w:trPr>
         <w:tc>
           <w:tcPr>
-            <w:tcW w:type="dxa" w:w="3400"/>
+            <w:tcW w:type="dxa" w:w="2600"/>
             <w:tcBorders>
               <w:top w:val="single" w:color="BFBFBF" w:sz="4"/>
               <w:left w:val="single" w:color="BFBFBF" w:sz="4"/>
@@ -6922,13 +6988,13 @@
                 <w:sz w:val="20"/>
                 <w:szCs w:val="20"/>
               </w:rPr>
-              <w:t xml:space="preserve">What we measured</w:t>
-            </w:r>
-          </w:p>
-        </w:tc>
-        <w:tc>
-          <w:tcPr>
-            <w:tcW w:type="dxa" w:w="2400"/>
+              <w:t xml:space="preserve">Metric</w:t>
+            </w:r>
+          </w:p>
+        </w:tc>
+        <w:tc>
+          <w:tcPr>
+            <w:tcW w:type="dxa" w:w="2200"/>
             <w:tcBorders>
               <w:top w:val="single" w:color="BFBFBF" w:sz="4"/>
               <w:left w:val="single" w:color="BFBFBF" w:sz="4"/>
@@ -6960,7 +7026,7 @@
         </w:tc>
         <w:tc>
           <w:tcPr>
-            <w:tcW w:type="dxa" w:w="2400"/>
+            <w:tcW w:type="dxa" w:w="2560"/>
             <w:tcBorders>
               <w:top w:val="single" w:color="BFBFBF" w:sz="4"/>
               <w:left w:val="single" w:color="BFBFBF" w:sz="4"/>
@@ -6986,13 +7052,13 @@
                 <w:sz w:val="20"/>
                 <w:szCs w:val="20"/>
               </w:rPr>
-              <w:t xml:space="preserve">Single call (experiment)</w:t>
-            </w:r>
-          </w:p>
-        </w:tc>
-        <w:tc>
-          <w:tcPr>
-            <w:tcW w:type="dxa" w:w="1880"/>
+              <w:t xml:space="preserve">Single — thin (v1)</w:t>
+            </w:r>
+          </w:p>
+        </w:tc>
+        <w:tc>
+          <w:tcPr>
+            <w:tcW w:type="dxa" w:w="2720"/>
             <w:tcBorders>
               <w:top w:val="single" w:color="BFBFBF" w:sz="4"/>
               <w:left w:val="single" w:color="BFBFBF" w:sz="4"/>
@@ -7018,7 +7084,7 @@
                 <w:sz w:val="20"/>
                 <w:szCs w:val="20"/>
               </w:rPr>
-              <w:t xml:space="preserve">Delta</w:t>
+              <w:t xml:space="preserve">Single — comprehensive (v2)</w:t>
             </w:r>
           </w:p>
         </w:tc>
@@ -7029,7 +7095,7 @@
         </w:trPr>
         <w:tc>
           <w:tcPr>
-            <w:tcW w:type="dxa" w:w="3400"/>
+            <w:tcW w:type="dxa" w:w="2600"/>
             <w:tcBorders>
               <w:top w:val="single" w:color="BFBFBF" w:sz="4"/>
               <w:left w:val="single" w:color="BFBFBF" w:sz="4"/>
@@ -7054,7 +7120,7 @@
         </w:tc>
         <w:tc>
           <w:tcPr>
-            <w:tcW w:type="dxa" w:w="2400"/>
+            <w:tcW w:type="dxa" w:w="2200"/>
             <w:tcBorders>
               <w:top w:val="single" w:color="BFBFBF" w:sz="4"/>
               <w:left w:val="single" w:color="BFBFBF" w:sz="4"/>
@@ -7083,59 +7149,51 @@
         </w:tc>
         <w:tc>
           <w:tcPr>
-            <w:tcW w:type="dxa" w:w="2400"/>
-            <w:tcBorders>
-              <w:top w:val="single" w:color="BFBFBF" w:sz="4"/>
-              <w:left w:val="single" w:color="BFBFBF" w:sz="4"/>
-              <w:bottom w:val="single" w:color="BFBFBF" w:sz="4"/>
-              <w:right w:val="single" w:color="BFBFBF" w:sz="4"/>
-            </w:tcBorders>
-            <w:tcMar>
-              <w:top w:type="dxa" w:w="100"/>
-              <w:left w:type="dxa" w:w="140"/>
-              <w:bottom w:type="dxa" w:w="100"/>
-              <w:right w:type="dxa" w:w="140"/>
-            </w:tcMar>
-          </w:tcPr>
-          <w:p>
-            <w:pPr>
-              <w:spacing w:after="40"/>
-            </w:pPr>
-            <w:r>
-              <w:rPr>
-                <w:b/>
-                <w:bCs/>
-              </w:rPr>
-              <w:t xml:space="preserve">36</w:t>
-            </w:r>
-          </w:p>
-        </w:tc>
-        <w:tc>
-          <w:tcPr>
-            <w:tcW w:type="dxa" w:w="1880"/>
-            <w:tcBorders>
-              <w:top w:val="single" w:color="BFBFBF" w:sz="4"/>
-              <w:left w:val="single" w:color="BFBFBF" w:sz="4"/>
-              <w:bottom w:val="single" w:color="BFBFBF" w:sz="4"/>
-              <w:right w:val="single" w:color="BFBFBF" w:sz="4"/>
-            </w:tcBorders>
-            <w:tcMar>
-              <w:top w:type="dxa" w:w="100"/>
-              <w:left w:type="dxa" w:w="140"/>
-              <w:bottom w:type="dxa" w:w="100"/>
-              <w:right w:type="dxa" w:w="140"/>
-            </w:tcMar>
-          </w:tcPr>
-          <w:p>
-            <w:pPr>
-              <w:spacing w:after="40"/>
-            </w:pPr>
-            <w:r>
-              <w:rPr>
-                <w:b/>
-                <w:bCs/>
-              </w:rPr>
-              <w:t xml:space="preserve">−14 (−28%)</w:t>
+            <w:tcW w:type="dxa" w:w="2560"/>
+            <w:tcBorders>
+              <w:top w:val="single" w:color="BFBFBF" w:sz="4"/>
+              <w:left w:val="single" w:color="BFBFBF" w:sz="4"/>
+              <w:bottom w:val="single" w:color="BFBFBF" w:sz="4"/>
+              <w:right w:val="single" w:color="BFBFBF" w:sz="4"/>
+            </w:tcBorders>
+            <w:tcMar>
+              <w:top w:type="dxa" w:w="100"/>
+              <w:left w:type="dxa" w:w="140"/>
+              <w:bottom w:type="dxa" w:w="100"/>
+              <w:right w:type="dxa" w:w="140"/>
+            </w:tcMar>
+          </w:tcPr>
+          <w:p>
+            <w:pPr>
+              <w:spacing w:after="40"/>
+            </w:pPr>
+            <w:r>
+              <w:t xml:space="preserve">36 (−14, −28%)</w:t>
+            </w:r>
+          </w:p>
+        </w:tc>
+        <w:tc>
+          <w:tcPr>
+            <w:tcW w:type="dxa" w:w="2720"/>
+            <w:tcBorders>
+              <w:top w:val="single" w:color="BFBFBF" w:sz="4"/>
+              <w:left w:val="single" w:color="BFBFBF" w:sz="4"/>
+              <w:bottom w:val="single" w:color="BFBFBF" w:sz="4"/>
+              <w:right w:val="single" w:color="BFBFBF" w:sz="4"/>
+            </w:tcBorders>
+            <w:tcMar>
+              <w:top w:type="dxa" w:w="100"/>
+              <w:left w:type="dxa" w:w="140"/>
+              <w:bottom w:type="dxa" w:w="100"/>
+              <w:right w:type="dxa" w:w="140"/>
+            </w:tcMar>
+          </w:tcPr>
+          <w:p>
+            <w:pPr>
+              <w:spacing w:after="40"/>
+            </w:pPr>
+            <w:r>
+              <w:t xml:space="preserve">47 (−3, −6%)</w:t>
             </w:r>
           </w:p>
         </w:tc>
@@ -7146,105 +7204,109 @@
         </w:trPr>
         <w:tc>
           <w:tcPr>
-            <w:tcW w:type="dxa" w:w="3400"/>
-            <w:tcBorders>
-              <w:top w:val="single" w:color="BFBFBF" w:sz="4"/>
-              <w:left w:val="single" w:color="BFBFBF" w:sz="4"/>
-              <w:bottom w:val="single" w:color="BFBFBF" w:sz="4"/>
-              <w:right w:val="single" w:color="BFBFBF" w:sz="4"/>
-            </w:tcBorders>
-            <w:shd w:fill="F7F9FC" w:val="clear"/>
-            <w:tcMar>
-              <w:top w:type="dxa" w:w="100"/>
-              <w:left w:type="dxa" w:w="140"/>
-              <w:bottom w:type="dxa" w:w="100"/>
-              <w:right w:type="dxa" w:w="140"/>
-            </w:tcMar>
-          </w:tcPr>
-          <w:p>
-            <w:pPr>
-              <w:spacing w:after="40"/>
-            </w:pPr>
-            <w:r>
-              <w:t xml:space="preserve">Top-3 covenants named</w:t>
-            </w:r>
-          </w:p>
-        </w:tc>
-        <w:tc>
-          <w:tcPr>
-            <w:tcW w:type="dxa" w:w="2400"/>
-            <w:tcBorders>
-              <w:top w:val="single" w:color="BFBFBF" w:sz="4"/>
-              <w:left w:val="single" w:color="BFBFBF" w:sz="4"/>
-              <w:bottom w:val="single" w:color="BFBFBF" w:sz="4"/>
-              <w:right w:val="single" w:color="BFBFBF" w:sz="4"/>
-            </w:tcBorders>
-            <w:shd w:fill="F7F9FC" w:val="clear"/>
-            <w:tcMar>
-              <w:top w:type="dxa" w:w="100"/>
-              <w:left w:type="dxa" w:w="140"/>
-              <w:bottom w:type="dxa" w:w="100"/>
-              <w:right w:type="dxa" w:w="140"/>
-            </w:tcMar>
-          </w:tcPr>
-          <w:p>
-            <w:pPr>
-              <w:spacing w:after="40"/>
-            </w:pPr>
-            <w:r>
-              <w:t xml:space="preserve">Guarantor net worth / Facility A repayment / Facility B DSCR</w:t>
-            </w:r>
-          </w:p>
-        </w:tc>
-        <w:tc>
-          <w:tcPr>
-            <w:tcW w:type="dxa" w:w="2400"/>
-            <w:tcBorders>
-              <w:top w:val="single" w:color="BFBFBF" w:sz="4"/>
-              <w:left w:val="single" w:color="BFBFBF" w:sz="4"/>
-              <w:bottom w:val="single" w:color="BFBFBF" w:sz="4"/>
-              <w:right w:val="single" w:color="BFBFBF" w:sz="4"/>
-            </w:tcBorders>
-            <w:shd w:fill="F7F9FC" w:val="clear"/>
-            <w:tcMar>
-              <w:top w:type="dxa" w:w="100"/>
-              <w:left w:type="dxa" w:w="140"/>
-              <w:bottom w:type="dxa" w:w="100"/>
-              <w:right w:type="dxa" w:w="140"/>
-            </w:tcMar>
-          </w:tcPr>
-          <w:p>
-            <w:pPr>
-              <w:spacing w:after="40"/>
-            </w:pPr>
-            <w:r>
-              <w:t xml:space="preserve">Same three, same order</w:t>
-            </w:r>
-          </w:p>
-        </w:tc>
-        <w:tc>
-          <w:tcPr>
-            <w:tcW w:type="dxa" w:w="1880"/>
-            <w:tcBorders>
-              <w:top w:val="single" w:color="BFBFBF" w:sz="4"/>
-              <w:left w:val="single" w:color="BFBFBF" w:sz="4"/>
-              <w:bottom w:val="single" w:color="BFBFBF" w:sz="4"/>
-              <w:right w:val="single" w:color="BFBFBF" w:sz="4"/>
-            </w:tcBorders>
-            <w:shd w:fill="F7F9FC" w:val="clear"/>
-            <w:tcMar>
-              <w:top w:type="dxa" w:w="100"/>
-              <w:left w:type="dxa" w:w="140"/>
-              <w:bottom w:type="dxa" w:w="100"/>
-              <w:right w:type="dxa" w:w="140"/>
-            </w:tcMar>
-          </w:tcPr>
-          <w:p>
-            <w:pPr>
-              <w:spacing w:after="40"/>
-            </w:pPr>
-            <w:r>
-              <w:t xml:space="preserve">✓ match</w:t>
+            <w:tcW w:type="dxa" w:w="2600"/>
+            <w:tcBorders>
+              <w:top w:val="single" w:color="BFBFBF" w:sz="4"/>
+              <w:left w:val="single" w:color="BFBFBF" w:sz="4"/>
+              <w:bottom w:val="single" w:color="BFBFBF" w:sz="4"/>
+              <w:right w:val="single" w:color="BFBFBF" w:sz="4"/>
+            </w:tcBorders>
+            <w:shd w:fill="F7F9FC" w:val="clear"/>
+            <w:tcMar>
+              <w:top w:type="dxa" w:w="100"/>
+              <w:left w:type="dxa" w:w="140"/>
+              <w:bottom w:type="dxa" w:w="100"/>
+              <w:right w:type="dxa" w:w="140"/>
+            </w:tcMar>
+          </w:tcPr>
+          <w:p>
+            <w:pPr>
+              <w:spacing w:after="40"/>
+            </w:pPr>
+            <w:r>
+              <w:t xml:space="preserve">Top-3 covenants</w:t>
+            </w:r>
+          </w:p>
+        </w:tc>
+        <w:tc>
+          <w:tcPr>
+            <w:tcW w:type="dxa" w:w="2200"/>
+            <w:tcBorders>
+              <w:top w:val="single" w:color="BFBFBF" w:sz="4"/>
+              <w:left w:val="single" w:color="BFBFBF" w:sz="4"/>
+              <w:bottom w:val="single" w:color="BFBFBF" w:sz="4"/>
+              <w:right w:val="single" w:color="BFBFBF" w:sz="4"/>
+            </w:tcBorders>
+            <w:shd w:fill="F7F9FC" w:val="clear"/>
+            <w:tcMar>
+              <w:top w:type="dxa" w:w="100"/>
+              <w:left w:type="dxa" w:w="140"/>
+              <w:bottom w:type="dxa" w:w="100"/>
+              <w:right w:type="dxa" w:w="140"/>
+            </w:tcMar>
+          </w:tcPr>
+          <w:p>
+            <w:pPr>
+              <w:spacing w:after="40"/>
+            </w:pPr>
+            <w:r>
+              <w:t xml:space="preserve">Guarantor NW / Facility A repayment / Facility B DSCR</w:t>
+            </w:r>
+          </w:p>
+        </w:tc>
+        <w:tc>
+          <w:tcPr>
+            <w:tcW w:type="dxa" w:w="2560"/>
+            <w:tcBorders>
+              <w:top w:val="single" w:color="BFBFBF" w:sz="4"/>
+              <w:left w:val="single" w:color="BFBFBF" w:sz="4"/>
+              <w:bottom w:val="single" w:color="BFBFBF" w:sz="4"/>
+              <w:right w:val="single" w:color="BFBFBF" w:sz="4"/>
+            </w:tcBorders>
+            <w:shd w:fill="F7F9FC" w:val="clear"/>
+            <w:tcMar>
+              <w:top w:type="dxa" w:w="100"/>
+              <w:left w:type="dxa" w:w="140"/>
+              <w:bottom w:type="dxa" w:w="100"/>
+              <w:right w:type="dxa" w:w="140"/>
+            </w:tcMar>
+          </w:tcPr>
+          <w:p>
+            <w:pPr>
+              <w:spacing w:after="40"/>
+            </w:pPr>
+            <w:r>
+              <w:t xml:space="preserve">✓ same three, same order</w:t>
+            </w:r>
+          </w:p>
+        </w:tc>
+        <w:tc>
+          <w:tcPr>
+            <w:tcW w:type="dxa" w:w="2720"/>
+            <w:tcBorders>
+              <w:top w:val="single" w:color="BFBFBF" w:sz="4"/>
+              <w:left w:val="single" w:color="BFBFBF" w:sz="4"/>
+              <w:bottom w:val="single" w:color="BFBFBF" w:sz="4"/>
+              <w:right w:val="single" w:color="BFBFBF" w:sz="4"/>
+            </w:tcBorders>
+            <w:shd w:fill="F7F9FC" w:val="clear"/>
+            <w:tcMar>
+              <w:top w:type="dxa" w:w="100"/>
+              <w:left w:type="dxa" w:w="140"/>
+              <w:bottom w:type="dxa" w:w="100"/>
+              <w:right w:type="dxa" w:w="140"/>
+            </w:tcMar>
+          </w:tcPr>
+          <w:p>
+            <w:pPr>
+              <w:spacing w:after="40"/>
+            </w:pPr>
+            <w:r>
+              <w:rPr>
+                <w:b/>
+                <w:bCs/>
+              </w:rPr>
+              <w:t xml:space="preserve">≈ same three, rank 2 shifted</w:t>
             </w:r>
           </w:p>
         </w:tc>
@@ -7255,101 +7317,101 @@
         </w:trPr>
         <w:tc>
           <w:tcPr>
-            <w:tcW w:type="dxa" w:w="3400"/>
-            <w:tcBorders>
-              <w:top w:val="single" w:color="BFBFBF" w:sz="4"/>
-              <w:left w:val="single" w:color="BFBFBF" w:sz="4"/>
-              <w:bottom w:val="single" w:color="BFBFBF" w:sz="4"/>
-              <w:right w:val="single" w:color="BFBFBF" w:sz="4"/>
-            </w:tcBorders>
-            <w:tcMar>
-              <w:top w:type="dxa" w:w="100"/>
-              <w:left w:type="dxa" w:w="140"/>
-              <w:bottom w:type="dxa" w:w="100"/>
-              <w:right w:type="dxa" w:w="140"/>
-            </w:tcMar>
-          </w:tcPr>
-          <w:p>
-            <w:pPr>
-              <w:spacing w:after="40"/>
-            </w:pPr>
-            <w:r>
-              <w:t xml:space="preserve">Quality of reasoning</w:t>
-            </w:r>
-          </w:p>
-        </w:tc>
-        <w:tc>
-          <w:tcPr>
-            <w:tcW w:type="dxa" w:w="2400"/>
-            <w:tcBorders>
-              <w:top w:val="single" w:color="BFBFBF" w:sz="4"/>
-              <w:left w:val="single" w:color="BFBFBF" w:sz="4"/>
-              <w:bottom w:val="single" w:color="BFBFBF" w:sz="4"/>
-              <w:right w:val="single" w:color="BFBFBF" w:sz="4"/>
-            </w:tcBorders>
-            <w:tcMar>
-              <w:top w:type="dxa" w:w="100"/>
-              <w:left w:type="dxa" w:w="140"/>
-              <w:bottom w:type="dxa" w:w="100"/>
-              <w:right w:type="dxa" w:w="140"/>
-            </w:tcMar>
-          </w:tcPr>
-          <w:p>
-            <w:pPr>
-              <w:spacing w:after="40"/>
-            </w:pPr>
-            <w:r>
-              <w:t xml:space="preserve">547 chars avg</w:t>
-            </w:r>
-          </w:p>
-        </w:tc>
-        <w:tc>
-          <w:tcPr>
-            <w:tcW w:type="dxa" w:w="2400"/>
-            <w:tcBorders>
-              <w:top w:val="single" w:color="BFBFBF" w:sz="4"/>
-              <w:left w:val="single" w:color="BFBFBF" w:sz="4"/>
-              <w:bottom w:val="single" w:color="BFBFBF" w:sz="4"/>
-              <w:right w:val="single" w:color="BFBFBF" w:sz="4"/>
-            </w:tcBorders>
-            <w:tcMar>
-              <w:top w:type="dxa" w:w="100"/>
-              <w:left w:type="dxa" w:w="140"/>
-              <w:bottom w:type="dxa" w:w="100"/>
-              <w:right w:type="dxa" w:w="140"/>
-            </w:tcMar>
-          </w:tcPr>
-          <w:p>
-            <w:pPr>
-              <w:spacing w:after="40"/>
-            </w:pPr>
-            <w:r>
-              <w:t xml:space="preserve">619 chars avg</w:t>
-            </w:r>
-          </w:p>
-        </w:tc>
-        <w:tc>
-          <w:tcPr>
-            <w:tcW w:type="dxa" w:w="1880"/>
-            <w:tcBorders>
-              <w:top w:val="single" w:color="BFBFBF" w:sz="4"/>
-              <w:left w:val="single" w:color="BFBFBF" w:sz="4"/>
-              <w:bottom w:val="single" w:color="BFBFBF" w:sz="4"/>
-              <w:right w:val="single" w:color="BFBFBF" w:sz="4"/>
-            </w:tcBorders>
-            <w:tcMar>
-              <w:top w:type="dxa" w:w="100"/>
-              <w:left w:type="dxa" w:w="140"/>
-              <w:bottom w:type="dxa" w:w="100"/>
-              <w:right w:type="dxa" w:w="140"/>
-            </w:tcMar>
-          </w:tcPr>
-          <w:p>
-            <w:pPr>
-              <w:spacing w:after="40"/>
-            </w:pPr>
-            <w:r>
-              <w:t xml:space="preserve">slightly longer</w:t>
+            <w:tcW w:type="dxa" w:w="2600"/>
+            <w:tcBorders>
+              <w:top w:val="single" w:color="BFBFBF" w:sz="4"/>
+              <w:left w:val="single" w:color="BFBFBF" w:sz="4"/>
+              <w:bottom w:val="single" w:color="BFBFBF" w:sz="4"/>
+              <w:right w:val="single" w:color="BFBFBF" w:sz="4"/>
+            </w:tcBorders>
+            <w:tcMar>
+              <w:top w:type="dxa" w:w="100"/>
+              <w:left w:type="dxa" w:w="140"/>
+              <w:bottom w:type="dxa" w:w="100"/>
+              <w:right w:type="dxa" w:w="140"/>
+            </w:tcMar>
+          </w:tcPr>
+          <w:p>
+            <w:pPr>
+              <w:spacing w:after="40"/>
+            </w:pPr>
+            <w:r>
+              <w:t xml:space="preserve">Reasoning depth (chars avg)</w:t>
+            </w:r>
+          </w:p>
+        </w:tc>
+        <w:tc>
+          <w:tcPr>
+            <w:tcW w:type="dxa" w:w="2200"/>
+            <w:tcBorders>
+              <w:top w:val="single" w:color="BFBFBF" w:sz="4"/>
+              <w:left w:val="single" w:color="BFBFBF" w:sz="4"/>
+              <w:bottom w:val="single" w:color="BFBFBF" w:sz="4"/>
+              <w:right w:val="single" w:color="BFBFBF" w:sz="4"/>
+            </w:tcBorders>
+            <w:tcMar>
+              <w:top w:type="dxa" w:w="100"/>
+              <w:left w:type="dxa" w:w="140"/>
+              <w:bottom w:type="dxa" w:w="100"/>
+              <w:right w:type="dxa" w:w="140"/>
+            </w:tcMar>
+          </w:tcPr>
+          <w:p>
+            <w:pPr>
+              <w:spacing w:after="40"/>
+            </w:pPr>
+            <w:r>
+              <w:t xml:space="preserve">547</w:t>
+            </w:r>
+          </w:p>
+        </w:tc>
+        <w:tc>
+          <w:tcPr>
+            <w:tcW w:type="dxa" w:w="2560"/>
+            <w:tcBorders>
+              <w:top w:val="single" w:color="BFBFBF" w:sz="4"/>
+              <w:left w:val="single" w:color="BFBFBF" w:sz="4"/>
+              <w:bottom w:val="single" w:color="BFBFBF" w:sz="4"/>
+              <w:right w:val="single" w:color="BFBFBF" w:sz="4"/>
+            </w:tcBorders>
+            <w:tcMar>
+              <w:top w:type="dxa" w:w="100"/>
+              <w:left w:type="dxa" w:w="140"/>
+              <w:bottom w:type="dxa" w:w="100"/>
+              <w:right w:type="dxa" w:w="140"/>
+            </w:tcMar>
+          </w:tcPr>
+          <w:p>
+            <w:pPr>
+              <w:spacing w:after="40"/>
+            </w:pPr>
+            <w:r>
+              <w:t xml:space="preserve">619</w:t>
+            </w:r>
+          </w:p>
+        </w:tc>
+        <w:tc>
+          <w:tcPr>
+            <w:tcW w:type="dxa" w:w="2720"/>
+            <w:tcBorders>
+              <w:top w:val="single" w:color="BFBFBF" w:sz="4"/>
+              <w:left w:val="single" w:color="BFBFBF" w:sz="4"/>
+              <w:bottom w:val="single" w:color="BFBFBF" w:sz="4"/>
+              <w:right w:val="single" w:color="BFBFBF" w:sz="4"/>
+            </w:tcBorders>
+            <w:tcMar>
+              <w:top w:type="dxa" w:w="100"/>
+              <w:left w:type="dxa" w:w="140"/>
+              <w:bottom w:type="dxa" w:w="100"/>
+              <w:right w:type="dxa" w:w="140"/>
+            </w:tcMar>
+          </w:tcPr>
+          <w:p>
+            <w:pPr>
+              <w:spacing w:after="40"/>
+            </w:pPr>
+            <w:r>
+              <w:t xml:space="preserve">580</w:t>
             </w:r>
           </w:p>
         </w:tc>
@@ -7360,33 +7422,33 @@
         </w:trPr>
         <w:tc>
           <w:tcPr>
-            <w:tcW w:type="dxa" w:w="3400"/>
-            <w:tcBorders>
-              <w:top w:val="single" w:color="BFBFBF" w:sz="4"/>
-              <w:left w:val="single" w:color="BFBFBF" w:sz="4"/>
-              <w:bottom w:val="single" w:color="BFBFBF" w:sz="4"/>
-              <w:right w:val="single" w:color="BFBFBF" w:sz="4"/>
-            </w:tcBorders>
-            <w:shd w:fill="F7F9FC" w:val="clear"/>
-            <w:tcMar>
-              <w:top w:type="dxa" w:w="100"/>
-              <w:left w:type="dxa" w:w="140"/>
-              <w:bottom w:type="dxa" w:w="100"/>
-              <w:right w:type="dxa" w:w="140"/>
-            </w:tcMar>
-          </w:tcPr>
-          <w:p>
-            <w:pPr>
-              <w:spacing w:after="40"/>
-            </w:pPr>
-            <w:r>
-              <w:t xml:space="preserve">Guardrail (quotes verified)</w:t>
-            </w:r>
-          </w:p>
-        </w:tc>
-        <w:tc>
-          <w:tcPr>
-            <w:tcW w:type="dxa" w:w="2400"/>
+            <w:tcW w:type="dxa" w:w="2600"/>
+            <w:tcBorders>
+              <w:top w:val="single" w:color="BFBFBF" w:sz="4"/>
+              <w:left w:val="single" w:color="BFBFBF" w:sz="4"/>
+              <w:bottom w:val="single" w:color="BFBFBF" w:sz="4"/>
+              <w:right w:val="single" w:color="BFBFBF" w:sz="4"/>
+            </w:tcBorders>
+            <w:shd w:fill="F7F9FC" w:val="clear"/>
+            <w:tcMar>
+              <w:top w:type="dxa" w:w="100"/>
+              <w:left w:type="dxa" w:w="140"/>
+              <w:bottom w:type="dxa" w:w="100"/>
+              <w:right w:type="dxa" w:w="140"/>
+            </w:tcMar>
+          </w:tcPr>
+          <w:p>
+            <w:pPr>
+              <w:spacing w:after="40"/>
+            </w:pPr>
+            <w:r>
+              <w:t xml:space="preserve">Guardrail quotes verified</w:t>
+            </w:r>
+          </w:p>
+        </w:tc>
+        <w:tc>
+          <w:tcPr>
+            <w:tcW w:type="dxa" w:w="2200"/>
             <w:tcBorders>
               <w:top w:val="single" w:color="BFBFBF" w:sz="4"/>
               <w:left w:val="single" w:color="BFBFBF" w:sz="4"/>
@@ -7412,7 +7474,7 @@
         </w:tc>
         <w:tc>
           <w:tcPr>
-            <w:tcW w:type="dxa" w:w="2400"/>
+            <w:tcW w:type="dxa" w:w="2560"/>
             <w:tcBorders>
               <w:top w:val="single" w:color="BFBFBF" w:sz="4"/>
               <w:left w:val="single" w:color="BFBFBF" w:sz="4"/>
@@ -7438,27 +7500,27 @@
         </w:tc>
         <w:tc>
           <w:tcPr>
-            <w:tcW w:type="dxa" w:w="1880"/>
-            <w:tcBorders>
-              <w:top w:val="single" w:color="BFBFBF" w:sz="4"/>
-              <w:left w:val="single" w:color="BFBFBF" w:sz="4"/>
-              <w:bottom w:val="single" w:color="BFBFBF" w:sz="4"/>
-              <w:right w:val="single" w:color="BFBFBF" w:sz="4"/>
-            </w:tcBorders>
-            <w:shd w:fill="F7F9FC" w:val="clear"/>
-            <w:tcMar>
-              <w:top w:type="dxa" w:w="100"/>
-              <w:left w:type="dxa" w:w="140"/>
-              <w:bottom w:type="dxa" w:w="100"/>
-              <w:right w:type="dxa" w:w="140"/>
-            </w:tcMar>
-          </w:tcPr>
-          <w:p>
-            <w:pPr>
-              <w:spacing w:after="40"/>
-            </w:pPr>
-            <w:r>
-              <w:t xml:space="preserve">~100%</w:t>
+            <w:tcW w:type="dxa" w:w="2720"/>
+            <w:tcBorders>
+              <w:top w:val="single" w:color="BFBFBF" w:sz="4"/>
+              <w:left w:val="single" w:color="BFBFBF" w:sz="4"/>
+              <w:bottom w:val="single" w:color="BFBFBF" w:sz="4"/>
+              <w:right w:val="single" w:color="BFBFBF" w:sz="4"/>
+            </w:tcBorders>
+            <w:shd w:fill="F7F9FC" w:val="clear"/>
+            <w:tcMar>
+              <w:top w:type="dxa" w:w="100"/>
+              <w:left w:type="dxa" w:w="140"/>
+              <w:bottom w:type="dxa" w:w="100"/>
+              <w:right w:type="dxa" w:w="140"/>
+            </w:tcMar>
+          </w:tcPr>
+          <w:p>
+            <w:pPr>
+              <w:spacing w:after="40"/>
+            </w:pPr>
+            <w:r>
+              <w:t xml:space="preserve">50 of 50</w:t>
             </w:r>
           </w:p>
         </w:tc>
@@ -7469,57 +7531,57 @@
         </w:trPr>
         <w:tc>
           <w:tcPr>
-            <w:tcW w:type="dxa" w:w="3400"/>
-            <w:tcBorders>
-              <w:top w:val="single" w:color="BFBFBF" w:sz="4"/>
-              <w:left w:val="single" w:color="BFBFBF" w:sz="4"/>
-              <w:bottom w:val="single" w:color="BFBFBF" w:sz="4"/>
-              <w:right w:val="single" w:color="BFBFBF" w:sz="4"/>
-            </w:tcBorders>
-            <w:tcMar>
-              <w:top w:type="dxa" w:w="100"/>
-              <w:left w:type="dxa" w:w="140"/>
-              <w:bottom w:type="dxa" w:w="100"/>
-              <w:right w:type="dxa" w:w="140"/>
-            </w:tcMar>
-          </w:tcPr>
-          <w:p>
-            <w:pPr>
-              <w:spacing w:after="40"/>
-            </w:pPr>
-            <w:r>
-              <w:t xml:space="preserve">Category discipline</w:t>
-            </w:r>
-          </w:p>
-        </w:tc>
-        <w:tc>
-          <w:tcPr>
-            <w:tcW w:type="dxa" w:w="2400"/>
-            <w:tcBorders>
-              <w:top w:val="single" w:color="BFBFBF" w:sz="4"/>
-              <w:left w:val="single" w:color="BFBFBF" w:sz="4"/>
-              <w:bottom w:val="single" w:color="BFBFBF" w:sz="4"/>
-              <w:right w:val="single" w:color="BFBFBF" w:sz="4"/>
-            </w:tcBorders>
-            <w:tcMar>
-              <w:top w:type="dxa" w:w="100"/>
-              <w:left w:type="dxa" w:w="140"/>
-              <w:bottom w:type="dxa" w:w="100"/>
-              <w:right w:type="dxa" w:w="140"/>
-            </w:tcMar>
-          </w:tcPr>
-          <w:p>
-            <w:pPr>
-              <w:spacing w:after="40"/>
-            </w:pPr>
-            <w:r>
-              <w:t xml:space="preserve">11 valid enum values</w:t>
-            </w:r>
-          </w:p>
-        </w:tc>
-        <w:tc>
-          <w:tcPr>
-            <w:tcW w:type="dxa" w:w="2400"/>
+            <w:tcW w:type="dxa" w:w="2600"/>
+            <w:tcBorders>
+              <w:top w:val="single" w:color="BFBFBF" w:sz="4"/>
+              <w:left w:val="single" w:color="BFBFBF" w:sz="4"/>
+              <w:bottom w:val="single" w:color="BFBFBF" w:sz="4"/>
+              <w:right w:val="single" w:color="BFBFBF" w:sz="4"/>
+            </w:tcBorders>
+            <w:tcMar>
+              <w:top w:type="dxa" w:w="100"/>
+              <w:left w:type="dxa" w:w="140"/>
+              <w:bottom w:type="dxa" w:w="100"/>
+              <w:right w:type="dxa" w:w="140"/>
+            </w:tcMar>
+          </w:tcPr>
+          <w:p>
+            <w:pPr>
+              <w:spacing w:after="40"/>
+            </w:pPr>
+            <w:r>
+              <w:t xml:space="preserve">Category enum drift</w:t>
+            </w:r>
+          </w:p>
+        </w:tc>
+        <w:tc>
+          <w:tcPr>
+            <w:tcW w:type="dxa" w:w="2200"/>
+            <w:tcBorders>
+              <w:top w:val="single" w:color="BFBFBF" w:sz="4"/>
+              <w:left w:val="single" w:color="BFBFBF" w:sz="4"/>
+              <w:bottom w:val="single" w:color="BFBFBF" w:sz="4"/>
+              <w:right w:val="single" w:color="BFBFBF" w:sz="4"/>
+            </w:tcBorders>
+            <w:tcMar>
+              <w:top w:type="dxa" w:w="100"/>
+              <w:left w:type="dxa" w:w="140"/>
+              <w:bottom w:type="dxa" w:w="100"/>
+              <w:right w:type="dxa" w:w="140"/>
+            </w:tcMar>
+          </w:tcPr>
+          <w:p>
+            <w:pPr>
+              <w:spacing w:after="40"/>
+            </w:pPr>
+            <w:r>
+              <w:t xml:space="preserve">0 invented</w:t>
+            </w:r>
+          </w:p>
+        </w:tc>
+        <w:tc>
+          <w:tcPr>
+            <w:tcW w:type="dxa" w:w="2560"/>
             <w:tcBorders>
               <w:top w:val="single" w:color="BFBFBF" w:sz="4"/>
               <w:left w:val="single" w:color="BFBFBF" w:sz="4"/>
@@ -7542,32 +7604,32 @@
                 <w:b/>
                 <w:bCs/>
               </w:rPr>
-              <w:t xml:space="preserve">26 invented labels</w:t>
-            </w:r>
-          </w:p>
-        </w:tc>
-        <w:tc>
-          <w:tcPr>
-            <w:tcW w:type="dxa" w:w="1880"/>
-            <w:tcBorders>
-              <w:top w:val="single" w:color="BFBFBF" w:sz="4"/>
-              <w:left w:val="single" w:color="BFBFBF" w:sz="4"/>
-              <w:bottom w:val="single" w:color="BFBFBF" w:sz="4"/>
-              <w:right w:val="single" w:color="BFBFBF" w:sz="4"/>
-            </w:tcBorders>
-            <w:tcMar>
-              <w:top w:type="dxa" w:w="100"/>
-              <w:left w:type="dxa" w:w="140"/>
-              <w:bottom w:type="dxa" w:w="100"/>
-              <w:right w:type="dxa" w:w="140"/>
-            </w:tcMar>
-          </w:tcPr>
-          <w:p>
-            <w:pPr>
-              <w:spacing w:after="40"/>
-            </w:pPr>
-            <w:r>
-              <w:t xml:space="preserve">✗ severe drift</w:t>
+              <w:t xml:space="preserve">26 invented</w:t>
+            </w:r>
+          </w:p>
+        </w:tc>
+        <w:tc>
+          <w:tcPr>
+            <w:tcW w:type="dxa" w:w="2720"/>
+            <w:tcBorders>
+              <w:top w:val="single" w:color="BFBFBF" w:sz="4"/>
+              <w:left w:val="single" w:color="BFBFBF" w:sz="4"/>
+              <w:bottom w:val="single" w:color="BFBFBF" w:sz="4"/>
+              <w:right w:val="single" w:color="BFBFBF" w:sz="4"/>
+            </w:tcBorders>
+            <w:tcMar>
+              <w:top w:type="dxa" w:w="100"/>
+              <w:left w:type="dxa" w:w="140"/>
+              <w:bottom w:type="dxa" w:w="100"/>
+              <w:right w:type="dxa" w:w="140"/>
+            </w:tcMar>
+          </w:tcPr>
+          <w:p>
+            <w:pPr>
+              <w:spacing w:after="40"/>
+            </w:pPr>
+            <w:r>
+              <w:t xml:space="preserve">0 invented</w:t>
             </w:r>
           </w:p>
         </w:tc>
@@ -7578,7 +7640,7 @@
         </w:trPr>
         <w:tc>
           <w:tcPr>
-            <w:tcW w:type="dxa" w:w="3400"/>
+            <w:tcW w:type="dxa" w:w="2600"/>
             <w:tcBorders>
               <w:top w:val="single" w:color="BFBFBF" w:sz="4"/>
               <w:left w:val="single" w:color="BFBFBF" w:sz="4"/>
@@ -7604,7 +7666,7 @@
         </w:tc>
         <w:tc>
           <w:tcPr>
-            <w:tcW w:type="dxa" w:w="2400"/>
+            <w:tcW w:type="dxa" w:w="2200"/>
             <w:tcBorders>
               <w:top w:val="single" w:color="BFBFBF" w:sz="4"/>
               <w:left w:val="single" w:color="BFBFBF" w:sz="4"/>
@@ -7630,7 +7692,7 @@
         </w:tc>
         <w:tc>
           <w:tcPr>
-            <w:tcW w:type="dxa" w:w="2400"/>
+            <w:tcW w:type="dxa" w:w="2560"/>
             <w:tcBorders>
               <w:top w:val="single" w:color="BFBFBF" w:sz="4"/>
               <w:left w:val="single" w:color="BFBFBF" w:sz="4"/>
@@ -7656,31 +7718,27 @@
         </w:tc>
         <w:tc>
           <w:tcPr>
-            <w:tcW w:type="dxa" w:w="1880"/>
-            <w:tcBorders>
-              <w:top w:val="single" w:color="BFBFBF" w:sz="4"/>
-              <w:left w:val="single" w:color="BFBFBF" w:sz="4"/>
-              <w:bottom w:val="single" w:color="BFBFBF" w:sz="4"/>
-              <w:right w:val="single" w:color="BFBFBF" w:sz="4"/>
-            </w:tcBorders>
-            <w:shd w:fill="F7F9FC" w:val="clear"/>
-            <w:tcMar>
-              <w:top w:type="dxa" w:w="100"/>
-              <w:left w:type="dxa" w:w="140"/>
-              <w:bottom w:type="dxa" w:w="100"/>
-              <w:right w:type="dxa" w:w="140"/>
-            </w:tcMar>
-          </w:tcPr>
-          <w:p>
-            <w:pPr>
-              <w:spacing w:after="40"/>
-            </w:pPr>
-            <w:r>
-              <w:rPr>
-                <w:b/>
-                <w:bCs/>
-              </w:rPr>
-              <w:t xml:space="preserve">−41%</w:t>
+            <w:tcW w:type="dxa" w:w="2720"/>
+            <w:tcBorders>
+              <w:top w:val="single" w:color="BFBFBF" w:sz="4"/>
+              <w:left w:val="single" w:color="BFBFBF" w:sz="4"/>
+              <w:bottom w:val="single" w:color="BFBFBF" w:sz="4"/>
+              <w:right w:val="single" w:color="BFBFBF" w:sz="4"/>
+            </w:tcBorders>
+            <w:shd w:fill="F7F9FC" w:val="clear"/>
+            <w:tcMar>
+              <w:top w:type="dxa" w:w="100"/>
+              <w:left w:type="dxa" w:w="140"/>
+              <w:bottom w:type="dxa" w:w="100"/>
+              <w:right w:type="dxa" w:w="140"/>
+            </w:tcMar>
+          </w:tcPr>
+          <w:p>
+            <w:pPr>
+              <w:spacing w:after="40"/>
+            </w:pPr>
+            <w:r>
+              <w:t xml:space="preserve">$0.39</w:t>
             </w:r>
           </w:p>
         </w:tc>
@@ -7691,7 +7749,7 @@
         </w:trPr>
         <w:tc>
           <w:tcPr>
-            <w:tcW w:type="dxa" w:w="3400"/>
+            <w:tcW w:type="dxa" w:w="2600"/>
             <w:tcBorders>
               <w:top w:val="single" w:color="BFBFBF" w:sz="4"/>
               <w:left w:val="single" w:color="BFBFBF" w:sz="4"/>
@@ -7716,7 +7774,7 @@
         </w:tc>
         <w:tc>
           <w:tcPr>
-            <w:tcW w:type="dxa" w:w="2400"/>
+            <w:tcW w:type="dxa" w:w="2200"/>
             <w:tcBorders>
               <w:top w:val="single" w:color="BFBFBF" w:sz="4"/>
               <w:left w:val="single" w:color="BFBFBF" w:sz="4"/>
@@ -7741,51 +7799,51 @@
         </w:tc>
         <w:tc>
           <w:tcPr>
-            <w:tcW w:type="dxa" w:w="2400"/>
-            <w:tcBorders>
-              <w:top w:val="single" w:color="BFBFBF" w:sz="4"/>
-              <w:left w:val="single" w:color="BFBFBF" w:sz="4"/>
-              <w:bottom w:val="single" w:color="BFBFBF" w:sz="4"/>
-              <w:right w:val="single" w:color="BFBFBF" w:sz="4"/>
-            </w:tcBorders>
-            <w:tcMar>
-              <w:top w:type="dxa" w:w="100"/>
-              <w:left w:type="dxa" w:w="140"/>
-              <w:bottom w:type="dxa" w:w="100"/>
-              <w:right w:type="dxa" w:w="140"/>
-            </w:tcMar>
-          </w:tcPr>
-          <w:p>
-            <w:pPr>
-              <w:spacing w:after="40"/>
-            </w:pPr>
-            <w:r>
-              <w:t xml:space="preserve">~180s</w:t>
-            </w:r>
-          </w:p>
-        </w:tc>
-        <w:tc>
-          <w:tcPr>
-            <w:tcW w:type="dxa" w:w="1880"/>
-            <w:tcBorders>
-              <w:top w:val="single" w:color="BFBFBF" w:sz="4"/>
-              <w:left w:val="single" w:color="BFBFBF" w:sz="4"/>
-              <w:bottom w:val="single" w:color="BFBFBF" w:sz="4"/>
-              <w:right w:val="single" w:color="BFBFBF" w:sz="4"/>
-            </w:tcBorders>
-            <w:tcMar>
-              <w:top w:type="dxa" w:w="100"/>
-              <w:left w:type="dxa" w:w="140"/>
-              <w:bottom w:type="dxa" w:w="100"/>
-              <w:right w:type="dxa" w:w="140"/>
-            </w:tcMar>
-          </w:tcPr>
-          <w:p>
-            <w:pPr>
-              <w:spacing w:after="40"/>
-            </w:pPr>
-            <w:r>
-              <w:t xml:space="preserve">≈ same</w:t>
+            <w:tcW w:type="dxa" w:w="2560"/>
+            <w:tcBorders>
+              <w:top w:val="single" w:color="BFBFBF" w:sz="4"/>
+              <w:left w:val="single" w:color="BFBFBF" w:sz="4"/>
+              <w:bottom w:val="single" w:color="BFBFBF" w:sz="4"/>
+              <w:right w:val="single" w:color="BFBFBF" w:sz="4"/>
+            </w:tcBorders>
+            <w:tcMar>
+              <w:top w:type="dxa" w:w="100"/>
+              <w:left w:type="dxa" w:w="140"/>
+              <w:bottom w:type="dxa" w:w="100"/>
+              <w:right w:type="dxa" w:w="140"/>
+            </w:tcMar>
+          </w:tcPr>
+          <w:p>
+            <w:pPr>
+              <w:spacing w:after="40"/>
+            </w:pPr>
+            <w:r>
+              <w:t xml:space="preserve">~185s</w:t>
+            </w:r>
+          </w:p>
+        </w:tc>
+        <w:tc>
+          <w:tcPr>
+            <w:tcW w:type="dxa" w:w="2720"/>
+            <w:tcBorders>
+              <w:top w:val="single" w:color="BFBFBF" w:sz="4"/>
+              <w:left w:val="single" w:color="BFBFBF" w:sz="4"/>
+              <w:bottom w:val="single" w:color="BFBFBF" w:sz="4"/>
+              <w:right w:val="single" w:color="BFBFBF" w:sz="4"/>
+            </w:tcBorders>
+            <w:tcMar>
+              <w:top w:type="dxa" w:w="100"/>
+              <w:left w:type="dxa" w:w="140"/>
+              <w:bottom w:type="dxa" w:w="100"/>
+              <w:right w:type="dxa" w:w="140"/>
+            </w:tcMar>
+          </w:tcPr>
+          <w:p>
+            <w:pPr>
+              <w:spacing w:after="40"/>
+            </w:pPr>
+            <w:r>
+              <w:t xml:space="preserve">~178s</w:t>
             </w:r>
           </w:p>
         </w:tc>
@@ -7803,17 +7861,7 @@
         <w:t xml:space="preserve">Read-through:</w:t>
       </w:r>
       <w:r>
-        <w:t xml:space="preserve"> on a real 50-page bank memo, single-call misses </w:t>
-      </w:r>
-      <w:r>
-        <w:rPr>
-          <w:b/>
-          <w:bCs/>
-        </w:rPr>
-        <w:t xml:space="preserve">14 covenants</w:t>
-      </w:r>
-      <w:r>
-        <w:t xml:space="preserve"> — including two of the three guarantor financial covenants, all four Facility A extension conditions, the Facility B negative covenants, and multiple reporting sub-requirements. Same top-3, but the completeness gap is huge.</w:t>
+        <w:t xml:space="preserve"> on a real 50-page bank memo, comprehensive single-call dramatically closes the completeness gap — from 14 missing covenants (v1) down to 3 (v2). Category drift is eliminated. BUT the top-3 shifts: v2 picked "Facility A Extension Condition" at rank 2 instead of "Facility A Minimum Annual Repayment." Structurally the same underlying risk (missing the annual repayment schedule means missing the extension gate), but different framing.</w:t>
       </w:r>
     </w:p>
     <w:p>
@@ -7822,7 +7870,7 @@
         <w:spacing w:after="160" w:before="260"/>
       </w:pPr>
       <w:r>
-        <w:t xml:space="preserve">4.4 The pattern in one sentence</w:t>
+        <w:t xml:space="preserve">4.4 The pattern</w:t>
       </w:r>
     </w:p>
     <w:p>
@@ -7830,11 +7878,67 @@
         <w:spacing w:after="140"/>
       </w:pPr>
       <w:r>
+        <w:t xml:space="preserve">Two things stand out across both memos:</w:t>
+      </w:r>
+    </w:p>
+    <w:p>
+      <w:pPr>
+        <w:pStyle w:val="ListParagraph"/>
+        <w:numPr>
+          <w:ilvl w:val="0"/>
+          <w:numId w:val="3"/>
+        </w:numPr>
+        <w:spacing w:after="80"/>
+      </w:pPr>
+      <w:r>
         <w:rPr>
           <w:b/>
           <w:bCs/>
         </w:rPr>
-        <w:t xml:space="preserve">Both approaches get the top-3 right on both memos. Single-call misses covenants; the gap widens sharply with memo size — from 7% on Meridian to 28% on Deutsche Bank.</w:t>
+        <w:t xml:space="preserve">Both single-call variants get the top-3 right on Meridian and both name the same underlying three risks on DB.</w:t>
+      </w:r>
+      <w:r>
+        <w:t xml:space="preserve"> Ranking accuracy is not the differentiator.</w:t>
+      </w:r>
+    </w:p>
+    <w:p>
+      <w:pPr>
+        <w:pStyle w:val="ListParagraph"/>
+        <w:numPr>
+          <w:ilvl w:val="0"/>
+          <w:numId w:val="3"/>
+        </w:numPr>
+        <w:spacing w:after="80"/>
+      </w:pPr>
+      <w:r>
+        <w:rPr>
+          <w:b/>
+          <w:bCs/>
+        </w:rPr>
+        <w:t xml:space="preserve">Completeness responds strongly to prompt depth.</w:t>
+      </w:r>
+      <w:r>
+        <w:t xml:space="preserve"> Thin single-call misses 28% on DB. Comprehensive single-call misses 6%. Prompt engineering closes most (but not all) of the gap.</w:t>
+      </w:r>
+    </w:p>
+    <w:p>
+      <w:pPr>
+        <w:pStyle w:val="ListParagraph"/>
+        <w:numPr>
+          <w:ilvl w:val="0"/>
+          <w:numId w:val="3"/>
+        </w:numPr>
+        <w:spacing w:after="80"/>
+      </w:pPr>
+      <w:r>
+        <w:rPr>
+          <w:b/>
+          <w:bCs/>
+        </w:rPr>
+        <w:t xml:space="preserve">Schema discipline responds to enum enforcement.</w:t>
+      </w:r>
+      <w:r>
+        <w:t xml:space="preserve"> Thin single-call invented 20-26 categories per memo. Comprehensive single-call — same enum as production — invents zero.</w:t>
       </w:r>
     </w:p>
     <w:p>
@@ -7842,7 +7946,14 @@
         <w:spacing w:after="140"/>
       </w:pPr>
       <w:r>
-        <w:t xml:space="preserve">On a clean synthetic test, single-call looks fine. On a real memo, it drops nearly a third of the covenants.</w:t>
+        <w:t xml:space="preserve">The story is not "single-call is broken." It is: </w:t>
+      </w:r>
+      <w:r>
+        <w:rPr>
+          <w:b/>
+          <w:bCs/>
+        </w:rPr>
+        <w:t xml:space="preserve">thin single-call is clearly worse; comprehensive single-call is a legitimate alternative with a few real trade-offs.</w:t>
       </w:r>
     </w:p>
     <w:p>
@@ -7851,7 +7962,7 @@
         <w:spacing w:after="160" w:before="260"/>
       </w:pPr>
       <w:r>
-        <w:t xml:space="preserve">4.5 Benefits of the two-call design</w:t>
+        <w:t xml:space="preserve">4.5 Why we still choose two calls over comprehensive single-call</w:t>
       </w:r>
     </w:p>
     <w:p>
@@ -7859,7 +7970,7 @@
         <w:spacing w:after="140"/>
       </w:pPr>
       <w:r>
-        <w:t xml:space="preserve">Five specific things two calls buy you that a single call does not:</w:t>
+        <w:t xml:space="preserve">Comprehensive single-call closed the biggest gaps. The remaining reasons to keep two calls are structural, not raw-metric:</w:t>
       </w:r>
     </w:p>
     <w:p>
@@ -7876,10 +7987,17 @@
           <w:b/>
           <w:bCs/>
         </w:rPr>
-        <w:t xml:space="preserve">Completeness on the covenant list.</w:t>
-      </w:r>
-      <w:r>
-        <w:t xml:space="preserve"> The single call spends its output budget getting the top-3 reasoning right, at the expense of listing every boring covenant. The two-call design forces the AI to focus entirely on completeness in the first call, before it thinks about ranking.</w:t>
+        <w:t xml:space="preserve">Auditability of the intermediate covenant list.</w:t>
+      </w:r>
+      <w:r>
+        <w:t xml:space="preserve"> A credit officer using this in a review workflow wants to eyeball the extracted covenant list against Section 5 of the memo BEFORE trusting the top-3 ranking. Two calls make the covenant list a first-class checkable artifact. Single-call collapses that check. </w:t>
+      </w:r>
+      <w:r>
+        <w:rPr>
+          <w:b/>
+          <w:bCs/>
+        </w:rPr>
+        <w:t xml:space="preserve">This is real product value in a credit-officer workflow, not a demo detail.</w:t>
       </w:r>
     </w:p>
     <w:p>
@@ -7896,10 +8014,10 @@
           <w:b/>
           <w:bCs/>
         </w:rPr>
-        <w:t xml:space="preserve">Schema discipline (enum compliance).</w:t>
-      </w:r>
-      <w:r>
-        <w:t xml:space="preserve"> Each of our two tool schemas has strict enum constraints — 16 valid categories for covenants, exactly 3 ranked risks. Two focused schemas are easier to enforce than one big combined schema. When we relaxed the schema in the single-call experiment, the AI invented 26 different category names — every filter, every cross-memo query, every downstream automation rule breaks silently on those.</w:t>
+        <w:t xml:space="preserve">Debuggability under interview pressure.</w:t>
+      </w:r>
+      <w:r>
+        <w:t xml:space="preserve"> If the demo fails live, two calls let us point at which stage broke. Two independent failure surfaces are easier to reason about than one atomic call.</w:t>
       </w:r>
     </w:p>
     <w:p>
@@ -7916,10 +8034,10 @@
           <w:b/>
           <w:bCs/>
         </w:rPr>
-        <w:t xml:space="preserve">Auditability.</w:t>
-      </w:r>
-      <w:r>
-        <w:t xml:space="preserve"> A credit officer wants to eyeball the extracted covenant list against Section 5 of the memo BEFORE trusting the top-3 ranking. Two calls make the covenant list a checkable artifact. Single-call collapses that check.</w:t>
+        <w:t xml:space="preserve">Marginal completeness matters.</w:t>
+      </w:r>
+      <w:r>
+        <w:t xml:space="preserve"> 47 of 50 is not 50 of 50. The three covenants comprehensive single-call missed on DB include a guarantor financial covenant. In a bank workflow, "extraction is 94% complete" is a real gap for a credit officer to hit.</w:t>
       </w:r>
     </w:p>
     <w:p>
@@ -7936,10 +8054,10 @@
           <w:b/>
           <w:bCs/>
         </w:rPr>
-        <w:t xml:space="preserve">Debuggability.</w:t>
-      </w:r>
-      <w:r>
-        <w:t xml:space="preserve"> If the demo breaks live, we can point at which of the two calls failed. Single-call fails atomically — no way to tell which half went wrong.</w:t>
+        <w:t xml:space="preserve">Top-3 run-to-run stability.</w:t>
+      </w:r>
+      <w:r>
+        <w:t xml:space="preserve"> Comprehensive single-call shifted rank 2 on DB. Both framings point at the same underlying risk, but a reviewer running the tool multiple times should not see the top-3 fluctuate on wording.</w:t>
       </w:r>
     </w:p>
     <w:p>
@@ -7956,10 +8074,18 @@
           <w:b/>
           <w:bCs/>
         </w:rPr>
-        <w:t xml:space="preserve">Anti-summary bias.</w:t>
-      </w:r>
-      <w:r>
-        <w:t xml:space="preserve"> Single-call outputs over-weighted whatever the memo executive summary flagged as risky. Two calls, with Rank working from a clean covenant list, gives the model a chance to actually work through the covenants.</w:t>
+        <w:t xml:space="preserve">Prompt-engineering brittleness.</w:t>
+      </w:r>
+      <w:r>
+        <w:t xml:space="preserve"> Comprehensive single-call works BECAUSE of a very long, carefully-constructed prompt. Any tweak — new covenant category, new ranking signal — has to be threaded through one giant prompt that handles both jobs. Two calls let each stage evolve independently.</w:t>
+      </w:r>
+    </w:p>
+    <w:p>
+      <w:pPr>
+        <w:spacing w:after="140"/>
+      </w:pPr>
+      <w:r>
+        <w:t xml:space="preserve">None of these five is decisive on its own. Together they justify the ~$0.10 cost premium once caching is enabled (see Section 4.7).</w:t>
       </w:r>
     </w:p>
     <w:p>
@@ -7968,7 +8094,7 @@
         <w:spacing w:after="160" w:before="260"/>
       </w:pPr>
       <w:r>
-        <w:t xml:space="preserve">4.6 Why we picked two calls</w:t>
+        <w:t xml:space="preserve">4.6 Why we picked two calls (the decision)</w:t>
       </w:r>
     </w:p>
     <w:p>
@@ -7976,7 +8102,7 @@
         <w:spacing w:after="140"/>
       </w:pPr>
       <w:r>
-        <w:t xml:space="preserve">If we only tested Meridian, single-call would be defensible — 33% cheaper for 95% of the value. But testing on Deutsche Bank changed the story. A production tool has to work on real memos, not just clean synthetic ones. The 28% completeness gap on Deutsche Bank is unacceptable — it means the tool is quietly dropping guarantor covenants, extension conditions, and reporting requirements that a credit officer would care about.</w:t>
+        <w:t xml:space="preserve">If the tool were a pure "read memo → return top-3 highlights" API with no human in the loop, comprehensive single-call would be the right choice — same top-3, 38% cheaper, comparable schema quality. That is not the target use case.</w:t>
       </w:r>
     </w:p>
     <w:p>
@@ -7988,10 +8114,25 @@
           <w:b/>
           <w:bCs/>
         </w:rPr>
-        <w:t xml:space="preserve">We picked two calls because the completeness gap widens with memo complexity, and the tool is meant to work on real memos.</w:t>
-      </w:r>
-      <w:r>
-        <w:t xml:space="preserve"> The 41% cost premium buys real value on real memos — value that would only be visible once a reviewer tried a bigger document. Add schema discipline, auditability, and debuggability, and every one of those has real production value.</w:t>
+        <w:t xml:space="preserve">The tool is intended to sit in a credit-officer review workflow</w:t>
+      </w:r>
+      <w:r>
+        <w:t xml:space="preserve"> where the reviewer wants to (a) see the full covenant list as a checkable artifact, (b) trust the top-3 ranking is grounded in a complete list, and (c) understand which stage of the pipeline produced which output. Every one of those goals is served by two calls and undermined by a single call — regardless of how comprehensive the single-call prompt is.</w:t>
+      </w:r>
+    </w:p>
+    <w:p>
+      <w:pPr>
+        <w:spacing w:after="140"/>
+      </w:pPr>
+      <w:r>
+        <w:rPr>
+          <w:b/>
+          <w:bCs/>
+        </w:rPr>
+        <w:t xml:space="preserve">We picked two calls because the split matches how a credit officer would use the tool.</w:t>
+      </w:r>
+      <w:r>
+        <w:t xml:space="preserve"> The AI does the same work in either architecture; the two-call design just makes the intermediate output usable and the failure modes debuggable.</w:t>
       </w:r>
     </w:p>
     <w:p>
@@ -8008,7 +8149,7 @@
         <w:spacing w:after="140"/>
       </w:pPr>
       <w:r>
-        <w:t xml:space="preserve">The 41% cost premium is not a permanent tax. Anthropic offers </w:t>
+        <w:t xml:space="preserve">The ~40% cost premium at DB scale is not a permanent tax. Anthropic offers </w:t>
       </w:r>
       <w:r>
         <w:rPr>
@@ -8724,10 +8865,10 @@
           <w:b/>
           <w:bCs/>
         </w:rPr>
-        <w:t xml:space="preserve">$0.49 per review</w:t>
-      </w:r>
-      <w:r>
-        <w:t xml:space="preserve"> on a DB-sized memo. Single-call was $0.37. The gap narrows from 41% down to about 24% — and two calls keeps its completeness, schema discipline, auditability, and debuggability advantages.</w:t>
+        <w:t xml:space="preserve">$0.49</w:t>
+      </w:r>
+      <w:r>
+        <w:t xml:space="preserve"> on a DB-sized memo. Comprehensive single-call was $0.39. The gap narrows from 38% down to about 26% — and two calls keeps its auditability, debuggability, completeness, top-3 stability, and prompt-maintenance advantages.</w:t>
       </w:r>
     </w:p>
     <w:p>
@@ -8735,7 +8876,7 @@
         <w:spacing w:after="140"/>
       </w:pPr>
       <w:r>
-        <w:t xml:space="preserve">On smaller memos (Meridian-sized), caching saves about 15% — smaller absolute dollars but the same proportional recovery.</w:t>
+        <w:t xml:space="preserve">On smaller memos (Meridian-sized), caching saves about 15%.</w:t>
       </w:r>
     </w:p>
     <w:p>
@@ -8783,7 +8924,7 @@
         <w:t xml:space="preserve">cache_control: {type: "ephemeral"}</w:t>
       </w:r>
       <w:r>
-        <w:t xml:space="preserve"> — added to the document source. Everything else stays identical.</w:t>
+        <w:t xml:space="preserve"> on the document source. Everything else stays identical.</w:t>
       </w:r>
     </w:p>
     <w:p>
@@ -8816,10 +8957,11 @@
         </w:tblBorders>
       </w:tblPr>
       <w:tblGrid>
-        <w:gridCol w:w="3200"/>
-        <w:gridCol w:w="2280"/>
-        <w:gridCol w:w="2280"/>
-        <w:gridCol w:w="2320"/>
+        <w:gridCol w:w="2600"/>
+        <w:gridCol w:w="1900"/>
+        <w:gridCol w:w="1900"/>
+        <w:gridCol w:w="1770"/>
+        <w:gridCol w:w="1910"/>
       </w:tblGrid>
       <w:tr>
         <w:trPr>
@@ -8827,7 +8969,7 @@
         </w:trPr>
         <w:tc>
           <w:tcPr>
-            <w:tcW w:type="dxa" w:w="3200"/>
+            <w:tcW w:type="dxa" w:w="2600"/>
             <w:tcBorders>
               <w:top w:val="single" w:color="BFBFBF" w:sz="4"/>
               <w:left w:val="single" w:color="BFBFBF" w:sz="4"/>
@@ -8853,13 +8995,13 @@
                 <w:sz w:val="20"/>
                 <w:szCs w:val="20"/>
               </w:rPr>
-              <w:t xml:space="preserve"/>
-            </w:r>
-          </w:p>
-        </w:tc>
-        <w:tc>
-          <w:tcPr>
-            <w:tcW w:type="dxa" w:w="2280"/>
+              <w:t xml:space="preserve">Dimension</w:t>
+            </w:r>
+          </w:p>
+        </w:tc>
+        <w:tc>
+          <w:tcPr>
+            <w:tcW w:type="dxa" w:w="1900"/>
             <w:tcBorders>
               <w:top w:val="single" w:color="BFBFBF" w:sz="4"/>
               <w:left w:val="single" w:color="BFBFBF" w:sz="4"/>
@@ -8891,7 +9033,7 @@
         </w:tc>
         <w:tc>
           <w:tcPr>
-            <w:tcW w:type="dxa" w:w="2280"/>
+            <w:tcW w:type="dxa" w:w="1900"/>
             <w:tcBorders>
               <w:top w:val="single" w:color="BFBFBF" w:sz="4"/>
               <w:left w:val="single" w:color="BFBFBF" w:sz="4"/>
@@ -8917,13 +9059,13 @@
                 <w:sz w:val="20"/>
                 <w:szCs w:val="20"/>
               </w:rPr>
-              <w:t xml:space="preserve">Single call</w:t>
-            </w:r>
-          </w:p>
-        </w:tc>
-        <w:tc>
-          <w:tcPr>
-            <w:tcW w:type="dxa" w:w="2320"/>
+              <w:t xml:space="preserve">Two + caching</w:t>
+            </w:r>
+          </w:p>
+        </w:tc>
+        <w:tc>
+          <w:tcPr>
+            <w:tcW w:type="dxa" w:w="1770"/>
             <w:tcBorders>
               <w:top w:val="single" w:color="BFBFBF" w:sz="4"/>
               <w:left w:val="single" w:color="BFBFBF" w:sz="4"/>
@@ -8949,7 +9091,39 @@
                 <w:sz w:val="20"/>
                 <w:szCs w:val="20"/>
               </w:rPr>
-              <w:t xml:space="preserve">Two calls + caching</w:t>
+              <w:t xml:space="preserve">Single — thin</w:t>
+            </w:r>
+          </w:p>
+        </w:tc>
+        <w:tc>
+          <w:tcPr>
+            <w:tcW w:type="dxa" w:w="1910"/>
+            <w:tcBorders>
+              <w:top w:val="single" w:color="BFBFBF" w:sz="4"/>
+              <w:left w:val="single" w:color="BFBFBF" w:sz="4"/>
+              <w:bottom w:val="single" w:color="BFBFBF" w:sz="4"/>
+              <w:right w:val="single" w:color="BFBFBF" w:sz="4"/>
+            </w:tcBorders>
+            <w:shd w:fill="E7EEF5" w:val="clear"/>
+            <w:tcMar>
+              <w:top w:type="dxa" w:w="100"/>
+              <w:left w:type="dxa" w:w="140"/>
+              <w:bottom w:type="dxa" w:w="100"/>
+              <w:right w:type="dxa" w:w="140"/>
+            </w:tcMar>
+          </w:tcPr>
+          <w:p>
+            <w:pPr>
+              <w:spacing w:after="40"/>
+            </w:pPr>
+            <w:r>
+              <w:rPr>
+                <w:b/>
+                <w:bCs/>
+                <w:sz w:val="20"/>
+                <w:szCs w:val="20"/>
+              </w:rPr>
+              <w:t xml:space="preserve">Single — comprehensive</w:t>
             </w:r>
           </w:p>
         </w:tc>
@@ -8960,101 +9134,126 @@
         </w:trPr>
         <w:tc>
           <w:tcPr>
-            <w:tcW w:type="dxa" w:w="3200"/>
-            <w:tcBorders>
-              <w:top w:val="single" w:color="BFBFBF" w:sz="4"/>
-              <w:left w:val="single" w:color="BFBFBF" w:sz="4"/>
-              <w:bottom w:val="single" w:color="BFBFBF" w:sz="4"/>
-              <w:right w:val="single" w:color="BFBFBF" w:sz="4"/>
-            </w:tcBorders>
-            <w:tcMar>
-              <w:top w:type="dxa" w:w="100"/>
-              <w:left w:type="dxa" w:w="140"/>
-              <w:bottom w:type="dxa" w:w="100"/>
-              <w:right w:type="dxa" w:w="140"/>
-            </w:tcMar>
-          </w:tcPr>
-          <w:p>
-            <w:pPr>
-              <w:spacing w:after="40"/>
-            </w:pPr>
-            <w:r>
-              <w:t xml:space="preserve">Covenants completeness on real memos</w:t>
-            </w:r>
-          </w:p>
-        </w:tc>
-        <w:tc>
-          <w:tcPr>
-            <w:tcW w:type="dxa" w:w="2280"/>
-            <w:tcBorders>
-              <w:top w:val="single" w:color="BFBFBF" w:sz="4"/>
-              <w:left w:val="single" w:color="BFBFBF" w:sz="4"/>
-              <w:bottom w:val="single" w:color="BFBFBF" w:sz="4"/>
-              <w:right w:val="single" w:color="BFBFBF" w:sz="4"/>
-            </w:tcBorders>
-            <w:tcMar>
-              <w:top w:type="dxa" w:w="100"/>
-              <w:left w:type="dxa" w:w="140"/>
-              <w:bottom w:type="dxa" w:w="100"/>
-              <w:right w:type="dxa" w:w="140"/>
-            </w:tcMar>
-          </w:tcPr>
-          <w:p>
-            <w:pPr>
-              <w:spacing w:after="40"/>
-            </w:pPr>
-            <w:r>
-              <w:t xml:space="preserve">Full (50/50 on DB)</w:t>
-            </w:r>
-          </w:p>
-        </w:tc>
-        <w:tc>
-          <w:tcPr>
-            <w:tcW w:type="dxa" w:w="2280"/>
-            <w:tcBorders>
-              <w:top w:val="single" w:color="BFBFBF" w:sz="4"/>
-              <w:left w:val="single" w:color="BFBFBF" w:sz="4"/>
-              <w:bottom w:val="single" w:color="BFBFBF" w:sz="4"/>
-              <w:right w:val="single" w:color="BFBFBF" w:sz="4"/>
-            </w:tcBorders>
-            <w:tcMar>
-              <w:top w:type="dxa" w:w="100"/>
-              <w:left w:type="dxa" w:w="140"/>
-              <w:bottom w:type="dxa" w:w="100"/>
-              <w:right w:type="dxa" w:w="140"/>
-            </w:tcMar>
-          </w:tcPr>
-          <w:p>
-            <w:pPr>
-              <w:spacing w:after="40"/>
-            </w:pPr>
-            <w:r>
-              <w:t xml:space="preserve">−28% (36/50 on DB)</w:t>
-            </w:r>
-          </w:p>
-        </w:tc>
-        <w:tc>
-          <w:tcPr>
-            <w:tcW w:type="dxa" w:w="2320"/>
-            <w:tcBorders>
-              <w:top w:val="single" w:color="BFBFBF" w:sz="4"/>
-              <w:left w:val="single" w:color="BFBFBF" w:sz="4"/>
-              <w:bottom w:val="single" w:color="BFBFBF" w:sz="4"/>
-              <w:right w:val="single" w:color="BFBFBF" w:sz="4"/>
-            </w:tcBorders>
-            <w:tcMar>
-              <w:top w:type="dxa" w:w="100"/>
-              <w:left w:type="dxa" w:w="140"/>
-              <w:bottom w:type="dxa" w:w="100"/>
-              <w:right w:type="dxa" w:w="140"/>
-            </w:tcMar>
-          </w:tcPr>
-          <w:p>
-            <w:pPr>
-              <w:spacing w:after="40"/>
-            </w:pPr>
-            <w:r>
-              <w:t xml:space="preserve">Full</w:t>
+            <w:tcW w:type="dxa" w:w="2600"/>
+            <w:tcBorders>
+              <w:top w:val="single" w:color="BFBFBF" w:sz="4"/>
+              <w:left w:val="single" w:color="BFBFBF" w:sz="4"/>
+              <w:bottom w:val="single" w:color="BFBFBF" w:sz="4"/>
+              <w:right w:val="single" w:color="BFBFBF" w:sz="4"/>
+            </w:tcBorders>
+            <w:tcMar>
+              <w:top w:type="dxa" w:w="100"/>
+              <w:left w:type="dxa" w:w="140"/>
+              <w:bottom w:type="dxa" w:w="100"/>
+              <w:right w:type="dxa" w:w="140"/>
+            </w:tcMar>
+          </w:tcPr>
+          <w:p>
+            <w:pPr>
+              <w:spacing w:after="40"/>
+            </w:pPr>
+            <w:r>
+              <w:t xml:space="preserve">Completeness on DB (50-page real)</w:t>
+            </w:r>
+          </w:p>
+        </w:tc>
+        <w:tc>
+          <w:tcPr>
+            <w:tcW w:type="dxa" w:w="1900"/>
+            <w:tcBorders>
+              <w:top w:val="single" w:color="BFBFBF" w:sz="4"/>
+              <w:left w:val="single" w:color="BFBFBF" w:sz="4"/>
+              <w:bottom w:val="single" w:color="BFBFBF" w:sz="4"/>
+              <w:right w:val="single" w:color="BFBFBF" w:sz="4"/>
+            </w:tcBorders>
+            <w:tcMar>
+              <w:top w:type="dxa" w:w="100"/>
+              <w:left w:type="dxa" w:w="140"/>
+              <w:bottom w:type="dxa" w:w="100"/>
+              <w:right w:type="dxa" w:w="140"/>
+            </w:tcMar>
+          </w:tcPr>
+          <w:p>
+            <w:pPr>
+              <w:spacing w:after="40"/>
+            </w:pPr>
+            <w:r>
+              <w:t xml:space="preserve">50 / 50</w:t>
+            </w:r>
+          </w:p>
+        </w:tc>
+        <w:tc>
+          <w:tcPr>
+            <w:tcW w:type="dxa" w:w="1900"/>
+            <w:tcBorders>
+              <w:top w:val="single" w:color="BFBFBF" w:sz="4"/>
+              <w:left w:val="single" w:color="BFBFBF" w:sz="4"/>
+              <w:bottom w:val="single" w:color="BFBFBF" w:sz="4"/>
+              <w:right w:val="single" w:color="BFBFBF" w:sz="4"/>
+            </w:tcBorders>
+            <w:tcMar>
+              <w:top w:type="dxa" w:w="100"/>
+              <w:left w:type="dxa" w:w="140"/>
+              <w:bottom w:type="dxa" w:w="100"/>
+              <w:right w:type="dxa" w:w="140"/>
+            </w:tcMar>
+          </w:tcPr>
+          <w:p>
+            <w:pPr>
+              <w:spacing w:after="40"/>
+            </w:pPr>
+            <w:r>
+              <w:t xml:space="preserve">50 / 50</w:t>
+            </w:r>
+          </w:p>
+        </w:tc>
+        <w:tc>
+          <w:tcPr>
+            <w:tcW w:type="dxa" w:w="1770"/>
+            <w:tcBorders>
+              <w:top w:val="single" w:color="BFBFBF" w:sz="4"/>
+              <w:left w:val="single" w:color="BFBFBF" w:sz="4"/>
+              <w:bottom w:val="single" w:color="BFBFBF" w:sz="4"/>
+              <w:right w:val="single" w:color="BFBFBF" w:sz="4"/>
+            </w:tcBorders>
+            <w:tcMar>
+              <w:top w:type="dxa" w:w="100"/>
+              <w:left w:type="dxa" w:w="140"/>
+              <w:bottom w:type="dxa" w:w="100"/>
+              <w:right w:type="dxa" w:w="140"/>
+            </w:tcMar>
+          </w:tcPr>
+          <w:p>
+            <w:pPr>
+              <w:spacing w:after="40"/>
+            </w:pPr>
+            <w:r>
+              <w:t xml:space="preserve">36 / 50</w:t>
+            </w:r>
+          </w:p>
+        </w:tc>
+        <w:tc>
+          <w:tcPr>
+            <w:tcW w:type="dxa" w:w="1910"/>
+            <w:tcBorders>
+              <w:top w:val="single" w:color="BFBFBF" w:sz="4"/>
+              <w:left w:val="single" w:color="BFBFBF" w:sz="4"/>
+              <w:bottom w:val="single" w:color="BFBFBF" w:sz="4"/>
+              <w:right w:val="single" w:color="BFBFBF" w:sz="4"/>
+            </w:tcBorders>
+            <w:tcMar>
+              <w:top w:type="dxa" w:w="100"/>
+              <w:left w:type="dxa" w:w="140"/>
+              <w:bottom w:type="dxa" w:w="100"/>
+              <w:right w:type="dxa" w:w="140"/>
+            </w:tcMar>
+          </w:tcPr>
+          <w:p>
+            <w:pPr>
+              <w:spacing w:after="40"/>
+            </w:pPr>
+            <w:r>
+              <w:t xml:space="preserve">47 / 50</w:t>
             </w:r>
           </w:p>
         </w:tc>
@@ -9065,105 +9264,131 @@
         </w:trPr>
         <w:tc>
           <w:tcPr>
-            <w:tcW w:type="dxa" w:w="3200"/>
-            <w:tcBorders>
-              <w:top w:val="single" w:color="BFBFBF" w:sz="4"/>
-              <w:left w:val="single" w:color="BFBFBF" w:sz="4"/>
-              <w:bottom w:val="single" w:color="BFBFBF" w:sz="4"/>
-              <w:right w:val="single" w:color="BFBFBF" w:sz="4"/>
-            </w:tcBorders>
-            <w:shd w:fill="F7F9FC" w:val="clear"/>
-            <w:tcMar>
-              <w:top w:type="dxa" w:w="100"/>
-              <w:left w:type="dxa" w:w="140"/>
-              <w:bottom w:type="dxa" w:w="100"/>
-              <w:right w:type="dxa" w:w="140"/>
-            </w:tcMar>
-          </w:tcPr>
-          <w:p>
-            <w:pPr>
-              <w:spacing w:after="40"/>
-            </w:pPr>
-            <w:r>
-              <w:t xml:space="preserve">Top-3 accuracy</w:t>
-            </w:r>
-          </w:p>
-        </w:tc>
-        <w:tc>
-          <w:tcPr>
-            <w:tcW w:type="dxa" w:w="2280"/>
-            <w:tcBorders>
-              <w:top w:val="single" w:color="BFBFBF" w:sz="4"/>
-              <w:left w:val="single" w:color="BFBFBF" w:sz="4"/>
-              <w:bottom w:val="single" w:color="BFBFBF" w:sz="4"/>
-              <w:right w:val="single" w:color="BFBFBF" w:sz="4"/>
-            </w:tcBorders>
-            <w:shd w:fill="F7F9FC" w:val="clear"/>
-            <w:tcMar>
-              <w:top w:type="dxa" w:w="100"/>
-              <w:left w:type="dxa" w:w="140"/>
-              <w:bottom w:type="dxa" w:w="100"/>
-              <w:right w:type="dxa" w:w="140"/>
-            </w:tcMar>
-          </w:tcPr>
-          <w:p>
-            <w:pPr>
-              <w:spacing w:after="40"/>
-            </w:pPr>
-            <w:r>
-              <w:t xml:space="preserve">✓</w:t>
-            </w:r>
-          </w:p>
-        </w:tc>
-        <w:tc>
-          <w:tcPr>
-            <w:tcW w:type="dxa" w:w="2280"/>
-            <w:tcBorders>
-              <w:top w:val="single" w:color="BFBFBF" w:sz="4"/>
-              <w:left w:val="single" w:color="BFBFBF" w:sz="4"/>
-              <w:bottom w:val="single" w:color="BFBFBF" w:sz="4"/>
-              <w:right w:val="single" w:color="BFBFBF" w:sz="4"/>
-            </w:tcBorders>
-            <w:shd w:fill="F7F9FC" w:val="clear"/>
-            <w:tcMar>
-              <w:top w:type="dxa" w:w="100"/>
-              <w:left w:type="dxa" w:w="140"/>
-              <w:bottom w:type="dxa" w:w="100"/>
-              <w:right w:type="dxa" w:w="140"/>
-            </w:tcMar>
-          </w:tcPr>
-          <w:p>
-            <w:pPr>
-              <w:spacing w:after="40"/>
-            </w:pPr>
-            <w:r>
-              <w:t xml:space="preserve">✓</w:t>
-            </w:r>
-          </w:p>
-        </w:tc>
-        <w:tc>
-          <w:tcPr>
-            <w:tcW w:type="dxa" w:w="2320"/>
-            <w:tcBorders>
-              <w:top w:val="single" w:color="BFBFBF" w:sz="4"/>
-              <w:left w:val="single" w:color="BFBFBF" w:sz="4"/>
-              <w:bottom w:val="single" w:color="BFBFBF" w:sz="4"/>
-              <w:right w:val="single" w:color="BFBFBF" w:sz="4"/>
-            </w:tcBorders>
-            <w:shd w:fill="F7F9FC" w:val="clear"/>
-            <w:tcMar>
-              <w:top w:type="dxa" w:w="100"/>
-              <w:left w:type="dxa" w:w="140"/>
-              <w:bottom w:type="dxa" w:w="100"/>
-              <w:right w:type="dxa" w:w="140"/>
-            </w:tcMar>
-          </w:tcPr>
-          <w:p>
-            <w:pPr>
-              <w:spacing w:after="40"/>
-            </w:pPr>
-            <w:r>
-              <w:t xml:space="preserve">✓</w:t>
+            <w:tcW w:type="dxa" w:w="2600"/>
+            <w:tcBorders>
+              <w:top w:val="single" w:color="BFBFBF" w:sz="4"/>
+              <w:left w:val="single" w:color="BFBFBF" w:sz="4"/>
+              <w:bottom w:val="single" w:color="BFBFBF" w:sz="4"/>
+              <w:right w:val="single" w:color="BFBFBF" w:sz="4"/>
+            </w:tcBorders>
+            <w:shd w:fill="F7F9FC" w:val="clear"/>
+            <w:tcMar>
+              <w:top w:type="dxa" w:w="100"/>
+              <w:left w:type="dxa" w:w="140"/>
+              <w:bottom w:type="dxa" w:w="100"/>
+              <w:right w:type="dxa" w:w="140"/>
+            </w:tcMar>
+          </w:tcPr>
+          <w:p>
+            <w:pPr>
+              <w:spacing w:after="40"/>
+            </w:pPr>
+            <w:r>
+              <w:t xml:space="preserve">Completeness on Meridian</w:t>
+            </w:r>
+          </w:p>
+        </w:tc>
+        <w:tc>
+          <w:tcPr>
+            <w:tcW w:type="dxa" w:w="1900"/>
+            <w:tcBorders>
+              <w:top w:val="single" w:color="BFBFBF" w:sz="4"/>
+              <w:left w:val="single" w:color="BFBFBF" w:sz="4"/>
+              <w:bottom w:val="single" w:color="BFBFBF" w:sz="4"/>
+              <w:right w:val="single" w:color="BFBFBF" w:sz="4"/>
+            </w:tcBorders>
+            <w:shd w:fill="F7F9FC" w:val="clear"/>
+            <w:tcMar>
+              <w:top w:type="dxa" w:w="100"/>
+              <w:left w:type="dxa" w:w="140"/>
+              <w:bottom w:type="dxa" w:w="100"/>
+              <w:right w:type="dxa" w:w="140"/>
+            </w:tcMar>
+          </w:tcPr>
+          <w:p>
+            <w:pPr>
+              <w:spacing w:after="40"/>
+            </w:pPr>
+            <w:r>
+              <w:t xml:space="preserve">28</w:t>
+            </w:r>
+          </w:p>
+        </w:tc>
+        <w:tc>
+          <w:tcPr>
+            <w:tcW w:type="dxa" w:w="1900"/>
+            <w:tcBorders>
+              <w:top w:val="single" w:color="BFBFBF" w:sz="4"/>
+              <w:left w:val="single" w:color="BFBFBF" w:sz="4"/>
+              <w:bottom w:val="single" w:color="BFBFBF" w:sz="4"/>
+              <w:right w:val="single" w:color="BFBFBF" w:sz="4"/>
+            </w:tcBorders>
+            <w:shd w:fill="F7F9FC" w:val="clear"/>
+            <w:tcMar>
+              <w:top w:type="dxa" w:w="100"/>
+              <w:left w:type="dxa" w:w="140"/>
+              <w:bottom w:type="dxa" w:w="100"/>
+              <w:right w:type="dxa" w:w="140"/>
+            </w:tcMar>
+          </w:tcPr>
+          <w:p>
+            <w:pPr>
+              <w:spacing w:after="40"/>
+            </w:pPr>
+            <w:r>
+              <w:t xml:space="preserve">28</w:t>
+            </w:r>
+          </w:p>
+        </w:tc>
+        <w:tc>
+          <w:tcPr>
+            <w:tcW w:type="dxa" w:w="1770"/>
+            <w:tcBorders>
+              <w:top w:val="single" w:color="BFBFBF" w:sz="4"/>
+              <w:left w:val="single" w:color="BFBFBF" w:sz="4"/>
+              <w:bottom w:val="single" w:color="BFBFBF" w:sz="4"/>
+              <w:right w:val="single" w:color="BFBFBF" w:sz="4"/>
+            </w:tcBorders>
+            <w:shd w:fill="F7F9FC" w:val="clear"/>
+            <w:tcMar>
+              <w:top w:type="dxa" w:w="100"/>
+              <w:left w:type="dxa" w:w="140"/>
+              <w:bottom w:type="dxa" w:w="100"/>
+              <w:right w:type="dxa" w:w="140"/>
+            </w:tcMar>
+          </w:tcPr>
+          <w:p>
+            <w:pPr>
+              <w:spacing w:after="40"/>
+            </w:pPr>
+            <w:r>
+              <w:t xml:space="preserve">26</w:t>
+            </w:r>
+          </w:p>
+        </w:tc>
+        <w:tc>
+          <w:tcPr>
+            <w:tcW w:type="dxa" w:w="1910"/>
+            <w:tcBorders>
+              <w:top w:val="single" w:color="BFBFBF" w:sz="4"/>
+              <w:left w:val="single" w:color="BFBFBF" w:sz="4"/>
+              <w:bottom w:val="single" w:color="BFBFBF" w:sz="4"/>
+              <w:right w:val="single" w:color="BFBFBF" w:sz="4"/>
+            </w:tcBorders>
+            <w:shd w:fill="F7F9FC" w:val="clear"/>
+            <w:tcMar>
+              <w:top w:type="dxa" w:w="100"/>
+              <w:left w:type="dxa" w:w="140"/>
+              <w:bottom w:type="dxa" w:w="100"/>
+              <w:right w:type="dxa" w:w="140"/>
+            </w:tcMar>
+          </w:tcPr>
+          <w:p>
+            <w:pPr>
+              <w:spacing w:after="40"/>
+            </w:pPr>
+            <w:r>
+              <w:t xml:space="preserve">29</w:t>
             </w:r>
           </w:p>
         </w:tc>
@@ -9174,101 +9399,126 @@
         </w:trPr>
         <w:tc>
           <w:tcPr>
-            <w:tcW w:type="dxa" w:w="3200"/>
-            <w:tcBorders>
-              <w:top w:val="single" w:color="BFBFBF" w:sz="4"/>
-              <w:left w:val="single" w:color="BFBFBF" w:sz="4"/>
-              <w:bottom w:val="single" w:color="BFBFBF" w:sz="4"/>
-              <w:right w:val="single" w:color="BFBFBF" w:sz="4"/>
-            </w:tcBorders>
-            <w:tcMar>
-              <w:top w:type="dxa" w:w="100"/>
-              <w:left w:type="dxa" w:w="140"/>
-              <w:bottom w:type="dxa" w:w="100"/>
-              <w:right w:type="dxa" w:w="140"/>
-            </w:tcMar>
-          </w:tcPr>
-          <w:p>
-            <w:pPr>
-              <w:spacing w:after="40"/>
-            </w:pPr>
-            <w:r>
-              <w:t xml:space="preserve">Schema / enum compliance</w:t>
-            </w:r>
-          </w:p>
-        </w:tc>
-        <w:tc>
-          <w:tcPr>
-            <w:tcW w:type="dxa" w:w="2280"/>
-            <w:tcBorders>
-              <w:top w:val="single" w:color="BFBFBF" w:sz="4"/>
-              <w:left w:val="single" w:color="BFBFBF" w:sz="4"/>
-              <w:bottom w:val="single" w:color="BFBFBF" w:sz="4"/>
-              <w:right w:val="single" w:color="BFBFBF" w:sz="4"/>
-            </w:tcBorders>
-            <w:tcMar>
-              <w:top w:type="dxa" w:w="100"/>
-              <w:left w:type="dxa" w:w="140"/>
-              <w:bottom w:type="dxa" w:w="100"/>
-              <w:right w:type="dxa" w:w="140"/>
-            </w:tcMar>
-          </w:tcPr>
-          <w:p>
-            <w:pPr>
-              <w:spacing w:after="40"/>
-            </w:pPr>
-            <w:r>
-              <w:t xml:space="preserve">✓</w:t>
-            </w:r>
-          </w:p>
-        </w:tc>
-        <w:tc>
-          <w:tcPr>
-            <w:tcW w:type="dxa" w:w="2280"/>
-            <w:tcBorders>
-              <w:top w:val="single" w:color="BFBFBF" w:sz="4"/>
-              <w:left w:val="single" w:color="BFBFBF" w:sz="4"/>
-              <w:bottom w:val="single" w:color="BFBFBF" w:sz="4"/>
-              <w:right w:val="single" w:color="BFBFBF" w:sz="4"/>
-            </w:tcBorders>
-            <w:tcMar>
-              <w:top w:type="dxa" w:w="100"/>
-              <w:left w:type="dxa" w:w="140"/>
-              <w:bottom w:type="dxa" w:w="100"/>
-              <w:right w:type="dxa" w:w="140"/>
-            </w:tcMar>
-          </w:tcPr>
-          <w:p>
-            <w:pPr>
-              <w:spacing w:after="40"/>
-            </w:pPr>
-            <w:r>
-              <w:t xml:space="preserve">✗</w:t>
-            </w:r>
-          </w:p>
-        </w:tc>
-        <w:tc>
-          <w:tcPr>
-            <w:tcW w:type="dxa" w:w="2320"/>
-            <w:tcBorders>
-              <w:top w:val="single" w:color="BFBFBF" w:sz="4"/>
-              <w:left w:val="single" w:color="BFBFBF" w:sz="4"/>
-              <w:bottom w:val="single" w:color="BFBFBF" w:sz="4"/>
-              <w:right w:val="single" w:color="BFBFBF" w:sz="4"/>
-            </w:tcBorders>
-            <w:tcMar>
-              <w:top w:type="dxa" w:w="100"/>
-              <w:left w:type="dxa" w:w="140"/>
-              <w:bottom w:type="dxa" w:w="100"/>
-              <w:right w:type="dxa" w:w="140"/>
-            </w:tcMar>
-          </w:tcPr>
-          <w:p>
-            <w:pPr>
-              <w:spacing w:after="40"/>
-            </w:pPr>
-            <w:r>
-              <w:t xml:space="preserve">✓</w:t>
+            <w:tcW w:type="dxa" w:w="2600"/>
+            <w:tcBorders>
+              <w:top w:val="single" w:color="BFBFBF" w:sz="4"/>
+              <w:left w:val="single" w:color="BFBFBF" w:sz="4"/>
+              <w:bottom w:val="single" w:color="BFBFBF" w:sz="4"/>
+              <w:right w:val="single" w:color="BFBFBF" w:sz="4"/>
+            </w:tcBorders>
+            <w:tcMar>
+              <w:top w:type="dxa" w:w="100"/>
+              <w:left w:type="dxa" w:w="140"/>
+              <w:bottom w:type="dxa" w:w="100"/>
+              <w:right w:type="dxa" w:w="140"/>
+            </w:tcMar>
+          </w:tcPr>
+          <w:p>
+            <w:pPr>
+              <w:spacing w:after="40"/>
+            </w:pPr>
+            <w:r>
+              <w:t xml:space="preserve">Top-3 accuracy</w:t>
+            </w:r>
+          </w:p>
+        </w:tc>
+        <w:tc>
+          <w:tcPr>
+            <w:tcW w:type="dxa" w:w="1900"/>
+            <w:tcBorders>
+              <w:top w:val="single" w:color="BFBFBF" w:sz="4"/>
+              <w:left w:val="single" w:color="BFBFBF" w:sz="4"/>
+              <w:bottom w:val="single" w:color="BFBFBF" w:sz="4"/>
+              <w:right w:val="single" w:color="BFBFBF" w:sz="4"/>
+            </w:tcBorders>
+            <w:tcMar>
+              <w:top w:type="dxa" w:w="100"/>
+              <w:left w:type="dxa" w:w="140"/>
+              <w:bottom w:type="dxa" w:w="100"/>
+              <w:right w:type="dxa" w:w="140"/>
+            </w:tcMar>
+          </w:tcPr>
+          <w:p>
+            <w:pPr>
+              <w:spacing w:after="40"/>
+            </w:pPr>
+            <w:r>
+              <w:t xml:space="preserve">✓ ref</w:t>
+            </w:r>
+          </w:p>
+        </w:tc>
+        <w:tc>
+          <w:tcPr>
+            <w:tcW w:type="dxa" w:w="1900"/>
+            <w:tcBorders>
+              <w:top w:val="single" w:color="BFBFBF" w:sz="4"/>
+              <w:left w:val="single" w:color="BFBFBF" w:sz="4"/>
+              <w:bottom w:val="single" w:color="BFBFBF" w:sz="4"/>
+              <w:right w:val="single" w:color="BFBFBF" w:sz="4"/>
+            </w:tcBorders>
+            <w:tcMar>
+              <w:top w:type="dxa" w:w="100"/>
+              <w:left w:type="dxa" w:w="140"/>
+              <w:bottom w:type="dxa" w:w="100"/>
+              <w:right w:type="dxa" w:w="140"/>
+            </w:tcMar>
+          </w:tcPr>
+          <w:p>
+            <w:pPr>
+              <w:spacing w:after="40"/>
+            </w:pPr>
+            <w:r>
+              <w:t xml:space="preserve">✓ ref</w:t>
+            </w:r>
+          </w:p>
+        </w:tc>
+        <w:tc>
+          <w:tcPr>
+            <w:tcW w:type="dxa" w:w="1770"/>
+            <w:tcBorders>
+              <w:top w:val="single" w:color="BFBFBF" w:sz="4"/>
+              <w:left w:val="single" w:color="BFBFBF" w:sz="4"/>
+              <w:bottom w:val="single" w:color="BFBFBF" w:sz="4"/>
+              <w:right w:val="single" w:color="BFBFBF" w:sz="4"/>
+            </w:tcBorders>
+            <w:tcMar>
+              <w:top w:type="dxa" w:w="100"/>
+              <w:left w:type="dxa" w:w="140"/>
+              <w:bottom w:type="dxa" w:w="100"/>
+              <w:right w:type="dxa" w:w="140"/>
+            </w:tcMar>
+          </w:tcPr>
+          <w:p>
+            <w:pPr>
+              <w:spacing w:after="40"/>
+            </w:pPr>
+            <w:r>
+              <w:t xml:space="preserve">✓ same</w:t>
+            </w:r>
+          </w:p>
+        </w:tc>
+        <w:tc>
+          <w:tcPr>
+            <w:tcW w:type="dxa" w:w="1910"/>
+            <w:tcBorders>
+              <w:top w:val="single" w:color="BFBFBF" w:sz="4"/>
+              <w:left w:val="single" w:color="BFBFBF" w:sz="4"/>
+              <w:bottom w:val="single" w:color="BFBFBF" w:sz="4"/>
+              <w:right w:val="single" w:color="BFBFBF" w:sz="4"/>
+            </w:tcBorders>
+            <w:tcMar>
+              <w:top w:type="dxa" w:w="100"/>
+              <w:left w:type="dxa" w:w="140"/>
+              <w:bottom w:type="dxa" w:w="100"/>
+              <w:right w:type="dxa" w:w="140"/>
+            </w:tcMar>
+          </w:tcPr>
+          <w:p>
+            <w:pPr>
+              <w:spacing w:after="40"/>
+            </w:pPr>
+            <w:r>
+              <w:t xml:space="preserve">~ same (1 rank shift)</w:t>
             </w:r>
           </w:p>
         </w:tc>
@@ -9279,105 +9529,131 @@
         </w:trPr>
         <w:tc>
           <w:tcPr>
-            <w:tcW w:type="dxa" w:w="3200"/>
-            <w:tcBorders>
-              <w:top w:val="single" w:color="BFBFBF" w:sz="4"/>
-              <w:left w:val="single" w:color="BFBFBF" w:sz="4"/>
-              <w:bottom w:val="single" w:color="BFBFBF" w:sz="4"/>
-              <w:right w:val="single" w:color="BFBFBF" w:sz="4"/>
-            </w:tcBorders>
-            <w:shd w:fill="F7F9FC" w:val="clear"/>
-            <w:tcMar>
-              <w:top w:type="dxa" w:w="100"/>
-              <w:left w:type="dxa" w:w="140"/>
-              <w:bottom w:type="dxa" w:w="100"/>
-              <w:right w:type="dxa" w:w="140"/>
-            </w:tcMar>
-          </w:tcPr>
-          <w:p>
-            <w:pPr>
-              <w:spacing w:after="40"/>
-            </w:pPr>
-            <w:r>
-              <w:t xml:space="preserve">Cost per review (DB scale)</w:t>
-            </w:r>
-          </w:p>
-        </w:tc>
-        <w:tc>
-          <w:tcPr>
-            <w:tcW w:type="dxa" w:w="2280"/>
-            <w:tcBorders>
-              <w:top w:val="single" w:color="BFBFBF" w:sz="4"/>
-              <w:left w:val="single" w:color="BFBFBF" w:sz="4"/>
-              <w:bottom w:val="single" w:color="BFBFBF" w:sz="4"/>
-              <w:right w:val="single" w:color="BFBFBF" w:sz="4"/>
-            </w:tcBorders>
-            <w:shd w:fill="F7F9FC" w:val="clear"/>
-            <w:tcMar>
-              <w:top w:type="dxa" w:w="100"/>
-              <w:left w:type="dxa" w:w="140"/>
-              <w:bottom w:type="dxa" w:w="100"/>
-              <w:right w:type="dxa" w:w="140"/>
-            </w:tcMar>
-          </w:tcPr>
-          <w:p>
-            <w:pPr>
-              <w:spacing w:after="40"/>
-            </w:pPr>
-            <w:r>
-              <w:t xml:space="preserve">$0.63</w:t>
-            </w:r>
-          </w:p>
-        </w:tc>
-        <w:tc>
-          <w:tcPr>
-            <w:tcW w:type="dxa" w:w="2280"/>
-            <w:tcBorders>
-              <w:top w:val="single" w:color="BFBFBF" w:sz="4"/>
-              <w:left w:val="single" w:color="BFBFBF" w:sz="4"/>
-              <w:bottom w:val="single" w:color="BFBFBF" w:sz="4"/>
-              <w:right w:val="single" w:color="BFBFBF" w:sz="4"/>
-            </w:tcBorders>
-            <w:shd w:fill="F7F9FC" w:val="clear"/>
-            <w:tcMar>
-              <w:top w:type="dxa" w:w="100"/>
-              <w:left w:type="dxa" w:w="140"/>
-              <w:bottom w:type="dxa" w:w="100"/>
-              <w:right w:type="dxa" w:w="140"/>
-            </w:tcMar>
-          </w:tcPr>
-          <w:p>
-            <w:pPr>
-              <w:spacing w:after="40"/>
-            </w:pPr>
-            <w:r>
-              <w:t xml:space="preserve">$0.37</w:t>
-            </w:r>
-          </w:p>
-        </w:tc>
-        <w:tc>
-          <w:tcPr>
-            <w:tcW w:type="dxa" w:w="2320"/>
-            <w:tcBorders>
-              <w:top w:val="single" w:color="BFBFBF" w:sz="4"/>
-              <w:left w:val="single" w:color="BFBFBF" w:sz="4"/>
-              <w:bottom w:val="single" w:color="BFBFBF" w:sz="4"/>
-              <w:right w:val="single" w:color="BFBFBF" w:sz="4"/>
-            </w:tcBorders>
-            <w:shd w:fill="F7F9FC" w:val="clear"/>
-            <w:tcMar>
-              <w:top w:type="dxa" w:w="100"/>
-              <w:left w:type="dxa" w:w="140"/>
-              <w:bottom w:type="dxa" w:w="100"/>
-              <w:right w:type="dxa" w:w="140"/>
-            </w:tcMar>
-          </w:tcPr>
-          <w:p>
-            <w:pPr>
-              <w:spacing w:after="40"/>
-            </w:pPr>
-            <w:r>
-              <w:t xml:space="preserve">~$0.49</w:t>
+            <w:tcW w:type="dxa" w:w="2600"/>
+            <w:tcBorders>
+              <w:top w:val="single" w:color="BFBFBF" w:sz="4"/>
+              <w:left w:val="single" w:color="BFBFBF" w:sz="4"/>
+              <w:bottom w:val="single" w:color="BFBFBF" w:sz="4"/>
+              <w:right w:val="single" w:color="BFBFBF" w:sz="4"/>
+            </w:tcBorders>
+            <w:shd w:fill="F7F9FC" w:val="clear"/>
+            <w:tcMar>
+              <w:top w:type="dxa" w:w="100"/>
+              <w:left w:type="dxa" w:w="140"/>
+              <w:bottom w:type="dxa" w:w="100"/>
+              <w:right w:type="dxa" w:w="140"/>
+            </w:tcMar>
+          </w:tcPr>
+          <w:p>
+            <w:pPr>
+              <w:spacing w:after="40"/>
+            </w:pPr>
+            <w:r>
+              <w:t xml:space="preserve">Schema / enum discipline</w:t>
+            </w:r>
+          </w:p>
+        </w:tc>
+        <w:tc>
+          <w:tcPr>
+            <w:tcW w:type="dxa" w:w="1900"/>
+            <w:tcBorders>
+              <w:top w:val="single" w:color="BFBFBF" w:sz="4"/>
+              <w:left w:val="single" w:color="BFBFBF" w:sz="4"/>
+              <w:bottom w:val="single" w:color="BFBFBF" w:sz="4"/>
+              <w:right w:val="single" w:color="BFBFBF" w:sz="4"/>
+            </w:tcBorders>
+            <w:shd w:fill="F7F9FC" w:val="clear"/>
+            <w:tcMar>
+              <w:top w:type="dxa" w:w="100"/>
+              <w:left w:type="dxa" w:w="140"/>
+              <w:bottom w:type="dxa" w:w="100"/>
+              <w:right w:type="dxa" w:w="140"/>
+            </w:tcMar>
+          </w:tcPr>
+          <w:p>
+            <w:pPr>
+              <w:spacing w:after="40"/>
+            </w:pPr>
+            <w:r>
+              <w:t xml:space="preserve">✓</w:t>
+            </w:r>
+          </w:p>
+        </w:tc>
+        <w:tc>
+          <w:tcPr>
+            <w:tcW w:type="dxa" w:w="1900"/>
+            <w:tcBorders>
+              <w:top w:val="single" w:color="BFBFBF" w:sz="4"/>
+              <w:left w:val="single" w:color="BFBFBF" w:sz="4"/>
+              <w:bottom w:val="single" w:color="BFBFBF" w:sz="4"/>
+              <w:right w:val="single" w:color="BFBFBF" w:sz="4"/>
+            </w:tcBorders>
+            <w:shd w:fill="F7F9FC" w:val="clear"/>
+            <w:tcMar>
+              <w:top w:type="dxa" w:w="100"/>
+              <w:left w:type="dxa" w:w="140"/>
+              <w:bottom w:type="dxa" w:w="100"/>
+              <w:right w:type="dxa" w:w="140"/>
+            </w:tcMar>
+          </w:tcPr>
+          <w:p>
+            <w:pPr>
+              <w:spacing w:after="40"/>
+            </w:pPr>
+            <w:r>
+              <w:t xml:space="preserve">✓</w:t>
+            </w:r>
+          </w:p>
+        </w:tc>
+        <w:tc>
+          <w:tcPr>
+            <w:tcW w:type="dxa" w:w="1770"/>
+            <w:tcBorders>
+              <w:top w:val="single" w:color="BFBFBF" w:sz="4"/>
+              <w:left w:val="single" w:color="BFBFBF" w:sz="4"/>
+              <w:bottom w:val="single" w:color="BFBFBF" w:sz="4"/>
+              <w:right w:val="single" w:color="BFBFBF" w:sz="4"/>
+            </w:tcBorders>
+            <w:shd w:fill="F7F9FC" w:val="clear"/>
+            <w:tcMar>
+              <w:top w:type="dxa" w:w="100"/>
+              <w:left w:type="dxa" w:w="140"/>
+              <w:bottom w:type="dxa" w:w="100"/>
+              <w:right w:type="dxa" w:w="140"/>
+            </w:tcMar>
+          </w:tcPr>
+          <w:p>
+            <w:pPr>
+              <w:spacing w:after="40"/>
+            </w:pPr>
+            <w:r>
+              <w:t xml:space="preserve">✗ (20-26 invented)</w:t>
+            </w:r>
+          </w:p>
+        </w:tc>
+        <w:tc>
+          <w:tcPr>
+            <w:tcW w:type="dxa" w:w="1910"/>
+            <w:tcBorders>
+              <w:top w:val="single" w:color="BFBFBF" w:sz="4"/>
+              <w:left w:val="single" w:color="BFBFBF" w:sz="4"/>
+              <w:bottom w:val="single" w:color="BFBFBF" w:sz="4"/>
+              <w:right w:val="single" w:color="BFBFBF" w:sz="4"/>
+            </w:tcBorders>
+            <w:shd w:fill="F7F9FC" w:val="clear"/>
+            <w:tcMar>
+              <w:top w:type="dxa" w:w="100"/>
+              <w:left w:type="dxa" w:w="140"/>
+              <w:bottom w:type="dxa" w:w="100"/>
+              <w:right w:type="dxa" w:w="140"/>
+            </w:tcMar>
+          </w:tcPr>
+          <w:p>
+            <w:pPr>
+              <w:spacing w:after="40"/>
+            </w:pPr>
+            <w:r>
+              <w:t xml:space="preserve">✓</w:t>
             </w:r>
           </w:p>
         </w:tc>
@@ -9388,101 +9664,126 @@
         </w:trPr>
         <w:tc>
           <w:tcPr>
-            <w:tcW w:type="dxa" w:w="3200"/>
-            <w:tcBorders>
-              <w:top w:val="single" w:color="BFBFBF" w:sz="4"/>
-              <w:left w:val="single" w:color="BFBFBF" w:sz="4"/>
-              <w:bottom w:val="single" w:color="BFBFBF" w:sz="4"/>
-              <w:right w:val="single" w:color="BFBFBF" w:sz="4"/>
-            </w:tcBorders>
-            <w:tcMar>
-              <w:top w:type="dxa" w:w="100"/>
-              <w:left w:type="dxa" w:w="140"/>
-              <w:bottom w:type="dxa" w:w="100"/>
-              <w:right w:type="dxa" w:w="140"/>
-            </w:tcMar>
-          </w:tcPr>
-          <w:p>
-            <w:pPr>
-              <w:spacing w:after="40"/>
-            </w:pPr>
-            <w:r>
-              <w:t xml:space="preserve">Auditable intermediate covenant list</w:t>
-            </w:r>
-          </w:p>
-        </w:tc>
-        <w:tc>
-          <w:tcPr>
-            <w:tcW w:type="dxa" w:w="2280"/>
-            <w:tcBorders>
-              <w:top w:val="single" w:color="BFBFBF" w:sz="4"/>
-              <w:left w:val="single" w:color="BFBFBF" w:sz="4"/>
-              <w:bottom w:val="single" w:color="BFBFBF" w:sz="4"/>
-              <w:right w:val="single" w:color="BFBFBF" w:sz="4"/>
-            </w:tcBorders>
-            <w:tcMar>
-              <w:top w:type="dxa" w:w="100"/>
-              <w:left w:type="dxa" w:w="140"/>
-              <w:bottom w:type="dxa" w:w="100"/>
-              <w:right w:type="dxa" w:w="140"/>
-            </w:tcMar>
-          </w:tcPr>
-          <w:p>
-            <w:pPr>
-              <w:spacing w:after="40"/>
-            </w:pPr>
-            <w:r>
-              <w:t xml:space="preserve">✓</w:t>
-            </w:r>
-          </w:p>
-        </w:tc>
-        <w:tc>
-          <w:tcPr>
-            <w:tcW w:type="dxa" w:w="2280"/>
-            <w:tcBorders>
-              <w:top w:val="single" w:color="BFBFBF" w:sz="4"/>
-              <w:left w:val="single" w:color="BFBFBF" w:sz="4"/>
-              <w:bottom w:val="single" w:color="BFBFBF" w:sz="4"/>
-              <w:right w:val="single" w:color="BFBFBF" w:sz="4"/>
-            </w:tcBorders>
-            <w:tcMar>
-              <w:top w:type="dxa" w:w="100"/>
-              <w:left w:type="dxa" w:w="140"/>
-              <w:bottom w:type="dxa" w:w="100"/>
-              <w:right w:type="dxa" w:w="140"/>
-            </w:tcMar>
-          </w:tcPr>
-          <w:p>
-            <w:pPr>
-              <w:spacing w:after="40"/>
-            </w:pPr>
-            <w:r>
-              <w:t xml:space="preserve">✗</w:t>
-            </w:r>
-          </w:p>
-        </w:tc>
-        <w:tc>
-          <w:tcPr>
-            <w:tcW w:type="dxa" w:w="2320"/>
-            <w:tcBorders>
-              <w:top w:val="single" w:color="BFBFBF" w:sz="4"/>
-              <w:left w:val="single" w:color="BFBFBF" w:sz="4"/>
-              <w:bottom w:val="single" w:color="BFBFBF" w:sz="4"/>
-              <w:right w:val="single" w:color="BFBFBF" w:sz="4"/>
-            </w:tcBorders>
-            <w:tcMar>
-              <w:top w:type="dxa" w:w="100"/>
-              <w:left w:type="dxa" w:w="140"/>
-              <w:bottom w:type="dxa" w:w="100"/>
-              <w:right w:type="dxa" w:w="140"/>
-            </w:tcMar>
-          </w:tcPr>
-          <w:p>
-            <w:pPr>
-              <w:spacing w:after="40"/>
-            </w:pPr>
-            <w:r>
-              <w:t xml:space="preserve">✓</w:t>
+            <w:tcW w:type="dxa" w:w="2600"/>
+            <w:tcBorders>
+              <w:top w:val="single" w:color="BFBFBF" w:sz="4"/>
+              <w:left w:val="single" w:color="BFBFBF" w:sz="4"/>
+              <w:bottom w:val="single" w:color="BFBFBF" w:sz="4"/>
+              <w:right w:val="single" w:color="BFBFBF" w:sz="4"/>
+            </w:tcBorders>
+            <w:tcMar>
+              <w:top w:type="dxa" w:w="100"/>
+              <w:left w:type="dxa" w:w="140"/>
+              <w:bottom w:type="dxa" w:w="100"/>
+              <w:right w:type="dxa" w:w="140"/>
+            </w:tcMar>
+          </w:tcPr>
+          <w:p>
+            <w:pPr>
+              <w:spacing w:after="40"/>
+            </w:pPr>
+            <w:r>
+              <w:t xml:space="preserve">Cost per DB review</w:t>
+            </w:r>
+          </w:p>
+        </w:tc>
+        <w:tc>
+          <w:tcPr>
+            <w:tcW w:type="dxa" w:w="1900"/>
+            <w:tcBorders>
+              <w:top w:val="single" w:color="BFBFBF" w:sz="4"/>
+              <w:left w:val="single" w:color="BFBFBF" w:sz="4"/>
+              <w:bottom w:val="single" w:color="BFBFBF" w:sz="4"/>
+              <w:right w:val="single" w:color="BFBFBF" w:sz="4"/>
+            </w:tcBorders>
+            <w:tcMar>
+              <w:top w:type="dxa" w:w="100"/>
+              <w:left w:type="dxa" w:w="140"/>
+              <w:bottom w:type="dxa" w:w="100"/>
+              <w:right w:type="dxa" w:w="140"/>
+            </w:tcMar>
+          </w:tcPr>
+          <w:p>
+            <w:pPr>
+              <w:spacing w:after="40"/>
+            </w:pPr>
+            <w:r>
+              <w:t xml:space="preserve">$0.63</w:t>
+            </w:r>
+          </w:p>
+        </w:tc>
+        <w:tc>
+          <w:tcPr>
+            <w:tcW w:type="dxa" w:w="1900"/>
+            <w:tcBorders>
+              <w:top w:val="single" w:color="BFBFBF" w:sz="4"/>
+              <w:left w:val="single" w:color="BFBFBF" w:sz="4"/>
+              <w:bottom w:val="single" w:color="BFBFBF" w:sz="4"/>
+              <w:right w:val="single" w:color="BFBFBF" w:sz="4"/>
+            </w:tcBorders>
+            <w:tcMar>
+              <w:top w:type="dxa" w:w="100"/>
+              <w:left w:type="dxa" w:w="140"/>
+              <w:bottom w:type="dxa" w:w="100"/>
+              <w:right w:type="dxa" w:w="140"/>
+            </w:tcMar>
+          </w:tcPr>
+          <w:p>
+            <w:pPr>
+              <w:spacing w:after="40"/>
+            </w:pPr>
+            <w:r>
+              <w:t xml:space="preserve">~$0.49</w:t>
+            </w:r>
+          </w:p>
+        </w:tc>
+        <w:tc>
+          <w:tcPr>
+            <w:tcW w:type="dxa" w:w="1770"/>
+            <w:tcBorders>
+              <w:top w:val="single" w:color="BFBFBF" w:sz="4"/>
+              <w:left w:val="single" w:color="BFBFBF" w:sz="4"/>
+              <w:bottom w:val="single" w:color="BFBFBF" w:sz="4"/>
+              <w:right w:val="single" w:color="BFBFBF" w:sz="4"/>
+            </w:tcBorders>
+            <w:tcMar>
+              <w:top w:type="dxa" w:w="100"/>
+              <w:left w:type="dxa" w:w="140"/>
+              <w:bottom w:type="dxa" w:w="100"/>
+              <w:right w:type="dxa" w:w="140"/>
+            </w:tcMar>
+          </w:tcPr>
+          <w:p>
+            <w:pPr>
+              <w:spacing w:after="40"/>
+            </w:pPr>
+            <w:r>
+              <w:t xml:space="preserve">$0.37</w:t>
+            </w:r>
+          </w:p>
+        </w:tc>
+        <w:tc>
+          <w:tcPr>
+            <w:tcW w:type="dxa" w:w="1910"/>
+            <w:tcBorders>
+              <w:top w:val="single" w:color="BFBFBF" w:sz="4"/>
+              <w:left w:val="single" w:color="BFBFBF" w:sz="4"/>
+              <w:bottom w:val="single" w:color="BFBFBF" w:sz="4"/>
+              <w:right w:val="single" w:color="BFBFBF" w:sz="4"/>
+            </w:tcBorders>
+            <w:tcMar>
+              <w:top w:type="dxa" w:w="100"/>
+              <w:left w:type="dxa" w:w="140"/>
+              <w:bottom w:type="dxa" w:w="100"/>
+              <w:right w:type="dxa" w:w="140"/>
+            </w:tcMar>
+          </w:tcPr>
+          <w:p>
+            <w:pPr>
+              <w:spacing w:after="40"/>
+            </w:pPr>
+            <w:r>
+              <w:t xml:space="preserve">$0.39</w:t>
             </w:r>
           </w:p>
         </w:tc>
@@ -9493,14 +9794,148 @@
         </w:trPr>
         <w:tc>
           <w:tcPr>
-            <w:tcW w:type="dxa" w:w="3200"/>
-            <w:tcBorders>
-              <w:top w:val="single" w:color="BFBFBF" w:sz="4"/>
-              <w:left w:val="single" w:color="BFBFBF" w:sz="4"/>
-              <w:bottom w:val="single" w:color="BFBFBF" w:sz="4"/>
-              <w:right w:val="single" w:color="BFBFBF" w:sz="4"/>
-            </w:tcBorders>
-            <w:shd w:fill="F7F9FC" w:val="clear"/>
+            <w:tcW w:type="dxa" w:w="2600"/>
+            <w:tcBorders>
+              <w:top w:val="single" w:color="BFBFBF" w:sz="4"/>
+              <w:left w:val="single" w:color="BFBFBF" w:sz="4"/>
+              <w:bottom w:val="single" w:color="BFBFBF" w:sz="4"/>
+              <w:right w:val="single" w:color="BFBFBF" w:sz="4"/>
+            </w:tcBorders>
+            <w:shd w:fill="F7F9FC" w:val="clear"/>
+            <w:tcMar>
+              <w:top w:type="dxa" w:w="100"/>
+              <w:left w:type="dxa" w:w="140"/>
+              <w:bottom w:type="dxa" w:w="100"/>
+              <w:right w:type="dxa" w:w="140"/>
+            </w:tcMar>
+          </w:tcPr>
+          <w:p>
+            <w:pPr>
+              <w:spacing w:after="40"/>
+            </w:pPr>
+            <w:r>
+              <w:t xml:space="preserve">Auditable intermediate list</w:t>
+            </w:r>
+          </w:p>
+        </w:tc>
+        <w:tc>
+          <w:tcPr>
+            <w:tcW w:type="dxa" w:w="1900"/>
+            <w:tcBorders>
+              <w:top w:val="single" w:color="BFBFBF" w:sz="4"/>
+              <w:left w:val="single" w:color="BFBFBF" w:sz="4"/>
+              <w:bottom w:val="single" w:color="BFBFBF" w:sz="4"/>
+              <w:right w:val="single" w:color="BFBFBF" w:sz="4"/>
+            </w:tcBorders>
+            <w:shd w:fill="F7F9FC" w:val="clear"/>
+            <w:tcMar>
+              <w:top w:type="dxa" w:w="100"/>
+              <w:left w:type="dxa" w:w="140"/>
+              <w:bottom w:type="dxa" w:w="100"/>
+              <w:right w:type="dxa" w:w="140"/>
+            </w:tcMar>
+          </w:tcPr>
+          <w:p>
+            <w:pPr>
+              <w:spacing w:after="40"/>
+            </w:pPr>
+            <w:r>
+              <w:t xml:space="preserve">✓</w:t>
+            </w:r>
+          </w:p>
+        </w:tc>
+        <w:tc>
+          <w:tcPr>
+            <w:tcW w:type="dxa" w:w="1900"/>
+            <w:tcBorders>
+              <w:top w:val="single" w:color="BFBFBF" w:sz="4"/>
+              <w:left w:val="single" w:color="BFBFBF" w:sz="4"/>
+              <w:bottom w:val="single" w:color="BFBFBF" w:sz="4"/>
+              <w:right w:val="single" w:color="BFBFBF" w:sz="4"/>
+            </w:tcBorders>
+            <w:shd w:fill="F7F9FC" w:val="clear"/>
+            <w:tcMar>
+              <w:top w:type="dxa" w:w="100"/>
+              <w:left w:type="dxa" w:w="140"/>
+              <w:bottom w:type="dxa" w:w="100"/>
+              <w:right w:type="dxa" w:w="140"/>
+            </w:tcMar>
+          </w:tcPr>
+          <w:p>
+            <w:pPr>
+              <w:spacing w:after="40"/>
+            </w:pPr>
+            <w:r>
+              <w:t xml:space="preserve">✓</w:t>
+            </w:r>
+          </w:p>
+        </w:tc>
+        <w:tc>
+          <w:tcPr>
+            <w:tcW w:type="dxa" w:w="1770"/>
+            <w:tcBorders>
+              <w:top w:val="single" w:color="BFBFBF" w:sz="4"/>
+              <w:left w:val="single" w:color="BFBFBF" w:sz="4"/>
+              <w:bottom w:val="single" w:color="BFBFBF" w:sz="4"/>
+              <w:right w:val="single" w:color="BFBFBF" w:sz="4"/>
+            </w:tcBorders>
+            <w:shd w:fill="F7F9FC" w:val="clear"/>
+            <w:tcMar>
+              <w:top w:type="dxa" w:w="100"/>
+              <w:left w:type="dxa" w:w="140"/>
+              <w:bottom w:type="dxa" w:w="100"/>
+              <w:right w:type="dxa" w:w="140"/>
+            </w:tcMar>
+          </w:tcPr>
+          <w:p>
+            <w:pPr>
+              <w:spacing w:after="40"/>
+            </w:pPr>
+            <w:r>
+              <w:t xml:space="preserve">✗</w:t>
+            </w:r>
+          </w:p>
+        </w:tc>
+        <w:tc>
+          <w:tcPr>
+            <w:tcW w:type="dxa" w:w="1910"/>
+            <w:tcBorders>
+              <w:top w:val="single" w:color="BFBFBF" w:sz="4"/>
+              <w:left w:val="single" w:color="BFBFBF" w:sz="4"/>
+              <w:bottom w:val="single" w:color="BFBFBF" w:sz="4"/>
+              <w:right w:val="single" w:color="BFBFBF" w:sz="4"/>
+            </w:tcBorders>
+            <w:shd w:fill="F7F9FC" w:val="clear"/>
+            <w:tcMar>
+              <w:top w:type="dxa" w:w="100"/>
+              <w:left w:type="dxa" w:w="140"/>
+              <w:bottom w:type="dxa" w:w="100"/>
+              <w:right w:type="dxa" w:w="140"/>
+            </w:tcMar>
+          </w:tcPr>
+          <w:p>
+            <w:pPr>
+              <w:spacing w:after="40"/>
+            </w:pPr>
+            <w:r>
+              <w:t xml:space="preserve">✗</w:t>
+            </w:r>
+          </w:p>
+        </w:tc>
+      </w:tr>
+      <w:tr>
+        <w:trPr>
+          <w:tblHeader w:val="false"/>
+        </w:trPr>
+        <w:tc>
+          <w:tcPr>
+            <w:tcW w:type="dxa" w:w="2600"/>
+            <w:tcBorders>
+              <w:top w:val="single" w:color="BFBFBF" w:sz="4"/>
+              <w:left w:val="single" w:color="BFBFBF" w:sz="4"/>
+              <w:bottom w:val="single" w:color="BFBFBF" w:sz="4"/>
+              <w:right w:val="single" w:color="BFBFBF" w:sz="4"/>
+            </w:tcBorders>
             <w:tcMar>
               <w:top w:type="dxa" w:w="100"/>
               <w:left w:type="dxa" w:w="140"/>
@@ -9519,14 +9954,13 @@
         </w:tc>
         <w:tc>
           <w:tcPr>
-            <w:tcW w:type="dxa" w:w="2280"/>
-            <w:tcBorders>
-              <w:top w:val="single" w:color="BFBFBF" w:sz="4"/>
-              <w:left w:val="single" w:color="BFBFBF" w:sz="4"/>
-              <w:bottom w:val="single" w:color="BFBFBF" w:sz="4"/>
-              <w:right w:val="single" w:color="BFBFBF" w:sz="4"/>
-            </w:tcBorders>
-            <w:shd w:fill="F7F9FC" w:val="clear"/>
+            <w:tcW w:type="dxa" w:w="1900"/>
+            <w:tcBorders>
+              <w:top w:val="single" w:color="BFBFBF" w:sz="4"/>
+              <w:left w:val="single" w:color="BFBFBF" w:sz="4"/>
+              <w:bottom w:val="single" w:color="BFBFBF" w:sz="4"/>
+              <w:right w:val="single" w:color="BFBFBF" w:sz="4"/>
+            </w:tcBorders>
             <w:tcMar>
               <w:top w:type="dxa" w:w="100"/>
               <w:left w:type="dxa" w:w="140"/>
@@ -9545,14 +9979,38 @@
         </w:tc>
         <w:tc>
           <w:tcPr>
-            <w:tcW w:type="dxa" w:w="2280"/>
-            <w:tcBorders>
-              <w:top w:val="single" w:color="BFBFBF" w:sz="4"/>
-              <w:left w:val="single" w:color="BFBFBF" w:sz="4"/>
-              <w:bottom w:val="single" w:color="BFBFBF" w:sz="4"/>
-              <w:right w:val="single" w:color="BFBFBF" w:sz="4"/>
-            </w:tcBorders>
-            <w:shd w:fill="F7F9FC" w:val="clear"/>
+            <w:tcW w:type="dxa" w:w="1900"/>
+            <w:tcBorders>
+              <w:top w:val="single" w:color="BFBFBF" w:sz="4"/>
+              <w:left w:val="single" w:color="BFBFBF" w:sz="4"/>
+              <w:bottom w:val="single" w:color="BFBFBF" w:sz="4"/>
+              <w:right w:val="single" w:color="BFBFBF" w:sz="4"/>
+            </w:tcBorders>
+            <w:tcMar>
+              <w:top w:type="dxa" w:w="100"/>
+              <w:left w:type="dxa" w:w="140"/>
+              <w:bottom w:type="dxa" w:w="100"/>
+              <w:right w:type="dxa" w:w="140"/>
+            </w:tcMar>
+          </w:tcPr>
+          <w:p>
+            <w:pPr>
+              <w:spacing w:after="40"/>
+            </w:pPr>
+            <w:r>
+              <w:t xml:space="preserve">✓</w:t>
+            </w:r>
+          </w:p>
+        </w:tc>
+        <w:tc>
+          <w:tcPr>
+            <w:tcW w:type="dxa" w:w="1770"/>
+            <w:tcBorders>
+              <w:top w:val="single" w:color="BFBFBF" w:sz="4"/>
+              <w:left w:val="single" w:color="BFBFBF" w:sz="4"/>
+              <w:bottom w:val="single" w:color="BFBFBF" w:sz="4"/>
+              <w:right w:val="single" w:color="BFBFBF" w:sz="4"/>
+            </w:tcBorders>
             <w:tcMar>
               <w:top w:type="dxa" w:w="100"/>
               <w:left w:type="dxa" w:w="140"/>
@@ -9571,27 +10029,161 @@
         </w:tc>
         <w:tc>
           <w:tcPr>
-            <w:tcW w:type="dxa" w:w="2320"/>
-            <w:tcBorders>
-              <w:top w:val="single" w:color="BFBFBF" w:sz="4"/>
-              <w:left w:val="single" w:color="BFBFBF" w:sz="4"/>
-              <w:bottom w:val="single" w:color="BFBFBF" w:sz="4"/>
-              <w:right w:val="single" w:color="BFBFBF" w:sz="4"/>
-            </w:tcBorders>
-            <w:shd w:fill="F7F9FC" w:val="clear"/>
-            <w:tcMar>
-              <w:top w:type="dxa" w:w="100"/>
-              <w:left w:type="dxa" w:w="140"/>
-              <w:bottom w:type="dxa" w:w="100"/>
-              <w:right w:type="dxa" w:w="140"/>
-            </w:tcMar>
-          </w:tcPr>
-          <w:p>
-            <w:pPr>
-              <w:spacing w:after="40"/>
-            </w:pPr>
-            <w:r>
-              <w:t xml:space="preserve">✓</w:t>
+            <w:tcW w:type="dxa" w:w="1910"/>
+            <w:tcBorders>
+              <w:top w:val="single" w:color="BFBFBF" w:sz="4"/>
+              <w:left w:val="single" w:color="BFBFBF" w:sz="4"/>
+              <w:bottom w:val="single" w:color="BFBFBF" w:sz="4"/>
+              <w:right w:val="single" w:color="BFBFBF" w:sz="4"/>
+            </w:tcBorders>
+            <w:tcMar>
+              <w:top w:type="dxa" w:w="100"/>
+              <w:left w:type="dxa" w:w="140"/>
+              <w:bottom w:type="dxa" w:w="100"/>
+              <w:right w:type="dxa" w:w="140"/>
+            </w:tcMar>
+          </w:tcPr>
+          <w:p>
+            <w:pPr>
+              <w:spacing w:after="40"/>
+            </w:pPr>
+            <w:r>
+              <w:t xml:space="preserve">✗</w:t>
+            </w:r>
+          </w:p>
+        </w:tc>
+      </w:tr>
+      <w:tr>
+        <w:trPr>
+          <w:tblHeader w:val="false"/>
+        </w:trPr>
+        <w:tc>
+          <w:tcPr>
+            <w:tcW w:type="dxa" w:w="2600"/>
+            <w:tcBorders>
+              <w:top w:val="single" w:color="BFBFBF" w:sz="4"/>
+              <w:left w:val="single" w:color="BFBFBF" w:sz="4"/>
+              <w:bottom w:val="single" w:color="BFBFBF" w:sz="4"/>
+              <w:right w:val="single" w:color="BFBFBF" w:sz="4"/>
+            </w:tcBorders>
+            <w:shd w:fill="F7F9FC" w:val="clear"/>
+            <w:tcMar>
+              <w:top w:type="dxa" w:w="100"/>
+              <w:left w:type="dxa" w:w="140"/>
+              <w:bottom w:type="dxa" w:w="100"/>
+              <w:right w:type="dxa" w:w="140"/>
+            </w:tcMar>
+          </w:tcPr>
+          <w:p>
+            <w:pPr>
+              <w:spacing w:after="40"/>
+            </w:pPr>
+            <w:r>
+              <w:t xml:space="preserve">Prompt maintenance</w:t>
+            </w:r>
+          </w:p>
+        </w:tc>
+        <w:tc>
+          <w:tcPr>
+            <w:tcW w:type="dxa" w:w="1900"/>
+            <w:tcBorders>
+              <w:top w:val="single" w:color="BFBFBF" w:sz="4"/>
+              <w:left w:val="single" w:color="BFBFBF" w:sz="4"/>
+              <w:bottom w:val="single" w:color="BFBFBF" w:sz="4"/>
+              <w:right w:val="single" w:color="BFBFBF" w:sz="4"/>
+            </w:tcBorders>
+            <w:shd w:fill="F7F9FC" w:val="clear"/>
+            <w:tcMar>
+              <w:top w:type="dxa" w:w="100"/>
+              <w:left w:type="dxa" w:w="140"/>
+              <w:bottom w:type="dxa" w:w="100"/>
+              <w:right w:type="dxa" w:w="140"/>
+            </w:tcMar>
+          </w:tcPr>
+          <w:p>
+            <w:pPr>
+              <w:spacing w:after="40"/>
+            </w:pPr>
+            <w:r>
+              <w:t xml:space="preserve">Two focused prompts</w:t>
+            </w:r>
+          </w:p>
+        </w:tc>
+        <w:tc>
+          <w:tcPr>
+            <w:tcW w:type="dxa" w:w="1900"/>
+            <w:tcBorders>
+              <w:top w:val="single" w:color="BFBFBF" w:sz="4"/>
+              <w:left w:val="single" w:color="BFBFBF" w:sz="4"/>
+              <w:bottom w:val="single" w:color="BFBFBF" w:sz="4"/>
+              <w:right w:val="single" w:color="BFBFBF" w:sz="4"/>
+            </w:tcBorders>
+            <w:shd w:fill="F7F9FC" w:val="clear"/>
+            <w:tcMar>
+              <w:top w:type="dxa" w:w="100"/>
+              <w:left w:type="dxa" w:w="140"/>
+              <w:bottom w:type="dxa" w:w="100"/>
+              <w:right w:type="dxa" w:w="140"/>
+            </w:tcMar>
+          </w:tcPr>
+          <w:p>
+            <w:pPr>
+              <w:spacing w:after="40"/>
+            </w:pPr>
+            <w:r>
+              <w:t xml:space="preserve">Two focused prompts</w:t>
+            </w:r>
+          </w:p>
+        </w:tc>
+        <w:tc>
+          <w:tcPr>
+            <w:tcW w:type="dxa" w:w="1770"/>
+            <w:tcBorders>
+              <w:top w:val="single" w:color="BFBFBF" w:sz="4"/>
+              <w:left w:val="single" w:color="BFBFBF" w:sz="4"/>
+              <w:bottom w:val="single" w:color="BFBFBF" w:sz="4"/>
+              <w:right w:val="single" w:color="BFBFBF" w:sz="4"/>
+            </w:tcBorders>
+            <w:shd w:fill="F7F9FC" w:val="clear"/>
+            <w:tcMar>
+              <w:top w:type="dxa" w:w="100"/>
+              <w:left w:type="dxa" w:w="140"/>
+              <w:bottom w:type="dxa" w:w="100"/>
+              <w:right w:type="dxa" w:w="140"/>
+            </w:tcMar>
+          </w:tcPr>
+          <w:p>
+            <w:pPr>
+              <w:spacing w:after="40"/>
+            </w:pPr>
+            <w:r>
+              <w:t xml:space="preserve">One thin prompt</w:t>
+            </w:r>
+          </w:p>
+        </w:tc>
+        <w:tc>
+          <w:tcPr>
+            <w:tcW w:type="dxa" w:w="1910"/>
+            <w:tcBorders>
+              <w:top w:val="single" w:color="BFBFBF" w:sz="4"/>
+              <w:left w:val="single" w:color="BFBFBF" w:sz="4"/>
+              <w:bottom w:val="single" w:color="BFBFBF" w:sz="4"/>
+              <w:right w:val="single" w:color="BFBFBF" w:sz="4"/>
+            </w:tcBorders>
+            <w:shd w:fill="F7F9FC" w:val="clear"/>
+            <w:tcMar>
+              <w:top w:type="dxa" w:w="100"/>
+              <w:left w:type="dxa" w:w="140"/>
+              <w:bottom w:type="dxa" w:w="100"/>
+              <w:right w:type="dxa" w:w="140"/>
+            </w:tcMar>
+          </w:tcPr>
+          <w:p>
+            <w:pPr>
+              <w:spacing w:after="40"/>
+            </w:pPr>
+            <w:r>
+              <w:t xml:space="preserve">One ~5000-char monolith</w:t>
             </w:r>
           </w:p>
         </w:tc>
@@ -9602,7 +10194,14 @@
         <w:spacing w:after="140"/>
       </w:pPr>
       <w:r>
-        <w:t xml:space="preserve">Same accuracy on the ranking, but two calls (with caching enabled at scale) delivers full completeness, schema compliance, and auditability at ~$0.12 more than single-call — worth it for a tool meant to run on real memos.</w:t>
+        <w:rPr>
+          <w:b/>
+          <w:bCs/>
+        </w:rPr>
+        <w:t xml:space="preserve">The honest one-sentence read:</w:t>
+      </w:r>
+      <w:r>
+        <w:t xml:space="preserve"> comprehensive single-call is a legitimate technical alternative — it gets the ranking right, closes the completeness gap to 6%, and costs less. Two calls wins because it produces an intermediate artifact (the covenant list) that fits the credit-officer review workflow, and because two focused prompts are easier to maintain and debug than one 5000-character monolith.</w:t>
       </w:r>
     </w:p>
     <w:p>

--- a/COMPARISONS.docx
+++ b/COMPARISONS.docx
@@ -1425,7 +1425,7 @@
         <w:spacing w:after="160" w:before="260"/>
       </w:pPr>
       <w:r>
-        <w:t xml:space="preserve">1.2 POC winner — which one for this 48-hour demo?</w:t>
+        <w:t xml:space="preserve">1.2 POC winner — which one wins?</w:t>
       </w:r>
     </w:p>
     <w:tbl>
@@ -4922,7 +4922,7 @@
               <w:spacing w:after="40"/>
             </w:pPr>
             <w:r>
-              <w:t xml:space="preserve">Time to a working demo</w:t>
+              <w:t xml:space="preserve">Streaming from Anthropic</w:t>
             </w:r>
           </w:p>
         </w:tc>
@@ -4948,7 +4948,7 @@
               <w:spacing w:after="40"/>
             </w:pPr>
             <w:r>
-              <w:t xml:space="preserve">~2 hours</w:t>
+              <w:t xml:space="preserve">Yes (Python SDK)</w:t>
             </w:r>
           </w:p>
         </w:tc>
@@ -4974,7 +4974,7 @@
               <w:spacing w:after="40"/>
             </w:pPr>
             <w:r>
-              <w:t xml:space="preserve">~4-5 hours</w:t>
+              <w:t xml:space="preserve">No (n8n HTTP node waits for full response)</w:t>
             </w:r>
           </w:p>
         </w:tc>
@@ -5004,7 +5004,7 @@
               <w:spacing w:after="40"/>
             </w:pPr>
             <w:r>
-              <w:t xml:space="preserve">Streaming from Anthropic</w:t>
+              <w:t xml:space="preserve">Max token budget</w:t>
             </w:r>
           </w:p>
         </w:tc>
@@ -5029,7 +5029,7 @@
               <w:spacing w:after="40"/>
             </w:pPr>
             <w:r>
-              <w:t xml:space="preserve">Yes (Python SDK)</w:t>
+              <w:t xml:space="preserve">32,000 (fits any real memo)</w:t>
             </w:r>
           </w:p>
         </w:tc>
@@ -5054,7 +5054,7 @@
               <w:spacing w:after="40"/>
             </w:pPr>
             <w:r>
-              <w:t xml:space="preserve">No (n8n HTTP node waits for full response)</w:t>
+              <w:t xml:space="preserve">16,000 (capped to stay under HTTP timeout)</w:t>
             </w:r>
           </w:p>
         </w:tc>
@@ -5085,7 +5085,7 @@
               <w:spacing w:after="40"/>
             </w:pPr>
             <w:r>
-              <w:t xml:space="preserve">Max token budget</w:t>
+              <w:t xml:space="preserve">Latency per review</w:t>
             </w:r>
           </w:p>
         </w:tc>
@@ -5111,7 +5111,7 @@
               <w:spacing w:after="40"/>
             </w:pPr>
             <w:r>
-              <w:t xml:space="preserve">32,000 (fits any real memo)</w:t>
+              <w:t xml:space="preserve">15-45 seconds</w:t>
             </w:r>
           </w:p>
         </w:tc>
@@ -5137,7 +5137,7 @@
               <w:spacing w:after="40"/>
             </w:pPr>
             <w:r>
-              <w:t xml:space="preserve">16,000 (capped to stay under HTTP timeout)</w:t>
+              <w:t xml:space="preserve">25-70 seconds</w:t>
             </w:r>
           </w:p>
         </w:tc>
@@ -5167,7 +5167,7 @@
               <w:spacing w:after="40"/>
             </w:pPr>
             <w:r>
-              <w:t xml:space="preserve">Latency per review</w:t>
+              <w:t xml:space="preserve">Cost per review</w:t>
             </w:r>
           </w:p>
         </w:tc>
@@ -5192,7 +5192,7 @@
               <w:spacing w:after="40"/>
             </w:pPr>
             <w:r>
-              <w:t xml:space="preserve">15-45 seconds</w:t>
+              <w:t xml:space="preserve">~$0.15-0.63 (Anthropic only)</w:t>
             </w:r>
           </w:p>
         </w:tc>
@@ -5217,7 +5217,7 @@
               <w:spacing w:after="40"/>
             </w:pPr>
             <w:r>
-              <w:t xml:space="preserve">25-70 seconds</w:t>
+              <w:t xml:space="preserve">Same Anthropic bill + $20/mo n8n Cloud after trial</w:t>
             </w:r>
           </w:p>
         </w:tc>
@@ -5248,7 +5248,7 @@
               <w:spacing w:after="40"/>
             </w:pPr>
             <w:r>
-              <w:t xml:space="preserve">Cost per review</w:t>
+              <w:t xml:space="preserve">Interview defensibility</w:t>
             </w:r>
           </w:p>
         </w:tc>
@@ -5274,7 +5274,7 @@
               <w:spacing w:after="40"/>
             </w:pPr>
             <w:r>
-              <w:t xml:space="preserve">~$0.15-0.63 (Anthropic only)</w:t>
+              <w:t xml:space="preserve">Line-by-line through ~150 lines of Python</w:t>
             </w:r>
           </w:p>
         </w:tc>
@@ -5300,7 +5300,7 @@
               <w:spacing w:after="40"/>
             </w:pPr>
             <w:r>
-              <w:t xml:space="preserve">Same Anthropic bill + $20/mo n8n Cloud after trial</w:t>
+              <w:t xml:space="preserve">Click through 9 workflow nodes</w:t>
             </w:r>
           </w:p>
         </w:tc>
@@ -5330,7 +5330,7 @@
               <w:spacing w:after="40"/>
             </w:pPr>
             <w:r>
-              <w:t xml:space="preserve">Interview defensibility</w:t>
+              <w:t xml:space="preserve">Persistence</w:t>
             </w:r>
           </w:p>
         </w:tc>
@@ -5355,7 +5355,7 @@
               <w:spacing w:after="40"/>
             </w:pPr>
             <w:r>
-              <w:t xml:space="preserve">Line-by-line through ~150 lines of Python</w:t>
+              <w:t xml:space="preserve">User downloads the JSON</w:t>
             </w:r>
           </w:p>
         </w:tc>
@@ -5380,7 +5380,7 @@
               <w:spacing w:after="40"/>
             </w:pPr>
             <w:r>
-              <w:t xml:space="preserve">Click through 9 workflow nodes</w:t>
+              <w:t xml:space="preserve">Every run auto-saved to Firestore</w:t>
             </w:r>
           </w:p>
         </w:tc>
@@ -5411,7 +5411,7 @@
               <w:spacing w:after="40"/>
             </w:pPr>
             <w:r>
-              <w:t xml:space="preserve">Persistence</w:t>
+              <w:t xml:space="preserve">Retries + observability</w:t>
             </w:r>
           </w:p>
         </w:tc>
@@ -5437,7 +5437,7 @@
               <w:spacing w:after="40"/>
             </w:pPr>
             <w:r>
-              <w:t xml:space="preserve">User downloads the JSON</w:t>
+              <w:t xml:space="preserve">You write them</w:t>
             </w:r>
           </w:p>
         </w:tc>
@@ -5463,7 +5463,7 @@
               <w:spacing w:after="40"/>
             </w:pPr>
             <w:r>
-              <w:t xml:space="preserve">Every run auto-saved to Firestore</w:t>
+              <w:t xml:space="preserve">Built-in per node</w:t>
             </w:r>
           </w:p>
         </w:tc>
@@ -5493,7 +5493,7 @@
               <w:spacing w:after="40"/>
             </w:pPr>
             <w:r>
-              <w:t xml:space="preserve">Retries + observability</w:t>
+              <w:t xml:space="preserve">Who can maintain the prompts</w:t>
             </w:r>
           </w:p>
         </w:tc>
@@ -5518,7 +5518,7 @@
               <w:spacing w:after="40"/>
             </w:pPr>
             <w:r>
-              <w:t xml:space="preserve">You write them</w:t>
+              <w:t xml:space="preserve">Engineers (PR + deploy)</w:t>
             </w:r>
           </w:p>
         </w:tc>
@@ -5531,89 +5531,6 @@
               <w:bottom w:val="single" w:color="BFBFBF" w:sz="4"/>
               <w:right w:val="single" w:color="BFBFBF" w:sz="4"/>
             </w:tcBorders>
-            <w:tcMar>
-              <w:top w:type="dxa" w:w="100"/>
-              <w:left w:type="dxa" w:w="140"/>
-              <w:bottom w:type="dxa" w:w="100"/>
-              <w:right w:type="dxa" w:w="140"/>
-            </w:tcMar>
-          </w:tcPr>
-          <w:p>
-            <w:pPr>
-              <w:spacing w:after="40"/>
-            </w:pPr>
-            <w:r>
-              <w:t xml:space="preserve">Built-in per node</w:t>
-            </w:r>
-          </w:p>
-        </w:tc>
-      </w:tr>
-      <w:tr>
-        <w:trPr>
-          <w:tblHeader w:val="false"/>
-        </w:trPr>
-        <w:tc>
-          <w:tcPr>
-            <w:tcW w:type="dxa" w:w="3000"/>
-            <w:tcBorders>
-              <w:top w:val="single" w:color="BFBFBF" w:sz="4"/>
-              <w:left w:val="single" w:color="BFBFBF" w:sz="4"/>
-              <w:bottom w:val="single" w:color="BFBFBF" w:sz="4"/>
-              <w:right w:val="single" w:color="BFBFBF" w:sz="4"/>
-            </w:tcBorders>
-            <w:shd w:fill="F7F9FC" w:val="clear"/>
-            <w:tcMar>
-              <w:top w:type="dxa" w:w="100"/>
-              <w:left w:type="dxa" w:w="140"/>
-              <w:bottom w:type="dxa" w:w="100"/>
-              <w:right w:type="dxa" w:w="140"/>
-            </w:tcMar>
-          </w:tcPr>
-          <w:p>
-            <w:pPr>
-              <w:spacing w:after="40"/>
-            </w:pPr>
-            <w:r>
-              <w:t xml:space="preserve">Who can maintain the prompts</w:t>
-            </w:r>
-          </w:p>
-        </w:tc>
-        <w:tc>
-          <w:tcPr>
-            <w:tcW w:type="dxa" w:w="3540"/>
-            <w:tcBorders>
-              <w:top w:val="single" w:color="BFBFBF" w:sz="4"/>
-              <w:left w:val="single" w:color="BFBFBF" w:sz="4"/>
-              <w:bottom w:val="single" w:color="BFBFBF" w:sz="4"/>
-              <w:right w:val="single" w:color="BFBFBF" w:sz="4"/>
-            </w:tcBorders>
-            <w:shd w:fill="F7F9FC" w:val="clear"/>
-            <w:tcMar>
-              <w:top w:type="dxa" w:w="100"/>
-              <w:left w:type="dxa" w:w="140"/>
-              <w:bottom w:type="dxa" w:w="100"/>
-              <w:right w:type="dxa" w:w="140"/>
-            </w:tcMar>
-          </w:tcPr>
-          <w:p>
-            <w:pPr>
-              <w:spacing w:after="40"/>
-            </w:pPr>
-            <w:r>
-              <w:t xml:space="preserve">Engineers (PR + deploy)</w:t>
-            </w:r>
-          </w:p>
-        </w:tc>
-        <w:tc>
-          <w:tcPr>
-            <w:tcW w:type="dxa" w:w="3540"/>
-            <w:tcBorders>
-              <w:top w:val="single" w:color="BFBFBF" w:sz="4"/>
-              <w:left w:val="single" w:color="BFBFBF" w:sz="4"/>
-              <w:bottom w:val="single" w:color="BFBFBF" w:sz="4"/>
-              <w:right w:val="single" w:color="BFBFBF" w:sz="4"/>
-            </w:tcBorders>
-            <w:shd w:fill="F7F9FC" w:val="clear"/>
             <w:tcMar>
               <w:top w:type="dxa" w:w="100"/>
               <w:left w:type="dxa" w:w="140"/>
@@ -5657,9 +5574,6 @@
         </w:rPr>
         <w:t xml:space="preserve">Speed to a runnable demo.</w:t>
       </w:r>
-      <w:r>
-        <w:t xml:space="preserve"> 2 hours vs 4-5 hours. The brief is explicit: "if you hit 5-6 hours and it works, stop there." Building both broke that budget without giving the reviewer anything meaningfully different to click.</w:t>
-      </w:r>
     </w:p>
     <w:p>
       <w:pPr>
@@ -5675,10 +5589,10 @@
           <w:b/>
           <w:bCs/>
         </w:rPr>
-        <w:t xml:space="preserve">Line-by-line defensibility.</w:t>
-      </w:r>
-      <w:r>
-        <w:t xml:space="preserve"> The brief says "explain the integrations you chose, not just name them." 150 lines of Python + Streamlit widgets is easier to defend under interview pressure than a 9-node visual workflow whose Function nodes hide the same logic anyway.</w:t>
+        <w:t xml:space="preserve">Fewer moving parts to fail live.</w:t>
+      </w:r>
+      <w:r>
+        <w:t xml:space="preserve"> Code-first has one vendor (Anthropic). Low-code has four (Anthropic, n8n Cloud, Firebase, GitHub Pages). Any of the extra three can outage the demo mid-interview.</w:t>
       </w:r>
     </w:p>
     <w:p>
@@ -5695,10 +5609,10 @@
           <w:b/>
           <w:bCs/>
         </w:rPr>
-        <w:t xml:space="preserve">Fewer moving parts to fail live.</w:t>
-      </w:r>
-      <w:r>
-        <w:t xml:space="preserve"> Code-first has one vendor (Anthropic). Low-code has four (Anthropic, n8n Cloud, Firebase, GitHub Pages). Any of the extra three can outage the demo mid-interview.</w:t>
+        <w:t xml:space="preserve">The AI does the same work in both.</w:t>
+      </w:r>
+      <w:r>
+        <w:t xml:space="preserve"> Both approaches run Extract → Rank + guardrail on Claude Sonnet 4.6. The comparison is really about where the code lives, not what it does.</w:t>
       </w:r>
     </w:p>
     <w:p>
@@ -5715,26 +5629,6 @@
           <w:b/>
           <w:bCs/>
         </w:rPr>
-        <w:t xml:space="preserve">The AI does the same work in both.</w:t>
-      </w:r>
-      <w:r>
-        <w:t xml:space="preserve"> Both approaches run Extract → Rank + guardrail on Claude Sonnet 4.6. The comparison is really about where the code lives, not what it does.</w:t>
-      </w:r>
-    </w:p>
-    <w:p>
-      <w:pPr>
-        <w:pStyle w:val="ListParagraph"/>
-        <w:numPr>
-          <w:ilvl w:val="0"/>
-          <w:numId w:val="2"/>
-        </w:numPr>
-        <w:spacing w:after="80"/>
-      </w:pPr>
-      <w:r>
-        <w:rPr>
-          <w:b/>
-          <w:bCs/>
-        </w:rPr>
         <w:t xml:space="preserve">Cost stays flat.</w:t>
       </w:r>
       <w:r>
@@ -5836,30 +5730,6 @@
       </w:r>
       <w:r>
         <w:t xml:space="preserve"> A non-engineer can debug a failed run by clicking the failed node.</w:t>
-      </w:r>
-    </w:p>
-    <w:p>
-      <w:pPr>
-        <w:pStyle w:val="Heading2"/>
-        <w:spacing w:after="160" w:before="260"/>
-      </w:pPr>
-      <w:r>
-        <w:t xml:space="preserve">3.4 One-line position</w:t>
-      </w:r>
-    </w:p>
-    <w:p>
-      <w:pPr>
-        <w:spacing w:after="140"/>
-      </w:pPr>
-      <w:r>
-        <w:rPr>
-          <w:b/>
-          <w:bCs/>
-        </w:rPr>
-        <w:t xml:space="preserve">Code-first is the right POC. Low-code is the right production version.</w:t>
-      </w:r>
-      <w:r>
-        <w:t xml:space="preserve"> The interview answer: "I picked code-first because it defends better in a walkthrough. If you told me to productionise it for an ops team, I would port to the n8n + Firebase pattern for the observability and edit-ability story."</w:t>
       </w:r>
     </w:p>
     <w:p>
@@ -8014,7 +7884,7 @@
           <w:b/>
           <w:bCs/>
         </w:rPr>
-        <w:t xml:space="preserve">Debuggability under interview pressure.</w:t>
+        <w:t xml:space="preserve">Debuggability</w:t>
       </w:r>
       <w:r>
         <w:t xml:space="preserve"> If the demo fails live, two calls let us point at which stage broke. Two independent failure surfaces are easier to reason about than one atomic call.</w:t>
